--- a/Проектная_Работа.docx
+++ b/Проектная_Работа.docx
@@ -1,364 +1,1373 @@
 
 <file path=word/document.xml><?xml version="1.0" encoding="utf-8"?>
-<w:document xmlns:wpc="http://schemas.microsoft.com/office/word/2010/wordprocessingCanvas" xmlns:cx="http://schemas.microsoft.com/office/drawing/2014/chartex" xmlns:cx1="http://schemas.microsoft.com/office/drawing/2015/9/8/chartex" xmlns:cx2="http://schemas.microsoft.com/office/drawing/2015/10/21/chartex" xmlns:cx3="http://schemas.microsoft.com/office/drawing/2016/5/9/chartex" xmlns:cx4="http://schemas.microsoft.com/office/drawing/2016/5/10/chartex" xmlns:cx5="http://schemas.microsoft.com/office/drawing/2016/5/11/chartex" xmlns:cx6="http://schemas.microsoft.com/office/drawing/2016/5/12/chartex" xmlns:cx7="http://schemas.microsoft.com/office/drawing/2016/5/13/chartex" xmlns:cx8="http://schemas.microsoft.com/office/drawing/2016/5/14/chartex" xmlns:mc="http://schemas.openxmlformats.org/markup-compatibility/2006" xmlns:aink="http://schemas.microsoft.com/office/drawing/2016/ink" xmlns:am3d="http://schemas.microsoft.com/office/drawing/2017/model3d" xmlns:o="urn:schemas-microsoft-com:office:office" xmlns:oel="http://schemas.microsoft.com/office/2019/extlst" xmlns:r="http://schemas.openxmlformats.org/officeDocument/2006/relationships" xmlns:m="http://schemas.openxmlformats.org/officeDocument/2006/math" xmlns:v="urn:schemas-microsoft-com:vml" xmlns:wp14="http://schemas.microsoft.com/office/word/2010/wordprocessingDrawing" xmlns:wp="http://schemas.openxmlformats.org/drawingml/2006/wordprocessingDrawing" xmlns:w10="urn:schemas-microsoft-com:office:word" xmlns:w="http://schemas.openxmlformats.org/wordprocessingml/2006/main" xmlns:w14="http://schemas.microsoft.com/office/word/2010/wordml" xmlns:w15="http://schemas.microsoft.com/office/word/2012/wordml" xmlns:w16cex="http://schemas.microsoft.com/office/word/2018/wordml/cex" xmlns:w16cid="http://schemas.microsoft.com/office/word/2016/wordml/cid" xmlns:w16="http://schemas.microsoft.com/office/word/2018/wordml" xmlns:w16du="http://schemas.microsoft.com/office/word/2023/wordml/word16du" xmlns:w16sdtdh="http://schemas.microsoft.com/office/word/2020/wordml/sdtdatahash" xmlns:w16sdtfl="http://schemas.microsoft.com/office/word/2024/wordml/sdtformatlock" xmlns:w16se="http://schemas.microsoft.com/office/word/2015/wordml/symex" xmlns:wpg="http://schemas.microsoft.com/office/word/2010/wordprocessingGroup" xmlns:wpi="http://schemas.microsoft.com/office/word/2010/wordprocessingInk" xmlns:wne="http://schemas.microsoft.com/office/word/2006/wordml" xmlns:wps="http://schemas.microsoft.com/office/word/2010/wordprocessingShape" mc:Ignorable="w14 w15 w16se w16cid w16 w16cex w16sdtdh w16sdtfl w16du wp14">
+<w:document xmlns:wpc="http://schemas.microsoft.com/office/word/2010/wordprocessingCanvas" xmlns:mc="http://schemas.openxmlformats.org/markup-compatibility/2006" xmlns:o="urn:schemas-microsoft-com:office:office" xmlns:r="http://schemas.openxmlformats.org/officeDocument/2006/relationships" xmlns:m="http://schemas.openxmlformats.org/officeDocument/2006/math" xmlns:v="urn:schemas-microsoft-com:vml" xmlns:wp14="http://schemas.microsoft.com/office/word/2010/wordprocessingDrawing" xmlns:wp="http://schemas.openxmlformats.org/drawingml/2006/wordprocessingDrawing" xmlns:w10="urn:schemas-microsoft-com:office:word" xmlns:w="http://schemas.openxmlformats.org/wordprocessingml/2006/main" xmlns:w14="http://schemas.microsoft.com/office/word/2010/wordml" xmlns:w15="http://schemas.microsoft.com/office/word/2012/wordml" xmlns:wpg="http://schemas.microsoft.com/office/word/2010/wordprocessingGroup" xmlns:wpi="http://schemas.microsoft.com/office/word/2010/wordprocessingInk" xmlns:wne="http://schemas.microsoft.com/office/word/2006/wordml" xmlns:wps="http://schemas.microsoft.com/office/word/2010/wordprocessingShape" mc:Ignorable="w14 w15 wp14">
   <w:body>
-    <w:p/>
-    <w:p/>
-    <w:p>
-      <w:r>
-        <w:rPr>
-          <w:rFonts w:ascii="Times New Roman" w:hAnsi="Times New Roman" w:cs="Times New Roman"/>
-          <w:noProof/>
-        </w:rPr>
-        <mc:AlternateContent>
-          <mc:Choice Requires="wps">
-            <w:drawing>
-              <wp:anchor distT="0" distB="0" distL="182880" distR="182880" simplePos="0" relativeHeight="251660288" behindDoc="1" locked="0" layoutInCell="1" allowOverlap="1" wp14:anchorId="25F283A7" wp14:editId="1A6D07D4">
-                <wp:simplePos x="0" y="0"/>
-                <wp:positionH relativeFrom="margin">
-                  <wp:posOffset>501650</wp:posOffset>
-                </wp:positionH>
-                <wp:positionV relativeFrom="page">
-                  <wp:posOffset>3307715</wp:posOffset>
-                </wp:positionV>
-                <wp:extent cx="4699000" cy="1780540"/>
-                <wp:effectExtent l="0" t="0" r="6350" b="10160"/>
-                <wp:wrapTight wrapText="bothSides">
-                  <wp:wrapPolygon edited="0">
-                    <wp:start x="0" y="0"/>
-                    <wp:lineTo x="0" y="21492"/>
-                    <wp:lineTo x="21542" y="21492"/>
-                    <wp:lineTo x="21542" y="0"/>
-                    <wp:lineTo x="0" y="0"/>
-                  </wp:wrapPolygon>
-                </wp:wrapTight>
-                <wp:docPr id="131" name="Текстовое поле 131"/>
-                <wp:cNvGraphicFramePr/>
-                <a:graphic xmlns:a="http://schemas.openxmlformats.org/drawingml/2006/main">
-                  <a:graphicData uri="http://schemas.microsoft.com/office/word/2010/wordprocessingShape">
-                    <wps:wsp>
-                      <wps:cNvSpPr txBox="1"/>
-                      <wps:spPr>
-                        <a:xfrm>
-                          <a:off x="0" y="0"/>
-                          <a:ext cx="4699000" cy="1780540"/>
-                        </a:xfrm>
-                        <a:prstGeom prst="rect">
-                          <a:avLst/>
-                        </a:prstGeom>
-                        <a:noFill/>
-                        <a:ln w="6350">
-                          <a:noFill/>
-                        </a:ln>
-                        <a:effectLst/>
-                      </wps:spPr>
-                      <wps:style>
-                        <a:lnRef idx="0">
-                          <a:schemeClr val="accent1"/>
-                        </a:lnRef>
-                        <a:fillRef idx="0">
-                          <a:schemeClr val="accent1"/>
-                        </a:fillRef>
-                        <a:effectRef idx="0">
-                          <a:schemeClr val="accent1"/>
-                        </a:effectRef>
-                        <a:fontRef idx="minor">
-                          <a:schemeClr val="dk1"/>
-                        </a:fontRef>
-                      </wps:style>
-                      <wps:txbx>
-                        <w:txbxContent>
-                          <w:p>
-                            <w:pPr>
-                              <w:pStyle w:val="ac"/>
-                              <w:spacing w:before="40" w:after="560" w:line="216" w:lineRule="auto"/>
-                              <w:rPr>
-                                <w:color w:val="156082" w:themeColor="accent1"/>
-                                <w:sz w:val="72"/>
-                                <w:szCs w:val="72"/>
-                              </w:rPr>
-                            </w:pPr>
-                            <w:sdt>
-                              <w:sdtPr>
-                                <w:rPr>
-                                  <w:sz w:val="72"/>
-                                  <w:szCs w:val="72"/>
-                                </w:rPr>
-                                <w:alias w:val="Название"/>
-                                <w:tag w:val=""/>
-                                <w:id w:val="151731938"/>
-                                <w:dataBinding w:prefixMappings="xmlns:ns0='http://purl.org/dc/elements/1.1/' xmlns:ns1='http://schemas.openxmlformats.org/package/2006/metadata/core-properties' " w:xpath="/ns1:coreProperties[1]/ns0:title[1]" w:storeItemID="{6C3C8BC8-F283-45AE-878A-BAB7291924A1}"/>
-                                <w:text/>
-                              </w:sdtPr>
-                              <w:sdtContent>
-                                <w:r>
-                                  <w:rPr>
-                                    <w:sz w:val="72"/>
-                                    <w:szCs w:val="72"/>
-                                  </w:rPr>
-                                  <w:t>Техническая документация</w:t>
-                                </w:r>
-                              </w:sdtContent>
-                            </w:sdt>
-                          </w:p>
-                          <w:sdt>
-                            <w:sdtPr>
-                              <w:rPr>
-                                <w:caps/>
-                                <w:sz w:val="28"/>
-                                <w:szCs w:val="28"/>
-                              </w:rPr>
-                              <w:alias w:val="Подзаголовок"/>
-                              <w:tag w:val=""/>
-                              <w:id w:val="-2090151685"/>
-                              <w:dataBinding w:prefixMappings="xmlns:ns0='http://purl.org/dc/elements/1.1/' xmlns:ns1='http://schemas.openxmlformats.org/package/2006/metadata/core-properties' " w:xpath="/ns1:coreProperties[1]/ns0:subject[1]" w:storeItemID="{6C3C8BC8-F283-45AE-878A-BAB7291924A1}"/>
-                              <w:text/>
-                            </w:sdtPr>
-                            <w:sdtContent>
+    <w:sdt>
+      <w:sdtPr>
+        <w:rPr>
+          <w:rFonts w:ascii="Times New Roman" w:eastAsiaTheme="minorHAnsi" w:hAnsi="Times New Roman" w:cs="Times New Roman"/>
+          <w:color w:val="auto"/>
+          <w:sz w:val="24"/>
+          <w:szCs w:val="24"/>
+        </w:rPr>
+        <w:id w:val="759796033"/>
+        <w:docPartObj>
+          <w:docPartGallery w:val="Cover Pages"/>
+          <w:docPartUnique/>
+        </w:docPartObj>
+      </w:sdtPr>
+      <w:sdtEndPr>
+        <w:rPr>
+          <w:rFonts w:asciiTheme="minorHAnsi" w:hAnsiTheme="minorHAnsi" w:cstheme="minorBidi"/>
+        </w:rPr>
+      </w:sdtEndPr>
+      <w:sdtContent>
+        <w:p>
+          <w:pPr>
+            <w:pStyle w:val="1"/>
+            <w:shd w:val="clear" w:color="auto" w:fill="FFFFFF"/>
+            <w:spacing w:before="0" w:line="360" w:lineRule="auto"/>
+            <w:textAlignment w:val="baseline"/>
+          </w:pPr>
+          <w:r>
+            <w:rPr>
+              <w:noProof/>
+              <w:color w:val="auto"/>
+              <w:lang w:eastAsia="ru-RU"/>
+            </w:rPr>
+            <mc:AlternateContent>
+              <mc:Choice Requires="wpg">
+                <w:drawing>
+                  <wp:anchor distT="0" distB="0" distL="114300" distR="114300" simplePos="0" relativeHeight="251666432" behindDoc="0" locked="0" layoutInCell="1" allowOverlap="1" wp14:anchorId="45D005B5" wp14:editId="6BBFD797">
+                    <wp:simplePos x="0" y="0"/>
+                    <wp:positionH relativeFrom="page">
+                      <wp:align>center</wp:align>
+                    </wp:positionH>
+                    <wp:positionV relativeFrom="page">
+                      <wp:posOffset>245745</wp:posOffset>
+                    </wp:positionV>
+                    <wp:extent cx="7315200" cy="1215391"/>
+                    <wp:effectExtent l="0" t="0" r="0" b="1905"/>
+                    <wp:wrapNone/>
+                    <wp:docPr id="149" name="Группа 149"/>
+                    <wp:cNvGraphicFramePr/>
+                    <a:graphic xmlns:a="http://schemas.openxmlformats.org/drawingml/2006/main">
+                      <a:graphicData uri="http://schemas.microsoft.com/office/word/2010/wordprocessingGroup">
+                        <wpg:wgp>
+                          <wpg:cNvGrpSpPr/>
+                          <wpg:grpSpPr>
+                            <a:xfrm>
+                              <a:off x="0" y="0"/>
+                              <a:ext cx="7315200" cy="1215391"/>
+                              <a:chOff x="0" y="-1"/>
+                              <a:chExt cx="7315200" cy="1216153"/>
+                            </a:xfrm>
+                            <a:solidFill>
+                              <a:schemeClr val="bg1"/>
+                            </a:solidFill>
+                          </wpg:grpSpPr>
+                          <wps:wsp>
+                            <wps:cNvPr id="150" name="Прямоугольник 51"/>
+                            <wps:cNvSpPr/>
+                            <wps:spPr>
+                              <a:xfrm>
+                                <a:off x="0" y="-1"/>
+                                <a:ext cx="7315200" cy="1130373"/>
+                              </a:xfrm>
+                              <a:custGeom>
+                                <a:avLst/>
+                                <a:gdLst>
+                                  <a:gd name="connsiteX0" fmla="*/ 0 w 7312660"/>
+                                  <a:gd name="connsiteY0" fmla="*/ 0 h 1215390"/>
+                                  <a:gd name="connsiteX1" fmla="*/ 7312660 w 7312660"/>
+                                  <a:gd name="connsiteY1" fmla="*/ 0 h 1215390"/>
+                                  <a:gd name="connsiteX2" fmla="*/ 7312660 w 7312660"/>
+                                  <a:gd name="connsiteY2" fmla="*/ 1215390 h 1215390"/>
+                                  <a:gd name="connsiteX3" fmla="*/ 0 w 7312660"/>
+                                  <a:gd name="connsiteY3" fmla="*/ 1215390 h 1215390"/>
+                                  <a:gd name="connsiteX4" fmla="*/ 0 w 7312660"/>
+                                  <a:gd name="connsiteY4" fmla="*/ 0 h 1215390"/>
+                                  <a:gd name="connsiteX0" fmla="*/ 0 w 7312660"/>
+                                  <a:gd name="connsiteY0" fmla="*/ 0 h 1215390"/>
+                                  <a:gd name="connsiteX1" fmla="*/ 7312660 w 7312660"/>
+                                  <a:gd name="connsiteY1" fmla="*/ 0 h 1215390"/>
+                                  <a:gd name="connsiteX2" fmla="*/ 7312660 w 7312660"/>
+                                  <a:gd name="connsiteY2" fmla="*/ 1215390 h 1215390"/>
+                                  <a:gd name="connsiteX3" fmla="*/ 3667125 w 7312660"/>
+                                  <a:gd name="connsiteY3" fmla="*/ 1209675 h 1215390"/>
+                                  <a:gd name="connsiteX4" fmla="*/ 0 w 7312660"/>
+                                  <a:gd name="connsiteY4" fmla="*/ 1215390 h 1215390"/>
+                                  <a:gd name="connsiteX5" fmla="*/ 0 w 7312660"/>
+                                  <a:gd name="connsiteY5" fmla="*/ 0 h 1215390"/>
+                                  <a:gd name="connsiteX0" fmla="*/ 0 w 7312660"/>
+                                  <a:gd name="connsiteY0" fmla="*/ 0 h 1215390"/>
+                                  <a:gd name="connsiteX1" fmla="*/ 7312660 w 7312660"/>
+                                  <a:gd name="connsiteY1" fmla="*/ 0 h 1215390"/>
+                                  <a:gd name="connsiteX2" fmla="*/ 7312660 w 7312660"/>
+                                  <a:gd name="connsiteY2" fmla="*/ 1215390 h 1215390"/>
+                                  <a:gd name="connsiteX3" fmla="*/ 3619500 w 7312660"/>
+                                  <a:gd name="connsiteY3" fmla="*/ 733425 h 1215390"/>
+                                  <a:gd name="connsiteX4" fmla="*/ 0 w 7312660"/>
+                                  <a:gd name="connsiteY4" fmla="*/ 1215390 h 1215390"/>
+                                  <a:gd name="connsiteX5" fmla="*/ 0 w 7312660"/>
+                                  <a:gd name="connsiteY5" fmla="*/ 0 h 1215390"/>
+                                  <a:gd name="connsiteX0" fmla="*/ 0 w 7312660"/>
+                                  <a:gd name="connsiteY0" fmla="*/ 0 h 1215390"/>
+                                  <a:gd name="connsiteX1" fmla="*/ 7312660 w 7312660"/>
+                                  <a:gd name="connsiteY1" fmla="*/ 0 h 1215390"/>
+                                  <a:gd name="connsiteX2" fmla="*/ 7312660 w 7312660"/>
+                                  <a:gd name="connsiteY2" fmla="*/ 1129665 h 1215390"/>
+                                  <a:gd name="connsiteX3" fmla="*/ 3619500 w 7312660"/>
+                                  <a:gd name="connsiteY3" fmla="*/ 733425 h 1215390"/>
+                                  <a:gd name="connsiteX4" fmla="*/ 0 w 7312660"/>
+                                  <a:gd name="connsiteY4" fmla="*/ 1215390 h 1215390"/>
+                                  <a:gd name="connsiteX5" fmla="*/ 0 w 7312660"/>
+                                  <a:gd name="connsiteY5" fmla="*/ 0 h 1215390"/>
+                                  <a:gd name="connsiteX0" fmla="*/ 9525 w 7322185"/>
+                                  <a:gd name="connsiteY0" fmla="*/ 0 h 1129665"/>
+                                  <a:gd name="connsiteX1" fmla="*/ 7322185 w 7322185"/>
+                                  <a:gd name="connsiteY1" fmla="*/ 0 h 1129665"/>
+                                  <a:gd name="connsiteX2" fmla="*/ 7322185 w 7322185"/>
+                                  <a:gd name="connsiteY2" fmla="*/ 1129665 h 1129665"/>
+                                  <a:gd name="connsiteX3" fmla="*/ 3629025 w 7322185"/>
+                                  <a:gd name="connsiteY3" fmla="*/ 733425 h 1129665"/>
+                                  <a:gd name="connsiteX4" fmla="*/ 0 w 7322185"/>
+                                  <a:gd name="connsiteY4" fmla="*/ 1091565 h 1129665"/>
+                                  <a:gd name="connsiteX5" fmla="*/ 9525 w 7322185"/>
+                                  <a:gd name="connsiteY5" fmla="*/ 0 h 1129665"/>
+                                  <a:gd name="connsiteX0" fmla="*/ 0 w 7312660"/>
+                                  <a:gd name="connsiteY0" fmla="*/ 0 h 1129665"/>
+                                  <a:gd name="connsiteX1" fmla="*/ 7312660 w 7312660"/>
+                                  <a:gd name="connsiteY1" fmla="*/ 0 h 1129665"/>
+                                  <a:gd name="connsiteX2" fmla="*/ 7312660 w 7312660"/>
+                                  <a:gd name="connsiteY2" fmla="*/ 1129665 h 1129665"/>
+                                  <a:gd name="connsiteX3" fmla="*/ 3619500 w 7312660"/>
+                                  <a:gd name="connsiteY3" fmla="*/ 733425 h 1129665"/>
+                                  <a:gd name="connsiteX4" fmla="*/ 0 w 7312660"/>
+                                  <a:gd name="connsiteY4" fmla="*/ 1091565 h 1129665"/>
+                                  <a:gd name="connsiteX5" fmla="*/ 0 w 7312660"/>
+                                  <a:gd name="connsiteY5" fmla="*/ 0 h 1129665"/>
+                                </a:gdLst>
+                                <a:ahLst/>
+                                <a:cxnLst>
+                                  <a:cxn ang="0">
+                                    <a:pos x="connsiteX0" y="connsiteY0"/>
+                                  </a:cxn>
+                                  <a:cxn ang="0">
+                                    <a:pos x="connsiteX1" y="connsiteY1"/>
+                                  </a:cxn>
+                                  <a:cxn ang="0">
+                                    <a:pos x="connsiteX2" y="connsiteY2"/>
+                                  </a:cxn>
+                                  <a:cxn ang="0">
+                                    <a:pos x="connsiteX3" y="connsiteY3"/>
+                                  </a:cxn>
+                                  <a:cxn ang="0">
+                                    <a:pos x="connsiteX4" y="connsiteY4"/>
+                                  </a:cxn>
+                                  <a:cxn ang="0">
+                                    <a:pos x="connsiteX5" y="connsiteY5"/>
+                                  </a:cxn>
+                                </a:cxnLst>
+                                <a:rect l="l" t="t" r="r" b="b"/>
+                                <a:pathLst>
+                                  <a:path w="7312660" h="1129665">
+                                    <a:moveTo>
+                                      <a:pt x="0" y="0"/>
+                                    </a:moveTo>
+                                    <a:lnTo>
+                                      <a:pt x="7312660" y="0"/>
+                                    </a:lnTo>
+                                    <a:lnTo>
+                                      <a:pt x="7312660" y="1129665"/>
+                                    </a:lnTo>
+                                    <a:lnTo>
+                                      <a:pt x="3619500" y="733425"/>
+                                    </a:lnTo>
+                                    <a:lnTo>
+                                      <a:pt x="0" y="1091565"/>
+                                    </a:lnTo>
+                                    <a:lnTo>
+                                      <a:pt x="0" y="0"/>
+                                    </a:lnTo>
+                                    <a:close/>
+                                  </a:path>
+                                </a:pathLst>
+                              </a:custGeom>
+                              <a:grpFill/>
+                              <a:ln>
+                                <a:noFill/>
+                              </a:ln>
+                            </wps:spPr>
+                            <wps:style>
+                              <a:lnRef idx="2">
+                                <a:schemeClr val="accent1">
+                                  <a:shade val="50000"/>
+                                </a:schemeClr>
+                              </a:lnRef>
+                              <a:fillRef idx="1">
+                                <a:schemeClr val="accent1"/>
+                              </a:fillRef>
+                              <a:effectRef idx="0">
+                                <a:schemeClr val="accent1"/>
+                              </a:effectRef>
+                              <a:fontRef idx="minor">
+                                <a:schemeClr val="lt1"/>
+                              </a:fontRef>
+                            </wps:style>
+                            <wps:bodyPr rot="0" spcFirstLastPara="0" vertOverflow="overflow" horzOverflow="overflow" vert="horz" wrap="square" lIns="91440" tIns="45720" rIns="91440" bIns="45720" numCol="1" spcCol="0" rtlCol="0" fromWordArt="0" anchor="ctr" anchorCtr="0" forceAA="0" compatLnSpc="1">
+                              <a:prstTxWarp prst="textNoShape">
+                                <a:avLst/>
+                              </a:prstTxWarp>
+                              <a:noAutofit/>
+                            </wps:bodyPr>
+                          </wps:wsp>
+                          <wps:wsp>
+                            <wps:cNvPr id="151" name="Прямоугольник 151"/>
+                            <wps:cNvSpPr/>
+                            <wps:spPr>
+                              <a:xfrm>
+                                <a:off x="0" y="0"/>
+                                <a:ext cx="7315200" cy="1216152"/>
+                              </a:xfrm>
+                              <a:prstGeom prst="rect">
+                                <a:avLst/>
+                              </a:prstGeom>
+                              <a:grpFill/>
+                              <a:ln>
+                                <a:noFill/>
+                              </a:ln>
+                            </wps:spPr>
+                            <wps:style>
+                              <a:lnRef idx="2">
+                                <a:schemeClr val="accent1">
+                                  <a:shade val="50000"/>
+                                </a:schemeClr>
+                              </a:lnRef>
+                              <a:fillRef idx="1">
+                                <a:schemeClr val="accent1"/>
+                              </a:fillRef>
+                              <a:effectRef idx="0">
+                                <a:schemeClr val="accent1"/>
+                              </a:effectRef>
+                              <a:fontRef idx="minor">
+                                <a:schemeClr val="lt1"/>
+                              </a:fontRef>
+                            </wps:style>
+                            <wps:bodyPr rot="0" spcFirstLastPara="0" vertOverflow="overflow" horzOverflow="overflow" vert="horz" wrap="square" lIns="91440" tIns="45720" rIns="91440" bIns="45720" numCol="1" spcCol="0" rtlCol="0" fromWordArt="0" anchor="ctr" anchorCtr="0" forceAA="0" compatLnSpc="1">
+                              <a:prstTxWarp prst="textNoShape">
+                                <a:avLst/>
+                              </a:prstTxWarp>
+                              <a:noAutofit/>
+                            </wps:bodyPr>
+                          </wps:wsp>
+                        </wpg:wgp>
+                      </a:graphicData>
+                    </a:graphic>
+                    <wp14:sizeRelH relativeFrom="page">
+                      <wp14:pctWidth>94100</wp14:pctWidth>
+                    </wp14:sizeRelH>
+                    <wp14:sizeRelV relativeFrom="page">
+                      <wp14:pctHeight>12100</wp14:pctHeight>
+                    </wp14:sizeRelV>
+                  </wp:anchor>
+                </w:drawing>
+              </mc:Choice>
+              <mc:Fallback>
+                <w:pict>
+                  <v:group w14:anchorId="2B309884" id="Группа 149" o:spid="_x0000_s1026" style="position:absolute;margin-left:0;margin-top:19.35pt;width:8in;height:95.7pt;z-index:251666432;mso-width-percent:941;mso-height-percent:121;mso-position-horizontal:center;mso-position-horizontal-relative:page;mso-position-vertical-relative:page;mso-width-percent:941;mso-height-percent:121" coordorigin="" coordsize="73152,12161" o:gfxdata="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">
+                    <v:shape id="Прямоугольник 51" o:spid="_x0000_s1027" style="position:absolute;width:73152;height:11303;visibility:visible;mso-wrap-style:square;v-text-anchor:middle" coordsize="7312660,1129665" o:gfxdata="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" path="m,l7312660,r,1129665l3619500,733425,,1091565,,xe" filled="f" stroked="f" strokeweight="1.5pt">
+                      <v:stroke joinstyle="miter"/>
+                      <v:path arrowok="t" o:connecttype="custom" o:connectlocs="0,0;7315200,0;7315200,1130373;3620757,733885;0,1092249;0,0" o:connectangles="0,0,0,0,0,0"/>
+                    </v:shape>
+                    <v:rect id="Прямоугольник 151" o:spid="_x0000_s1028" style="position:absolute;width:73152;height:12161;visibility:visible;mso-wrap-style:square;v-text-anchor:middle" o:gfxdata="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" filled="f" stroked="f" strokeweight="1.5pt"/>
+                    <w10:wrap anchorx="page" anchory="page"/>
+                  </v:group>
+                </w:pict>
+              </mc:Fallback>
+            </mc:AlternateContent>
+          </w:r>
+        </w:p>
+        <w:p>
+          <w:pPr>
+            <w:pStyle w:val="1"/>
+            <w:shd w:val="clear" w:color="auto" w:fill="FFFFFF"/>
+            <w:spacing w:before="0" w:line="360" w:lineRule="auto"/>
+            <w:textAlignment w:val="baseline"/>
+          </w:pPr>
+        </w:p>
+        <w:p>
+          <w:pPr>
+            <w:pStyle w:val="ac"/>
+            <w:jc w:val="center"/>
+            <w:rPr>
+              <w:rFonts w:ascii="Times New Roman" w:hAnsi="Times New Roman" w:cs="Times New Roman"/>
+              <w:color w:val="595959" w:themeColor="text1" w:themeTint="A6"/>
+              <w:sz w:val="28"/>
+              <w:szCs w:val="28"/>
+            </w:rPr>
+          </w:pPr>
+          <w:r>
+            <w:rPr>
+              <w:rFonts w:ascii="Times New Roman" w:hAnsi="Times New Roman" w:cs="Times New Roman"/>
+              <w:sz w:val="28"/>
+              <w:szCs w:val="28"/>
+            </w:rPr>
+            <w:t>Каспийский институт морского и речного транспорта имени генерал-адмирала Ф.М. Апраксина — филиал федерального государственного бюджетного образовательного учреждения высшего образования «Волжский государственный университет водного транспорта»</w:t>
+          </w:r>
+        </w:p>
+        <w:p>
+          <w:pPr>
+            <w:pStyle w:val="1"/>
+            <w:shd w:val="clear" w:color="auto" w:fill="FFFFFF"/>
+            <w:spacing w:before="0" w:line="360" w:lineRule="auto"/>
+            <w:textAlignment w:val="baseline"/>
+          </w:pPr>
+        </w:p>
+        <w:p>
+          <w:pPr>
+            <w:pStyle w:val="1"/>
+            <w:shd w:val="clear" w:color="auto" w:fill="FFFFFF"/>
+            <w:spacing w:before="0" w:line="360" w:lineRule="auto"/>
+            <w:textAlignment w:val="baseline"/>
+          </w:pPr>
+        </w:p>
+        <w:p>
+          <w:pPr>
+            <w:pStyle w:val="1"/>
+            <w:shd w:val="clear" w:color="auto" w:fill="FFFFFF"/>
+            <w:spacing w:before="0" w:line="360" w:lineRule="auto"/>
+            <w:textAlignment w:val="baseline"/>
+          </w:pPr>
+          <w:r>
+            <w:rPr>
+              <w:noProof/>
+              <w:lang w:eastAsia="ru-RU"/>
+            </w:rPr>
+            <mc:AlternateContent>
+              <mc:Choice Requires="wps">
+                <w:drawing>
+                  <wp:anchor distT="0" distB="0" distL="114300" distR="114300" simplePos="0" relativeHeight="251664384" behindDoc="0" locked="0" layoutInCell="1" allowOverlap="1" wp14:anchorId="078FB04A" wp14:editId="2E6AC141">
+                    <wp:simplePos x="0" y="0"/>
+                    <wp:positionH relativeFrom="page">
+                      <wp:align>center</wp:align>
+                    </wp:positionH>
+                    <mc:AlternateContent>
+                      <mc:Choice Requires="wp14">
+                        <wp:positionV relativeFrom="page">
+                          <wp14:pctPosVOffset>81800</wp14:pctPosVOffset>
+                        </wp:positionV>
+                      </mc:Choice>
+                      <mc:Fallback>
+                        <wp:positionV relativeFrom="page">
+                          <wp:posOffset>8745855</wp:posOffset>
+                        </wp:positionV>
+                      </mc:Fallback>
+                    </mc:AlternateContent>
+                    <wp:extent cx="7315200" cy="914400"/>
+                    <wp:effectExtent l="0" t="0" r="0" b="8255"/>
+                    <wp:wrapSquare wrapText="bothSides"/>
+                    <wp:docPr id="152" name="Текстовое поле 152"/>
+                    <wp:cNvGraphicFramePr/>
+                    <a:graphic xmlns:a="http://schemas.openxmlformats.org/drawingml/2006/main">
+                      <a:graphicData uri="http://schemas.microsoft.com/office/word/2010/wordprocessingShape">
+                        <wps:wsp>
+                          <wps:cNvSpPr txBox="1"/>
+                          <wps:spPr>
+                            <a:xfrm>
+                              <a:off x="0" y="0"/>
+                              <a:ext cx="7315200" cy="914400"/>
+                            </a:xfrm>
+                            <a:prstGeom prst="rect">
+                              <a:avLst/>
+                            </a:prstGeom>
+                            <a:noFill/>
+                            <a:ln w="6350">
+                              <a:noFill/>
+                            </a:ln>
+                            <a:effectLst/>
+                          </wps:spPr>
+                          <wps:style>
+                            <a:lnRef idx="0">
+                              <a:schemeClr val="accent1"/>
+                            </a:lnRef>
+                            <a:fillRef idx="0">
+                              <a:schemeClr val="accent1"/>
+                            </a:fillRef>
+                            <a:effectRef idx="0">
+                              <a:schemeClr val="accent1"/>
+                            </a:effectRef>
+                            <a:fontRef idx="minor">
+                              <a:schemeClr val="dk1"/>
+                            </a:fontRef>
+                          </wps:style>
+                          <wps:txbx>
+                            <w:txbxContent>
                               <w:p>
                                 <w:pPr>
                                   <w:pStyle w:val="ac"/>
-                                  <w:spacing w:before="40" w:after="40"/>
+                                  <w:jc w:val="right"/>
                                   <w:rPr>
-                                    <w:caps/>
-                                    <w:color w:val="501549" w:themeColor="accent5" w:themeShade="80"/>
+                                    <w:rFonts w:ascii="Times New Roman" w:hAnsi="Times New Roman" w:cs="Times New Roman"/>
+                                    <w:sz w:val="28"/>
+                                    <w:szCs w:val="28"/>
+                                  </w:rPr>
+                                </w:pPr>
+                                <w:sdt>
+                                  <w:sdtPr>
+                                    <w:rPr>
+                                      <w:rFonts w:ascii="Times New Roman" w:hAnsi="Times New Roman" w:cs="Times New Roman"/>
+                                      <w:sz w:val="28"/>
+                                      <w:szCs w:val="28"/>
+                                    </w:rPr>
+                                    <w:alias w:val="Автор"/>
+                                    <w:tag w:val=""/>
+                                    <w:id w:val="789243997"/>
+                                    <w:dataBinding w:prefixMappings="xmlns:ns0='http://purl.org/dc/elements/1.1/' xmlns:ns1='http://schemas.openxmlformats.org/package/2006/metadata/core-properties' " w:xpath="/ns1:coreProperties[1]/ns0:creator[1]" w:storeItemID="{6C3C8BC8-F283-45AE-878A-BAB7291924A1}"/>
+                                    <w:text/>
+                                  </w:sdtPr>
+                                  <w:sdtEndPr/>
+                                  <w:sdtContent>
+                                    <w:r>
+                                      <w:rPr>
+                                        <w:rFonts w:ascii="Times New Roman" w:hAnsi="Times New Roman" w:cs="Times New Roman"/>
+                                        <w:sz w:val="28"/>
+                                        <w:szCs w:val="28"/>
+                                      </w:rPr>
+                                      <w:t>Автор: Ланцетов Ярослав Андреевич 21ИСП</w:t>
+                                    </w:r>
+                                  </w:sdtContent>
+                                </w:sdt>
+                                <w:r>
+                                  <w:rPr>
+                                    <w:rFonts w:ascii="Times New Roman" w:hAnsi="Times New Roman" w:cs="Times New Roman"/>
+                                    <w:sz w:val="28"/>
+                                    <w:szCs w:val="28"/>
+                                  </w:rPr>
+                                  <w:t xml:space="preserve"> </w:t>
+                                </w:r>
+                              </w:p>
+                              <w:p>
+                                <w:pPr>
+                                  <w:pStyle w:val="ac"/>
+                                  <w:jc w:val="right"/>
+                                  <w:rPr>
+                                    <w:rFonts w:ascii="Times New Roman" w:hAnsi="Times New Roman" w:cs="Times New Roman"/>
                                     <w:sz w:val="28"/>
                                     <w:szCs w:val="28"/>
                                   </w:rPr>
                                 </w:pPr>
                                 <w:r>
                                   <w:rPr>
-                                    <w:caps/>
+                                    <w:rFonts w:ascii="Times New Roman" w:hAnsi="Times New Roman" w:cs="Times New Roman"/>
                                     <w:sz w:val="28"/>
                                     <w:szCs w:val="28"/>
                                   </w:rPr>
-                                  <w:t>Система розыска gta crmp</w:t>
+                                  <w:t xml:space="preserve">Преподаватель Рахманин С.В </w:t>
                                 </w:r>
                               </w:p>
-                            </w:sdtContent>
-                          </w:sdt>
-                        </w:txbxContent>
-                      </wps:txbx>
-                      <wps:bodyPr rot="0" spcFirstLastPara="0" vertOverflow="overflow" horzOverflow="overflow" vert="horz" wrap="square" lIns="0" tIns="0" rIns="0" bIns="0" numCol="1" spcCol="0" rtlCol="0" fromWordArt="0" anchor="t" anchorCtr="0" forceAA="0" compatLnSpc="1">
-                        <a:prstTxWarp prst="textNoShape">
-                          <a:avLst/>
-                        </a:prstTxWarp>
-                        <a:noAutofit/>
-                      </wps:bodyPr>
-                    </wps:wsp>
-                  </a:graphicData>
-                </a:graphic>
-                <wp14:sizeRelH relativeFrom="margin">
-                  <wp14:pctWidth>0</wp14:pctWidth>
-                </wp14:sizeRelH>
-                <wp14:sizeRelV relativeFrom="page">
-                  <wp14:pctHeight>0</wp14:pctHeight>
-                </wp14:sizeRelV>
-              </wp:anchor>
-            </w:drawing>
-          </mc:Choice>
-          <mc:Fallback>
-            <w:pict>
-              <v:shapetype w14:anchorId="25F283A7" id="_x0000_t202" coordsize="21600,21600" o:spt="202" path="m,l,21600r21600,l21600,xe">
-                <v:stroke joinstyle="miter"/>
-                <v:path gradientshapeok="t" o:connecttype="rect"/>
-              </v:shapetype>
-              <v:shape id="Текстовое поле 131" o:spid="_x0000_s1027" type="#_x0000_t202" style="position:absolute;margin-left:39.5pt;margin-top:260.45pt;width:370pt;height:140.2pt;z-index:-251656192;visibility:visible;mso-wrap-style:square;mso-width-percent:0;mso-height-percent:0;mso-wrap-distance-left:14.4pt;mso-wrap-distance-top:0;mso-wrap-distance-right:14.4pt;mso-wrap-distance-bottom:0;mso-position-horizontal:absolute;mso-position-horizontal-relative:margin;mso-position-vertical:absolute;mso-position-vertical-relative:page;mso-width-percent:0;mso-height-percent:0;mso-width-relative:margin;mso-height-relative:page;v-text-anchor:top" o:gfxdata="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" filled="f" stroked="f" strokeweight=".5pt">
-                <v:textbox inset="0,0,0,0">
-                  <w:txbxContent>
-                    <w:p>
-                      <w:pPr>
-                        <w:pStyle w:val="ac"/>
-                        <w:spacing w:before="40" w:after="560" w:line="216" w:lineRule="auto"/>
-                        <w:rPr>
-                          <w:color w:val="156082" w:themeColor="accent1"/>
-                          <w:sz w:val="72"/>
-                          <w:szCs w:val="72"/>
-                        </w:rPr>
-                      </w:pPr>
-                      <w:sdt>
-                        <w:sdtPr>
-                          <w:rPr>
-                            <w:sz w:val="72"/>
-                            <w:szCs w:val="72"/>
-                          </w:rPr>
-                          <w:alias w:val="Название"/>
-                          <w:tag w:val=""/>
-                          <w:id w:val="151731938"/>
-                          <w:dataBinding w:prefixMappings="xmlns:ns0='http://purl.org/dc/elements/1.1/' xmlns:ns1='http://schemas.openxmlformats.org/package/2006/metadata/core-properties' " w:xpath="/ns1:coreProperties[1]/ns0:title[1]" w:storeItemID="{6C3C8BC8-F283-45AE-878A-BAB7291924A1}"/>
-                          <w:text/>
-                        </w:sdtPr>
-                        <w:sdtContent>
-                          <w:r>
-                            <w:rPr>
-                              <w:sz w:val="72"/>
-                              <w:szCs w:val="72"/>
-                            </w:rPr>
-                            <w:t>Техническая документация</w:t>
-                          </w:r>
-                        </w:sdtContent>
-                      </w:sdt>
-                    </w:p>
-                    <w:sdt>
-                      <w:sdtPr>
-                        <w:rPr>
-                          <w:caps/>
-                          <w:sz w:val="28"/>
-                          <w:szCs w:val="28"/>
-                        </w:rPr>
-                        <w:alias w:val="Подзаголовок"/>
-                        <w:tag w:val=""/>
-                        <w:id w:val="-2090151685"/>
-                        <w:dataBinding w:prefixMappings="xmlns:ns0='http://purl.org/dc/elements/1.1/' xmlns:ns1='http://schemas.openxmlformats.org/package/2006/metadata/core-properties' " w:xpath="/ns1:coreProperties[1]/ns0:subject[1]" w:storeItemID="{6C3C8BC8-F283-45AE-878A-BAB7291924A1}"/>
-                        <w:text/>
-                      </w:sdtPr>
-                      <w:sdtContent>
+                              <w:p>
+                                <w:pPr>
+                                  <w:pStyle w:val="ac"/>
+                                  <w:rPr>
+                                    <w:color w:val="595959" w:themeColor="text1" w:themeTint="A6"/>
+                                    <w:sz w:val="18"/>
+                                    <w:szCs w:val="18"/>
+                                  </w:rPr>
+                                </w:pPr>
+                              </w:p>
+                            </w:txbxContent>
+                          </wps:txbx>
+                          <wps:bodyPr rot="0" spcFirstLastPara="0" vertOverflow="overflow" horzOverflow="overflow" vert="horz" wrap="square" lIns="1600200" tIns="0" rIns="685800" bIns="0" numCol="1" spcCol="0" rtlCol="0" fromWordArt="0" anchor="b" anchorCtr="0" forceAA="0" compatLnSpc="1">
+                            <a:prstTxWarp prst="textNoShape">
+                              <a:avLst/>
+                            </a:prstTxWarp>
+                            <a:noAutofit/>
+                          </wps:bodyPr>
+                        </wps:wsp>
+                      </a:graphicData>
+                    </a:graphic>
+                    <wp14:sizeRelH relativeFrom="page">
+                      <wp14:pctWidth>94100</wp14:pctWidth>
+                    </wp14:sizeRelH>
+                    <wp14:sizeRelV relativeFrom="page">
+                      <wp14:pctHeight>9200</wp14:pctHeight>
+                    </wp14:sizeRelV>
+                  </wp:anchor>
+                </w:drawing>
+              </mc:Choice>
+              <mc:Fallback>
+                <w:pict>
+                  <v:shapetype w14:anchorId="078FB04A" id="_x0000_t202" coordsize="21600,21600" o:spt="202" path="m,l,21600r21600,l21600,xe">
+                    <v:stroke joinstyle="miter"/>
+                    <v:path gradientshapeok="t" o:connecttype="rect"/>
+                  </v:shapetype>
+                  <v:shape id="Текстовое поле 152" o:spid="_x0000_s1026" type="#_x0000_t202" style="position:absolute;margin-left:0;margin-top:0;width:8in;height:1in;z-index:251664384;visibility:visible;mso-wrap-style:square;mso-width-percent:941;mso-height-percent:92;mso-top-percent:818;mso-wrap-distance-left:9pt;mso-wrap-distance-top:0;mso-wrap-distance-right:9pt;mso-wrap-distance-bottom:0;mso-position-horizontal:center;mso-position-horizontal-relative:page;mso-position-vertical-relative:page;mso-width-percent:941;mso-height-percent:92;mso-top-percent:818;mso-width-relative:page;mso-height-relative:page;v-text-anchor:bottom" o:gfxdata="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" filled="f" stroked="f" strokeweight=".5pt">
+                    <v:textbox inset="126pt,0,54pt,0">
+                      <w:txbxContent>
                         <w:p>
                           <w:pPr>
                             <w:pStyle w:val="ac"/>
-                            <w:spacing w:before="40" w:after="40"/>
+                            <w:jc w:val="right"/>
                             <w:rPr>
-                              <w:caps/>
-                              <w:color w:val="501549" w:themeColor="accent5" w:themeShade="80"/>
+                              <w:rFonts w:ascii="Times New Roman" w:hAnsi="Times New Roman" w:cs="Times New Roman"/>
+                              <w:sz w:val="28"/>
+                              <w:szCs w:val="28"/>
+                            </w:rPr>
+                          </w:pPr>
+                          <w:sdt>
+                            <w:sdtPr>
+                              <w:rPr>
+                                <w:rFonts w:ascii="Times New Roman" w:hAnsi="Times New Roman" w:cs="Times New Roman"/>
+                                <w:sz w:val="28"/>
+                                <w:szCs w:val="28"/>
+                              </w:rPr>
+                              <w:alias w:val="Автор"/>
+                              <w:tag w:val=""/>
+                              <w:id w:val="789243997"/>
+                              <w:dataBinding w:prefixMappings="xmlns:ns0='http://purl.org/dc/elements/1.1/' xmlns:ns1='http://schemas.openxmlformats.org/package/2006/metadata/core-properties' " w:xpath="/ns1:coreProperties[1]/ns0:creator[1]" w:storeItemID="{6C3C8BC8-F283-45AE-878A-BAB7291924A1}"/>
+                              <w:text/>
+                            </w:sdtPr>
+                            <w:sdtContent>
+                              <w:r>
+                                <w:rPr>
+                                  <w:rFonts w:ascii="Times New Roman" w:hAnsi="Times New Roman" w:cs="Times New Roman"/>
+                                  <w:sz w:val="28"/>
+                                  <w:szCs w:val="28"/>
+                                </w:rPr>
+                                <w:t>Автор: Ланцетов Ярослав Андреевич 21ИСП</w:t>
+                              </w:r>
+                            </w:sdtContent>
+                          </w:sdt>
+                          <w:r>
+                            <w:rPr>
+                              <w:rFonts w:ascii="Times New Roman" w:hAnsi="Times New Roman" w:cs="Times New Roman"/>
+                              <w:sz w:val="28"/>
+                              <w:szCs w:val="28"/>
+                            </w:rPr>
+                            <w:t xml:space="preserve"> </w:t>
+                          </w:r>
+                        </w:p>
+                        <w:p>
+                          <w:pPr>
+                            <w:pStyle w:val="ac"/>
+                            <w:jc w:val="right"/>
+                            <w:rPr>
+                              <w:rFonts w:ascii="Times New Roman" w:hAnsi="Times New Roman" w:cs="Times New Roman"/>
                               <w:sz w:val="28"/>
                               <w:szCs w:val="28"/>
                             </w:rPr>
                           </w:pPr>
                           <w:r>
                             <w:rPr>
-                              <w:caps/>
+                              <w:rFonts w:ascii="Times New Roman" w:hAnsi="Times New Roman" w:cs="Times New Roman"/>
                               <w:sz w:val="28"/>
                               <w:szCs w:val="28"/>
                             </w:rPr>
-                            <w:t>Система розыска gta crmp</w:t>
+                            <w:t xml:space="preserve">Преподаватель Рахманин С.В </w:t>
                           </w:r>
                         </w:p>
-                      </w:sdtContent>
-                    </w:sdt>
-                  </w:txbxContent>
-                </v:textbox>
-                <w10:wrap type="tight" anchorx="margin" anchory="page"/>
-              </v:shape>
-            </w:pict>
-          </mc:Fallback>
-        </mc:AlternateContent>
-      </w:r>
-    </w:p>
-    <w:p/>
-    <w:p/>
-    <w:p/>
-    <w:p/>
-    <w:p/>
-    <w:p/>
-    <w:p/>
-    <w:p/>
-    <w:p/>
-    <w:p/>
-    <w:p/>
-    <w:p>
-      <w:pPr>
-        <w:tabs>
-          <w:tab w:val="left" w:pos="5209"/>
-        </w:tabs>
-      </w:pPr>
-      <w:r>
-        <w:tab/>
-      </w:r>
-    </w:p>
-    <w:p>
-      <w:pPr>
-        <w:tabs>
-          <w:tab w:val="left" w:pos="5209"/>
-        </w:tabs>
-      </w:pPr>
-    </w:p>
-    <w:p>
-      <w:pPr>
-        <w:tabs>
-          <w:tab w:val="left" w:pos="5209"/>
-        </w:tabs>
-      </w:pPr>
-    </w:p>
-    <w:p>
-      <w:pPr>
-        <w:tabs>
-          <w:tab w:val="left" w:pos="5209"/>
-        </w:tabs>
-      </w:pPr>
-    </w:p>
-    <w:p>
-      <w:pPr>
-        <w:tabs>
-          <w:tab w:val="left" w:pos="5209"/>
-        </w:tabs>
-      </w:pPr>
-    </w:p>
-    <w:p>
-      <w:pPr>
-        <w:tabs>
-          <w:tab w:val="left" w:pos="5209"/>
-        </w:tabs>
-      </w:pPr>
-    </w:p>
-    <w:p>
-      <w:pPr>
-        <w:tabs>
-          <w:tab w:val="left" w:pos="5209"/>
-        </w:tabs>
-      </w:pPr>
-    </w:p>
-    <w:p>
-      <w:pPr>
-        <w:tabs>
-          <w:tab w:val="left" w:pos="5209"/>
-        </w:tabs>
-      </w:pPr>
-    </w:p>
-    <w:p>
-      <w:pPr>
-        <w:tabs>
-          <w:tab w:val="left" w:pos="5209"/>
-        </w:tabs>
-      </w:pPr>
-    </w:p>
+                        <w:p>
+                          <w:pPr>
+                            <w:pStyle w:val="ac"/>
+                            <w:rPr>
+                              <w:color w:val="595959" w:themeColor="text1" w:themeTint="A6"/>
+                              <w:sz w:val="18"/>
+                              <w:szCs w:val="18"/>
+                            </w:rPr>
+                          </w:pPr>
+                        </w:p>
+                      </w:txbxContent>
+                    </v:textbox>
+                    <w10:wrap type="square" anchorx="page" anchory="page"/>
+                  </v:shape>
+                </w:pict>
+              </mc:Fallback>
+            </mc:AlternateContent>
+          </w:r>
+          <w:r>
+            <w:rPr>
+              <w:noProof/>
+              <w:lang w:eastAsia="ru-RU"/>
+            </w:rPr>
+            <mc:AlternateContent>
+              <mc:Choice Requires="wps">
+                <w:drawing>
+                  <wp:anchor distT="0" distB="0" distL="114300" distR="114300" simplePos="0" relativeHeight="251663360" behindDoc="0" locked="0" layoutInCell="1" allowOverlap="1" wp14:anchorId="5084A132" wp14:editId="0B28D90E">
+                    <wp:simplePos x="0" y="0"/>
+                    <wp:positionH relativeFrom="page">
+                      <wp:align>center</wp:align>
+                    </wp:positionH>
+                    <mc:AlternateContent>
+                      <mc:Choice Requires="wp14">
+                        <wp:positionV relativeFrom="page">
+                          <wp14:pctPosVOffset>30000</wp14:pctPosVOffset>
+                        </wp:positionV>
+                      </mc:Choice>
+                      <mc:Fallback>
+                        <wp:positionV relativeFrom="page">
+                          <wp:posOffset>3207385</wp:posOffset>
+                        </wp:positionV>
+                      </mc:Fallback>
+                    </mc:AlternateContent>
+                    <wp:extent cx="7315200" cy="3638550"/>
+                    <wp:effectExtent l="0" t="0" r="0" b="6350"/>
+                    <wp:wrapSquare wrapText="bothSides"/>
+                    <wp:docPr id="154" name="Текстовое поле 154"/>
+                    <wp:cNvGraphicFramePr/>
+                    <a:graphic xmlns:a="http://schemas.openxmlformats.org/drawingml/2006/main">
+                      <a:graphicData uri="http://schemas.microsoft.com/office/word/2010/wordprocessingShape">
+                        <wps:wsp>
+                          <wps:cNvSpPr txBox="1"/>
+                          <wps:spPr>
+                            <a:xfrm>
+                              <a:off x="0" y="0"/>
+                              <a:ext cx="7315200" cy="3638550"/>
+                            </a:xfrm>
+                            <a:prstGeom prst="rect">
+                              <a:avLst/>
+                            </a:prstGeom>
+                            <a:noFill/>
+                            <a:ln w="6350">
+                              <a:noFill/>
+                            </a:ln>
+                            <a:effectLst/>
+                          </wps:spPr>
+                          <wps:style>
+                            <a:lnRef idx="0">
+                              <a:schemeClr val="accent1"/>
+                            </a:lnRef>
+                            <a:fillRef idx="0">
+                              <a:schemeClr val="accent1"/>
+                            </a:fillRef>
+                            <a:effectRef idx="0">
+                              <a:schemeClr val="accent1"/>
+                            </a:effectRef>
+                            <a:fontRef idx="minor">
+                              <a:schemeClr val="dk1"/>
+                            </a:fontRef>
+                          </wps:style>
+                          <wps:txbx>
+                            <w:txbxContent>
+                              <w:p>
+                                <w:pPr>
+                                  <w:jc w:val="center"/>
+                                  <w:rPr>
+                                    <w:rFonts w:ascii="Times New Roman" w:hAnsi="Times New Roman" w:cs="Times New Roman"/>
+                                    <w:sz w:val="28"/>
+                                    <w:szCs w:val="28"/>
+                                  </w:rPr>
+                                </w:pPr>
+                                <w:sdt>
+                                  <w:sdtPr>
+                                    <w:rPr>
+                                      <w:rFonts w:ascii="Times New Roman" w:hAnsi="Times New Roman" w:cs="Times New Roman"/>
+                                      <w:caps/>
+                                      <w:sz w:val="28"/>
+                                      <w:szCs w:val="28"/>
+                                    </w:rPr>
+                                    <w:alias w:val="Название"/>
+                                    <w:tag w:val=""/>
+                                    <w:id w:val="630141079"/>
+                                    <w:dataBinding w:prefixMappings="xmlns:ns0='http://purl.org/dc/elements/1.1/' xmlns:ns1='http://schemas.openxmlformats.org/package/2006/metadata/core-properties' " w:xpath="/ns1:coreProperties[1]/ns0:title[1]" w:storeItemID="{6C3C8BC8-F283-45AE-878A-BAB7291924A1}"/>
+                                    <w:text w:multiLine="1"/>
+                                  </w:sdtPr>
+                                  <w:sdtEndPr>
+                                    <w:rPr>
+                                      <w:caps w:val="0"/>
+                                    </w:rPr>
+                                  </w:sdtEndPr>
+                                  <w:sdtContent>
+                                    <w:r>
+                                      <w:rPr>
+                                        <w:rFonts w:ascii="Times New Roman" w:hAnsi="Times New Roman" w:cs="Times New Roman"/>
+                                        <w:caps/>
+                                        <w:sz w:val="28"/>
+                                        <w:szCs w:val="28"/>
+                                      </w:rPr>
+                                      <w:t>Техническая документация</w:t>
+                                    </w:r>
+                                  </w:sdtContent>
+                                </w:sdt>
+                              </w:p>
+                              <w:sdt>
+                                <w:sdtPr>
+                                  <w:rPr>
+                                    <w:rFonts w:ascii="Times New Roman" w:hAnsi="Times New Roman" w:cs="Times New Roman"/>
+                                    <w:sz w:val="28"/>
+                                    <w:szCs w:val="28"/>
+                                  </w:rPr>
+                                  <w:alias w:val="Подзаголовок"/>
+                                  <w:tag w:val=""/>
+                                  <w:id w:val="1759551507"/>
+                                  <w:dataBinding w:prefixMappings="xmlns:ns0='http://purl.org/dc/elements/1.1/' xmlns:ns1='http://schemas.openxmlformats.org/package/2006/metadata/core-properties' " w:xpath="/ns1:coreProperties[1]/ns0:subject[1]" w:storeItemID="{6C3C8BC8-F283-45AE-878A-BAB7291924A1}"/>
+                                  <w:text/>
+                                </w:sdtPr>
+                                <w:sdtEndPr/>
+                                <w:sdtContent>
+                                  <w:p>
+                                    <w:pPr>
+                                      <w:jc w:val="center"/>
+                                      <w:rPr>
+                                        <w:rFonts w:ascii="Times New Roman" w:hAnsi="Times New Roman" w:cs="Times New Roman"/>
+                                        <w:smallCaps/>
+                                        <w:sz w:val="28"/>
+                                        <w:szCs w:val="28"/>
+                                      </w:rPr>
+                                    </w:pPr>
+                                    <w:r>
+                                      <w:rPr>
+                                        <w:rFonts w:ascii="Times New Roman" w:hAnsi="Times New Roman" w:cs="Times New Roman"/>
+                                        <w:sz w:val="28"/>
+                                        <w:szCs w:val="28"/>
+                                      </w:rPr>
+                                      <w:t>Система розыска GTA CRMP</w:t>
+                                    </w:r>
+                                  </w:p>
+                                </w:sdtContent>
+                              </w:sdt>
+                            </w:txbxContent>
+                          </wps:txbx>
+                          <wps:bodyPr rot="0" spcFirstLastPara="0" vertOverflow="overflow" horzOverflow="overflow" vert="horz" wrap="square" lIns="1600200" tIns="0" rIns="685800" bIns="0" numCol="1" spcCol="0" rtlCol="0" fromWordArt="0" anchor="b" anchorCtr="0" forceAA="0" compatLnSpc="1">
+                            <a:prstTxWarp prst="textNoShape">
+                              <a:avLst/>
+                            </a:prstTxWarp>
+                            <a:noAutofit/>
+                          </wps:bodyPr>
+                        </wps:wsp>
+                      </a:graphicData>
+                    </a:graphic>
+                    <wp14:sizeRelH relativeFrom="page">
+                      <wp14:pctWidth>94100</wp14:pctWidth>
+                    </wp14:sizeRelH>
+                    <wp14:sizeRelV relativeFrom="page">
+                      <wp14:pctHeight>36300</wp14:pctHeight>
+                    </wp14:sizeRelV>
+                  </wp:anchor>
+                </w:drawing>
+              </mc:Choice>
+              <mc:Fallback>
+                <w:pict>
+                  <v:shape w14:anchorId="5084A132" id="Текстовое поле 154" o:spid="_x0000_s1027" type="#_x0000_t202" style="position:absolute;margin-left:0;margin-top:0;width:8in;height:286.5pt;z-index:251663360;visibility:visible;mso-wrap-style:square;mso-width-percent:941;mso-height-percent:363;mso-top-percent:300;mso-wrap-distance-left:9pt;mso-wrap-distance-top:0;mso-wrap-distance-right:9pt;mso-wrap-distance-bottom:0;mso-position-horizontal:center;mso-position-horizontal-relative:page;mso-position-vertical-relative:page;mso-width-percent:941;mso-height-percent:363;mso-top-percent:300;mso-width-relative:page;mso-height-relative:page;v-text-anchor:bottom" o:gfxdata="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" filled="f" stroked="f" strokeweight=".5pt">
+                    <v:textbox inset="126pt,0,54pt,0">
+                      <w:txbxContent>
+                        <w:p>
+                          <w:pPr>
+                            <w:jc w:val="center"/>
+                            <w:rPr>
+                              <w:rFonts w:ascii="Times New Roman" w:hAnsi="Times New Roman" w:cs="Times New Roman"/>
+                              <w:sz w:val="28"/>
+                              <w:szCs w:val="28"/>
+                            </w:rPr>
+                          </w:pPr>
+                          <w:sdt>
+                            <w:sdtPr>
+                              <w:rPr>
+                                <w:rFonts w:ascii="Times New Roman" w:hAnsi="Times New Roman" w:cs="Times New Roman"/>
+                                <w:caps/>
+                                <w:sz w:val="28"/>
+                                <w:szCs w:val="28"/>
+                              </w:rPr>
+                              <w:alias w:val="Название"/>
+                              <w:tag w:val=""/>
+                              <w:id w:val="630141079"/>
+                              <w:dataBinding w:prefixMappings="xmlns:ns0='http://purl.org/dc/elements/1.1/' xmlns:ns1='http://schemas.openxmlformats.org/package/2006/metadata/core-properties' " w:xpath="/ns1:coreProperties[1]/ns0:title[1]" w:storeItemID="{6C3C8BC8-F283-45AE-878A-BAB7291924A1}"/>
+                              <w:text w:multiLine="1"/>
+                            </w:sdtPr>
+                            <w:sdtEndPr>
+                              <w:rPr>
+                                <w:caps w:val="0"/>
+                              </w:rPr>
+                            </w:sdtEndPr>
+                            <w:sdtContent>
+                              <w:r>
+                                <w:rPr>
+                                  <w:rFonts w:ascii="Times New Roman" w:hAnsi="Times New Roman" w:cs="Times New Roman"/>
+                                  <w:caps/>
+                                  <w:sz w:val="28"/>
+                                  <w:szCs w:val="28"/>
+                                </w:rPr>
+                                <w:t>Техническая документация</w:t>
+                              </w:r>
+                            </w:sdtContent>
+                          </w:sdt>
+                        </w:p>
+                        <w:sdt>
+                          <w:sdtPr>
+                            <w:rPr>
+                              <w:rFonts w:ascii="Times New Roman" w:hAnsi="Times New Roman" w:cs="Times New Roman"/>
+                              <w:sz w:val="28"/>
+                              <w:szCs w:val="28"/>
+                            </w:rPr>
+                            <w:alias w:val="Подзаголовок"/>
+                            <w:tag w:val=""/>
+                            <w:id w:val="1759551507"/>
+                            <w:dataBinding w:prefixMappings="xmlns:ns0='http://purl.org/dc/elements/1.1/' xmlns:ns1='http://schemas.openxmlformats.org/package/2006/metadata/core-properties' " w:xpath="/ns1:coreProperties[1]/ns0:subject[1]" w:storeItemID="{6C3C8BC8-F283-45AE-878A-BAB7291924A1}"/>
+                            <w:text/>
+                          </w:sdtPr>
+                          <w:sdtContent>
+                            <w:p>
+                              <w:pPr>
+                                <w:jc w:val="center"/>
+                                <w:rPr>
+                                  <w:rFonts w:ascii="Times New Roman" w:hAnsi="Times New Roman" w:cs="Times New Roman"/>
+                                  <w:smallCaps/>
+                                  <w:sz w:val="28"/>
+                                  <w:szCs w:val="28"/>
+                                </w:rPr>
+                              </w:pPr>
+                              <w:r>
+                                <w:rPr>
+                                  <w:rFonts w:ascii="Times New Roman" w:hAnsi="Times New Roman" w:cs="Times New Roman"/>
+                                  <w:sz w:val="28"/>
+                                  <w:szCs w:val="28"/>
+                                </w:rPr>
+                                <w:t>Система розыска GTA CRMP</w:t>
+                              </w:r>
+                            </w:p>
+                          </w:sdtContent>
+                        </w:sdt>
+                      </w:txbxContent>
+                    </v:textbox>
+                    <w10:wrap type="square" anchorx="page" anchory="page"/>
+                  </v:shape>
+                </w:pict>
+              </mc:Fallback>
+            </mc:AlternateContent>
+          </w:r>
+        </w:p>
+        <w:p>
+          <w:pPr>
+            <w:spacing w:line="360" w:lineRule="auto"/>
+          </w:pPr>
+          <w:r>
+            <w:rPr>
+              <w:noProof/>
+              <w:lang w:eastAsia="ru-RU"/>
+            </w:rPr>
+            <mc:AlternateContent>
+              <mc:Choice Requires="wps">
+                <w:drawing>
+                  <wp:anchor distT="0" distB="0" distL="114300" distR="114300" simplePos="0" relativeHeight="251665408" behindDoc="0" locked="0" layoutInCell="1" allowOverlap="1" wp14:anchorId="391B920D" wp14:editId="31C6AF5A">
+                    <wp:simplePos x="0" y="0"/>
+                    <wp:positionH relativeFrom="page">
+                      <wp:posOffset>219456</wp:posOffset>
+                    </wp:positionH>
+                    <wp:positionV relativeFrom="page">
+                      <wp:posOffset>3833165</wp:posOffset>
+                    </wp:positionV>
+                    <wp:extent cx="6722669" cy="1228725"/>
+                    <wp:effectExtent l="0" t="0" r="0" b="9525"/>
+                    <wp:wrapSquare wrapText="bothSides"/>
+                    <wp:docPr id="153" name="Текстовое поле 153"/>
+                    <wp:cNvGraphicFramePr/>
+                    <a:graphic xmlns:a="http://schemas.openxmlformats.org/drawingml/2006/main">
+                      <a:graphicData uri="http://schemas.microsoft.com/office/word/2010/wordprocessingShape">
+                        <wps:wsp>
+                          <wps:cNvSpPr txBox="1"/>
+                          <wps:spPr>
+                            <a:xfrm>
+                              <a:off x="0" y="0"/>
+                              <a:ext cx="6722669" cy="1228725"/>
+                            </a:xfrm>
+                            <a:prstGeom prst="rect">
+                              <a:avLst/>
+                            </a:prstGeom>
+                            <a:noFill/>
+                            <a:ln w="6350">
+                              <a:noFill/>
+                            </a:ln>
+                            <a:effectLst/>
+                          </wps:spPr>
+                          <wps:style>
+                            <a:lnRef idx="0">
+                              <a:schemeClr val="accent1"/>
+                            </a:lnRef>
+                            <a:fillRef idx="0">
+                              <a:schemeClr val="accent1"/>
+                            </a:fillRef>
+                            <a:effectRef idx="0">
+                              <a:schemeClr val="accent1"/>
+                            </a:effectRef>
+                            <a:fontRef idx="minor">
+                              <a:schemeClr val="dk1"/>
+                            </a:fontRef>
+                          </wps:style>
+                          <wps:txbx>
+                            <w:txbxContent>
+                              <w:p/>
+                            </w:txbxContent>
+                          </wps:txbx>
+                          <wps:bodyPr rot="0" spcFirstLastPara="0" vertOverflow="overflow" horzOverflow="overflow" vert="horz" wrap="square" lIns="1600200" tIns="0" rIns="685800" bIns="0" numCol="1" spcCol="0" rtlCol="0" fromWordArt="0" anchor="t" anchorCtr="0" forceAA="0" compatLnSpc="1">
+                            <a:prstTxWarp prst="textNoShape">
+                              <a:avLst/>
+                            </a:prstTxWarp>
+                            <a:noAutofit/>
+                          </wps:bodyPr>
+                        </wps:wsp>
+                      </a:graphicData>
+                    </a:graphic>
+                    <wp14:sizeRelH relativeFrom="page">
+                      <wp14:pctWidth>0</wp14:pctWidth>
+                    </wp14:sizeRelH>
+                    <wp14:sizeRelV relativeFrom="page">
+                      <wp14:pctHeight>0</wp14:pctHeight>
+                    </wp14:sizeRelV>
+                  </wp:anchor>
+                </w:drawing>
+              </mc:Choice>
+              <mc:Fallback>
+                <w:pict>
+                  <v:shape w14:anchorId="391B920D" id="Текстовое поле 153" o:spid="_x0000_s1028" type="#_x0000_t202" style="position:absolute;margin-left:17.3pt;margin-top:301.8pt;width:529.35pt;height:96.75pt;z-index:251665408;visibility:visible;mso-wrap-style:square;mso-width-percent:0;mso-height-percent:0;mso-wrap-distance-left:9pt;mso-wrap-distance-top:0;mso-wrap-distance-right:9pt;mso-wrap-distance-bottom:0;mso-position-horizontal:absolute;mso-position-horizontal-relative:page;mso-position-vertical:absolute;mso-position-vertical-relative:page;mso-width-percent:0;mso-height-percent:0;mso-width-relative:page;mso-height-relative:page;v-text-anchor:top" o:gfxdata="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" filled="f" stroked="f" strokeweight=".5pt">
+                    <v:textbox inset="126pt,0,54pt,0">
+                      <w:txbxContent>
+                        <w:p/>
+                      </w:txbxContent>
+                    </v:textbox>
+                    <w10:wrap type="square" anchorx="page" anchory="page"/>
+                  </v:shape>
+                </w:pict>
+              </mc:Fallback>
+            </mc:AlternateContent>
+          </w:r>
+          <w:r>
+            <w:br w:type="page"/>
+          </w:r>
+        </w:p>
+      </w:sdtContent>
+    </w:sdt>
     <w:sdt>
       <w:sdtPr>
         <w:rPr>
           <w:rFonts w:ascii="Times New Roman" w:eastAsiaTheme="minorHAnsi" w:hAnsi="Times New Roman" w:cs="Times New Roman"/>
+          <w:color w:val="auto"/>
           <w:kern w:val="2"/>
           <w:sz w:val="24"/>
           <w:szCs w:val="24"/>
           <w:lang w:eastAsia="en-US"/>
           <w14:ligatures w14:val="standardContextual"/>
         </w:rPr>
-        <w:alias w:val="Автор"/>
-        <w:tag w:val=""/>
-        <w:id w:val="-1536112409"/>
-        <w:dataBinding w:prefixMappings="xmlns:ns0='http://purl.org/dc/elements/1.1/' xmlns:ns1='http://schemas.openxmlformats.org/package/2006/metadata/core-properties' " w:xpath="/ns1:coreProperties[1]/ns0:creator[1]" w:storeItemID="{6C3C8BC8-F283-45AE-878A-BAB7291924A1}"/>
-        <w:text/>
+        <w:id w:val="1899859225"/>
+        <w:docPartObj>
+          <w:docPartGallery w:val="Table of Contents"/>
+          <w:docPartUnique/>
+        </w:docPartObj>
       </w:sdtPr>
+      <w:sdtEndPr>
+        <w:rPr>
+          <w:rFonts w:asciiTheme="minorHAnsi" w:hAnsiTheme="minorHAnsi" w:cstheme="minorBidi"/>
+          <w:b/>
+          <w:bCs/>
+        </w:rPr>
+      </w:sdtEndPr>
       <w:sdtContent>
         <w:p>
           <w:pPr>
-            <w:pStyle w:val="ac"/>
-            <w:spacing w:before="80" w:after="40"/>
+            <w:pStyle w:val="af2"/>
+            <w:jc w:val="center"/>
             <w:rPr>
-              <w:caps/>
-              <w:color w:val="A02B93" w:themeColor="accent5"/>
-              <w:sz w:val="24"/>
-              <w:szCs w:val="24"/>
+              <w:rFonts w:ascii="Times New Roman" w:hAnsi="Times New Roman" w:cs="Times New Roman"/>
+              <w:color w:val="auto"/>
             </w:rPr>
           </w:pPr>
           <w:r>
             <w:rPr>
-              <w:rFonts w:ascii="Times New Roman" w:eastAsiaTheme="minorHAnsi" w:hAnsi="Times New Roman" w:cs="Times New Roman"/>
-              <w:kern w:val="2"/>
-              <w:sz w:val="24"/>
-              <w:szCs w:val="24"/>
-              <w:lang w:eastAsia="en-US"/>
-              <w14:ligatures w14:val="standardContextual"/>
+              <w:rFonts w:ascii="Times New Roman" w:hAnsi="Times New Roman" w:cs="Times New Roman"/>
+              <w:color w:val="auto"/>
             </w:rPr>
-            <w:t>Автор: Ланцетов Ярослав Андреевич 21ИСП</w:t>
+            <w:t>Содержание</w:t>
+          </w:r>
+        </w:p>
+        <w:p>
+          <w:pPr>
+            <w:pStyle w:val="23"/>
+            <w:tabs>
+              <w:tab w:val="right" w:leader="dot" w:pos="9345"/>
+            </w:tabs>
+            <w:rPr>
+              <w:rFonts w:eastAsiaTheme="minorEastAsia"/>
+              <w:noProof/>
+              <w:kern w:val="0"/>
+              <w:sz w:val="22"/>
+              <w:szCs w:val="22"/>
+              <w:lang w:eastAsia="ru-RU"/>
+              <w14:ligatures w14:val="none"/>
+            </w:rPr>
+          </w:pPr>
+          <w:r>
+            <w:fldChar w:fldCharType="begin"/>
+          </w:r>
+          <w:r>
+            <w:instrText xml:space="preserve"> TOC \o "1-3" \h \z \u </w:instrText>
+          </w:r>
+          <w:r>
+            <w:fldChar w:fldCharType="separate"/>
+          </w:r>
+          <w:hyperlink w:anchor="_Toc229042661" w:history="1">
+            <w:r>
+              <w:rPr>
+                <w:rStyle w:val="af3"/>
+                <w:rFonts w:ascii="Times New Roman" w:hAnsi="Times New Roman" w:cs="Times New Roman"/>
+                <w:noProof/>
+              </w:rPr>
+              <w:t>1. Обоснование базового меню (что и для чего создавалось)</w:t>
+            </w:r>
+            <w:r>
+              <w:rPr>
+                <w:noProof/>
+                <w:webHidden/>
+              </w:rPr>
+              <w:tab/>
+            </w:r>
+            <w:r>
+              <w:rPr>
+                <w:noProof/>
+                <w:webHidden/>
+              </w:rPr>
+              <w:fldChar w:fldCharType="begin"/>
+            </w:r>
+            <w:r>
+              <w:rPr>
+                <w:noProof/>
+                <w:webHidden/>
+              </w:rPr>
+              <w:instrText xml:space="preserve"> PAGEREF _Toc229042661 \h </w:instrText>
+            </w:r>
+            <w:r>
+              <w:rPr>
+                <w:noProof/>
+                <w:webHidden/>
+              </w:rPr>
+            </w:r>
+            <w:r>
+              <w:rPr>
+                <w:noProof/>
+                <w:webHidden/>
+              </w:rPr>
+              <w:fldChar w:fldCharType="separate"/>
+            </w:r>
+            <w:r>
+              <w:rPr>
+                <w:noProof/>
+                <w:webHidden/>
+              </w:rPr>
+              <w:t>2</w:t>
+            </w:r>
+            <w:r>
+              <w:rPr>
+                <w:noProof/>
+                <w:webHidden/>
+              </w:rPr>
+              <w:fldChar w:fldCharType="end"/>
+            </w:r>
+          </w:hyperlink>
+        </w:p>
+        <w:p>
+          <w:pPr>
+            <w:pStyle w:val="23"/>
+            <w:tabs>
+              <w:tab w:val="right" w:leader="dot" w:pos="9345"/>
+            </w:tabs>
+            <w:rPr>
+              <w:rFonts w:eastAsiaTheme="minorEastAsia"/>
+              <w:noProof/>
+              <w:kern w:val="0"/>
+              <w:sz w:val="22"/>
+              <w:szCs w:val="22"/>
+              <w:lang w:eastAsia="ru-RU"/>
+              <w14:ligatures w14:val="none"/>
+            </w:rPr>
+          </w:pPr>
+          <w:hyperlink w:anchor="_Toc229042662" w:history="1">
+            <w:r>
+              <w:rPr>
+                <w:rStyle w:val="af3"/>
+                <w:rFonts w:ascii="Times New Roman" w:hAnsi="Times New Roman" w:cs="Times New Roman"/>
+                <w:noProof/>
+              </w:rPr>
+              <w:t>2. Описание функций, возможностей схемы запуска процессов</w:t>
+            </w:r>
+            <w:r>
+              <w:rPr>
+                <w:noProof/>
+                <w:webHidden/>
+              </w:rPr>
+              <w:tab/>
+            </w:r>
+            <w:r>
+              <w:rPr>
+                <w:noProof/>
+                <w:webHidden/>
+              </w:rPr>
+              <w:fldChar w:fldCharType="begin"/>
+            </w:r>
+            <w:r>
+              <w:rPr>
+                <w:noProof/>
+                <w:webHidden/>
+              </w:rPr>
+              <w:instrText xml:space="preserve"> PAGEREF _Toc229042662 \h </w:instrText>
+            </w:r>
+            <w:r>
+              <w:rPr>
+                <w:noProof/>
+                <w:webHidden/>
+              </w:rPr>
+            </w:r>
+            <w:r>
+              <w:rPr>
+                <w:noProof/>
+                <w:webHidden/>
+              </w:rPr>
+              <w:fldChar w:fldCharType="separate"/>
+            </w:r>
+            <w:r>
+              <w:rPr>
+                <w:noProof/>
+                <w:webHidden/>
+              </w:rPr>
+              <w:t>2</w:t>
+            </w:r>
+            <w:r>
+              <w:rPr>
+                <w:noProof/>
+                <w:webHidden/>
+              </w:rPr>
+              <w:fldChar w:fldCharType="end"/>
+            </w:r>
+          </w:hyperlink>
+        </w:p>
+        <w:p>
+          <w:pPr>
+            <w:pStyle w:val="23"/>
+            <w:tabs>
+              <w:tab w:val="right" w:leader="dot" w:pos="9345"/>
+            </w:tabs>
+            <w:rPr>
+              <w:rFonts w:eastAsiaTheme="minorEastAsia"/>
+              <w:noProof/>
+              <w:kern w:val="0"/>
+              <w:sz w:val="22"/>
+              <w:szCs w:val="22"/>
+              <w:lang w:eastAsia="ru-RU"/>
+              <w14:ligatures w14:val="none"/>
+            </w:rPr>
+          </w:pPr>
+          <w:hyperlink w:anchor="_Toc229042663" w:history="1">
+            <w:r>
+              <w:rPr>
+                <w:rStyle w:val="af3"/>
+                <w:rFonts w:ascii="Times New Roman" w:hAnsi="Times New Roman" w:cs="Times New Roman"/>
+                <w:noProof/>
+              </w:rPr>
+              <w:t>3. Разработка БД</w:t>
+            </w:r>
+            <w:r>
+              <w:rPr>
+                <w:noProof/>
+                <w:webHidden/>
+              </w:rPr>
+              <w:tab/>
+            </w:r>
+            <w:r>
+              <w:rPr>
+                <w:noProof/>
+                <w:webHidden/>
+              </w:rPr>
+              <w:fldChar w:fldCharType="begin"/>
+            </w:r>
+            <w:r>
+              <w:rPr>
+                <w:noProof/>
+                <w:webHidden/>
+              </w:rPr>
+              <w:instrText xml:space="preserve"> PAGEREF _Toc229042663 \h </w:instrText>
+            </w:r>
+            <w:r>
+              <w:rPr>
+                <w:noProof/>
+                <w:webHidden/>
+              </w:rPr>
+            </w:r>
+            <w:r>
+              <w:rPr>
+                <w:noProof/>
+                <w:webHidden/>
+              </w:rPr>
+              <w:fldChar w:fldCharType="separate"/>
+            </w:r>
+            <w:r>
+              <w:rPr>
+                <w:noProof/>
+                <w:webHidden/>
+              </w:rPr>
+              <w:t>3</w:t>
+            </w:r>
+            <w:r>
+              <w:rPr>
+                <w:noProof/>
+                <w:webHidden/>
+              </w:rPr>
+              <w:fldChar w:fldCharType="end"/>
+            </w:r>
+          </w:hyperlink>
+        </w:p>
+        <w:p>
+          <w:pPr>
+            <w:pStyle w:val="23"/>
+            <w:tabs>
+              <w:tab w:val="right" w:leader="dot" w:pos="9345"/>
+            </w:tabs>
+            <w:rPr>
+              <w:rFonts w:eastAsiaTheme="minorEastAsia"/>
+              <w:noProof/>
+              <w:kern w:val="0"/>
+              <w:sz w:val="22"/>
+              <w:szCs w:val="22"/>
+              <w:lang w:eastAsia="ru-RU"/>
+              <w14:ligatures w14:val="none"/>
+            </w:rPr>
+          </w:pPr>
+          <w:hyperlink w:anchor="_Toc229042664" w:history="1">
+            <w:r>
+              <w:rPr>
+                <w:rStyle w:val="af3"/>
+                <w:rFonts w:ascii="Times New Roman" w:hAnsi="Times New Roman" w:cs="Times New Roman"/>
+                <w:noProof/>
+              </w:rPr>
+              <w:t>4. Параметры разработки</w:t>
+            </w:r>
+            <w:r>
+              <w:rPr>
+                <w:noProof/>
+                <w:webHidden/>
+              </w:rPr>
+              <w:tab/>
+            </w:r>
+            <w:r>
+              <w:rPr>
+                <w:noProof/>
+                <w:webHidden/>
+              </w:rPr>
+              <w:fldChar w:fldCharType="begin"/>
+            </w:r>
+            <w:r>
+              <w:rPr>
+                <w:noProof/>
+                <w:webHidden/>
+              </w:rPr>
+              <w:instrText xml:space="preserve"> PAGEREF _Toc229042664 \h </w:instrText>
+            </w:r>
+            <w:r>
+              <w:rPr>
+                <w:noProof/>
+                <w:webHidden/>
+              </w:rPr>
+            </w:r>
+            <w:r>
+              <w:rPr>
+                <w:noProof/>
+                <w:webHidden/>
+              </w:rPr>
+              <w:fldChar w:fldCharType="separate"/>
+            </w:r>
+            <w:r>
+              <w:rPr>
+                <w:noProof/>
+                <w:webHidden/>
+              </w:rPr>
+              <w:t>5</w:t>
+            </w:r>
+            <w:r>
+              <w:rPr>
+                <w:noProof/>
+                <w:webHidden/>
+              </w:rPr>
+              <w:fldChar w:fldCharType="end"/>
+            </w:r>
+          </w:hyperlink>
+        </w:p>
+        <w:p>
+          <w:pPr>
+            <w:pStyle w:val="23"/>
+            <w:tabs>
+              <w:tab w:val="right" w:leader="dot" w:pos="9345"/>
+            </w:tabs>
+            <w:rPr>
+              <w:rFonts w:eastAsiaTheme="minorEastAsia"/>
+              <w:noProof/>
+              <w:kern w:val="0"/>
+              <w:sz w:val="22"/>
+              <w:szCs w:val="22"/>
+              <w:lang w:eastAsia="ru-RU"/>
+              <w14:ligatures w14:val="none"/>
+            </w:rPr>
+          </w:pPr>
+          <w:hyperlink w:anchor="_Toc229042665" w:history="1">
+            <w:r>
+              <w:rPr>
+                <w:rStyle w:val="af3"/>
+                <w:rFonts w:ascii="Times New Roman" w:hAnsi="Times New Roman" w:cs="Times New Roman"/>
+                <w:noProof/>
+              </w:rPr>
+              <w:t>5.Итоги разработки проекта</w:t>
+            </w:r>
+            <w:r>
+              <w:rPr>
+                <w:noProof/>
+                <w:webHidden/>
+              </w:rPr>
+              <w:tab/>
+            </w:r>
+            <w:r>
+              <w:rPr>
+                <w:noProof/>
+                <w:webHidden/>
+              </w:rPr>
+              <w:fldChar w:fldCharType="begin"/>
+            </w:r>
+            <w:r>
+              <w:rPr>
+                <w:noProof/>
+                <w:webHidden/>
+              </w:rPr>
+              <w:instrText xml:space="preserve"> PAGEREF _Toc229042665 \h </w:instrText>
+            </w:r>
+            <w:r>
+              <w:rPr>
+                <w:noProof/>
+                <w:webHidden/>
+              </w:rPr>
+            </w:r>
+            <w:r>
+              <w:rPr>
+                <w:noProof/>
+                <w:webHidden/>
+              </w:rPr>
+              <w:fldChar w:fldCharType="separate"/>
+            </w:r>
+            <w:r>
+              <w:rPr>
+                <w:noProof/>
+                <w:webHidden/>
+              </w:rPr>
+              <w:t>6</w:t>
+            </w:r>
+            <w:r>
+              <w:rPr>
+                <w:noProof/>
+                <w:webHidden/>
+              </w:rPr>
+              <w:fldChar w:fldCharType="end"/>
+            </w:r>
+          </w:hyperlink>
+        </w:p>
+        <w:p>
+          <w:r>
+            <w:rPr>
+              <w:bCs/>
+            </w:rPr>
+            <w:fldChar w:fldCharType="end"/>
           </w:r>
         </w:p>
       </w:sdtContent>
@@ -366,44 +1375,83 @@
     <w:p>
       <w:pPr>
         <w:tabs>
-          <w:tab w:val="left" w:pos="5209"/>
-        </w:tabs>
-      </w:pPr>
+          <w:tab w:val="left" w:pos="3813"/>
+        </w:tabs>
+        <w:rPr>
+          <w:rFonts w:ascii="Times New Roman" w:hAnsi="Times New Roman" w:cs="Times New Roman"/>
+        </w:rPr>
+      </w:pPr>
+    </w:p>
+    <w:p>
+      <w:pPr>
+        <w:pStyle w:val="2"/>
+        <w:numPr>
+          <w:ilvl w:val="0"/>
+          <w:numId w:val="17"/>
+        </w:numPr>
+        <w:jc w:val="center"/>
+        <w:rPr>
+          <w:rFonts w:ascii="Times New Roman" w:hAnsi="Times New Roman" w:cs="Times New Roman"/>
+          <w:b/>
+          <w:color w:val="auto"/>
+          <w:sz w:val="24"/>
+          <w:szCs w:val="24"/>
+        </w:rPr>
+      </w:pPr>
+      <w:r>
+        <w:rPr>
+          <w:sz w:val="24"/>
+          <w:szCs w:val="24"/>
+        </w:rPr>
+        <w:br w:type="page"/>
+      </w:r>
+      <w:bookmarkStart w:id="0" w:name="_Toc229042661"/>
+      <w:r>
+        <w:rPr>
+          <w:rFonts w:ascii="Times New Roman" w:hAnsi="Times New Roman" w:cs="Times New Roman"/>
+          <w:b/>
+          <w:color w:val="auto"/>
+          <w:sz w:val="24"/>
+          <w:szCs w:val="24"/>
+        </w:rPr>
+        <w:lastRenderedPageBreak/>
+        <w:t>Обоснование базового меню (что и для чего создавалось)</w:t>
+      </w:r>
+      <w:bookmarkEnd w:id="0"/>
     </w:p>
     <w:p/>
     <w:p>
-      <w:r>
-        <w:t xml:space="preserve">Каспийский институт морского и речного транспорта имени генерал-адмирала </w:t>
-      </w:r>
-      <w:proofErr w:type="gramStart"/>
-      <w:r>
-        <w:t>Ф.М.</w:t>
-      </w:r>
-      <w:proofErr w:type="gramEnd"/>
-      <w:r>
-        <w:t xml:space="preserve"> Апраксина</w:t>
+      <w:pPr>
+        <w:rPr>
+          <w:rFonts w:ascii="Times New Roman" w:hAnsi="Times New Roman" w:cs="Times New Roman"/>
+        </w:rPr>
+      </w:pPr>
+      <w:r>
+        <w:rPr>
+          <w:rFonts w:ascii="Times New Roman" w:hAnsi="Times New Roman" w:cs="Times New Roman"/>
+        </w:rPr>
+        <w:t>Я создал сайт для того, чтобы глава фракции ФСБ мог вести свой учёт разыскиваемых преступников. Мой сайт упростит работу органам государственной власти (на любом из проектов GTA CRMP).</w:t>
       </w:r>
     </w:p>
     <w:p>
-      <w:r>
-        <w:br w:type="page"/>
-      </w:r>
-      <w:r>
-        <w:rPr>
-          <w:rFonts w:ascii="Times New Roman" w:hAnsi="Times New Roman" w:cs="Times New Roman"/>
-          <w:b/>
+      <w:pPr>
+        <w:rPr>
+          <w:rFonts w:ascii="Times New Roman" w:hAnsi="Times New Roman" w:cs="Times New Roman"/>
+        </w:rPr>
+      </w:pPr>
+      <w:r>
+        <w:rPr>
+          <w:rFonts w:ascii="Times New Roman" w:hAnsi="Times New Roman" w:cs="Times New Roman"/>
           <w:bCs/>
         </w:rPr>
-        <w:lastRenderedPageBreak/>
-        <w:t>1</w:t>
-      </w:r>
-      <w:r>
-        <w:rPr>
-          <w:rFonts w:ascii="Times New Roman" w:hAnsi="Times New Roman" w:cs="Times New Roman"/>
-          <w:b/>
-          <w:bCs/>
-        </w:rPr>
-        <w:t>. Обоснование базового меню (что и для чего создавалось)</w:t>
+        <w:t>Почему я выбрал именно эту тему проекта?</w:t>
+      </w:r>
+      <w:r>
+        <w:rPr>
+          <w:rFonts w:ascii="Times New Roman" w:hAnsi="Times New Roman" w:cs="Times New Roman"/>
+        </w:rPr>
+        <w:br/>
+        <w:t>Я начал замечать, как сотрудникам полиции (в GTA CRMP) тяжело следить за всеми нарушителями. Мой сайт может помочь им полноценно исполнять свою должность и работать более тактично по отношению к правилам игровых проектов.</w:t>
       </w:r>
     </w:p>
     <w:p>
@@ -415,42 +1463,6 @@
       <w:r>
         <w:rPr>
           <w:rFonts w:ascii="Times New Roman" w:hAnsi="Times New Roman" w:cs="Times New Roman"/>
-        </w:rPr>
-        <w:t>Я создал сайт для того, чтобы глава фракции ФСБ мог вести свой учёт разыскиваемых преступников. Мой сайт упростит работу органам государственной власти (на любом из проектов GTA CRMP).</w:t>
-      </w:r>
-    </w:p>
-    <w:p>
-      <w:pPr>
-        <w:rPr>
-          <w:rFonts w:ascii="Times New Roman" w:hAnsi="Times New Roman" w:cs="Times New Roman"/>
-        </w:rPr>
-      </w:pPr>
-      <w:r>
-        <w:rPr>
-          <w:rFonts w:ascii="Times New Roman" w:hAnsi="Times New Roman" w:cs="Times New Roman"/>
-          <w:b/>
-          <w:bCs/>
-        </w:rPr>
-        <w:t>Почему я выбрал именно эту тему проекта?</w:t>
-      </w:r>
-      <w:r>
-        <w:rPr>
-          <w:rFonts w:ascii="Times New Roman" w:hAnsi="Times New Roman" w:cs="Times New Roman"/>
-        </w:rPr>
-        <w:br/>
-        <w:t>Я начал замечать, как сотрудникам полиции (в GTA CRMP) тяжело следить за всеми нарушителями. Мой сайт может помочь им полноценно исполнять свою должность и работать более тактично по отношению к правилам игровых проектов.</w:t>
-      </w:r>
-    </w:p>
-    <w:p>
-      <w:pPr>
-        <w:rPr>
-          <w:rFonts w:ascii="Times New Roman" w:hAnsi="Times New Roman" w:cs="Times New Roman"/>
-        </w:rPr>
-      </w:pPr>
-      <w:r>
-        <w:rPr>
-          <w:rFonts w:ascii="Times New Roman" w:hAnsi="Times New Roman" w:cs="Times New Roman"/>
-          <w:b/>
           <w:bCs/>
         </w:rPr>
         <w:t>Основные возможности (базовое меню):</w:t>
@@ -541,6 +1553,32 @@
     </w:p>
     <w:p>
       <w:pPr>
+        <w:pStyle w:val="2"/>
+        <w:jc w:val="center"/>
+        <w:rPr>
+          <w:rFonts w:ascii="Times New Roman" w:hAnsi="Times New Roman" w:cs="Times New Roman"/>
+          <w:b/>
+          <w:color w:val="auto"/>
+          <w:sz w:val="24"/>
+          <w:szCs w:val="24"/>
+        </w:rPr>
+      </w:pPr>
+      <w:bookmarkStart w:id="1" w:name="_Toc229042662"/>
+      <w:r>
+        <w:rPr>
+          <w:rFonts w:ascii="Times New Roman" w:hAnsi="Times New Roman" w:cs="Times New Roman"/>
+          <w:b/>
+          <w:color w:val="auto"/>
+          <w:sz w:val="24"/>
+          <w:szCs w:val="24"/>
+        </w:rPr>
+        <w:t>2. Описание функций, возможностей схемы запуска процессов</w:t>
+      </w:r>
+      <w:bookmarkEnd w:id="1"/>
+    </w:p>
+    <w:p>
+      <w:pPr>
+        <w:jc w:val="center"/>
         <w:rPr>
           <w:rFonts w:ascii="Times New Roman" w:hAnsi="Times New Roman" w:cs="Times New Roman"/>
           <w:b/>
@@ -553,25 +1591,18 @@
           <w:b/>
           <w:bCs/>
         </w:rPr>
-        <w:t>2. Описание функций, возможностей схемы запуска процессов</w:t>
+        <w:t>Как устроена таблица розыска (функции отображения):</w:t>
       </w:r>
     </w:p>
     <w:p>
       <w:pPr>
+        <w:jc w:val="center"/>
         <w:rPr>
           <w:rFonts w:ascii="Times New Roman" w:hAnsi="Times New Roman" w:cs="Times New Roman"/>
           <w:b/>
           <w:bCs/>
         </w:rPr>
       </w:pPr>
-      <w:r>
-        <w:rPr>
-          <w:rFonts w:ascii="Times New Roman" w:hAnsi="Times New Roman" w:cs="Times New Roman"/>
-          <w:b/>
-          <w:bCs/>
-        </w:rPr>
-        <w:t>Как устроена таблица розыска (функции отображения):</w:t>
-      </w:r>
     </w:p>
     <w:tbl>
       <w:tblPr>
@@ -926,14 +1957,12 @@
       <w:pPr>
         <w:rPr>
           <w:rFonts w:ascii="Times New Roman" w:hAnsi="Times New Roman" w:cs="Times New Roman"/>
-          <w:b/>
           <w:bCs/>
         </w:rPr>
       </w:pPr>
       <w:r>
         <w:rPr>
           <w:rFonts w:ascii="Times New Roman" w:hAnsi="Times New Roman" w:cs="Times New Roman"/>
-          <w:b/>
           <w:bCs/>
         </w:rPr>
         <w:t>Схема запуска процессов (как работает добавление в розыск):</w:t>
@@ -970,6 +1999,7 @@
         <w:rPr>
           <w:rFonts w:ascii="Times New Roman" w:hAnsi="Times New Roman" w:cs="Times New Roman"/>
         </w:rPr>
+        <w:lastRenderedPageBreak/>
         <w:t>Открывается страница с полями.</w:t>
       </w:r>
     </w:p>
@@ -992,7 +2022,6 @@
       <w:r>
         <w:rPr>
           <w:rFonts w:ascii="Times New Roman" w:hAnsi="Times New Roman" w:cs="Times New Roman"/>
-          <w:b/>
           <w:bCs/>
         </w:rPr>
         <w:t>все поля в правильном порядке</w:t>
@@ -1018,7 +2047,6 @@
         <w:rPr>
           <w:rFonts w:ascii="Times New Roman" w:hAnsi="Times New Roman" w:cs="Times New Roman"/>
         </w:rPr>
-        <w:lastRenderedPageBreak/>
         <w:t>Игрок автоматически добавляется в таблицу на главном экране.</w:t>
       </w:r>
     </w:p>
@@ -1026,14 +2054,12 @@
       <w:pPr>
         <w:rPr>
           <w:rFonts w:ascii="Times New Roman" w:hAnsi="Times New Roman" w:cs="Times New Roman"/>
-          <w:b/>
           <w:bCs/>
         </w:rPr>
       </w:pPr>
       <w:r>
         <w:rPr>
           <w:rFonts w:ascii="Times New Roman" w:hAnsi="Times New Roman" w:cs="Times New Roman"/>
-          <w:b/>
           <w:bCs/>
         </w:rPr>
         <w:t>Итог по сценарию использования:</w:t>
@@ -1041,61 +2067,178 @@
     </w:p>
     <w:p>
       <w:pPr>
-        <w:rPr>
-          <w:rFonts w:ascii="Times New Roman" w:hAnsi="Times New Roman" w:cs="Times New Roman"/>
-        </w:rPr>
+        <w:keepNext/>
       </w:pPr>
       <w:r>
         <w:rPr>
           <w:rFonts w:ascii="Times New Roman" w:hAnsi="Times New Roman" w:cs="Times New Roman"/>
         </w:rPr>
         <w:t>Таким образом, все преступники собираются в одном месте, и становится гораздо легче проводить розыск и расследование преступлений.</w:t>
+      </w:r>
+      <w:r>
+        <w:rPr>
+          <w:rFonts w:ascii="Times New Roman" w:hAnsi="Times New Roman" w:cs="Times New Roman"/>
+        </w:rPr>
+        <w:pict w14:anchorId="1F38C888">
+          <v:shapetype id="_x0000_t75" coordsize="21600,21600" o:spt="75" o:preferrelative="t" path="m@4@5l@4@11@9@11@9@5xe" filled="f" stroked="f">
+            <v:stroke joinstyle="miter"/>
+            <v:formulas>
+              <v:f eqn="if lineDrawn pixelLineWidth 0"/>
+              <v:f eqn="sum @0 1 0"/>
+              <v:f eqn="sum 0 0 @1"/>
+              <v:f eqn="prod @2 1 2"/>
+              <v:f eqn="prod @3 21600 pixelWidth"/>
+              <v:f eqn="prod @3 21600 pixelHeight"/>
+              <v:f eqn="sum @0 0 1"/>
+              <v:f eqn="prod @6 1 2"/>
+              <v:f eqn="prod @7 21600 pixelWidth"/>
+              <v:f eqn="sum @8 21600 0"/>
+              <v:f eqn="prod @7 21600 pixelHeight"/>
+              <v:f eqn="sum @10 21600 0"/>
+            </v:formulas>
+            <v:path o:extrusionok="f" gradientshapeok="t" o:connecttype="rect"/>
+            <o:lock v:ext="edit" aspectratio="t"/>
+          </v:shapetype>
+          <v:shape id="_x0000_i1026" type="#_x0000_t75" style="width:467.7pt;height:5in">
+            <v:imagedata r:id="rId9" o:title="diagram"/>
+          </v:shape>
+        </w:pict>
       </w:r>
     </w:p>
     <w:p>
       <w:pPr>
-        <w:rPr>
-          <w:rFonts w:ascii="Times New Roman" w:hAnsi="Times New Roman" w:cs="Times New Roman"/>
-        </w:rPr>
-      </w:pPr>
-      <w:r>
-        <w:rPr>
-          <w:rFonts w:ascii="Times New Roman" w:hAnsi="Times New Roman" w:cs="Times New Roman"/>
-        </w:rPr>
-        <w:pict w14:anchorId="39E4742F">
-          <v:rect id="_x0000_i1026" style="width:0;height:.75pt" o:hralign="center" o:hrstd="t" o:hr="t" fillcolor="#a0a0a0" stroked="f"/>
-        </w:pict>
+        <w:pStyle w:val="af4"/>
+        <w:rPr>
+          <w:rFonts w:ascii="Times New Roman" w:hAnsi="Times New Roman" w:cs="Times New Roman"/>
+          <w:i w:val="0"/>
+          <w:color w:val="000000" w:themeColor="text1"/>
+          <w:sz w:val="24"/>
+          <w:szCs w:val="24"/>
+        </w:rPr>
+      </w:pPr>
+      <w:r>
+        <w:rPr>
+          <w:rFonts w:ascii="Times New Roman" w:hAnsi="Times New Roman" w:cs="Times New Roman"/>
+          <w:i w:val="0"/>
+          <w:color w:val="000000" w:themeColor="text1"/>
+          <w:sz w:val="24"/>
+          <w:szCs w:val="24"/>
+        </w:rPr>
+        <w:t xml:space="preserve">Рисунок </w:t>
+      </w:r>
+      <w:r>
+        <w:rPr>
+          <w:rFonts w:ascii="Times New Roman" w:hAnsi="Times New Roman" w:cs="Times New Roman"/>
+          <w:i w:val="0"/>
+          <w:color w:val="000000" w:themeColor="text1"/>
+          <w:sz w:val="24"/>
+          <w:szCs w:val="24"/>
+        </w:rPr>
+        <w:fldChar w:fldCharType="begin"/>
+      </w:r>
+      <w:r>
+        <w:rPr>
+          <w:rFonts w:ascii="Times New Roman" w:hAnsi="Times New Roman" w:cs="Times New Roman"/>
+          <w:i w:val="0"/>
+          <w:color w:val="000000" w:themeColor="text1"/>
+          <w:sz w:val="24"/>
+          <w:szCs w:val="24"/>
+        </w:rPr>
+        <w:instrText xml:space="preserve"> SEQ Рисунок \* ARABIC </w:instrText>
+      </w:r>
+      <w:r>
+        <w:rPr>
+          <w:rFonts w:ascii="Times New Roman" w:hAnsi="Times New Roman" w:cs="Times New Roman"/>
+          <w:i w:val="0"/>
+          <w:color w:val="000000" w:themeColor="text1"/>
+          <w:sz w:val="24"/>
+          <w:szCs w:val="24"/>
+        </w:rPr>
+        <w:fldChar w:fldCharType="separate"/>
+      </w:r>
+      <w:r>
+        <w:rPr>
+          <w:rFonts w:ascii="Times New Roman" w:hAnsi="Times New Roman" w:cs="Times New Roman"/>
+          <w:i w:val="0"/>
+          <w:noProof/>
+          <w:color w:val="000000" w:themeColor="text1"/>
+          <w:sz w:val="24"/>
+          <w:szCs w:val="24"/>
+        </w:rPr>
+        <w:t>1</w:t>
+      </w:r>
+      <w:r>
+        <w:rPr>
+          <w:rFonts w:ascii="Times New Roman" w:hAnsi="Times New Roman" w:cs="Times New Roman"/>
+          <w:i w:val="0"/>
+          <w:color w:val="000000" w:themeColor="text1"/>
+          <w:sz w:val="24"/>
+          <w:szCs w:val="24"/>
+        </w:rPr>
+        <w:fldChar w:fldCharType="end"/>
+      </w:r>
+      <w:r>
+        <w:rPr>
+          <w:rFonts w:ascii="Times New Roman" w:hAnsi="Times New Roman" w:cs="Times New Roman"/>
+          <w:i w:val="0"/>
+          <w:color w:val="000000" w:themeColor="text1"/>
+          <w:sz w:val="24"/>
+          <w:szCs w:val="24"/>
+        </w:rPr>
+        <w:t xml:space="preserve"> Схема этапов разработки</w:t>
       </w:r>
     </w:p>
     <w:p>
       <w:pPr>
         <w:rPr>
           <w:rFonts w:ascii="Times New Roman" w:hAnsi="Times New Roman" w:cs="Times New Roman"/>
-          <w:b/>
-          <w:bCs/>
-        </w:rPr>
-      </w:pPr>
-      <w:r>
-        <w:rPr>
-          <w:rFonts w:ascii="Times New Roman" w:hAnsi="Times New Roman" w:cs="Times New Roman"/>
-          <w:b/>
-          <w:bCs/>
-        </w:rPr>
-        <w:t>3. Программная БА (база данных / блок-алгоритм)</w:t>
+        </w:rPr>
+      </w:pPr>
+      <w:r>
+        <w:rPr>
+          <w:rFonts w:ascii="Times New Roman" w:hAnsi="Times New Roman" w:cs="Times New Roman"/>
+        </w:rPr>
+        <w:pict w14:anchorId="39E4742F">
+          <v:rect id="_x0000_i1027" style="width:0;height:.75pt" o:hralign="center" o:hrstd="t" o:hr="t" fillcolor="#a0a0a0" stroked="f"/>
+        </w:pict>
       </w:r>
     </w:p>
     <w:p>
       <w:pPr>
+        <w:pStyle w:val="2"/>
+        <w:jc w:val="center"/>
         <w:rPr>
           <w:rFonts w:ascii="Times New Roman" w:hAnsi="Times New Roman" w:cs="Times New Roman"/>
           <w:b/>
+          <w:color w:val="auto"/>
+          <w:sz w:val="24"/>
+          <w:szCs w:val="24"/>
+        </w:rPr>
+      </w:pPr>
+      <w:bookmarkStart w:id="2" w:name="_Toc229042663"/>
+      <w:r>
+        <w:rPr>
+          <w:rFonts w:ascii="Times New Roman" w:hAnsi="Times New Roman" w:cs="Times New Roman"/>
+          <w:b/>
+          <w:color w:val="auto"/>
+          <w:sz w:val="24"/>
+          <w:szCs w:val="24"/>
+        </w:rPr>
+        <w:t>3. Разработка БД</w:t>
+      </w:r>
+      <w:bookmarkEnd w:id="2"/>
+    </w:p>
+    <w:p/>
+    <w:p>
+      <w:pPr>
+        <w:rPr>
+          <w:rFonts w:ascii="Times New Roman" w:hAnsi="Times New Roman" w:cs="Times New Roman"/>
           <w:bCs/>
         </w:rPr>
       </w:pPr>
       <w:r>
         <w:rPr>
           <w:rFonts w:ascii="Times New Roman" w:hAnsi="Times New Roman" w:cs="Times New Roman"/>
-          <w:b/>
           <w:bCs/>
         </w:rPr>
         <w:t>3.1 Описание пакета ОС на сервере / среде разработки</w:t>
@@ -1114,7 +2257,6 @@
       <w:r>
         <w:rPr>
           <w:rFonts w:ascii="Times New Roman" w:hAnsi="Times New Roman" w:cs="Times New Roman"/>
-          <w:b/>
           <w:bCs/>
         </w:rPr>
         <w:t>Инструменты:</w:t>
@@ -1139,7 +2281,6 @@
       <w:r>
         <w:rPr>
           <w:rFonts w:ascii="Times New Roman" w:hAnsi="Times New Roman" w:cs="Times New Roman"/>
-          <w:b/>
           <w:bCs/>
         </w:rPr>
         <w:t>База данных:</w:t>
@@ -1148,16 +2289,8 @@
         <w:rPr>
           <w:rFonts w:ascii="Times New Roman" w:hAnsi="Times New Roman" w:cs="Times New Roman"/>
         </w:rPr>
-        <w:t xml:space="preserve"> SQL </w:t>
-      </w:r>
-      <w:proofErr w:type="spellStart"/>
-      <w:r>
-        <w:rPr>
-          <w:rFonts w:ascii="Times New Roman" w:hAnsi="Times New Roman" w:cs="Times New Roman"/>
-        </w:rPr>
-        <w:t>PhpMyAdmin</w:t>
-      </w:r>
-      <w:proofErr w:type="spellEnd"/>
+        <w:t> SQL PhpMyAdmin</w:t>
+      </w:r>
     </w:p>
     <w:p>
       <w:pPr>
@@ -1172,7 +2305,6 @@
       <w:r>
         <w:rPr>
           <w:rFonts w:ascii="Times New Roman" w:hAnsi="Times New Roman" w:cs="Times New Roman"/>
-          <w:b/>
           <w:bCs/>
         </w:rPr>
         <w:t>Среда:</w:t>
@@ -1181,21 +2313,25 @@
         <w:rPr>
           <w:rFonts w:ascii="Times New Roman" w:hAnsi="Times New Roman" w:cs="Times New Roman"/>
         </w:rPr>
-        <w:t> проект размещён на сервере (GTI / GTA CRMP)</w:t>
+        <w:t xml:space="preserve"> проект предназначен для игровых серверов </w:t>
+      </w:r>
+      <w:r>
+        <w:rPr>
+          <w:rFonts w:ascii="Times New Roman" w:hAnsi="Times New Roman" w:cs="Times New Roman"/>
+        </w:rPr>
+        <w:t>(GTA CRMP)</w:t>
       </w:r>
     </w:p>
     <w:p>
       <w:pPr>
         <w:rPr>
           <w:rFonts w:ascii="Times New Roman" w:hAnsi="Times New Roman" w:cs="Times New Roman"/>
-          <w:b/>
           <w:bCs/>
         </w:rPr>
       </w:pPr>
       <w:r>
         <w:rPr>
           <w:rFonts w:ascii="Times New Roman" w:hAnsi="Times New Roman" w:cs="Times New Roman"/>
-          <w:b/>
           <w:bCs/>
         </w:rPr>
         <w:t>3.2 Схема с функциями (взаимодействие БД)</w:t>
@@ -1216,25 +2352,20 @@
       <w:r>
         <w:rPr>
           <w:rFonts w:ascii="Times New Roman" w:hAnsi="Times New Roman" w:cs="Times New Roman"/>
-          <w:b/>
           <w:bCs/>
         </w:rPr>
         <w:t>«</w:t>
       </w:r>
-      <w:proofErr w:type="spellStart"/>
-      <w:r>
-        <w:rPr>
-          <w:rFonts w:ascii="Times New Roman" w:hAnsi="Times New Roman" w:cs="Times New Roman"/>
-          <w:b/>
+      <w:r>
+        <w:rPr>
+          <w:rFonts w:ascii="Times New Roman" w:hAnsi="Times New Roman" w:cs="Times New Roman"/>
           <w:bCs/>
         </w:rPr>
-        <w:t>кунтскамера</w:t>
-      </w:r>
-      <w:proofErr w:type="spellEnd"/>
-      <w:r>
-        <w:rPr>
-          <w:rFonts w:ascii="Times New Roman" w:hAnsi="Times New Roman" w:cs="Times New Roman"/>
-          <w:b/>
+        <w:t>кунсткамера</w:t>
+      </w:r>
+      <w:r>
+        <w:rPr>
+          <w:rFonts w:ascii="Times New Roman" w:hAnsi="Times New Roman" w:cs="Times New Roman"/>
           <w:bCs/>
         </w:rPr>
         <w:t>»</w:t>
@@ -1256,14 +2387,13 @@
           <w:rFonts w:ascii="Times New Roman" w:hAnsi="Times New Roman" w:cs="Times New Roman"/>
         </w:rPr>
       </w:pPr>
-      <w:proofErr w:type="spellStart"/>
-      <w:r>
-        <w:rPr>
-          <w:rFonts w:ascii="Times New Roman" w:hAnsi="Times New Roman" w:cs="Times New Roman"/>
-        </w:rPr>
+      <w:r>
+        <w:rPr>
+          <w:rFonts w:ascii="Times New Roman" w:hAnsi="Times New Roman" w:cs="Times New Roman"/>
+        </w:rPr>
+        <w:lastRenderedPageBreak/>
         <w:t>names</w:t>
       </w:r>
-      <w:proofErr w:type="spellEnd"/>
     </w:p>
     <w:p>
       <w:pPr>
@@ -1275,14 +2405,12 @@
           <w:rFonts w:ascii="Times New Roman" w:hAnsi="Times New Roman" w:cs="Times New Roman"/>
         </w:rPr>
       </w:pPr>
-      <w:proofErr w:type="spellStart"/>
       <w:r>
         <w:rPr>
           <w:rFonts w:ascii="Times New Roman" w:hAnsi="Times New Roman" w:cs="Times New Roman"/>
         </w:rPr>
         <w:t>dangers</w:t>
       </w:r>
-      <w:proofErr w:type="spellEnd"/>
     </w:p>
     <w:p>
       <w:pPr>
@@ -1294,17 +2422,16 @@
           <w:rFonts w:ascii="Times New Roman" w:hAnsi="Times New Roman" w:cs="Times New Roman"/>
         </w:rPr>
       </w:pPr>
-      <w:proofErr w:type="spellStart"/>
       <w:r>
         <w:rPr>
           <w:rFonts w:ascii="Times New Roman" w:hAnsi="Times New Roman" w:cs="Times New Roman"/>
         </w:rPr>
         <w:t>skills</w:t>
       </w:r>
-      <w:proofErr w:type="spellEnd"/>
     </w:p>
     <w:p>
       <w:pPr>
+        <w:jc w:val="center"/>
         <w:rPr>
           <w:rFonts w:ascii="Times New Roman" w:hAnsi="Times New Roman" w:cs="Times New Roman"/>
         </w:rPr>
@@ -1332,35 +2459,7 @@
         <w:rPr>
           <w:rFonts w:ascii="Times New Roman" w:hAnsi="Times New Roman" w:cs="Times New Roman"/>
         </w:rPr>
-        <w:t>В таблице </w:t>
-      </w:r>
-      <w:proofErr w:type="spellStart"/>
-      <w:r>
-        <w:rPr>
-          <w:rFonts w:ascii="Times New Roman" w:hAnsi="Times New Roman" w:cs="Times New Roman"/>
-        </w:rPr>
-        <w:t>names</w:t>
-      </w:r>
-      <w:proofErr w:type="spellEnd"/>
-      <w:r>
-        <w:rPr>
-          <w:rFonts w:ascii="Times New Roman" w:hAnsi="Times New Roman" w:cs="Times New Roman"/>
-        </w:rPr>
-        <w:t> есть столбец, который относится к таблице </w:t>
-      </w:r>
-      <w:proofErr w:type="spellStart"/>
-      <w:r>
-        <w:rPr>
-          <w:rFonts w:ascii="Times New Roman" w:hAnsi="Times New Roman" w:cs="Times New Roman"/>
-        </w:rPr>
-        <w:t>skills</w:t>
-      </w:r>
-      <w:proofErr w:type="spellEnd"/>
-      <w:r>
-        <w:rPr>
-          <w:rFonts w:ascii="Times New Roman" w:hAnsi="Times New Roman" w:cs="Times New Roman"/>
-        </w:rPr>
-        <w:t>.</w:t>
+        <w:t>В таблице names есть столбец, который относится к таблице skills.</w:t>
       </w:r>
     </w:p>
     <w:p>
@@ -1377,21 +2476,7 @@
         <w:rPr>
           <w:rFonts w:ascii="Times New Roman" w:hAnsi="Times New Roman" w:cs="Times New Roman"/>
         </w:rPr>
-        <w:t>Он привязан к описанию уровня опасности через название </w:t>
-      </w:r>
-      <w:proofErr w:type="spellStart"/>
-      <w:r>
-        <w:rPr>
-          <w:rFonts w:ascii="Times New Roman" w:hAnsi="Times New Roman" w:cs="Times New Roman"/>
-        </w:rPr>
-        <w:t>descriptions</w:t>
-      </w:r>
-      <w:proofErr w:type="spellEnd"/>
-      <w:r>
-        <w:rPr>
-          <w:rFonts w:ascii="Times New Roman" w:hAnsi="Times New Roman" w:cs="Times New Roman"/>
-        </w:rPr>
-        <w:t>.</w:t>
+        <w:t>Он привязан к описанию уровня опасности через название descriptions.</w:t>
       </w:r>
     </w:p>
     <w:p>
@@ -1408,98 +2493,170 @@
         <w:rPr>
           <w:rFonts w:ascii="Times New Roman" w:hAnsi="Times New Roman" w:cs="Times New Roman"/>
         </w:rPr>
-        <w:t>Это уровень опасности, связанный с таблицей </w:t>
-      </w:r>
-      <w:proofErr w:type="spellStart"/>
-      <w:r>
-        <w:rPr>
-          <w:rFonts w:ascii="Times New Roman" w:hAnsi="Times New Roman" w:cs="Times New Roman"/>
-        </w:rPr>
-        <w:t>dangers</w:t>
-      </w:r>
-      <w:proofErr w:type="spellEnd"/>
-      <w:r>
-        <w:rPr>
-          <w:rFonts w:ascii="Times New Roman" w:hAnsi="Times New Roman" w:cs="Times New Roman"/>
-        </w:rPr>
-        <w:t>.</w:t>
+        <w:t>Это уровень опасности, связанный с таблицей dangers.</w:t>
       </w:r>
     </w:p>
     <w:p>
       <w:pPr>
+        <w:keepNext/>
         <w:numPr>
           <w:ilvl w:val="0"/>
           <w:numId w:val="13"/>
         </w:numPr>
-        <w:rPr>
-          <w:rFonts w:ascii="Times New Roman" w:hAnsi="Times New Roman" w:cs="Times New Roman"/>
-        </w:rPr>
-      </w:pPr>
-      <w:r>
-        <w:rPr>
-          <w:rFonts w:ascii="Times New Roman" w:hAnsi="Times New Roman" w:cs="Times New Roman"/>
-        </w:rPr>
-        <w:t>В </w:t>
-      </w:r>
-      <w:proofErr w:type="spellStart"/>
-      <w:r>
-        <w:rPr>
-          <w:rFonts w:ascii="Times New Roman" w:hAnsi="Times New Roman" w:cs="Times New Roman"/>
-        </w:rPr>
-        <w:t>dangers</w:t>
-      </w:r>
-      <w:proofErr w:type="spellEnd"/>
-      <w:r>
-        <w:rPr>
-          <w:rFonts w:ascii="Times New Roman" w:hAnsi="Times New Roman" w:cs="Times New Roman"/>
-        </w:rPr>
-        <w:t> есть столбец </w:t>
-      </w:r>
-      <w:proofErr w:type="spellStart"/>
-      <w:r>
-        <w:rPr>
-          <w:rFonts w:ascii="Times New Roman" w:hAnsi="Times New Roman" w:cs="Times New Roman"/>
-        </w:rPr>
-        <w:t>id</w:t>
-      </w:r>
-      <w:proofErr w:type="spellEnd"/>
-      <w:r>
-        <w:rPr>
-          <w:rFonts w:ascii="Times New Roman" w:hAnsi="Times New Roman" w:cs="Times New Roman"/>
-        </w:rPr>
-        <w:t>.</w:t>
-      </w:r>
+      </w:pPr>
+      <w:r>
+        <w:rPr>
+          <w:rFonts w:ascii="Times New Roman" w:hAnsi="Times New Roman" w:cs="Times New Roman"/>
+        </w:rPr>
+        <w:t>В dangers есть столбец id.</w:t>
+      </w:r>
+      <w:r>
+        <w:rPr>
+          <w:noProof/>
+          <w:lang w:eastAsia="ru-RU"/>
+        </w:rPr>
+        <w:t xml:space="preserve"> </w:t>
+      </w:r>
+      <w:r>
+        <w:rPr>
+          <w:noProof/>
+          <w:lang w:eastAsia="ru-RU"/>
+        </w:rPr>
+        <w:drawing>
+          <wp:inline distT="0" distB="0" distL="0" distR="0" wp14:anchorId="6E94FFB9" wp14:editId="3DBBCA68">
+            <wp:extent cx="5940425" cy="4367530"/>
+            <wp:effectExtent l="0" t="0" r="3175" b="0"/>
+            <wp:docPr id="1" name="Рисунок 1"/>
+            <wp:cNvGraphicFramePr>
+              <a:graphicFrameLocks xmlns:a="http://schemas.openxmlformats.org/drawingml/2006/main" noChangeAspect="1"/>
+            </wp:cNvGraphicFramePr>
+            <a:graphic xmlns:a="http://schemas.openxmlformats.org/drawingml/2006/main">
+              <a:graphicData uri="http://schemas.openxmlformats.org/drawingml/2006/picture">
+                <pic:pic xmlns:pic="http://schemas.openxmlformats.org/drawingml/2006/picture">
+                  <pic:nvPicPr>
+                    <pic:cNvPr id="1" name=""/>
+                    <pic:cNvPicPr/>
+                  </pic:nvPicPr>
+                  <pic:blipFill>
+                    <a:blip r:embed="rId10"/>
+                    <a:stretch>
+                      <a:fillRect/>
+                    </a:stretch>
+                  </pic:blipFill>
+                  <pic:spPr>
+                    <a:xfrm>
+                      <a:off x="0" y="0"/>
+                      <a:ext cx="5940425" cy="4367530"/>
+                    </a:xfrm>
+                    <a:prstGeom prst="rect">
+                      <a:avLst/>
+                    </a:prstGeom>
+                  </pic:spPr>
+                </pic:pic>
+              </a:graphicData>
+            </a:graphic>
+          </wp:inline>
+        </w:drawing>
+      </w:r>
+      <w:bookmarkStart w:id="3" w:name="_GoBack"/>
+      <w:bookmarkEnd w:id="3"/>
     </w:p>
     <w:p>
       <w:pPr>
-        <w:rPr>
-          <w:rFonts w:ascii="Times New Roman" w:hAnsi="Times New Roman" w:cs="Times New Roman"/>
-        </w:rPr>
-      </w:pPr>
-      <w:r>
-        <w:rPr>
-          <w:rFonts w:ascii="Times New Roman" w:hAnsi="Times New Roman" w:cs="Times New Roman"/>
-          <w:i/>
-          <w:iCs/>
-        </w:rPr>
-        <w:t>На схеме (скриншот из проекта) показаны указанные связи.</w:t>
+        <w:pStyle w:val="af4"/>
+        <w:rPr>
+          <w:rFonts w:ascii="Times New Roman" w:hAnsi="Times New Roman" w:cs="Times New Roman"/>
+          <w:i w:val="0"/>
+          <w:color w:val="000000" w:themeColor="text1"/>
+          <w:sz w:val="24"/>
+          <w:szCs w:val="24"/>
+        </w:rPr>
+      </w:pPr>
+      <w:r>
+        <w:rPr>
+          <w:rFonts w:ascii="Times New Roman" w:hAnsi="Times New Roman" w:cs="Times New Roman"/>
+          <w:i w:val="0"/>
+          <w:color w:val="000000" w:themeColor="text1"/>
+          <w:sz w:val="24"/>
+          <w:szCs w:val="24"/>
+        </w:rPr>
+        <w:t xml:space="preserve">Рисунок </w:t>
+      </w:r>
+      <w:r>
+        <w:rPr>
+          <w:rFonts w:ascii="Times New Roman" w:hAnsi="Times New Roman" w:cs="Times New Roman"/>
+          <w:i w:val="0"/>
+          <w:color w:val="000000" w:themeColor="text1"/>
+          <w:sz w:val="24"/>
+          <w:szCs w:val="24"/>
+        </w:rPr>
+        <w:fldChar w:fldCharType="begin"/>
+      </w:r>
+      <w:r>
+        <w:rPr>
+          <w:rFonts w:ascii="Times New Roman" w:hAnsi="Times New Roman" w:cs="Times New Roman"/>
+          <w:i w:val="0"/>
+          <w:color w:val="000000" w:themeColor="text1"/>
+          <w:sz w:val="24"/>
+          <w:szCs w:val="24"/>
+        </w:rPr>
+        <w:instrText xml:space="preserve"> SEQ Рисунок \* ARABIC </w:instrText>
+      </w:r>
+      <w:r>
+        <w:rPr>
+          <w:rFonts w:ascii="Times New Roman" w:hAnsi="Times New Roman" w:cs="Times New Roman"/>
+          <w:i w:val="0"/>
+          <w:color w:val="000000" w:themeColor="text1"/>
+          <w:sz w:val="24"/>
+          <w:szCs w:val="24"/>
+        </w:rPr>
+        <w:fldChar w:fldCharType="separate"/>
+      </w:r>
+      <w:r>
+        <w:rPr>
+          <w:rFonts w:ascii="Times New Roman" w:hAnsi="Times New Roman" w:cs="Times New Roman"/>
+          <w:i w:val="0"/>
+          <w:noProof/>
+          <w:color w:val="000000" w:themeColor="text1"/>
+          <w:sz w:val="24"/>
+          <w:szCs w:val="24"/>
+        </w:rPr>
+        <w:t>2</w:t>
+      </w:r>
+      <w:r>
+        <w:rPr>
+          <w:rFonts w:ascii="Times New Roman" w:hAnsi="Times New Roman" w:cs="Times New Roman"/>
+          <w:i w:val="0"/>
+          <w:color w:val="000000" w:themeColor="text1"/>
+          <w:sz w:val="24"/>
+          <w:szCs w:val="24"/>
+        </w:rPr>
+        <w:fldChar w:fldCharType="end"/>
+      </w:r>
+      <w:r>
+        <w:rPr>
+          <w:rFonts w:ascii="Times New Roman" w:hAnsi="Times New Roman" w:cs="Times New Roman"/>
+          <w:i w:val="0"/>
+          <w:color w:val="000000" w:themeColor="text1"/>
+          <w:sz w:val="24"/>
+          <w:szCs w:val="24"/>
+        </w:rPr>
+        <w:t xml:space="preserve"> Таблицы из БД</w:t>
       </w:r>
     </w:p>
     <w:p>
       <w:pPr>
         <w:rPr>
           <w:rFonts w:ascii="Times New Roman" w:hAnsi="Times New Roman" w:cs="Times New Roman"/>
-          <w:b/>
           <w:bCs/>
         </w:rPr>
       </w:pPr>
       <w:r>
         <w:rPr>
           <w:rFonts w:ascii="Times New Roman" w:hAnsi="Times New Roman" w:cs="Times New Roman"/>
-          <w:b/>
           <w:bCs/>
         </w:rPr>
-        <w:t>3.3 Описание таблиц / «таблет» (кратко)</w:t>
+        <w:t xml:space="preserve">3.3 Описание таблиц  </w:t>
       </w:r>
     </w:p>
     <w:tbl>
@@ -1514,8 +2671,8 @@
         <w:tblLook w:val="04A0" w:firstRow="1" w:lastRow="0" w:firstColumn="1" w:lastColumn="0" w:noHBand="0" w:noVBand="1"/>
       </w:tblPr>
       <w:tblGrid>
-        <w:gridCol w:w="1310"/>
-        <w:gridCol w:w="9970"/>
+        <w:gridCol w:w="1332"/>
+        <w:gridCol w:w="9948"/>
       </w:tblGrid>
       <w:tr>
         <w:trPr>
@@ -1599,14 +2756,12 @@
                 <w:rFonts w:ascii="Times New Roman" w:hAnsi="Times New Roman" w:cs="Times New Roman"/>
               </w:rPr>
             </w:pPr>
-            <w:proofErr w:type="spellStart"/>
             <w:r>
               <w:rPr>
                 <w:rFonts w:ascii="Times New Roman" w:hAnsi="Times New Roman" w:cs="Times New Roman"/>
               </w:rPr>
               <w:t>names</w:t>
             </w:r>
-            <w:proofErr w:type="spellEnd"/>
           </w:p>
         </w:tc>
         <w:tc>
@@ -1655,14 +2810,12 @@
                 <w:rFonts w:ascii="Times New Roman" w:hAnsi="Times New Roman" w:cs="Times New Roman"/>
               </w:rPr>
             </w:pPr>
-            <w:proofErr w:type="spellStart"/>
             <w:r>
               <w:rPr>
                 <w:rFonts w:ascii="Times New Roman" w:hAnsi="Times New Roman" w:cs="Times New Roman"/>
               </w:rPr>
               <w:t>dangers</w:t>
             </w:r>
-            <w:proofErr w:type="spellEnd"/>
           </w:p>
         </w:tc>
         <w:tc>
@@ -1693,6 +2846,9 @@
         </w:tc>
       </w:tr>
       <w:tr>
+        <w:trPr>
+          <w:trHeight w:val="626"/>
+        </w:trPr>
         <w:tc>
           <w:tcPr>
             <w:tcW w:w="0" w:type="auto"/>
@@ -1711,14 +2867,13 @@
                 <w:rFonts w:ascii="Times New Roman" w:hAnsi="Times New Roman" w:cs="Times New Roman"/>
               </w:rPr>
             </w:pPr>
-            <w:proofErr w:type="spellStart"/>
             <w:r>
               <w:rPr>
                 <w:rFonts w:ascii="Times New Roman" w:hAnsi="Times New Roman" w:cs="Times New Roman"/>
               </w:rPr>
+              <w:lastRenderedPageBreak/>
               <w:t>skills</w:t>
             </w:r>
-            <w:proofErr w:type="spellEnd"/>
           </w:p>
         </w:tc>
         <w:tc>
@@ -1748,6 +2903,63 @@
           </w:p>
         </w:tc>
       </w:tr>
+      <w:tr>
+        <w:trPr>
+          <w:trHeight w:val="626"/>
+        </w:trPr>
+        <w:tc>
+          <w:tcPr>
+            <w:tcW w:w="0" w:type="auto"/>
+            <w:tcMar>
+              <w:top w:w="150" w:type="dxa"/>
+              <w:left w:w="0" w:type="dxa"/>
+              <w:bottom w:w="150" w:type="dxa"/>
+              <w:right w:w="240" w:type="dxa"/>
+            </w:tcMar>
+            <w:vAlign w:val="center"/>
+          </w:tcPr>
+          <w:p>
+            <w:pPr>
+              <w:rPr>
+                <w:rFonts w:ascii="Times New Roman" w:hAnsi="Times New Roman" w:cs="Times New Roman"/>
+                <w:lang w:val="en-US"/>
+              </w:rPr>
+            </w:pPr>
+            <w:r>
+              <w:rPr>
+                <w:rFonts w:ascii="Times New Roman" w:hAnsi="Times New Roman" w:cs="Times New Roman"/>
+                <w:lang w:val="en-US"/>
+              </w:rPr>
+              <w:t>positions</w:t>
+            </w:r>
+          </w:p>
+        </w:tc>
+        <w:tc>
+          <w:tcPr>
+            <w:tcW w:w="0" w:type="auto"/>
+            <w:tcMar>
+              <w:top w:w="150" w:type="dxa"/>
+              <w:left w:w="240" w:type="dxa"/>
+              <w:bottom w:w="150" w:type="dxa"/>
+              <w:right w:w="0" w:type="dxa"/>
+            </w:tcMar>
+            <w:vAlign w:val="center"/>
+          </w:tcPr>
+          <w:p>
+            <w:pPr>
+              <w:rPr>
+                <w:rFonts w:ascii="Times New Roman" w:hAnsi="Times New Roman" w:cs="Times New Roman"/>
+              </w:rPr>
+            </w:pPr>
+            <w:r>
+              <w:rPr>
+                <w:rFonts w:ascii="Times New Roman" w:hAnsi="Times New Roman" w:cs="Times New Roman"/>
+              </w:rPr>
+              <w:t xml:space="preserve">Хранит данные о должностях сотрудников </w:t>
+            </w:r>
+          </w:p>
+        </w:tc>
+      </w:tr>
     </w:tbl>
     <w:p>
       <w:pPr>
@@ -1760,27 +2972,56 @@
           <w:rFonts w:ascii="Times New Roman" w:hAnsi="Times New Roman" w:cs="Times New Roman"/>
         </w:rPr>
         <w:pict w14:anchorId="0C49F235">
-          <v:rect id="_x0000_i1027" style="width:0;height:.75pt" o:hralign="center" o:hrstd="t" o:hr="t" fillcolor="#a0a0a0" stroked="f"/>
+          <v:rect id="_x0000_i1028" style="width:0;height:.75pt" o:hralign="center" o:hrstd="t" o:hr="t" fillcolor="#a0a0a0" stroked="f"/>
         </w:pict>
       </w:r>
     </w:p>
     <w:p>
       <w:pPr>
+        <w:pStyle w:val="2"/>
+        <w:jc w:val="center"/>
         <w:rPr>
           <w:rFonts w:ascii="Times New Roman" w:hAnsi="Times New Roman" w:cs="Times New Roman"/>
           <w:b/>
-          <w:bCs/>
+          <w:color w:val="auto"/>
+          <w:sz w:val="24"/>
+          <w:szCs w:val="24"/>
         </w:rPr>
       </w:pPr>
       <w:r>
         <w:rPr>
           <w:rFonts w:ascii="Times New Roman" w:hAnsi="Times New Roman" w:cs="Times New Roman"/>
           <w:b/>
-          <w:bCs/>
-        </w:rPr>
-        <w:t>4. Параметры</w:t>
-      </w:r>
+          <w:color w:val="auto"/>
+          <w:sz w:val="24"/>
+          <w:szCs w:val="24"/>
+        </w:rPr>
+        <w:t xml:space="preserve">4. </w:t>
+      </w:r>
+      <w:bookmarkStart w:id="4" w:name="_Toc229042664"/>
+      <w:r>
+        <w:rPr>
+          <w:rFonts w:ascii="Times New Roman" w:hAnsi="Times New Roman" w:cs="Times New Roman"/>
+          <w:b/>
+          <w:color w:val="auto"/>
+          <w:sz w:val="24"/>
+          <w:szCs w:val="24"/>
+        </w:rPr>
+        <w:t>Параметры</w:t>
+      </w:r>
+      <w:r>
+        <w:rPr>
+          <w:rFonts w:ascii="Times New Roman" w:hAnsi="Times New Roman" w:cs="Times New Roman"/>
+          <w:b/>
+          <w:color w:val="auto"/>
+          <w:sz w:val="24"/>
+          <w:szCs w:val="24"/>
+        </w:rPr>
+        <w:t xml:space="preserve"> разработки</w:t>
+      </w:r>
+      <w:bookmarkEnd w:id="4"/>
     </w:p>
+    <w:p/>
     <w:tbl>
       <w:tblPr>
         <w:tblW w:w="11280" w:type="dxa"/>
@@ -1825,7 +3066,6 @@
               <w:rPr>
                 <w:rFonts w:ascii="Times New Roman" w:hAnsi="Times New Roman" w:cs="Times New Roman"/>
               </w:rPr>
-              <w:lastRenderedPageBreak/>
               <w:t>Параметр</w:t>
             </w:r>
           </w:p>
@@ -2017,21 +3257,7 @@
               <w:rPr>
                 <w:rFonts w:ascii="Times New Roman" w:hAnsi="Times New Roman" w:cs="Times New Roman"/>
               </w:rPr>
-              <w:t>SQL (</w:t>
-            </w:r>
-            <w:proofErr w:type="spellStart"/>
-            <w:r>
-              <w:rPr>
-                <w:rFonts w:ascii="Times New Roman" w:hAnsi="Times New Roman" w:cs="Times New Roman"/>
-              </w:rPr>
-              <w:t>PhpMyAdmin</w:t>
-            </w:r>
-            <w:proofErr w:type="spellEnd"/>
-            <w:r>
-              <w:rPr>
-                <w:rFonts w:ascii="Times New Roman" w:hAnsi="Times New Roman" w:cs="Times New Roman"/>
-              </w:rPr>
-              <w:t>)</w:t>
+              <w:t>SQL (PhpMyAdmin)</w:t>
             </w:r>
           </w:p>
         </w:tc>
@@ -2264,7 +3490,7 @@
           <w:rFonts w:ascii="Times New Roman" w:hAnsi="Times New Roman" w:cs="Times New Roman"/>
         </w:rPr>
         <w:pict w14:anchorId="0BDDA3DD">
-          <v:rect id="_x0000_i1028" style="width:0;height:.75pt" o:hralign="center" o:hrstd="t" o:hr="t" fillcolor="#a0a0a0" stroked="f"/>
+          <v:rect id="_x0000_i1029" style="width:0;height:.75pt" o:hralign="center" o:hrstd="t" o:hr="t" fillcolor="#a0a0a0" stroked="f"/>
         </w:pict>
       </w:r>
     </w:p>
@@ -2272,17 +3498,15 @@
       <w:pPr>
         <w:rPr>
           <w:rFonts w:ascii="Times New Roman" w:hAnsi="Times New Roman" w:cs="Times New Roman"/>
-          <w:b/>
           <w:bCs/>
         </w:rPr>
       </w:pPr>
       <w:r>
         <w:rPr>
           <w:rFonts w:ascii="Times New Roman" w:hAnsi="Times New Roman" w:cs="Times New Roman"/>
-          <w:b/>
           <w:bCs/>
         </w:rPr>
-        <w:t>5. Система байт (обобщение — системная архитектура / хранение данных)</w:t>
+        <w:t>Система байт (обобщение — системная архитектура / хранение данных)</w:t>
       </w:r>
     </w:p>
     <w:p>
@@ -2300,7 +3524,6 @@
       <w:r>
         <w:rPr>
           <w:rFonts w:ascii="Times New Roman" w:hAnsi="Times New Roman" w:cs="Times New Roman"/>
-          <w:b/>
           <w:bCs/>
         </w:rPr>
         <w:t>взаимосвязанных таблиц БД</w:t>
@@ -2326,49 +3549,7 @@
         <w:rPr>
           <w:rFonts w:ascii="Times New Roman" w:hAnsi="Times New Roman" w:cs="Times New Roman"/>
         </w:rPr>
-        <w:t>Байты данных хранятся в SQL-таблицах (</w:t>
-      </w:r>
-      <w:proofErr w:type="spellStart"/>
-      <w:r>
-        <w:rPr>
-          <w:rFonts w:ascii="Times New Roman" w:hAnsi="Times New Roman" w:cs="Times New Roman"/>
-        </w:rPr>
-        <w:t>names</w:t>
-      </w:r>
-      <w:proofErr w:type="spellEnd"/>
-      <w:r>
-        <w:rPr>
-          <w:rFonts w:ascii="Times New Roman" w:hAnsi="Times New Roman" w:cs="Times New Roman"/>
-        </w:rPr>
-        <w:t>, </w:t>
-      </w:r>
-      <w:proofErr w:type="spellStart"/>
-      <w:r>
-        <w:rPr>
-          <w:rFonts w:ascii="Times New Roman" w:hAnsi="Times New Roman" w:cs="Times New Roman"/>
-        </w:rPr>
-        <w:t>dangers</w:t>
-      </w:r>
-      <w:proofErr w:type="spellEnd"/>
-      <w:r>
-        <w:rPr>
-          <w:rFonts w:ascii="Times New Roman" w:hAnsi="Times New Roman" w:cs="Times New Roman"/>
-        </w:rPr>
-        <w:t>, </w:t>
-      </w:r>
-      <w:proofErr w:type="spellStart"/>
-      <w:r>
-        <w:rPr>
-          <w:rFonts w:ascii="Times New Roman" w:hAnsi="Times New Roman" w:cs="Times New Roman"/>
-        </w:rPr>
-        <w:t>skills</w:t>
-      </w:r>
-      <w:proofErr w:type="spellEnd"/>
-      <w:r>
-        <w:rPr>
-          <w:rFonts w:ascii="Times New Roman" w:hAnsi="Times New Roman" w:cs="Times New Roman"/>
-        </w:rPr>
-        <w:t>).</w:t>
+        <w:t>Байты данных хранятся в SQL-таблицах (names, dangers, skills).</w:t>
       </w:r>
     </w:p>
     <w:p>
@@ -2385,35 +3566,7 @@
         <w:rPr>
           <w:rFonts w:ascii="Times New Roman" w:hAnsi="Times New Roman" w:cs="Times New Roman"/>
         </w:rPr>
-        <w:t>Связь между таблицами организована через </w:t>
-      </w:r>
-      <w:proofErr w:type="spellStart"/>
-      <w:r>
-        <w:rPr>
-          <w:rFonts w:ascii="Times New Roman" w:hAnsi="Times New Roman" w:cs="Times New Roman"/>
-        </w:rPr>
-        <w:t>id</w:t>
-      </w:r>
-      <w:proofErr w:type="spellEnd"/>
-      <w:r>
-        <w:rPr>
-          <w:rFonts w:ascii="Times New Roman" w:hAnsi="Times New Roman" w:cs="Times New Roman"/>
-        </w:rPr>
-        <w:t> и </w:t>
-      </w:r>
-      <w:proofErr w:type="spellStart"/>
-      <w:r>
-        <w:rPr>
-          <w:rFonts w:ascii="Times New Roman" w:hAnsi="Times New Roman" w:cs="Times New Roman"/>
-        </w:rPr>
-        <w:t>descriptions</w:t>
-      </w:r>
-      <w:proofErr w:type="spellEnd"/>
-      <w:r>
-        <w:rPr>
-          <w:rFonts w:ascii="Times New Roman" w:hAnsi="Times New Roman" w:cs="Times New Roman"/>
-        </w:rPr>
-        <w:t>.</w:t>
+        <w:t>Связь между таблицами организована через id и descriptions.</w:t>
       </w:r>
     </w:p>
     <w:p>
@@ -2447,70 +3600,208 @@
         <w:rPr>
           <w:rFonts w:ascii="Times New Roman" w:hAnsi="Times New Roman" w:cs="Times New Roman"/>
         </w:rPr>
-        <w:t>Добавление нового розыскного → вставка записи в таблицу </w:t>
-      </w:r>
-      <w:proofErr w:type="spellStart"/>
-      <w:r>
-        <w:rPr>
-          <w:rFonts w:ascii="Times New Roman" w:hAnsi="Times New Roman" w:cs="Times New Roman"/>
-        </w:rPr>
-        <w:t>names</w:t>
-      </w:r>
-      <w:proofErr w:type="spellEnd"/>
-      <w:r>
-        <w:rPr>
-          <w:rFonts w:ascii="Times New Roman" w:hAnsi="Times New Roman" w:cs="Times New Roman"/>
-        </w:rPr>
-        <w:t>.</w:t>
+        <w:t>Добавление нового розыскного → вставка записи в таблицу names.</w:t>
       </w:r>
     </w:p>
     <w:p>
       <w:pPr>
         <w:rPr>
           <w:rFonts w:ascii="Times New Roman" w:hAnsi="Times New Roman" w:cs="Times New Roman"/>
-        </w:rPr>
-      </w:pPr>
+          <w:iCs/>
+        </w:rPr>
+      </w:pPr>
+      <w:r>
+        <w:rPr>
+          <w:rFonts w:ascii="Times New Roman" w:hAnsi="Times New Roman" w:cs="Times New Roman"/>
+          <w:iCs/>
+        </w:rPr>
+        <w:t>Итог по системной логике: добавление персонажа автоматически обновляет таблицу на главном экране</w:t>
+      </w:r>
       <w:r>
         <w:rPr>
           <w:rFonts w:ascii="Times New Roman" w:hAnsi="Times New Roman" w:cs="Times New Roman"/>
           <w:i/>
           <w:iCs/>
         </w:rPr>
-        <w:t>Итог по системной логике: добавление персонажа автоматически обновляет таблицу на главном экране.</w:t>
+        <w:t>.</w:t>
       </w:r>
     </w:p>
     <w:p>
       <w:pPr>
-        <w:rPr>
-          <w:rFonts w:ascii="Times New Roman" w:hAnsi="Times New Roman" w:cs="Times New Roman"/>
-        </w:rPr>
-      </w:pPr>
-      <w:r>
-        <w:rPr>
-          <w:rFonts w:ascii="Times New Roman" w:hAnsi="Times New Roman" w:cs="Times New Roman"/>
-        </w:rPr>
-        <w:pict w14:anchorId="50E40923">
-          <v:rect id="_x0000_i1029" style="width:0;height:.75pt" o:hralign="center" o:hrstd="t" o:hr="t" fillcolor="#a0a0a0" stroked="f"/>
-        </w:pict>
+        <w:keepNext/>
+      </w:pPr>
+      <w:r>
+        <w:rPr>
+          <w:rFonts w:ascii="Times New Roman" w:hAnsi="Times New Roman" w:cs="Times New Roman"/>
+          <w:noProof/>
+          <w:lang w:eastAsia="ru-RU"/>
+        </w:rPr>
+        <w:lastRenderedPageBreak/>
+        <w:drawing>
+          <wp:inline distT="0" distB="0" distL="0" distR="0" wp14:anchorId="4A8E860A" wp14:editId="58B90F1D">
+            <wp:extent cx="2753109" cy="1543265"/>
+            <wp:effectExtent l="0" t="0" r="9525" b="0"/>
+            <wp:docPr id="2" name="Рисунок 2"/>
+            <wp:cNvGraphicFramePr>
+              <a:graphicFrameLocks xmlns:a="http://schemas.openxmlformats.org/drawingml/2006/main" noChangeAspect="1"/>
+            </wp:cNvGraphicFramePr>
+            <a:graphic xmlns:a="http://schemas.openxmlformats.org/drawingml/2006/main">
+              <a:graphicData uri="http://schemas.openxmlformats.org/drawingml/2006/picture">
+                <pic:pic xmlns:pic="http://schemas.openxmlformats.org/drawingml/2006/picture">
+                  <pic:nvPicPr>
+                    <pic:cNvPr id="1" name=""/>
+                    <pic:cNvPicPr/>
+                  </pic:nvPicPr>
+                  <pic:blipFill>
+                    <a:blip r:embed="rId11"/>
+                    <a:stretch>
+                      <a:fillRect/>
+                    </a:stretch>
+                  </pic:blipFill>
+                  <pic:spPr>
+                    <a:xfrm>
+                      <a:off x="0" y="0"/>
+                      <a:ext cx="2753109" cy="1543265"/>
+                    </a:xfrm>
+                    <a:prstGeom prst="rect">
+                      <a:avLst/>
+                    </a:prstGeom>
+                  </pic:spPr>
+                </pic:pic>
+              </a:graphicData>
+            </a:graphic>
+          </wp:inline>
+        </w:drawing>
       </w:r>
     </w:p>
     <w:p>
       <w:pPr>
+        <w:pStyle w:val="af4"/>
+        <w:rPr>
+          <w:rFonts w:ascii="Times New Roman" w:hAnsi="Times New Roman" w:cs="Times New Roman"/>
+          <w:i w:val="0"/>
+          <w:color w:val="auto"/>
+          <w:sz w:val="24"/>
+          <w:szCs w:val="24"/>
+        </w:rPr>
+      </w:pPr>
+      <w:r>
+        <w:rPr>
+          <w:rFonts w:ascii="Times New Roman" w:hAnsi="Times New Roman" w:cs="Times New Roman"/>
+          <w:i w:val="0"/>
+          <w:color w:val="auto"/>
+          <w:sz w:val="24"/>
+          <w:szCs w:val="24"/>
+        </w:rPr>
+        <w:t xml:space="preserve">Рисунок </w:t>
+      </w:r>
+      <w:r>
+        <w:rPr>
+          <w:rFonts w:ascii="Times New Roman" w:hAnsi="Times New Roman" w:cs="Times New Roman"/>
+          <w:i w:val="0"/>
+          <w:color w:val="auto"/>
+          <w:sz w:val="24"/>
+          <w:szCs w:val="24"/>
+        </w:rPr>
+        <w:fldChar w:fldCharType="begin"/>
+      </w:r>
+      <w:r>
+        <w:rPr>
+          <w:rFonts w:ascii="Times New Roman" w:hAnsi="Times New Roman" w:cs="Times New Roman"/>
+          <w:i w:val="0"/>
+          <w:color w:val="auto"/>
+          <w:sz w:val="24"/>
+          <w:szCs w:val="24"/>
+        </w:rPr>
+        <w:instrText xml:space="preserve"> SEQ Рисунок \* ARABIC </w:instrText>
+      </w:r>
+      <w:r>
+        <w:rPr>
+          <w:rFonts w:ascii="Times New Roman" w:hAnsi="Times New Roman" w:cs="Times New Roman"/>
+          <w:i w:val="0"/>
+          <w:color w:val="auto"/>
+          <w:sz w:val="24"/>
+          <w:szCs w:val="24"/>
+        </w:rPr>
+        <w:fldChar w:fldCharType="separate"/>
+      </w:r>
+      <w:r>
+        <w:rPr>
+          <w:rFonts w:ascii="Times New Roman" w:hAnsi="Times New Roman" w:cs="Times New Roman"/>
+          <w:i w:val="0"/>
+          <w:noProof/>
+          <w:color w:val="auto"/>
+          <w:sz w:val="24"/>
+          <w:szCs w:val="24"/>
+        </w:rPr>
+        <w:t>3</w:t>
+      </w:r>
+      <w:r>
+        <w:rPr>
+          <w:rFonts w:ascii="Times New Roman" w:hAnsi="Times New Roman" w:cs="Times New Roman"/>
+          <w:i w:val="0"/>
+          <w:color w:val="auto"/>
+          <w:sz w:val="24"/>
+          <w:szCs w:val="24"/>
+        </w:rPr>
+        <w:fldChar w:fldCharType="end"/>
+      </w:r>
+      <w:r>
+        <w:rPr>
+          <w:rFonts w:ascii="Times New Roman" w:hAnsi="Times New Roman" w:cs="Times New Roman"/>
+          <w:i w:val="0"/>
+          <w:color w:val="auto"/>
+          <w:sz w:val="24"/>
+          <w:szCs w:val="24"/>
+        </w:rPr>
+        <w:t xml:space="preserve"> Структура проекта</w:t>
+      </w:r>
+    </w:p>
+    <w:p>
+      <w:pPr>
+        <w:rPr>
+          <w:rFonts w:ascii="Times New Roman" w:hAnsi="Times New Roman" w:cs="Times New Roman"/>
+        </w:rPr>
+      </w:pPr>
+      <w:r>
+        <w:rPr>
+          <w:rFonts w:ascii="Times New Roman" w:hAnsi="Times New Roman" w:cs="Times New Roman"/>
+        </w:rPr>
+        <w:pict w14:anchorId="50E40923">
+          <v:rect id="_x0000_i1030" style="width:0;height:.75pt" o:hralign="center" o:hrstd="t" o:hr="t" fillcolor="#a0a0a0" stroked="f"/>
+        </w:pict>
+      </w:r>
+    </w:p>
+    <w:p>
+      <w:pPr>
+        <w:pStyle w:val="2"/>
+        <w:numPr>
+          <w:ilvl w:val="0"/>
+          <w:numId w:val="10"/>
+        </w:numPr>
+        <w:jc w:val="center"/>
         <w:rPr>
           <w:rFonts w:ascii="Times New Roman" w:hAnsi="Times New Roman" w:cs="Times New Roman"/>
           <w:b/>
-          <w:bCs/>
-        </w:rPr>
-      </w:pPr>
+          <w:color w:val="auto"/>
+          <w:sz w:val="24"/>
+          <w:szCs w:val="24"/>
+        </w:rPr>
+      </w:pPr>
+      <w:bookmarkStart w:id="5" w:name="_Toc229042665"/>
       <w:r>
         <w:rPr>
           <w:rFonts w:ascii="Times New Roman" w:hAnsi="Times New Roman" w:cs="Times New Roman"/>
           <w:b/>
-          <w:bCs/>
-        </w:rPr>
-        <w:t>Итоги разработки проекта (доп. раздел по желанию, сохранён из исходника)</w:t>
-      </w:r>
+          <w:color w:val="auto"/>
+          <w:sz w:val="24"/>
+          <w:szCs w:val="24"/>
+        </w:rPr>
+        <w:t>Итоги разработки проекта</w:t>
+      </w:r>
+      <w:bookmarkEnd w:id="5"/>
     </w:p>
+    <w:p/>
     <w:p>
       <w:pPr>
         <w:rPr>
@@ -2560,7 +3851,6 @@
       <w:r>
         <w:rPr>
           <w:rFonts w:ascii="Times New Roman" w:hAnsi="Times New Roman" w:cs="Times New Roman"/>
-          <w:b/>
           <w:bCs/>
         </w:rPr>
         <w:t>заднего фона сайта</w:t>
@@ -2598,7 +3888,6 @@
       <w:r>
         <w:rPr>
           <w:rFonts w:ascii="Times New Roman" w:hAnsi="Times New Roman" w:cs="Times New Roman"/>
-          <w:b/>
           <w:bCs/>
         </w:rPr>
         <w:t>В дальнейшем</w:t>
@@ -2624,7 +3913,6 @@
         <w:rPr>
           <w:rFonts w:ascii="Times New Roman" w:hAnsi="Times New Roman" w:cs="Times New Roman"/>
         </w:rPr>
-        <w:lastRenderedPageBreak/>
         <w:t>расширить технический функционал,</w:t>
       </w:r>
     </w:p>
@@ -2645,8 +3933,36 @@
         <w:t>адаптировать функционал с дизайном.</w:t>
       </w:r>
     </w:p>
+    <w:p>
+      <w:pPr>
+        <w:numPr>
+          <w:ilvl w:val="0"/>
+          <w:numId w:val="16"/>
+        </w:numPr>
+        <w:rPr>
+          <w:rFonts w:ascii="Times New Roman" w:hAnsi="Times New Roman" w:cs="Times New Roman"/>
+        </w:rPr>
+      </w:pPr>
+      <w:r>
+        <w:rPr>
+          <w:rFonts w:ascii="Times New Roman" w:hAnsi="Times New Roman" w:cs="Times New Roman"/>
+        </w:rPr>
+        <w:t xml:space="preserve">Проект доступен на </w:t>
+      </w:r>
+      <w:hyperlink r:id="rId12" w:history="1">
+        <w:r>
+          <w:rPr>
+            <w:rStyle w:val="af3"/>
+            <w:rFonts w:ascii="Times New Roman" w:hAnsi="Times New Roman" w:cs="Times New Roman"/>
+            <w:lang w:val="en-US"/>
+          </w:rPr>
+          <w:t>GitHub</w:t>
+        </w:r>
+      </w:hyperlink>
+    </w:p>
     <w:p/>
     <w:sectPr>
+      <w:footerReference w:type="default" r:id="rId13"/>
       <w:pgSz w:w="11906" w:h="16838"/>
       <w:pgMar w:top="1134" w:right="850" w:bottom="1134" w:left="1701" w:header="708" w:footer="708" w:gutter="0"/>
       <w:pgNumType w:start="0"/>
@@ -2658,9 +3974,73 @@
 </w:document>
 </file>
 
+<file path=word/endnotes.xml><?xml version="1.0" encoding="utf-8"?>
+<w:endnotes xmlns:wpc="http://schemas.microsoft.com/office/word/2010/wordprocessingCanvas" xmlns:mc="http://schemas.openxmlformats.org/markup-compatibility/2006" xmlns:o="urn:schemas-microsoft-com:office:office" xmlns:r="http://schemas.openxmlformats.org/officeDocument/2006/relationships" xmlns:m="http://schemas.openxmlformats.org/officeDocument/2006/math" xmlns:v="urn:schemas-microsoft-com:vml" xmlns:wp14="http://schemas.microsoft.com/office/word/2010/wordprocessingDrawing" xmlns:wp="http://schemas.openxmlformats.org/drawingml/2006/wordprocessingDrawing" xmlns:w10="urn:schemas-microsoft-com:office:word" xmlns:w="http://schemas.openxmlformats.org/wordprocessingml/2006/main" xmlns:w14="http://schemas.microsoft.com/office/word/2010/wordml" xmlns:w15="http://schemas.microsoft.com/office/word/2012/wordml" xmlns:wpg="http://schemas.microsoft.com/office/word/2010/wordprocessingGroup" xmlns:wpi="http://schemas.microsoft.com/office/word/2010/wordprocessingInk" xmlns:wne="http://schemas.microsoft.com/office/word/2006/wordml" xmlns:wps="http://schemas.microsoft.com/office/word/2010/wordprocessingShape" mc:Ignorable="w14 w15 wp14">
+  <w:endnote w:type="separator" w:id="-1">
+    <w:p>
+      <w:pPr>
+        <w:spacing w:after="0" w:line="240" w:lineRule="auto"/>
+      </w:pPr>
+      <w:r>
+        <w:separator/>
+      </w:r>
+    </w:p>
+  </w:endnote>
+  <w:endnote w:type="continuationSeparator" w:id="0">
+    <w:p>
+      <w:pPr>
+        <w:spacing w:after="0" w:line="240" w:lineRule="auto"/>
+      </w:pPr>
+      <w:r>
+        <w:continuationSeparator/>
+      </w:r>
+    </w:p>
+  </w:endnote>
+</w:endnotes>
+</file>
+
+<file path=word/footer1.xml><?xml version="1.0" encoding="utf-8"?>
+<w:ftr xmlns:wpc="http://schemas.microsoft.com/office/word/2010/wordprocessingCanvas" xmlns:mc="http://schemas.openxmlformats.org/markup-compatibility/2006" xmlns:o="urn:schemas-microsoft-com:office:office" xmlns:r="http://schemas.openxmlformats.org/officeDocument/2006/relationships" xmlns:m="http://schemas.openxmlformats.org/officeDocument/2006/math" xmlns:v="urn:schemas-microsoft-com:vml" xmlns:wp14="http://schemas.microsoft.com/office/word/2010/wordprocessingDrawing" xmlns:wp="http://schemas.openxmlformats.org/drawingml/2006/wordprocessingDrawing" xmlns:w10="urn:schemas-microsoft-com:office:word" xmlns:w="http://schemas.openxmlformats.org/wordprocessingml/2006/main" xmlns:w14="http://schemas.microsoft.com/office/word/2010/wordml" xmlns:w15="http://schemas.microsoft.com/office/word/2012/wordml" xmlns:wpg="http://schemas.microsoft.com/office/word/2010/wordprocessingGroup" xmlns:wpi="http://schemas.microsoft.com/office/word/2010/wordprocessingInk" xmlns:wne="http://schemas.microsoft.com/office/word/2006/wordml" xmlns:wps="http://schemas.microsoft.com/office/word/2010/wordprocessingShape" mc:Ignorable="w14 w15 wp14">
+  <w:p>
+    <w:pPr>
+      <w:pStyle w:val="af0"/>
+      <w:jc w:val="center"/>
+      <w:rPr>
+        <w:rFonts w:ascii="Times New Roman" w:hAnsi="Times New Roman" w:cs="Times New Roman"/>
+      </w:rPr>
+    </w:pPr>
+  </w:p>
+</w:ftr>
+</file>
+
+<file path=word/footnotes.xml><?xml version="1.0" encoding="utf-8"?>
+<w:footnotes xmlns:wpc="http://schemas.microsoft.com/office/word/2010/wordprocessingCanvas" xmlns:mc="http://schemas.openxmlformats.org/markup-compatibility/2006" xmlns:o="urn:schemas-microsoft-com:office:office" xmlns:r="http://schemas.openxmlformats.org/officeDocument/2006/relationships" xmlns:m="http://schemas.openxmlformats.org/officeDocument/2006/math" xmlns:v="urn:schemas-microsoft-com:vml" xmlns:wp14="http://schemas.microsoft.com/office/word/2010/wordprocessingDrawing" xmlns:wp="http://schemas.openxmlformats.org/drawingml/2006/wordprocessingDrawing" xmlns:w10="urn:schemas-microsoft-com:office:word" xmlns:w="http://schemas.openxmlformats.org/wordprocessingml/2006/main" xmlns:w14="http://schemas.microsoft.com/office/word/2010/wordml" xmlns:w15="http://schemas.microsoft.com/office/word/2012/wordml" xmlns:wpg="http://schemas.microsoft.com/office/word/2010/wordprocessingGroup" xmlns:wpi="http://schemas.microsoft.com/office/word/2010/wordprocessingInk" xmlns:wne="http://schemas.microsoft.com/office/word/2006/wordml" xmlns:wps="http://schemas.microsoft.com/office/word/2010/wordprocessingShape" mc:Ignorable="w14 w15 wp14">
+  <w:footnote w:type="separator" w:id="-1">
+    <w:p>
+      <w:pPr>
+        <w:spacing w:after="0" w:line="240" w:lineRule="auto"/>
+      </w:pPr>
+      <w:r>
+        <w:separator/>
+      </w:r>
+    </w:p>
+  </w:footnote>
+  <w:footnote w:type="continuationSeparator" w:id="0">
+    <w:p>
+      <w:pPr>
+        <w:spacing w:after="0" w:line="240" w:lineRule="auto"/>
+      </w:pPr>
+      <w:r>
+        <w:continuationSeparator/>
+      </w:r>
+    </w:p>
+  </w:footnote>
+</w:footnotes>
+</file>
+
 <file path=word/numbering.xml><?xml version="1.0" encoding="utf-8"?>
-<w:numbering xmlns:wpc="http://schemas.microsoft.com/office/word/2010/wordprocessingCanvas" xmlns:cx="http://schemas.microsoft.com/office/drawing/2014/chartex" xmlns:cx1="http://schemas.microsoft.com/office/drawing/2015/9/8/chartex" xmlns:cx2="http://schemas.microsoft.com/office/drawing/2015/10/21/chartex" xmlns:cx3="http://schemas.microsoft.com/office/drawing/2016/5/9/chartex" xmlns:cx4="http://schemas.microsoft.com/office/drawing/2016/5/10/chartex" xmlns:cx5="http://schemas.microsoft.com/office/drawing/2016/5/11/chartex" xmlns:cx6="http://schemas.microsoft.com/office/drawing/2016/5/12/chartex" xmlns:cx7="http://schemas.microsoft.com/office/drawing/2016/5/13/chartex" xmlns:cx8="http://schemas.microsoft.com/office/drawing/2016/5/14/chartex" xmlns:mc="http://schemas.openxmlformats.org/markup-compatibility/2006" xmlns:aink="http://schemas.microsoft.com/office/drawing/2016/ink" xmlns:am3d="http://schemas.microsoft.com/office/drawing/2017/model3d" xmlns:o="urn:schemas-microsoft-com:office:office" xmlns:oel="http://schemas.microsoft.com/office/2019/extlst" xmlns:r="http://schemas.openxmlformats.org/officeDocument/2006/relationships" xmlns:m="http://schemas.openxmlformats.org/officeDocument/2006/math" xmlns:v="urn:schemas-microsoft-com:vml" xmlns:wp14="http://schemas.microsoft.com/office/word/2010/wordprocessingDrawing" xmlns:wp="http://schemas.openxmlformats.org/drawingml/2006/wordprocessingDrawing" xmlns:w10="urn:schemas-microsoft-com:office:word" xmlns:w="http://schemas.openxmlformats.org/wordprocessingml/2006/main" xmlns:w14="http://schemas.microsoft.com/office/word/2010/wordml" xmlns:w15="http://schemas.microsoft.com/office/word/2012/wordml" xmlns:w16cex="http://schemas.microsoft.com/office/word/2018/wordml/cex" xmlns:w16cid="http://schemas.microsoft.com/office/word/2016/wordml/cid" xmlns:w16="http://schemas.microsoft.com/office/word/2018/wordml" xmlns:w16du="http://schemas.microsoft.com/office/word/2023/wordml/word16du" xmlns:w16sdtdh="http://schemas.microsoft.com/office/word/2020/wordml/sdtdatahash" xmlns:w16sdtfl="http://schemas.microsoft.com/office/word/2024/wordml/sdtformatlock" xmlns:w16se="http://schemas.microsoft.com/office/word/2015/wordml/symex" xmlns:wpg="http://schemas.microsoft.com/office/word/2010/wordprocessingGroup" xmlns:wpi="http://schemas.microsoft.com/office/word/2010/wordprocessingInk" xmlns:wne="http://schemas.microsoft.com/office/word/2006/wordml" xmlns:wps="http://schemas.microsoft.com/office/word/2010/wordprocessingShape" mc:Ignorable="w14 w15 w16se w16cid w16 w16cex w16sdtdh w16sdtfl w16du wp14">
-  <w:abstractNum w:abstractNumId="0" w15:restartNumberingAfterBreak="0">
+<w:numbering xmlns:wpc="http://schemas.microsoft.com/office/word/2010/wordprocessingCanvas" xmlns:mc="http://schemas.openxmlformats.org/markup-compatibility/2006" xmlns:o="urn:schemas-microsoft-com:office:office" xmlns:r="http://schemas.openxmlformats.org/officeDocument/2006/relationships" xmlns:m="http://schemas.openxmlformats.org/officeDocument/2006/math" xmlns:v="urn:schemas-microsoft-com:vml" xmlns:wp14="http://schemas.microsoft.com/office/word/2010/wordprocessingDrawing" xmlns:wp="http://schemas.openxmlformats.org/drawingml/2006/wordprocessingDrawing" xmlns:w10="urn:schemas-microsoft-com:office:word" xmlns:w="http://schemas.openxmlformats.org/wordprocessingml/2006/main" xmlns:w14="http://schemas.microsoft.com/office/word/2010/wordml" xmlns:w15="http://schemas.microsoft.com/office/word/2012/wordml" xmlns:wpg="http://schemas.microsoft.com/office/word/2010/wordprocessingGroup" xmlns:wpi="http://schemas.microsoft.com/office/word/2010/wordprocessingInk" xmlns:wne="http://schemas.microsoft.com/office/word/2006/wordml" xmlns:wps="http://schemas.microsoft.com/office/word/2010/wordprocessingShape" mc:Ignorable="w14 w15 wp14">
+  <w:abstractNum w:abstractNumId="0">
     <w:nsid w:val="04C82188"/>
     <w:multiLevelType w:val="multilevel"/>
     <w:tmpl w:val="3F76EB50"/>
@@ -2809,7 +4189,7 @@
       </w:rPr>
     </w:lvl>
   </w:abstractNum>
-  <w:abstractNum w:abstractNumId="1" w15:restartNumberingAfterBreak="0">
+  <w:abstractNum w:abstractNumId="1">
     <w:nsid w:val="0AEC4101"/>
     <w:multiLevelType w:val="multilevel"/>
     <w:tmpl w:val="E420415E"/>
@@ -2958,7 +4338,7 @@
       </w:rPr>
     </w:lvl>
   </w:abstractNum>
-  <w:abstractNum w:abstractNumId="2" w15:restartNumberingAfterBreak="0">
+  <w:abstractNum w:abstractNumId="2">
     <w:nsid w:val="0CB52192"/>
     <w:multiLevelType w:val="multilevel"/>
     <w:tmpl w:val="2E7E2718"/>
@@ -3107,7 +4487,7 @@
       </w:rPr>
     </w:lvl>
   </w:abstractNum>
-  <w:abstractNum w:abstractNumId="3" w15:restartNumberingAfterBreak="0">
+  <w:abstractNum w:abstractNumId="3">
     <w:nsid w:val="0D360792"/>
     <w:multiLevelType w:val="multilevel"/>
     <w:tmpl w:val="56B83C60"/>
@@ -3256,7 +4636,7 @@
       </w:rPr>
     </w:lvl>
   </w:abstractNum>
-  <w:abstractNum w:abstractNumId="4" w15:restartNumberingAfterBreak="0">
+  <w:abstractNum w:abstractNumId="4">
     <w:nsid w:val="280868F6"/>
     <w:multiLevelType w:val="multilevel"/>
     <w:tmpl w:val="E47E3136"/>
@@ -3405,7 +4785,7 @@
       </w:rPr>
     </w:lvl>
   </w:abstractNum>
-  <w:abstractNum w:abstractNumId="5" w15:restartNumberingAfterBreak="0">
+  <w:abstractNum w:abstractNumId="5">
     <w:nsid w:val="2A077DF6"/>
     <w:multiLevelType w:val="multilevel"/>
     <w:tmpl w:val="406CC7B6"/>
@@ -3554,7 +4934,7 @@
       </w:rPr>
     </w:lvl>
   </w:abstractNum>
-  <w:abstractNum w:abstractNumId="6" w15:restartNumberingAfterBreak="0">
+  <w:abstractNum w:abstractNumId="6">
     <w:nsid w:val="2F40672C"/>
     <w:multiLevelType w:val="multilevel"/>
     <w:tmpl w:val="7D5831F6"/>
@@ -3703,7 +5083,7 @@
       </w:rPr>
     </w:lvl>
   </w:abstractNum>
-  <w:abstractNum w:abstractNumId="7" w15:restartNumberingAfterBreak="0">
+  <w:abstractNum w:abstractNumId="7">
     <w:nsid w:val="353873CD"/>
     <w:multiLevelType w:val="multilevel"/>
     <w:tmpl w:val="8AC8A40E"/>
@@ -3852,7 +5232,96 @@
       </w:rPr>
     </w:lvl>
   </w:abstractNum>
-  <w:abstractNum w:abstractNumId="8" w15:restartNumberingAfterBreak="0">
+  <w:abstractNum w:abstractNumId="8">
+    <w:nsid w:val="3F6F3EE8"/>
+    <w:multiLevelType w:val="hybridMultilevel"/>
+    <w:tmpl w:val="73E6C946"/>
+    <w:lvl w:ilvl="0" w:tplc="0419000F">
+      <w:start w:val="1"/>
+      <w:numFmt w:val="decimal"/>
+      <w:lvlText w:val="%1."/>
+      <w:lvlJc w:val="left"/>
+      <w:pPr>
+        <w:ind w:left="720" w:hanging="360"/>
+      </w:pPr>
+      <w:rPr>
+        <w:rFonts w:hint="default"/>
+      </w:rPr>
+    </w:lvl>
+    <w:lvl w:ilvl="1" w:tplc="04190019" w:tentative="1">
+      <w:start w:val="1"/>
+      <w:numFmt w:val="lowerLetter"/>
+      <w:lvlText w:val="%2."/>
+      <w:lvlJc w:val="left"/>
+      <w:pPr>
+        <w:ind w:left="1440" w:hanging="360"/>
+      </w:pPr>
+    </w:lvl>
+    <w:lvl w:ilvl="2" w:tplc="0419001B" w:tentative="1">
+      <w:start w:val="1"/>
+      <w:numFmt w:val="lowerRoman"/>
+      <w:lvlText w:val="%3."/>
+      <w:lvlJc w:val="right"/>
+      <w:pPr>
+        <w:ind w:left="2160" w:hanging="180"/>
+      </w:pPr>
+    </w:lvl>
+    <w:lvl w:ilvl="3" w:tplc="0419000F" w:tentative="1">
+      <w:start w:val="1"/>
+      <w:numFmt w:val="decimal"/>
+      <w:lvlText w:val="%4."/>
+      <w:lvlJc w:val="left"/>
+      <w:pPr>
+        <w:ind w:left="2880" w:hanging="360"/>
+      </w:pPr>
+    </w:lvl>
+    <w:lvl w:ilvl="4" w:tplc="04190019" w:tentative="1">
+      <w:start w:val="1"/>
+      <w:numFmt w:val="lowerLetter"/>
+      <w:lvlText w:val="%5."/>
+      <w:lvlJc w:val="left"/>
+      <w:pPr>
+        <w:ind w:left="3600" w:hanging="360"/>
+      </w:pPr>
+    </w:lvl>
+    <w:lvl w:ilvl="5" w:tplc="0419001B" w:tentative="1">
+      <w:start w:val="1"/>
+      <w:numFmt w:val="lowerRoman"/>
+      <w:lvlText w:val="%6."/>
+      <w:lvlJc w:val="right"/>
+      <w:pPr>
+        <w:ind w:left="4320" w:hanging="180"/>
+      </w:pPr>
+    </w:lvl>
+    <w:lvl w:ilvl="6" w:tplc="0419000F" w:tentative="1">
+      <w:start w:val="1"/>
+      <w:numFmt w:val="decimal"/>
+      <w:lvlText w:val="%7."/>
+      <w:lvlJc w:val="left"/>
+      <w:pPr>
+        <w:ind w:left="5040" w:hanging="360"/>
+      </w:pPr>
+    </w:lvl>
+    <w:lvl w:ilvl="7" w:tplc="04190019" w:tentative="1">
+      <w:start w:val="1"/>
+      <w:numFmt w:val="lowerLetter"/>
+      <w:lvlText w:val="%8."/>
+      <w:lvlJc w:val="left"/>
+      <w:pPr>
+        <w:ind w:left="5760" w:hanging="360"/>
+      </w:pPr>
+    </w:lvl>
+    <w:lvl w:ilvl="8" w:tplc="0419001B" w:tentative="1">
+      <w:start w:val="1"/>
+      <w:numFmt w:val="lowerRoman"/>
+      <w:lvlText w:val="%9."/>
+      <w:lvlJc w:val="right"/>
+      <w:pPr>
+        <w:ind w:left="6480" w:hanging="180"/>
+      </w:pPr>
+    </w:lvl>
+  </w:abstractNum>
+  <w:abstractNum w:abstractNumId="9">
     <w:nsid w:val="521F2B8C"/>
     <w:multiLevelType w:val="multilevel"/>
     <w:tmpl w:val="CD68999A"/>
@@ -4001,7 +5470,7 @@
       </w:rPr>
     </w:lvl>
   </w:abstractNum>
-  <w:abstractNum w:abstractNumId="9" w15:restartNumberingAfterBreak="0">
+  <w:abstractNum w:abstractNumId="10">
     <w:nsid w:val="564023FA"/>
     <w:multiLevelType w:val="multilevel"/>
     <w:tmpl w:val="C8A27FEE"/>
@@ -4114,7 +5583,7 @@
       </w:pPr>
     </w:lvl>
   </w:abstractNum>
-  <w:abstractNum w:abstractNumId="10" w15:restartNumberingAfterBreak="0">
+  <w:abstractNum w:abstractNumId="11">
     <w:nsid w:val="5B2C6D73"/>
     <w:multiLevelType w:val="multilevel"/>
     <w:tmpl w:val="2E2CA196"/>
@@ -4263,7 +5732,7 @@
       </w:rPr>
     </w:lvl>
   </w:abstractNum>
-  <w:abstractNum w:abstractNumId="11" w15:restartNumberingAfterBreak="0">
+  <w:abstractNum w:abstractNumId="12">
     <w:nsid w:val="637F4DED"/>
     <w:multiLevelType w:val="multilevel"/>
     <w:tmpl w:val="8572FD82"/>
@@ -4376,7 +5845,7 @@
       </w:pPr>
     </w:lvl>
   </w:abstractNum>
-  <w:abstractNum w:abstractNumId="12" w15:restartNumberingAfterBreak="0">
+  <w:abstractNum w:abstractNumId="13">
     <w:nsid w:val="65331E27"/>
     <w:multiLevelType w:val="multilevel"/>
     <w:tmpl w:val="F42AB11E"/>
@@ -4525,7 +5994,7 @@
       </w:rPr>
     </w:lvl>
   </w:abstractNum>
-  <w:abstractNum w:abstractNumId="13" w15:restartNumberingAfterBreak="0">
+  <w:abstractNum w:abstractNumId="14">
     <w:nsid w:val="74A81F5D"/>
     <w:multiLevelType w:val="multilevel"/>
     <w:tmpl w:val="DACC4CCC"/>
@@ -4674,7 +6143,7 @@
       </w:rPr>
     </w:lvl>
   </w:abstractNum>
-  <w:abstractNum w:abstractNumId="14" w15:restartNumberingAfterBreak="0">
+  <w:abstractNum w:abstractNumId="15">
     <w:nsid w:val="7A921591"/>
     <w:multiLevelType w:val="multilevel"/>
     <w:tmpl w:val="0910F288"/>
@@ -4823,7 +6292,7 @@
       </w:rPr>
     </w:lvl>
   </w:abstractNum>
-  <w:abstractNum w:abstractNumId="15" w15:restartNumberingAfterBreak="0">
+  <w:abstractNum w:abstractNumId="16">
     <w:nsid w:val="7E600209"/>
     <w:multiLevelType w:val="multilevel"/>
     <w:tmpl w:val="7276BC0E"/>
@@ -4972,59 +6441,62 @@
       </w:rPr>
     </w:lvl>
   </w:abstractNum>
-  <w:num w:numId="1" w16cid:durableId="1915697832">
+  <w:num w:numId="1">
+    <w:abstractNumId w:val="16"/>
+  </w:num>
+  <w:num w:numId="2">
+    <w:abstractNumId w:val="12"/>
+  </w:num>
+  <w:num w:numId="3">
+    <w:abstractNumId w:val="13"/>
+  </w:num>
+  <w:num w:numId="4">
+    <w:abstractNumId w:val="2"/>
+  </w:num>
+  <w:num w:numId="5">
+    <w:abstractNumId w:val="5"/>
+  </w:num>
+  <w:num w:numId="6">
+    <w:abstractNumId w:val="6"/>
+  </w:num>
+  <w:num w:numId="7">
+    <w:abstractNumId w:val="3"/>
+  </w:num>
+  <w:num w:numId="8">
+    <w:abstractNumId w:val="14"/>
+  </w:num>
+  <w:num w:numId="9">
+    <w:abstractNumId w:val="1"/>
+  </w:num>
+  <w:num w:numId="10">
+    <w:abstractNumId w:val="10"/>
+  </w:num>
+  <w:num w:numId="11">
+    <w:abstractNumId w:val="11"/>
+  </w:num>
+  <w:num w:numId="12">
+    <w:abstractNumId w:val="4"/>
+  </w:num>
+  <w:num w:numId="13">
+    <w:abstractNumId w:val="0"/>
+  </w:num>
+  <w:num w:numId="14">
+    <w:abstractNumId w:val="7"/>
+  </w:num>
+  <w:num w:numId="15">
+    <w:abstractNumId w:val="9"/>
+  </w:num>
+  <w:num w:numId="16">
     <w:abstractNumId w:val="15"/>
   </w:num>
-  <w:num w:numId="2" w16cid:durableId="2136287957">
-    <w:abstractNumId w:val="11"/>
-  </w:num>
-  <w:num w:numId="3" w16cid:durableId="1091660690">
-    <w:abstractNumId w:val="12"/>
-  </w:num>
-  <w:num w:numId="4" w16cid:durableId="139274540">
-    <w:abstractNumId w:val="2"/>
-  </w:num>
-  <w:num w:numId="5" w16cid:durableId="225384203">
-    <w:abstractNumId w:val="5"/>
-  </w:num>
-  <w:num w:numId="6" w16cid:durableId="103817201">
-    <w:abstractNumId w:val="6"/>
-  </w:num>
-  <w:num w:numId="7" w16cid:durableId="1277827663">
-    <w:abstractNumId w:val="3"/>
-  </w:num>
-  <w:num w:numId="8" w16cid:durableId="1460224596">
-    <w:abstractNumId w:val="13"/>
-  </w:num>
-  <w:num w:numId="9" w16cid:durableId="209653393">
-    <w:abstractNumId w:val="1"/>
-  </w:num>
-  <w:num w:numId="10" w16cid:durableId="897473871">
-    <w:abstractNumId w:val="9"/>
-  </w:num>
-  <w:num w:numId="11" w16cid:durableId="1393582861">
-    <w:abstractNumId w:val="10"/>
-  </w:num>
-  <w:num w:numId="12" w16cid:durableId="469832604">
-    <w:abstractNumId w:val="4"/>
-  </w:num>
-  <w:num w:numId="13" w16cid:durableId="214859188">
-    <w:abstractNumId w:val="0"/>
-  </w:num>
-  <w:num w:numId="14" w16cid:durableId="268007614">
-    <w:abstractNumId w:val="7"/>
-  </w:num>
-  <w:num w:numId="15" w16cid:durableId="733771780">
+  <w:num w:numId="17">
     <w:abstractNumId w:val="8"/>
-  </w:num>
-  <w:num w:numId="16" w16cid:durableId="2083213339">
-    <w:abstractNumId w:val="14"/>
   </w:num>
 </w:numbering>
 </file>
 
 <file path=word/styles.xml><?xml version="1.0" encoding="utf-8"?>
-<w:styles xmlns:mc="http://schemas.openxmlformats.org/markup-compatibility/2006" xmlns:r="http://schemas.openxmlformats.org/officeDocument/2006/relationships" xmlns:w="http://schemas.openxmlformats.org/wordprocessingml/2006/main" xmlns:w14="http://schemas.microsoft.com/office/word/2010/wordml" xmlns:w15="http://schemas.microsoft.com/office/word/2012/wordml" xmlns:w16cex="http://schemas.microsoft.com/office/word/2018/wordml/cex" xmlns:w16cid="http://schemas.microsoft.com/office/word/2016/wordml/cid" xmlns:w16="http://schemas.microsoft.com/office/word/2018/wordml" xmlns:w16du="http://schemas.microsoft.com/office/word/2023/wordml/word16du" xmlns:w16sdtdh="http://schemas.microsoft.com/office/word/2020/wordml/sdtdatahash" xmlns:w16sdtfl="http://schemas.microsoft.com/office/word/2024/wordml/sdtformatlock" xmlns:w16se="http://schemas.microsoft.com/office/word/2015/wordml/symex" mc:Ignorable="w14 w15 w16se w16cid w16 w16cex w16sdtdh w16sdtfl w16du">
+<w:styles xmlns:mc="http://schemas.openxmlformats.org/markup-compatibility/2006" xmlns:r="http://schemas.openxmlformats.org/officeDocument/2006/relationships" xmlns:w="http://schemas.openxmlformats.org/wordprocessingml/2006/main" xmlns:w14="http://schemas.microsoft.com/office/word/2010/wordml" xmlns:w15="http://schemas.microsoft.com/office/word/2012/wordml" mc:Ignorable="w14 w15">
   <w:docDefaults>
     <w:rPrDefault>
       <w:rPr>
@@ -5042,7 +6514,7 @@
       </w:pPr>
     </w:pPrDefault>
   </w:docDefaults>
-  <w:latentStyles w:defLockedState="0" w:defUIPriority="99" w:defSemiHidden="0" w:defUnhideWhenUsed="0" w:defQFormat="0" w:count="376">
+  <w:latentStyles w:defLockedState="0" w:defUIPriority="99" w:defSemiHidden="0" w:defUnhideWhenUsed="0" w:defQFormat="0" w:count="371">
     <w:lsdException w:name="Normal" w:uiPriority="0" w:qFormat="1"/>
     <w:lsdException w:name="heading 1" w:uiPriority="9" w:qFormat="1"/>
     <w:lsdException w:name="heading 2" w:semiHidden="1" w:uiPriority="9" w:unhideWhenUsed="1" w:qFormat="1"/>
@@ -5414,11 +6886,6 @@
     <w:lsdException w:name="List Table 5 Dark Accent 6" w:uiPriority="50"/>
     <w:lsdException w:name="List Table 6 Colorful Accent 6" w:uiPriority="51"/>
     <w:lsdException w:name="List Table 7 Colorful Accent 6" w:uiPriority="52"/>
-    <w:lsdException w:name="Mention" w:semiHidden="1" w:unhideWhenUsed="1"/>
-    <w:lsdException w:name="Smart Hyperlink" w:semiHidden="1" w:unhideWhenUsed="1"/>
-    <w:lsdException w:name="Hashtag" w:semiHidden="1" w:unhideWhenUsed="1"/>
-    <w:lsdException w:name="Unresolved Mention" w:semiHidden="1" w:unhideWhenUsed="1"/>
-    <w:lsdException w:name="Smart Link" w:semiHidden="1" w:unhideWhenUsed="1"/>
   </w:latentStyles>
   <w:style w:type="paragraph" w:default="1" w:styleId="a">
     <w:name w:val="Normal"/>
@@ -5452,7 +6919,6 @@
     <w:next w:val="a"/>
     <w:link w:val="20"/>
     <w:uiPriority w:val="9"/>
-    <w:semiHidden/>
     <w:unhideWhenUsed/>
     <w:qFormat/>
     <w:rsid w:val="00F423E3"/>
@@ -5627,6 +7093,7 @@
   <w:style w:type="character" w:default="1" w:styleId="a0">
     <w:name w:val="Default Paragraph Font"/>
     <w:uiPriority w:val="1"/>
+    <w:semiHidden/>
     <w:unhideWhenUsed/>
   </w:style>
   <w:style w:type="table" w:default="1" w:styleId="a1">
@@ -5668,7 +7135,6 @@
     <w:basedOn w:val="a0"/>
     <w:link w:val="2"/>
     <w:uiPriority w:val="9"/>
-    <w:semiHidden/>
     <w:rsid w:val="00F423E3"/>
     <w:rPr>
       <w:rFonts w:asciiTheme="majorHAnsi" w:eastAsiaTheme="majorEastAsia" w:hAnsiTheme="majorHAnsi" w:cstheme="majorBidi"/>
@@ -5790,7 +7256,7 @@
     </w:rPr>
   </w:style>
   <w:style w:type="character" w:customStyle="1" w:styleId="a4">
-    <w:name w:val="Заголовок Знак"/>
+    <w:name w:val="Название Знак"/>
     <w:basedOn w:val="a0"/>
     <w:link w:val="a3"/>
     <w:uiPriority w:val="10"/>
@@ -5971,6 +7437,166 @@
       <w:szCs w:val="22"/>
       <w:lang w:eastAsia="ru-RU"/>
       <w14:ligatures w14:val="none"/>
+    </w:rPr>
+  </w:style>
+  <w:style w:type="paragraph" w:styleId="ae">
+    <w:name w:val="header"/>
+    <w:basedOn w:val="a"/>
+    <w:link w:val="af"/>
+    <w:uiPriority w:val="99"/>
+    <w:unhideWhenUsed/>
+    <w:rsid w:val="00104CA9"/>
+    <w:pPr>
+      <w:tabs>
+        <w:tab w:val="center" w:pos="4677"/>
+        <w:tab w:val="right" w:pos="9355"/>
+      </w:tabs>
+      <w:spacing w:after="0" w:line="240" w:lineRule="auto"/>
+    </w:pPr>
+  </w:style>
+  <w:style w:type="character" w:customStyle="1" w:styleId="af">
+    <w:name w:val="Верхний колонтитул Знак"/>
+    <w:basedOn w:val="a0"/>
+    <w:link w:val="ae"/>
+    <w:uiPriority w:val="99"/>
+    <w:rsid w:val="00104CA9"/>
+  </w:style>
+  <w:style w:type="paragraph" w:styleId="af0">
+    <w:name w:val="footer"/>
+    <w:basedOn w:val="a"/>
+    <w:link w:val="af1"/>
+    <w:uiPriority w:val="99"/>
+    <w:unhideWhenUsed/>
+    <w:rsid w:val="00104CA9"/>
+    <w:pPr>
+      <w:tabs>
+        <w:tab w:val="center" w:pos="4677"/>
+        <w:tab w:val="right" w:pos="9355"/>
+      </w:tabs>
+      <w:spacing w:after="0" w:line="240" w:lineRule="auto"/>
+    </w:pPr>
+  </w:style>
+  <w:style w:type="character" w:customStyle="1" w:styleId="af1">
+    <w:name w:val="Нижний колонтитул Знак"/>
+    <w:basedOn w:val="a0"/>
+    <w:link w:val="af0"/>
+    <w:uiPriority w:val="99"/>
+    <w:rsid w:val="00104CA9"/>
+  </w:style>
+  <w:style w:type="paragraph" w:styleId="af2">
+    <w:name w:val="TOC Heading"/>
+    <w:basedOn w:val="1"/>
+    <w:next w:val="a"/>
+    <w:uiPriority w:val="39"/>
+    <w:unhideWhenUsed/>
+    <w:qFormat/>
+    <w:rsid w:val="00104CA9"/>
+    <w:pPr>
+      <w:spacing w:before="240" w:after="0" w:line="259" w:lineRule="auto"/>
+      <w:outlineLvl w:val="9"/>
+    </w:pPr>
+    <w:rPr>
+      <w:kern w:val="0"/>
+      <w:sz w:val="32"/>
+      <w:szCs w:val="32"/>
+      <w:lang w:eastAsia="ru-RU"/>
+      <w14:ligatures w14:val="none"/>
+    </w:rPr>
+  </w:style>
+  <w:style w:type="paragraph" w:styleId="23">
+    <w:name w:val="toc 2"/>
+    <w:basedOn w:val="a"/>
+    <w:next w:val="a"/>
+    <w:autoRedefine/>
+    <w:uiPriority w:val="39"/>
+    <w:unhideWhenUsed/>
+    <w:rsid w:val="00104CA9"/>
+    <w:pPr>
+      <w:spacing w:after="100"/>
+      <w:ind w:left="240"/>
+    </w:pPr>
+  </w:style>
+  <w:style w:type="character" w:styleId="af3">
+    <w:name w:val="Hyperlink"/>
+    <w:basedOn w:val="a0"/>
+    <w:uiPriority w:val="99"/>
+    <w:unhideWhenUsed/>
+    <w:rsid w:val="00104CA9"/>
+    <w:rPr>
+      <w:color w:val="467886" w:themeColor="hyperlink"/>
+      <w:u w:val="single"/>
+    </w:rPr>
+  </w:style>
+  <w:style w:type="paragraph" w:styleId="af4">
+    <w:name w:val="caption"/>
+    <w:basedOn w:val="a"/>
+    <w:next w:val="a"/>
+    <w:uiPriority w:val="35"/>
+    <w:unhideWhenUsed/>
+    <w:qFormat/>
+    <w:rsid w:val="0016311F"/>
+    <w:pPr>
+      <w:spacing w:after="200" w:line="240" w:lineRule="auto"/>
+    </w:pPr>
+    <w:rPr>
+      <w:i/>
+      <w:iCs/>
+      <w:color w:val="0E2841" w:themeColor="text2"/>
+      <w:sz w:val="18"/>
+      <w:szCs w:val="18"/>
+    </w:rPr>
+  </w:style>
+  <w:style w:type="paragraph" w:styleId="11">
+    <w:name w:val="toc 1"/>
+    <w:basedOn w:val="a"/>
+    <w:next w:val="a"/>
+    <w:autoRedefine/>
+    <w:uiPriority w:val="39"/>
+    <w:unhideWhenUsed/>
+    <w:rsid w:val="00F67460"/>
+    <w:pPr>
+      <w:spacing w:after="100" w:line="259" w:lineRule="auto"/>
+    </w:pPr>
+    <w:rPr>
+      <w:rFonts w:eastAsiaTheme="minorEastAsia" w:cs="Times New Roman"/>
+      <w:kern w:val="0"/>
+      <w:sz w:val="22"/>
+      <w:szCs w:val="22"/>
+      <w:lang w:eastAsia="ru-RU"/>
+      <w14:ligatures w14:val="none"/>
+    </w:rPr>
+  </w:style>
+  <w:style w:type="paragraph" w:styleId="31">
+    <w:name w:val="toc 3"/>
+    <w:basedOn w:val="a"/>
+    <w:next w:val="a"/>
+    <w:autoRedefine/>
+    <w:uiPriority w:val="39"/>
+    <w:unhideWhenUsed/>
+    <w:rsid w:val="00F67460"/>
+    <w:pPr>
+      <w:spacing w:after="100" w:line="259" w:lineRule="auto"/>
+      <w:ind w:left="440"/>
+    </w:pPr>
+    <w:rPr>
+      <w:rFonts w:eastAsiaTheme="minorEastAsia" w:cs="Times New Roman"/>
+      <w:kern w:val="0"/>
+      <w:sz w:val="22"/>
+      <w:szCs w:val="22"/>
+      <w:lang w:eastAsia="ru-RU"/>
+      <w14:ligatures w14:val="none"/>
+    </w:rPr>
+  </w:style>
+  <w:style w:type="character" w:styleId="af5">
+    <w:name w:val="FollowedHyperlink"/>
+    <w:basedOn w:val="a0"/>
+    <w:uiPriority w:val="99"/>
+    <w:semiHidden/>
+    <w:unhideWhenUsed/>
+    <w:rsid w:val="00E94B3C"/>
+    <w:rPr>
+      <w:color w:val="96607D" w:themeColor="followedHyperlink"/>
+      <w:u w:val="single"/>
     </w:rPr>
   </w:style>
 </w:styles>
@@ -6302,10 +7928,22 @@
 </CoverPageProperties>
 </file>
 
+<file path=customXml/item2.xml><?xml version="1.0" encoding="utf-8"?>
+<b:Sources xmlns:b="http://schemas.openxmlformats.org/officeDocument/2006/bibliography" xmlns="http://schemas.openxmlformats.org/officeDocument/2006/bibliography" SelectedStyle="\APASixthEditionOfficeOnline.xsl" StyleName="APA" Version="6"/>
+</file>
+
 <file path=customXml/itemProps1.xml><?xml version="1.0" encoding="utf-8"?>
 <ds:datastoreItem xmlns:ds="http://schemas.openxmlformats.org/officeDocument/2006/customXml" ds:itemID="{55AF091B-3C7A-41E3-B477-F2FDAA23CFDA}">
   <ds:schemaRefs>
     <ds:schemaRef ds:uri="http://schemas.microsoft.com/office/2006/coverPageProps"/>
   </ds:schemaRefs>
 </ds:datastoreItem>
+</file>
+
+<file path=customXml/itemProps2.xml><?xml version="1.0" encoding="utf-8"?>
+<ds:datastoreItem xmlns:ds="http://schemas.openxmlformats.org/officeDocument/2006/customXml" ds:itemID="{44EC2EF8-67BF-4CD7-973A-3F764666639E}">
+  <ds:schemaRefs>
+    <ds:schemaRef ds:uri="http://schemas.openxmlformats.org/officeDocument/2006/bibliography"/>
+  </ds:schemaRefs>
+</ds:datastoreItem>
 </file>
--- a/Проектная_Работа.docx
+++ b/Проектная_Работа.docx
@@ -434,7 +434,23 @@
                                         <w:sz w:val="28"/>
                                         <w:szCs w:val="28"/>
                                       </w:rPr>
-                                      <w:t>Автор: Ланцетов Ярослав Андреевич 21ИСП</w:t>
+                                      <w:t>А</w:t>
+                                    </w:r>
+                                    <w:r>
+                                      <w:rPr>
+                                        <w:rFonts w:ascii="Times New Roman" w:hAnsi="Times New Roman" w:cs="Times New Roman"/>
+                                        <w:sz w:val="28"/>
+                                        <w:szCs w:val="28"/>
+                                      </w:rPr>
+                                      <w:t>втор: Ланцетов Я.А.</w:t>
+                                    </w:r>
+                                    <w:r>
+                                      <w:rPr>
+                                        <w:rFonts w:ascii="Times New Roman" w:hAnsi="Times New Roman" w:cs="Times New Roman"/>
+                                        <w:sz w:val="28"/>
+                                        <w:szCs w:val="28"/>
+                                      </w:rPr>
+                                      <w:t xml:space="preserve"> 21ИСП</w:t>
                                     </w:r>
                                   </w:sdtContent>
                                 </w:sdt>
@@ -463,7 +479,40 @@
                                     <w:sz w:val="28"/>
                                     <w:szCs w:val="28"/>
                                   </w:rPr>
-                                  <w:t xml:space="preserve">Преподаватель Рахманин С.В </w:t>
+                                  <w:t>Преподаватель</w:t>
+                                </w:r>
+                                <w:r>
+                                  <w:rPr>
+                                    <w:rFonts w:ascii="Times New Roman" w:hAnsi="Times New Roman" w:cs="Times New Roman"/>
+                                    <w:sz w:val="28"/>
+                                    <w:szCs w:val="28"/>
+                                    <w:lang w:val="en-US"/>
+                                  </w:rPr>
+                                  <w:t>:</w:t>
+                                </w:r>
+                                <w:r>
+                                  <w:rPr>
+                                    <w:rFonts w:ascii="Times New Roman" w:hAnsi="Times New Roman" w:cs="Times New Roman"/>
+                                    <w:sz w:val="28"/>
+                                    <w:szCs w:val="28"/>
+                                  </w:rPr>
+                                  <w:t xml:space="preserve"> Рахманин С.В</w:t>
+                                </w:r>
+                                <w:r>
+                                  <w:rPr>
+                                    <w:rFonts w:ascii="Times New Roman" w:hAnsi="Times New Roman" w:cs="Times New Roman"/>
+                                    <w:sz w:val="28"/>
+                                    <w:szCs w:val="28"/>
+                                  </w:rPr>
+                                  <w:t>.</w:t>
+                                </w:r>
+                                <w:r>
+                                  <w:rPr>
+                                    <w:rFonts w:ascii="Times New Roman" w:hAnsi="Times New Roman" w:cs="Times New Roman"/>
+                                    <w:sz w:val="28"/>
+                                    <w:szCs w:val="28"/>
+                                  </w:rPr>
+                                  <w:t xml:space="preserve"> </w:t>
                                 </w:r>
                               </w:p>
                               <w:p>
@@ -528,6 +577,7 @@
                               <w:dataBinding w:prefixMappings="xmlns:ns0='http://purl.org/dc/elements/1.1/' xmlns:ns1='http://schemas.openxmlformats.org/package/2006/metadata/core-properties' " w:xpath="/ns1:coreProperties[1]/ns0:creator[1]" w:storeItemID="{6C3C8BC8-F283-45AE-878A-BAB7291924A1}"/>
                               <w:text/>
                             </w:sdtPr>
+                            <w:sdtEndPr/>
                             <w:sdtContent>
                               <w:r>
                                 <w:rPr>
@@ -535,7 +585,23 @@
                                   <w:sz w:val="28"/>
                                   <w:szCs w:val="28"/>
                                 </w:rPr>
-                                <w:t>Автор: Ланцетов Ярослав Андреевич 21ИСП</w:t>
+                                <w:t>А</w:t>
+                              </w:r>
+                              <w:r>
+                                <w:rPr>
+                                  <w:rFonts w:ascii="Times New Roman" w:hAnsi="Times New Roman" w:cs="Times New Roman"/>
+                                  <w:sz w:val="28"/>
+                                  <w:szCs w:val="28"/>
+                                </w:rPr>
+                                <w:t>втор: Ланцетов Я.А.</w:t>
+                              </w:r>
+                              <w:r>
+                                <w:rPr>
+                                  <w:rFonts w:ascii="Times New Roman" w:hAnsi="Times New Roman" w:cs="Times New Roman"/>
+                                  <w:sz w:val="28"/>
+                                  <w:szCs w:val="28"/>
+                                </w:rPr>
+                                <w:t xml:space="preserve"> 21ИСП</w:t>
                               </w:r>
                             </w:sdtContent>
                           </w:sdt>
@@ -564,7 +630,40 @@
                               <w:sz w:val="28"/>
                               <w:szCs w:val="28"/>
                             </w:rPr>
-                            <w:t xml:space="preserve">Преподаватель Рахманин С.В </w:t>
+                            <w:t>Преподаватель</w:t>
+                          </w:r>
+                          <w:r>
+                            <w:rPr>
+                              <w:rFonts w:ascii="Times New Roman" w:hAnsi="Times New Roman" w:cs="Times New Roman"/>
+                              <w:sz w:val="28"/>
+                              <w:szCs w:val="28"/>
+                              <w:lang w:val="en-US"/>
+                            </w:rPr>
+                            <w:t>:</w:t>
+                          </w:r>
+                          <w:r>
+                            <w:rPr>
+                              <w:rFonts w:ascii="Times New Roman" w:hAnsi="Times New Roman" w:cs="Times New Roman"/>
+                              <w:sz w:val="28"/>
+                              <w:szCs w:val="28"/>
+                            </w:rPr>
+                            <w:t xml:space="preserve"> Рахманин С.В</w:t>
+                          </w:r>
+                          <w:r>
+                            <w:rPr>
+                              <w:rFonts w:ascii="Times New Roman" w:hAnsi="Times New Roman" w:cs="Times New Roman"/>
+                              <w:sz w:val="28"/>
+                              <w:szCs w:val="28"/>
+                            </w:rPr>
+                            <w:t>.</w:t>
+                          </w:r>
+                          <w:r>
+                            <w:rPr>
+                              <w:rFonts w:ascii="Times New Roman" w:hAnsi="Times New Roman" w:cs="Times New Roman"/>
+                              <w:sz w:val="28"/>
+                              <w:szCs w:val="28"/>
+                            </w:rPr>
+                            <w:t xml:space="preserve"> </w:t>
                           </w:r>
                         </w:p>
                         <w:p>
@@ -805,6 +904,7 @@
                             <w:dataBinding w:prefixMappings="xmlns:ns0='http://purl.org/dc/elements/1.1/' xmlns:ns1='http://schemas.openxmlformats.org/package/2006/metadata/core-properties' " w:xpath="/ns1:coreProperties[1]/ns0:subject[1]" w:storeItemID="{6C3C8BC8-F283-45AE-878A-BAB7291924A1}"/>
                             <w:text/>
                           </w:sdtPr>
+                          <w:sdtEndPr/>
                           <w:sdtContent>
                             <w:p>
                               <w:pPr>
@@ -967,13 +1067,19 @@
             <w:jc w:val="center"/>
             <w:rPr>
               <w:rFonts w:ascii="Times New Roman" w:hAnsi="Times New Roman" w:cs="Times New Roman"/>
+              <w:b/>
               <w:color w:val="auto"/>
+              <w:sz w:val="24"/>
+              <w:szCs w:val="24"/>
             </w:rPr>
           </w:pPr>
           <w:r>
             <w:rPr>
               <w:rFonts w:ascii="Times New Roman" w:hAnsi="Times New Roman" w:cs="Times New Roman"/>
+              <w:b/>
               <w:color w:val="auto"/>
+              <w:sz w:val="24"/>
+              <w:szCs w:val="24"/>
             </w:rPr>
             <w:t>Содержание</w:t>
           </w:r>
@@ -1591,7 +1697,15 @@
           <w:b/>
           <w:bCs/>
         </w:rPr>
-        <w:t>Как устроена таблица розыска (функции отображения):</w:t>
+        <w:t>Как устроена таблиц</w:t>
+      </w:r>
+      <w:r>
+        <w:rPr>
+          <w:rFonts w:ascii="Times New Roman" w:hAnsi="Times New Roman" w:cs="Times New Roman"/>
+          <w:b/>
+          <w:bCs/>
+        </w:rPr>
+        <w:t>а розыска (функции отображения)</w:t>
       </w:r>
     </w:p>
     <w:p>
@@ -2099,7 +2213,7 @@
             <v:path o:extrusionok="f" gradientshapeok="t" o:connecttype="rect"/>
             <o:lock v:ext="edit" aspectratio="t"/>
           </v:shapetype>
-          <v:shape id="_x0000_i1026" type="#_x0000_t75" style="width:467.7pt;height:5in">
+          <v:shape id="_x0000_i1026" type="#_x0000_t75" style="width:468pt;height:5in">
             <v:imagedata r:id="rId9" o:title="diagram"/>
           </v:shape>
         </w:pict>
@@ -2405,12 +2519,14 @@
           <w:rFonts w:ascii="Times New Roman" w:hAnsi="Times New Roman" w:cs="Times New Roman"/>
         </w:rPr>
       </w:pPr>
+      <w:proofErr w:type="spellStart"/>
       <w:r>
         <w:rPr>
           <w:rFonts w:ascii="Times New Roman" w:hAnsi="Times New Roman" w:cs="Times New Roman"/>
         </w:rPr>
         <w:t>dangers</w:t>
       </w:r>
+      <w:proofErr w:type="spellEnd"/>
     </w:p>
     <w:p>
       <w:pPr>
@@ -2425,75 +2541,9 @@
       <w:r>
         <w:rPr>
           <w:rFonts w:ascii="Times New Roman" w:hAnsi="Times New Roman" w:cs="Times New Roman"/>
-        </w:rPr>
-        <w:t>skills</w:t>
-      </w:r>
-    </w:p>
-    <w:p>
-      <w:pPr>
-        <w:jc w:val="center"/>
-        <w:rPr>
-          <w:rFonts w:ascii="Times New Roman" w:hAnsi="Times New Roman" w:cs="Times New Roman"/>
-        </w:rPr>
-      </w:pPr>
-      <w:r>
-        <w:rPr>
-          <w:rFonts w:ascii="Times New Roman" w:hAnsi="Times New Roman" w:cs="Times New Roman"/>
-          <w:b/>
-          <w:bCs/>
-        </w:rPr>
-        <w:t>Связи таблиц:</w:t>
-      </w:r>
-    </w:p>
-    <w:p>
-      <w:pPr>
-        <w:numPr>
-          <w:ilvl w:val="0"/>
-          <w:numId w:val="13"/>
-        </w:numPr>
-        <w:rPr>
-          <w:rFonts w:ascii="Times New Roman" w:hAnsi="Times New Roman" w:cs="Times New Roman"/>
-        </w:rPr>
-      </w:pPr>
-      <w:r>
-        <w:rPr>
-          <w:rFonts w:ascii="Times New Roman" w:hAnsi="Times New Roman" w:cs="Times New Roman"/>
-        </w:rPr>
-        <w:t>В таблице names есть столбец, который относится к таблице skills.</w:t>
-      </w:r>
-    </w:p>
-    <w:p>
-      <w:pPr>
-        <w:numPr>
-          <w:ilvl w:val="0"/>
-          <w:numId w:val="13"/>
-        </w:numPr>
-        <w:rPr>
-          <w:rFonts w:ascii="Times New Roman" w:hAnsi="Times New Roman" w:cs="Times New Roman"/>
-        </w:rPr>
-      </w:pPr>
-      <w:r>
-        <w:rPr>
-          <w:rFonts w:ascii="Times New Roman" w:hAnsi="Times New Roman" w:cs="Times New Roman"/>
-        </w:rPr>
-        <w:t>Он привязан к описанию уровня опасности через название descriptions.</w:t>
-      </w:r>
-    </w:p>
-    <w:p>
-      <w:pPr>
-        <w:numPr>
-          <w:ilvl w:val="0"/>
-          <w:numId w:val="13"/>
-        </w:numPr>
-        <w:rPr>
-          <w:rFonts w:ascii="Times New Roman" w:hAnsi="Times New Roman" w:cs="Times New Roman"/>
-        </w:rPr>
-      </w:pPr>
-      <w:r>
-        <w:rPr>
-          <w:rFonts w:ascii="Times New Roman" w:hAnsi="Times New Roman" w:cs="Times New Roman"/>
-        </w:rPr>
-        <w:t>Это уровень опасности, связанный с таблицей dangers.</w:t>
+          <w:lang w:val="en-US"/>
+        </w:rPr>
+        <w:t>positions</w:t>
       </w:r>
     </w:p>
     <w:p>
@@ -2501,15 +2551,17 @@
         <w:keepNext/>
         <w:numPr>
           <w:ilvl w:val="0"/>
-          <w:numId w:val="13"/>
+          <w:numId w:val="12"/>
         </w:numPr>
       </w:pPr>
-      <w:r>
-        <w:rPr>
-          <w:rFonts w:ascii="Times New Roman" w:hAnsi="Times New Roman" w:cs="Times New Roman"/>
-        </w:rPr>
-        <w:t>В dangers есть столбец id.</w:t>
-      </w:r>
+      <w:proofErr w:type="spellStart"/>
+      <w:r>
+        <w:rPr>
+          <w:rFonts w:ascii="Times New Roman" w:hAnsi="Times New Roman" w:cs="Times New Roman"/>
+        </w:rPr>
+        <w:t>skills</w:t>
+      </w:r>
+      <w:proofErr w:type="spellEnd"/>
       <w:r>
         <w:rPr>
           <w:noProof/>
@@ -2519,13 +2571,12 @@
       </w:r>
       <w:r>
         <w:rPr>
-          <w:noProof/>
-          <w:lang w:eastAsia="ru-RU"/>
+          <w:rFonts w:ascii="Times New Roman" w:hAnsi="Times New Roman" w:cs="Times New Roman"/>
         </w:rPr>
         <w:drawing>
-          <wp:inline distT="0" distB="0" distL="0" distR="0" wp14:anchorId="6E94FFB9" wp14:editId="3DBBCA68">
-            <wp:extent cx="5940425" cy="4367530"/>
-            <wp:effectExtent l="0" t="0" r="3175" b="0"/>
+          <wp:inline distT="0" distB="0" distL="0" distR="0" wp14:anchorId="5F8FEB4B" wp14:editId="3FA1CFBD">
+            <wp:extent cx="5940425" cy="1464310"/>
+            <wp:effectExtent l="0" t="0" r="3175" b="2540"/>
             <wp:docPr id="1" name="Рисунок 1"/>
             <wp:cNvGraphicFramePr>
               <a:graphicFrameLocks xmlns:a="http://schemas.openxmlformats.org/drawingml/2006/main" noChangeAspect="1"/>
@@ -2546,7 +2597,7 @@
                   <pic:spPr>
                     <a:xfrm>
                       <a:off x="0" y="0"/>
-                      <a:ext cx="5940425" cy="4367530"/>
+                      <a:ext cx="5940425" cy="1464310"/>
                     </a:xfrm>
                     <a:prstGeom prst="rect">
                       <a:avLst/>
@@ -2567,6 +2618,258 @@
         <w:rPr>
           <w:rFonts w:ascii="Times New Roman" w:hAnsi="Times New Roman" w:cs="Times New Roman"/>
           <w:i w:val="0"/>
+          <w:color w:val="auto"/>
+          <w:sz w:val="24"/>
+          <w:szCs w:val="24"/>
+        </w:rPr>
+      </w:pPr>
+      <w:r>
+        <w:rPr>
+          <w:rFonts w:ascii="Times New Roman" w:hAnsi="Times New Roman" w:cs="Times New Roman"/>
+          <w:i w:val="0"/>
+          <w:color w:val="auto"/>
+          <w:sz w:val="24"/>
+          <w:szCs w:val="24"/>
+        </w:rPr>
+        <w:t xml:space="preserve">Рисунок </w:t>
+      </w:r>
+      <w:r>
+        <w:rPr>
+          <w:rFonts w:ascii="Times New Roman" w:hAnsi="Times New Roman" w:cs="Times New Roman"/>
+          <w:i w:val="0"/>
+          <w:color w:val="auto"/>
+          <w:sz w:val="24"/>
+          <w:szCs w:val="24"/>
+        </w:rPr>
+        <w:fldChar w:fldCharType="begin"/>
+      </w:r>
+      <w:r>
+        <w:rPr>
+          <w:rFonts w:ascii="Times New Roman" w:hAnsi="Times New Roman" w:cs="Times New Roman"/>
+          <w:i w:val="0"/>
+          <w:color w:val="auto"/>
+          <w:sz w:val="24"/>
+          <w:szCs w:val="24"/>
+        </w:rPr>
+        <w:instrText xml:space="preserve"> SEQ Рисунок \* ARABIC </w:instrText>
+      </w:r>
+      <w:r>
+        <w:rPr>
+          <w:rFonts w:ascii="Times New Roman" w:hAnsi="Times New Roman" w:cs="Times New Roman"/>
+          <w:i w:val="0"/>
+          <w:color w:val="auto"/>
+          <w:sz w:val="24"/>
+          <w:szCs w:val="24"/>
+        </w:rPr>
+        <w:fldChar w:fldCharType="separate"/>
+      </w:r>
+      <w:r>
+        <w:rPr>
+          <w:rFonts w:ascii="Times New Roman" w:hAnsi="Times New Roman" w:cs="Times New Roman"/>
+          <w:i w:val="0"/>
+          <w:noProof/>
+          <w:color w:val="auto"/>
+          <w:sz w:val="24"/>
+          <w:szCs w:val="24"/>
+        </w:rPr>
+        <w:t>2</w:t>
+      </w:r>
+      <w:r>
+        <w:rPr>
+          <w:rFonts w:ascii="Times New Roman" w:hAnsi="Times New Roman" w:cs="Times New Roman"/>
+          <w:i w:val="0"/>
+          <w:color w:val="auto"/>
+          <w:sz w:val="24"/>
+          <w:szCs w:val="24"/>
+        </w:rPr>
+        <w:fldChar w:fldCharType="end"/>
+      </w:r>
+      <w:r>
+        <w:rPr>
+          <w:rFonts w:ascii="Times New Roman" w:hAnsi="Times New Roman" w:cs="Times New Roman"/>
+          <w:i w:val="0"/>
+          <w:color w:val="auto"/>
+          <w:sz w:val="24"/>
+          <w:szCs w:val="24"/>
+          <w:lang w:val="en-US"/>
+        </w:rPr>
+        <w:t xml:space="preserve"> </w:t>
+      </w:r>
+      <w:r>
+        <w:rPr>
+          <w:rFonts w:ascii="Times New Roman" w:hAnsi="Times New Roman" w:cs="Times New Roman"/>
+          <w:i w:val="0"/>
+          <w:color w:val="auto"/>
+          <w:sz w:val="24"/>
+          <w:szCs w:val="24"/>
+        </w:rPr>
+        <w:t>Структура</w:t>
+      </w:r>
+    </w:p>
+    <w:p>
+      <w:pPr>
+        <w:jc w:val="center"/>
+        <w:rPr>
+          <w:rFonts w:ascii="Times New Roman" w:hAnsi="Times New Roman" w:cs="Times New Roman"/>
+        </w:rPr>
+      </w:pPr>
+      <w:r>
+        <w:rPr>
+          <w:rFonts w:ascii="Times New Roman" w:hAnsi="Times New Roman" w:cs="Times New Roman"/>
+          <w:b/>
+          <w:bCs/>
+        </w:rPr>
+        <w:t>Связи таблиц</w:t>
+      </w:r>
+    </w:p>
+    <w:p>
+      <w:pPr>
+        <w:numPr>
+          <w:ilvl w:val="0"/>
+          <w:numId w:val="13"/>
+        </w:numPr>
+        <w:rPr>
+          <w:rFonts w:ascii="Times New Roman" w:hAnsi="Times New Roman" w:cs="Times New Roman"/>
+        </w:rPr>
+      </w:pPr>
+      <w:r>
+        <w:rPr>
+          <w:rFonts w:ascii="Times New Roman" w:hAnsi="Times New Roman" w:cs="Times New Roman"/>
+        </w:rPr>
+        <w:t>В таблице names есть столбец, который относится к таблице skills.</w:t>
+      </w:r>
+    </w:p>
+    <w:p>
+      <w:pPr>
+        <w:numPr>
+          <w:ilvl w:val="0"/>
+          <w:numId w:val="13"/>
+        </w:numPr>
+        <w:rPr>
+          <w:rFonts w:ascii="Times New Roman" w:hAnsi="Times New Roman" w:cs="Times New Roman"/>
+        </w:rPr>
+      </w:pPr>
+      <w:r>
+        <w:rPr>
+          <w:rFonts w:ascii="Times New Roman" w:hAnsi="Times New Roman" w:cs="Times New Roman"/>
+        </w:rPr>
+        <w:t>Он привязан к описанию уровня опасности через название descriptions.</w:t>
+      </w:r>
+    </w:p>
+    <w:p>
+      <w:pPr>
+        <w:numPr>
+          <w:ilvl w:val="0"/>
+          <w:numId w:val="13"/>
+        </w:numPr>
+        <w:rPr>
+          <w:rFonts w:ascii="Times New Roman" w:hAnsi="Times New Roman" w:cs="Times New Roman"/>
+        </w:rPr>
+      </w:pPr>
+      <w:r>
+        <w:rPr>
+          <w:rFonts w:ascii="Times New Roman" w:hAnsi="Times New Roman" w:cs="Times New Roman"/>
+        </w:rPr>
+        <w:t>Это уровень опасности, связанный с таблицей dangers.</w:t>
+      </w:r>
+    </w:p>
+    <w:p>
+      <w:pPr>
+        <w:keepNext/>
+        <w:numPr>
+          <w:ilvl w:val="0"/>
+          <w:numId w:val="13"/>
+        </w:numPr>
+      </w:pPr>
+      <w:r>
+        <w:rPr>
+          <w:rFonts w:ascii="Times New Roman" w:hAnsi="Times New Roman" w:cs="Times New Roman"/>
+        </w:rPr>
+        <w:t>В </w:t>
+      </w:r>
+      <w:proofErr w:type="spellStart"/>
+      <w:r>
+        <w:rPr>
+          <w:rFonts w:ascii="Times New Roman" w:hAnsi="Times New Roman" w:cs="Times New Roman"/>
+        </w:rPr>
+        <w:t>dangers</w:t>
+      </w:r>
+      <w:proofErr w:type="spellEnd"/>
+      <w:r>
+        <w:rPr>
+          <w:rFonts w:ascii="Times New Roman" w:hAnsi="Times New Roman" w:cs="Times New Roman"/>
+        </w:rPr>
+        <w:t> есть столбец </w:t>
+      </w:r>
+      <w:proofErr w:type="spellStart"/>
+      <w:r>
+        <w:rPr>
+          <w:rFonts w:ascii="Times New Roman" w:hAnsi="Times New Roman" w:cs="Times New Roman"/>
+        </w:rPr>
+        <w:t>id</w:t>
+      </w:r>
+      <w:proofErr w:type="spellEnd"/>
+      <w:r>
+        <w:rPr>
+          <w:rFonts w:ascii="Times New Roman" w:hAnsi="Times New Roman" w:cs="Times New Roman"/>
+        </w:rPr>
+        <w:t>.</w:t>
+      </w:r>
+      <w:r>
+        <w:rPr>
+          <w:noProof/>
+          <w:lang w:eastAsia="ru-RU"/>
+        </w:rPr>
+        <w:t xml:space="preserve"> </w:t>
+      </w:r>
+      <w:r>
+        <w:rPr>
+          <w:noProof/>
+          <w:lang w:eastAsia="ru-RU"/>
+        </w:rPr>
+        <w:drawing>
+          <wp:inline distT="0" distB="0" distL="0" distR="0" wp14:anchorId="41E464C5" wp14:editId="71FAB474">
+            <wp:extent cx="5287113" cy="3943900"/>
+            <wp:effectExtent l="0" t="0" r="8890" b="0"/>
+            <wp:docPr id="4" name="Рисунок 4"/>
+            <wp:cNvGraphicFramePr>
+              <a:graphicFrameLocks xmlns:a="http://schemas.openxmlformats.org/drawingml/2006/main" noChangeAspect="1"/>
+            </wp:cNvGraphicFramePr>
+            <a:graphic xmlns:a="http://schemas.openxmlformats.org/drawingml/2006/main">
+              <a:graphicData uri="http://schemas.openxmlformats.org/drawingml/2006/picture">
+                <pic:pic xmlns:pic="http://schemas.openxmlformats.org/drawingml/2006/picture">
+                  <pic:nvPicPr>
+                    <pic:cNvPr id="1" name=""/>
+                    <pic:cNvPicPr/>
+                  </pic:nvPicPr>
+                  <pic:blipFill>
+                    <a:blip r:embed="rId11"/>
+                    <a:stretch>
+                      <a:fillRect/>
+                    </a:stretch>
+                  </pic:blipFill>
+                  <pic:spPr>
+                    <a:xfrm>
+                      <a:off x="0" y="0"/>
+                      <a:ext cx="5287113" cy="3943900"/>
+                    </a:xfrm>
+                    <a:prstGeom prst="rect">
+                      <a:avLst/>
+                    </a:prstGeom>
+                  </pic:spPr>
+                </pic:pic>
+              </a:graphicData>
+            </a:graphic>
+          </wp:inline>
+        </w:drawing>
+      </w:r>
+    </w:p>
+    <w:p>
+      <w:pPr>
+        <w:pStyle w:val="af4"/>
+        <w:rPr>
+          <w:rFonts w:ascii="Times New Roman" w:hAnsi="Times New Roman" w:cs="Times New Roman"/>
+          <w:i w:val="0"/>
           <w:color w:val="000000" w:themeColor="text1"/>
           <w:sz w:val="24"/>
           <w:szCs w:val="24"/>
@@ -2621,7 +2924,7 @@
           <w:sz w:val="24"/>
           <w:szCs w:val="24"/>
         </w:rPr>
-        <w:t>2</w:t>
+        <w:t>3</w:t>
       </w:r>
       <w:r>
         <w:rPr>
@@ -2641,7 +2944,7 @@
           <w:sz w:val="24"/>
           <w:szCs w:val="24"/>
         </w:rPr>
-        <w:t xml:space="preserve"> Таблицы из БД</w:t>
+        <w:t xml:space="preserve"> Схема сущностей</w:t>
       </w:r>
     </w:p>
     <w:p>
@@ -2703,6 +3006,7 @@
               <w:rPr>
                 <w:rFonts w:ascii="Times New Roman" w:hAnsi="Times New Roman" w:cs="Times New Roman"/>
               </w:rPr>
+              <w:lastRenderedPageBreak/>
               <w:t>Таблица</w:t>
             </w:r>
           </w:p>
@@ -2871,7 +3175,6 @@
               <w:rPr>
                 <w:rFonts w:ascii="Times New Roman" w:hAnsi="Times New Roman" w:cs="Times New Roman"/>
               </w:rPr>
-              <w:lastRenderedPageBreak/>
               <w:t>skills</w:t>
             </w:r>
           </w:p>
@@ -3024,7 +3327,7 @@
     <w:p/>
     <w:tbl>
       <w:tblPr>
-        <w:tblW w:w="11280" w:type="dxa"/>
+        <w:tblW w:w="10206" w:type="dxa"/>
         <w:tblCellMar>
           <w:top w:w="15" w:type="dxa"/>
           <w:left w:w="15" w:type="dxa"/>
@@ -3035,7 +3338,7 @@
       </w:tblPr>
       <w:tblGrid>
         <w:gridCol w:w="3578"/>
-        <w:gridCol w:w="7702"/>
+        <w:gridCol w:w="6628"/>
       </w:tblGrid>
       <w:tr>
         <w:trPr>
@@ -3072,7 +3375,7 @@
         </w:tc>
         <w:tc>
           <w:tcPr>
-            <w:tcW w:w="0" w:type="auto"/>
+            <w:tcW w:w="6628" w:type="dxa"/>
             <w:tcBorders>
               <w:top w:val="nil"/>
             </w:tcBorders>
@@ -3129,7 +3432,7 @@
         </w:tc>
         <w:tc>
           <w:tcPr>
-            <w:tcW w:w="0" w:type="auto"/>
+            <w:tcW w:w="6628" w:type="dxa"/>
             <w:tcMar>
               <w:top w:w="150" w:type="dxa"/>
               <w:left w:w="240" w:type="dxa"/>
@@ -3183,7 +3486,7 @@
         </w:tc>
         <w:tc>
           <w:tcPr>
-            <w:tcW w:w="0" w:type="auto"/>
+            <w:tcW w:w="6628" w:type="dxa"/>
             <w:tcMar>
               <w:top w:w="150" w:type="dxa"/>
               <w:left w:w="240" w:type="dxa"/>
@@ -3237,7 +3540,7 @@
         </w:tc>
         <w:tc>
           <w:tcPr>
-            <w:tcW w:w="0" w:type="auto"/>
+            <w:tcW w:w="6628" w:type="dxa"/>
             <w:tcMar>
               <w:top w:w="150" w:type="dxa"/>
               <w:left w:w="240" w:type="dxa"/>
@@ -3291,7 +3594,7 @@
         </w:tc>
         <w:tc>
           <w:tcPr>
-            <w:tcW w:w="0" w:type="auto"/>
+            <w:tcW w:w="6628" w:type="dxa"/>
             <w:tcMar>
               <w:top w:w="150" w:type="dxa"/>
               <w:left w:w="240" w:type="dxa"/>
@@ -3345,7 +3648,7 @@
         </w:tc>
         <w:tc>
           <w:tcPr>
-            <w:tcW w:w="0" w:type="auto"/>
+            <w:tcW w:w="6628" w:type="dxa"/>
             <w:tcMar>
               <w:top w:w="150" w:type="dxa"/>
               <w:left w:w="240" w:type="dxa"/>
@@ -3399,7 +3702,7 @@
         </w:tc>
         <w:tc>
           <w:tcPr>
-            <w:tcW w:w="0" w:type="auto"/>
+            <w:tcW w:w="6628" w:type="dxa"/>
             <w:tcMar>
               <w:top w:w="150" w:type="dxa"/>
               <w:left w:w="240" w:type="dxa"/>
@@ -3453,7 +3756,7 @@
         </w:tc>
         <w:tc>
           <w:tcPr>
-            <w:tcW w:w="0" w:type="auto"/>
+            <w:tcW w:w="6628" w:type="dxa"/>
             <w:tcMar>
               <w:top w:w="150" w:type="dxa"/>
               <w:left w:w="240" w:type="dxa"/>
@@ -3600,6 +3903,7 @@
         <w:rPr>
           <w:rFonts w:ascii="Times New Roman" w:hAnsi="Times New Roman" w:cs="Times New Roman"/>
         </w:rPr>
+        <w:lastRenderedPageBreak/>
         <w:t>Добавление нового розыскного → вставка записи в таблицу names.</w:t>
       </w:r>
     </w:p>
@@ -3636,7 +3940,6 @@
           <w:noProof/>
           <w:lang w:eastAsia="ru-RU"/>
         </w:rPr>
-        <w:lastRenderedPageBreak/>
         <w:drawing>
           <wp:inline distT="0" distB="0" distL="0" distR="0" wp14:anchorId="4A8E860A" wp14:editId="58B90F1D">
             <wp:extent cx="2753109" cy="1543265"/>
@@ -3653,7 +3956,7 @@
                     <pic:cNvPicPr/>
                   </pic:nvPicPr>
                   <pic:blipFill>
-                    <a:blip r:embed="rId11"/>
+                    <a:blip r:embed="rId12"/>
                     <a:stretch>
                       <a:fillRect/>
                     </a:stretch>
@@ -3734,7 +4037,7 @@
           <w:sz w:val="24"/>
           <w:szCs w:val="24"/>
         </w:rPr>
-        <w:t>3</w:t>
+        <w:t>4</w:t>
       </w:r>
       <w:r>
         <w:rPr>
@@ -3949,7 +4252,7 @@
         </w:rPr>
         <w:t xml:space="preserve">Проект доступен на </w:t>
       </w:r>
-      <w:hyperlink r:id="rId12" w:history="1">
+      <w:hyperlink r:id="rId13" w:history="1">
         <w:r>
           <w:rPr>
             <w:rStyle w:val="af3"/>
@@ -3962,7 +4265,7 @@
     </w:p>
     <w:p/>
     <w:sectPr>
-      <w:footerReference w:type="default" r:id="rId13"/>
+      <w:footerReference w:type="default" r:id="rId14"/>
       <w:pgSz w:w="11906" w:h="16838"/>
       <w:pgMar w:top="1134" w:right="850" w:bottom="1134" w:left="1701" w:header="708" w:footer="708" w:gutter="0"/>
       <w:pgNumType w:start="0"/>
@@ -7941,7 +8244,7 @@
 </file>
 
 <file path=customXml/itemProps2.xml><?xml version="1.0" encoding="utf-8"?>
-<ds:datastoreItem xmlns:ds="http://schemas.openxmlformats.org/officeDocument/2006/customXml" ds:itemID="{44EC2EF8-67BF-4CD7-973A-3F764666639E}">
+<ds:datastoreItem xmlns:ds="http://schemas.openxmlformats.org/officeDocument/2006/customXml" ds:itemID="{DEAE8518-3181-4469-8F38-5AC49ED44526}">
   <ds:schemaRefs>
     <ds:schemaRef ds:uri="http://schemas.openxmlformats.org/officeDocument/2006/bibliography"/>
   </ds:schemaRefs>

--- a/Проектная_Работа.docx
+++ b/Проектная_Работа.docx
@@ -16,38 +16,44 @@
           <w:docPartUnique/>
         </w:docPartObj>
       </w:sdtPr>
-      <w:sdtEndPr>
-        <w:rPr>
-          <w:rFonts w:asciiTheme="minorHAnsi" w:hAnsiTheme="minorHAnsi" w:cstheme="minorBidi"/>
-        </w:rPr>
-      </w:sdtEndPr>
+      <w:sdtEndPr/>
       <w:sdtContent>
         <w:p>
           <w:pPr>
             <w:pStyle w:val="1"/>
             <w:shd w:val="clear" w:color="auto" w:fill="FFFFFF"/>
             <w:spacing w:before="0" w:line="360" w:lineRule="auto"/>
+            <w:ind w:firstLine="709"/>
             <w:textAlignment w:val="baseline"/>
+            <w:rPr>
+              <w:rFonts w:ascii="Times New Roman" w:hAnsi="Times New Roman" w:cs="Times New Roman"/>
+              <w:color w:val="auto"/>
+              <w:sz w:val="24"/>
+              <w:szCs w:val="24"/>
+            </w:rPr>
           </w:pPr>
           <w:r>
             <w:rPr>
+              <w:rFonts w:ascii="Times New Roman" w:hAnsi="Times New Roman" w:cs="Times New Roman"/>
               <w:noProof/>
               <w:color w:val="auto"/>
+              <w:sz w:val="24"/>
+              <w:szCs w:val="24"/>
               <w:lang w:eastAsia="ru-RU"/>
             </w:rPr>
             <mc:AlternateContent>
               <mc:Choice Requires="wpg">
                 <w:drawing>
-                  <wp:anchor distT="0" distB="0" distL="114300" distR="114300" simplePos="0" relativeHeight="251666432" behindDoc="0" locked="0" layoutInCell="1" allowOverlap="1" wp14:anchorId="45D005B5" wp14:editId="6BBFD797">
+                  <wp:anchor distT="0" distB="0" distL="114300" distR="114300" simplePos="0" relativeHeight="251666432" behindDoc="0" locked="0" layoutInCell="1" allowOverlap="1" wp14:anchorId="45D005B5" wp14:editId="766BC105">
                     <wp:simplePos x="0" y="0"/>
                     <wp:positionH relativeFrom="page">
                       <wp:align>center</wp:align>
                     </wp:positionH>
                     <wp:positionV relativeFrom="page">
-                      <wp:posOffset>245745</wp:posOffset>
+                      <wp:posOffset>180340</wp:posOffset>
                     </wp:positionV>
-                    <wp:extent cx="7315200" cy="1215391"/>
-                    <wp:effectExtent l="0" t="0" r="0" b="1905"/>
+                    <wp:extent cx="7315200" cy="1034415"/>
+                    <wp:effectExtent l="0" t="0" r="0" b="0"/>
                     <wp:wrapNone/>
                     <wp:docPr id="149" name="Группа 149"/>
                     <wp:cNvGraphicFramePr/>
@@ -58,7 +64,7 @@
                           <wpg:grpSpPr>
                             <a:xfrm>
                               <a:off x="0" y="0"/>
-                              <a:ext cx="7315200" cy="1215391"/>
+                              <a:ext cx="7315200" cy="1034415"/>
                               <a:chOff x="0" y="-1"/>
                               <a:chExt cx="7315200" cy="1216153"/>
                             </a:xfrm>
@@ -268,14 +274,14 @@
                       <wp14:pctWidth>94100</wp14:pctWidth>
                     </wp14:sizeRelH>
                     <wp14:sizeRelV relativeFrom="page">
-                      <wp14:pctHeight>12100</wp14:pctHeight>
+                      <wp14:pctHeight>0</wp14:pctHeight>
                     </wp14:sizeRelV>
                   </wp:anchor>
                 </w:drawing>
               </mc:Choice>
               <mc:Fallback>
                 <w:pict>
-                  <v:group w14:anchorId="2B309884" id="Группа 149" o:spid="_x0000_s1026" style="position:absolute;margin-left:0;margin-top:19.35pt;width:8in;height:95.7pt;z-index:251666432;mso-width-percent:941;mso-height-percent:121;mso-position-horizontal:center;mso-position-horizontal-relative:page;mso-position-vertical-relative:page;mso-width-percent:941;mso-height-percent:121" coordorigin="" coordsize="73152,12161" o:gfxdata="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">
+                  <v:group w14:anchorId="5572480E" id="Группа 149" o:spid="_x0000_s1026" style="position:absolute;margin-left:0;margin-top:14.2pt;width:8in;height:81.45pt;z-index:251666432;mso-width-percent:941;mso-position-horizontal:center;mso-position-horizontal-relative:page;mso-position-vertical-relative:page;mso-width-percent:941" coordorigin="" coordsize="73152,12161" o:gfxdata="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">
                     <v:shape id="Прямоугольник 51" o:spid="_x0000_s1027" style="position:absolute;width:73152;height:11303;visibility:visible;mso-wrap-style:square;v-text-anchor:middle" coordsize="7312660,1129665" o:gfxdata="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" path="m,l7312660,r,1129665l3619500,733425,,1091565,,xe" filled="f" stroked="f" strokeweight="1.5pt">
                       <v:stroke joinstyle="miter"/>
                       <v:path arrowok="t" o:connecttype="custom" o:connectlocs="0,0;7315200,0;7315200,1130373;3620757,733885;0,1092249;0,0" o:connectangles="0,0,0,0,0,0"/>
@@ -293,25 +299,32 @@
             <w:pStyle w:val="1"/>
             <w:shd w:val="clear" w:color="auto" w:fill="FFFFFF"/>
             <w:spacing w:before="0" w:line="360" w:lineRule="auto"/>
+            <w:ind w:firstLine="709"/>
             <w:textAlignment w:val="baseline"/>
+            <w:rPr>
+              <w:rFonts w:ascii="Times New Roman" w:hAnsi="Times New Roman" w:cs="Times New Roman"/>
+              <w:color w:val="auto"/>
+              <w:sz w:val="24"/>
+              <w:szCs w:val="24"/>
+            </w:rPr>
           </w:pPr>
         </w:p>
         <w:p>
           <w:pPr>
             <w:pStyle w:val="ac"/>
+            <w:ind w:firstLine="709"/>
             <w:jc w:val="center"/>
             <w:rPr>
               <w:rFonts w:ascii="Times New Roman" w:hAnsi="Times New Roman" w:cs="Times New Roman"/>
-              <w:color w:val="595959" w:themeColor="text1" w:themeTint="A6"/>
-              <w:sz w:val="28"/>
-              <w:szCs w:val="28"/>
+              <w:sz w:val="24"/>
+              <w:szCs w:val="24"/>
             </w:rPr>
           </w:pPr>
           <w:r>
             <w:rPr>
               <w:rFonts w:ascii="Times New Roman" w:hAnsi="Times New Roman" w:cs="Times New Roman"/>
-              <w:sz w:val="28"/>
-              <w:szCs w:val="28"/>
+              <w:sz w:val="24"/>
+              <w:szCs w:val="24"/>
             </w:rPr>
             <w:t>Каспийский институт морского и речного транспорта имени генерал-адмирала Ф.М. Апраксина — филиал федерального государственного бюджетного образовательного учреждения высшего образования «Волжский государственный университет водного транспорта»</w:t>
           </w:r>
@@ -321,7 +334,14 @@
             <w:pStyle w:val="1"/>
             <w:shd w:val="clear" w:color="auto" w:fill="FFFFFF"/>
             <w:spacing w:before="0" w:line="360" w:lineRule="auto"/>
+            <w:ind w:firstLine="709"/>
             <w:textAlignment w:val="baseline"/>
+            <w:rPr>
+              <w:rFonts w:ascii="Times New Roman" w:hAnsi="Times New Roman" w:cs="Times New Roman"/>
+              <w:color w:val="auto"/>
+              <w:sz w:val="24"/>
+              <w:szCs w:val="24"/>
+            </w:rPr>
           </w:pPr>
         </w:p>
         <w:p>
@@ -329,7 +349,14 @@
             <w:pStyle w:val="1"/>
             <w:shd w:val="clear" w:color="auto" w:fill="FFFFFF"/>
             <w:spacing w:before="0" w:line="360" w:lineRule="auto"/>
+            <w:ind w:firstLine="709"/>
             <w:textAlignment w:val="baseline"/>
+            <w:rPr>
+              <w:rFonts w:ascii="Times New Roman" w:hAnsi="Times New Roman" w:cs="Times New Roman"/>
+              <w:color w:val="auto"/>
+              <w:sz w:val="24"/>
+              <w:szCs w:val="24"/>
+            </w:rPr>
           </w:pPr>
         </w:p>
         <w:p>
@@ -337,17 +364,254 @@
             <w:pStyle w:val="1"/>
             <w:shd w:val="clear" w:color="auto" w:fill="FFFFFF"/>
             <w:spacing w:before="0" w:line="360" w:lineRule="auto"/>
+            <w:ind w:firstLine="709"/>
             <w:textAlignment w:val="baseline"/>
+            <w:rPr>
+              <w:rFonts w:ascii="Times New Roman" w:hAnsi="Times New Roman" w:cs="Times New Roman"/>
+              <w:color w:val="auto"/>
+              <w:sz w:val="24"/>
+              <w:szCs w:val="24"/>
+            </w:rPr>
           </w:pPr>
           <w:r>
             <w:rPr>
+              <w:rFonts w:ascii="Times New Roman" w:hAnsi="Times New Roman" w:cs="Times New Roman"/>
               <w:noProof/>
+              <w:color w:val="auto"/>
+              <w:sz w:val="24"/>
+              <w:szCs w:val="24"/>
               <w:lang w:eastAsia="ru-RU"/>
             </w:rPr>
             <mc:AlternateContent>
               <mc:Choice Requires="wps">
                 <w:drawing>
-                  <wp:anchor distT="0" distB="0" distL="114300" distR="114300" simplePos="0" relativeHeight="251664384" behindDoc="0" locked="0" layoutInCell="1" allowOverlap="1" wp14:anchorId="078FB04A" wp14:editId="2E6AC141">
+                  <wp:anchor distT="0" distB="0" distL="114300" distR="114300" simplePos="0" relativeHeight="251663360" behindDoc="0" locked="0" layoutInCell="1" allowOverlap="1" wp14:anchorId="5084A132" wp14:editId="75377BA4">
+                    <wp:simplePos x="0" y="0"/>
+                    <wp:positionH relativeFrom="margin">
+                      <wp:posOffset>-561975</wp:posOffset>
+                    </wp:positionH>
+                    <wp:positionV relativeFrom="page">
+                      <wp:posOffset>4752975</wp:posOffset>
+                    </wp:positionV>
+                    <wp:extent cx="6257290" cy="2122170"/>
+                    <wp:effectExtent l="0" t="0" r="0" b="11430"/>
+                    <wp:wrapSquare wrapText="bothSides"/>
+                    <wp:docPr id="154" name="Текстовое поле 154"/>
+                    <wp:cNvGraphicFramePr/>
+                    <a:graphic xmlns:a="http://schemas.openxmlformats.org/drawingml/2006/main">
+                      <a:graphicData uri="http://schemas.microsoft.com/office/word/2010/wordprocessingShape">
+                        <wps:wsp>
+                          <wps:cNvSpPr txBox="1"/>
+                          <wps:spPr>
+                            <a:xfrm>
+                              <a:off x="0" y="0"/>
+                              <a:ext cx="6257290" cy="2122170"/>
+                            </a:xfrm>
+                            <a:prstGeom prst="rect">
+                              <a:avLst/>
+                            </a:prstGeom>
+                            <a:noFill/>
+                            <a:ln w="6350">
+                              <a:noFill/>
+                            </a:ln>
+                            <a:effectLst/>
+                          </wps:spPr>
+                          <wps:style>
+                            <a:lnRef idx="0">
+                              <a:schemeClr val="accent1"/>
+                            </a:lnRef>
+                            <a:fillRef idx="0">
+                              <a:schemeClr val="accent1"/>
+                            </a:fillRef>
+                            <a:effectRef idx="0">
+                              <a:schemeClr val="accent1"/>
+                            </a:effectRef>
+                            <a:fontRef idx="minor">
+                              <a:schemeClr val="dk1"/>
+                            </a:fontRef>
+                          </wps:style>
+                          <wps:txbx>
+                            <w:txbxContent>
+                              <w:p>
+                                <w:pPr>
+                                  <w:jc w:val="center"/>
+                                  <w:rPr>
+                                    <w:rFonts w:ascii="Times New Roman" w:hAnsi="Times New Roman" w:cs="Times New Roman"/>
+                                  </w:rPr>
+                                </w:pPr>
+                                <w:sdt>
+                                  <w:sdtPr>
+                                    <w:rPr>
+                                      <w:rFonts w:ascii="Times New Roman" w:hAnsi="Times New Roman" w:cs="Times New Roman"/>
+                                      <w:caps/>
+                                    </w:rPr>
+                                    <w:alias w:val="Название"/>
+                                    <w:tag w:val=""/>
+                                    <w:id w:val="-1678339683"/>
+                                    <w:dataBinding w:prefixMappings="xmlns:ns0='http://purl.org/dc/elements/1.1/' xmlns:ns1='http://schemas.openxmlformats.org/package/2006/metadata/core-properties' " w:xpath="/ns1:coreProperties[1]/ns0:title[1]" w:storeItemID="{6C3C8BC8-F283-45AE-878A-BAB7291924A1}"/>
+                                    <w:text w:multiLine="1"/>
+                                  </w:sdtPr>
+                                  <w:sdtEndPr>
+                                    <w:rPr>
+                                      <w:caps w:val="0"/>
+                                    </w:rPr>
+                                  </w:sdtEndPr>
+                                  <w:sdtContent>
+                                    <w:r>
+                                      <w:rPr>
+                                        <w:rFonts w:ascii="Times New Roman" w:hAnsi="Times New Roman" w:cs="Times New Roman"/>
+                                        <w:caps/>
+                                      </w:rPr>
+                                      <w:t>Техническая документация</w:t>
+                                    </w:r>
+                                  </w:sdtContent>
+                                </w:sdt>
+                              </w:p>
+                              <w:sdt>
+                                <w:sdtPr>
+                                  <w:rPr>
+                                    <w:rFonts w:ascii="Times New Roman" w:hAnsi="Times New Roman" w:cs="Times New Roman"/>
+                                  </w:rPr>
+                                  <w:alias w:val="Подзаголовок"/>
+                                  <w:tag w:val=""/>
+                                  <w:id w:val="-2030180719"/>
+                                  <w:dataBinding w:prefixMappings="xmlns:ns0='http://purl.org/dc/elements/1.1/' xmlns:ns1='http://schemas.openxmlformats.org/package/2006/metadata/core-properties' " w:xpath="/ns1:coreProperties[1]/ns0:subject[1]" w:storeItemID="{6C3C8BC8-F283-45AE-878A-BAB7291924A1}"/>
+                                  <w:text/>
+                                </w:sdtPr>
+                                <w:sdtEndPr/>
+                                <w:sdtContent>
+                                  <w:p>
+                                    <w:pPr>
+                                      <w:jc w:val="center"/>
+                                      <w:rPr>
+                                        <w:rFonts w:ascii="Times New Roman" w:hAnsi="Times New Roman" w:cs="Times New Roman"/>
+                                        <w:smallCaps/>
+                                      </w:rPr>
+                                    </w:pPr>
+                                    <w:r>
+                                      <w:rPr>
+                                        <w:rFonts w:ascii="Times New Roman" w:hAnsi="Times New Roman" w:cs="Times New Roman"/>
+                                      </w:rPr>
+                                      <w:t>Система розыска GTA CRMP</w:t>
+                                    </w:r>
+                                  </w:p>
+                                </w:sdtContent>
+                              </w:sdt>
+                            </w:txbxContent>
+                          </wps:txbx>
+                          <wps:bodyPr rot="0" spcFirstLastPara="0" vertOverflow="overflow" horzOverflow="overflow" vert="horz" wrap="square" lIns="1600200" tIns="0" rIns="685800" bIns="0" numCol="1" spcCol="0" rtlCol="0" fromWordArt="0" anchor="b" anchorCtr="0" forceAA="0" compatLnSpc="1">
+                            <a:prstTxWarp prst="textNoShape">
+                              <a:avLst/>
+                            </a:prstTxWarp>
+                            <a:noAutofit/>
+                          </wps:bodyPr>
+                        </wps:wsp>
+                      </a:graphicData>
+                    </a:graphic>
+                    <wp14:sizeRelH relativeFrom="page">
+                      <wp14:pctWidth>0</wp14:pctWidth>
+                    </wp14:sizeRelH>
+                    <wp14:sizeRelV relativeFrom="page">
+                      <wp14:pctHeight>0</wp14:pctHeight>
+                    </wp14:sizeRelV>
+                  </wp:anchor>
+                </w:drawing>
+              </mc:Choice>
+              <mc:Fallback>
+                <w:pict>
+                  <v:shapetype w14:anchorId="5084A132" id="_x0000_t202" coordsize="21600,21600" o:spt="202" path="m,l,21600r21600,l21600,xe">
+                    <v:stroke joinstyle="miter"/>
+                    <v:path gradientshapeok="t" o:connecttype="rect"/>
+                  </v:shapetype>
+                  <v:shape id="Текстовое поле 154" o:spid="_x0000_s1026" type="#_x0000_t202" style="position:absolute;left:0;text-align:left;margin-left:-44.25pt;margin-top:374.25pt;width:492.7pt;height:167.1pt;z-index:251663360;visibility:visible;mso-wrap-style:square;mso-width-percent:0;mso-height-percent:0;mso-wrap-distance-left:9pt;mso-wrap-distance-top:0;mso-wrap-distance-right:9pt;mso-wrap-distance-bottom:0;mso-position-horizontal:absolute;mso-position-horizontal-relative:margin;mso-position-vertical:absolute;mso-position-vertical-relative:page;mso-width-percent:0;mso-height-percent:0;mso-width-relative:page;mso-height-relative:page;v-text-anchor:bottom" o:gfxdata="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" filled="f" stroked="f" strokeweight=".5pt">
+                    <v:textbox inset="126pt,0,54pt,0">
+                      <w:txbxContent>
+                        <w:p>
+                          <w:pPr>
+                            <w:jc w:val="center"/>
+                            <w:rPr>
+                              <w:rFonts w:ascii="Times New Roman" w:hAnsi="Times New Roman" w:cs="Times New Roman"/>
+                            </w:rPr>
+                          </w:pPr>
+                          <w:sdt>
+                            <w:sdtPr>
+                              <w:rPr>
+                                <w:rFonts w:ascii="Times New Roman" w:hAnsi="Times New Roman" w:cs="Times New Roman"/>
+                                <w:caps/>
+                              </w:rPr>
+                              <w:alias w:val="Название"/>
+                              <w:tag w:val=""/>
+                              <w:id w:val="-1678339683"/>
+                              <w:dataBinding w:prefixMappings="xmlns:ns0='http://purl.org/dc/elements/1.1/' xmlns:ns1='http://schemas.openxmlformats.org/package/2006/metadata/core-properties' " w:xpath="/ns1:coreProperties[1]/ns0:title[1]" w:storeItemID="{6C3C8BC8-F283-45AE-878A-BAB7291924A1}"/>
+                              <w:text w:multiLine="1"/>
+                            </w:sdtPr>
+                            <w:sdtEndPr>
+                              <w:rPr>
+                                <w:caps w:val="0"/>
+                              </w:rPr>
+                            </w:sdtEndPr>
+                            <w:sdtContent>
+                              <w:r>
+                                <w:rPr>
+                                  <w:rFonts w:ascii="Times New Roman" w:hAnsi="Times New Roman" w:cs="Times New Roman"/>
+                                  <w:caps/>
+                                </w:rPr>
+                                <w:t>Техническая документация</w:t>
+                              </w:r>
+                            </w:sdtContent>
+                          </w:sdt>
+                        </w:p>
+                        <w:sdt>
+                          <w:sdtPr>
+                            <w:rPr>
+                              <w:rFonts w:ascii="Times New Roman" w:hAnsi="Times New Roman" w:cs="Times New Roman"/>
+                            </w:rPr>
+                            <w:alias w:val="Подзаголовок"/>
+                            <w:tag w:val=""/>
+                            <w:id w:val="-2030180719"/>
+                            <w:dataBinding w:prefixMappings="xmlns:ns0='http://purl.org/dc/elements/1.1/' xmlns:ns1='http://schemas.openxmlformats.org/package/2006/metadata/core-properties' " w:xpath="/ns1:coreProperties[1]/ns0:subject[1]" w:storeItemID="{6C3C8BC8-F283-45AE-878A-BAB7291924A1}"/>
+                            <w:text/>
+                          </w:sdtPr>
+                          <w:sdtEndPr/>
+                          <w:sdtContent>
+                            <w:p>
+                              <w:pPr>
+                                <w:jc w:val="center"/>
+                                <w:rPr>
+                                  <w:rFonts w:ascii="Times New Roman" w:hAnsi="Times New Roman" w:cs="Times New Roman"/>
+                                  <w:smallCaps/>
+                                </w:rPr>
+                              </w:pPr>
+                              <w:r>
+                                <w:rPr>
+                                  <w:rFonts w:ascii="Times New Roman" w:hAnsi="Times New Roman" w:cs="Times New Roman"/>
+                                </w:rPr>
+                                <w:t>Система розыска GTA CRMP</w:t>
+                              </w:r>
+                            </w:p>
+                          </w:sdtContent>
+                        </w:sdt>
+                      </w:txbxContent>
+                    </v:textbox>
+                    <w10:wrap type="square" anchorx="margin" anchory="page"/>
+                  </v:shape>
+                </w:pict>
+              </mc:Fallback>
+            </mc:AlternateContent>
+          </w:r>
+          <w:r>
+            <w:rPr>
+              <w:rFonts w:ascii="Times New Roman" w:hAnsi="Times New Roman" w:cs="Times New Roman"/>
+              <w:noProof/>
+              <w:color w:val="auto"/>
+              <w:sz w:val="24"/>
+              <w:szCs w:val="24"/>
+              <w:lang w:eastAsia="ru-RU"/>
+            </w:rPr>
+            <mc:AlternateContent>
+              <mc:Choice Requires="wps">
+                <w:drawing>
+                  <wp:anchor distT="0" distB="0" distL="114300" distR="114300" simplePos="0" relativeHeight="251664384" behindDoc="0" locked="0" layoutInCell="1" allowOverlap="1" wp14:anchorId="078FB04A" wp14:editId="350ACF27">
                     <wp:simplePos x="0" y="0"/>
                     <wp:positionH relativeFrom="page">
                       <wp:align>center</wp:align>
@@ -409,20 +673,20 @@
                                   <w:jc w:val="right"/>
                                   <w:rPr>
                                     <w:rFonts w:ascii="Times New Roman" w:hAnsi="Times New Roman" w:cs="Times New Roman"/>
-                                    <w:sz w:val="28"/>
-                                    <w:szCs w:val="28"/>
+                                    <w:sz w:val="24"/>
+                                    <w:szCs w:val="24"/>
                                   </w:rPr>
                                 </w:pPr>
                                 <w:sdt>
                                   <w:sdtPr>
                                     <w:rPr>
                                       <w:rFonts w:ascii="Times New Roman" w:hAnsi="Times New Roman" w:cs="Times New Roman"/>
-                                      <w:sz w:val="28"/>
-                                      <w:szCs w:val="28"/>
+                                      <w:sz w:val="24"/>
+                                      <w:szCs w:val="24"/>
                                     </w:rPr>
                                     <w:alias w:val="Автор"/>
                                     <w:tag w:val=""/>
-                                    <w:id w:val="789243997"/>
+                                    <w:id w:val="-1576268378"/>
                                     <w:dataBinding w:prefixMappings="xmlns:ns0='http://purl.org/dc/elements/1.1/' xmlns:ns1='http://schemas.openxmlformats.org/package/2006/metadata/core-properties' " w:xpath="/ns1:coreProperties[1]/ns0:creator[1]" w:storeItemID="{6C3C8BC8-F283-45AE-878A-BAB7291924A1}"/>
                                     <w:text/>
                                   </w:sdtPr>
@@ -431,24 +695,24 @@
                                     <w:r>
                                       <w:rPr>
                                         <w:rFonts w:ascii="Times New Roman" w:hAnsi="Times New Roman" w:cs="Times New Roman"/>
-                                        <w:sz w:val="28"/>
-                                        <w:szCs w:val="28"/>
+                                        <w:sz w:val="24"/>
+                                        <w:szCs w:val="24"/>
                                       </w:rPr>
                                       <w:t>А</w:t>
                                     </w:r>
                                     <w:r>
                                       <w:rPr>
                                         <w:rFonts w:ascii="Times New Roman" w:hAnsi="Times New Roman" w:cs="Times New Roman"/>
-                                        <w:sz w:val="28"/>
-                                        <w:szCs w:val="28"/>
+                                        <w:sz w:val="24"/>
+                                        <w:szCs w:val="24"/>
                                       </w:rPr>
                                       <w:t>втор: Ланцетов Я.А.</w:t>
                                     </w:r>
                                     <w:r>
                                       <w:rPr>
                                         <w:rFonts w:ascii="Times New Roman" w:hAnsi="Times New Roman" w:cs="Times New Roman"/>
-                                        <w:sz w:val="28"/>
-                                        <w:szCs w:val="28"/>
+                                        <w:sz w:val="24"/>
+                                        <w:szCs w:val="24"/>
                                       </w:rPr>
                                       <w:t xml:space="preserve"> 21ИСП</w:t>
                                     </w:r>
@@ -457,8 +721,8 @@
                                 <w:r>
                                   <w:rPr>
                                     <w:rFonts w:ascii="Times New Roman" w:hAnsi="Times New Roman" w:cs="Times New Roman"/>
-                                    <w:sz w:val="28"/>
-                                    <w:szCs w:val="28"/>
+                                    <w:sz w:val="24"/>
+                                    <w:szCs w:val="24"/>
                                   </w:rPr>
                                   <w:t xml:space="preserve"> </w:t>
                                 </w:r>
@@ -469,23 +733,23 @@
                                   <w:jc w:val="right"/>
                                   <w:rPr>
                                     <w:rFonts w:ascii="Times New Roman" w:hAnsi="Times New Roman" w:cs="Times New Roman"/>
-                                    <w:sz w:val="28"/>
-                                    <w:szCs w:val="28"/>
+                                    <w:sz w:val="24"/>
+                                    <w:szCs w:val="24"/>
                                   </w:rPr>
                                 </w:pPr>
                                 <w:r>
                                   <w:rPr>
                                     <w:rFonts w:ascii="Times New Roman" w:hAnsi="Times New Roman" w:cs="Times New Roman"/>
-                                    <w:sz w:val="28"/>
-                                    <w:szCs w:val="28"/>
+                                    <w:sz w:val="24"/>
+                                    <w:szCs w:val="24"/>
                                   </w:rPr>
                                   <w:t>Преподаватель</w:t>
                                 </w:r>
                                 <w:r>
                                   <w:rPr>
                                     <w:rFonts w:ascii="Times New Roman" w:hAnsi="Times New Roman" w:cs="Times New Roman"/>
-                                    <w:sz w:val="28"/>
-                                    <w:szCs w:val="28"/>
+                                    <w:sz w:val="24"/>
+                                    <w:szCs w:val="24"/>
                                     <w:lang w:val="en-US"/>
                                   </w:rPr>
                                   <w:t>:</w:t>
@@ -493,24 +757,24 @@
                                 <w:r>
                                   <w:rPr>
                                     <w:rFonts w:ascii="Times New Roman" w:hAnsi="Times New Roman" w:cs="Times New Roman"/>
-                                    <w:sz w:val="28"/>
-                                    <w:szCs w:val="28"/>
+                                    <w:sz w:val="24"/>
+                                    <w:szCs w:val="24"/>
                                   </w:rPr>
                                   <w:t xml:space="preserve"> Рахманин С.В</w:t>
                                 </w:r>
                                 <w:r>
                                   <w:rPr>
                                     <w:rFonts w:ascii="Times New Roman" w:hAnsi="Times New Roman" w:cs="Times New Roman"/>
-                                    <w:sz w:val="28"/>
-                                    <w:szCs w:val="28"/>
+                                    <w:sz w:val="24"/>
+                                    <w:szCs w:val="24"/>
                                   </w:rPr>
                                   <w:t>.</w:t>
                                 </w:r>
                                 <w:r>
                                   <w:rPr>
                                     <w:rFonts w:ascii="Times New Roman" w:hAnsi="Times New Roman" w:cs="Times New Roman"/>
-                                    <w:sz w:val="28"/>
-                                    <w:szCs w:val="28"/>
+                                    <w:sz w:val="24"/>
+                                    <w:szCs w:val="24"/>
                                   </w:rPr>
                                   <w:t xml:space="preserve"> </w:t>
                                 </w:r>
@@ -547,11 +811,7 @@
               </mc:Choice>
               <mc:Fallback>
                 <w:pict>
-                  <v:shapetype w14:anchorId="078FB04A" id="_x0000_t202" coordsize="21600,21600" o:spt="202" path="m,l,21600r21600,l21600,xe">
-                    <v:stroke joinstyle="miter"/>
-                    <v:path gradientshapeok="t" o:connecttype="rect"/>
-                  </v:shapetype>
-                  <v:shape id="Текстовое поле 152" o:spid="_x0000_s1026" type="#_x0000_t202" style="position:absolute;margin-left:0;margin-top:0;width:8in;height:1in;z-index:251664384;visibility:visible;mso-wrap-style:square;mso-width-percent:941;mso-height-percent:92;mso-top-percent:818;mso-wrap-distance-left:9pt;mso-wrap-distance-top:0;mso-wrap-distance-right:9pt;mso-wrap-distance-bottom:0;mso-position-horizontal:center;mso-position-horizontal-relative:page;mso-position-vertical-relative:page;mso-width-percent:941;mso-height-percent:92;mso-top-percent:818;mso-width-relative:page;mso-height-relative:page;v-text-anchor:bottom" o:gfxdata="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" filled="f" stroked="f" strokeweight=".5pt">
+                  <v:shape w14:anchorId="078FB04A" id="Текстовое поле 152" o:spid="_x0000_s1027" type="#_x0000_t202" style="position:absolute;left:0;text-align:left;margin-left:0;margin-top:0;width:8in;height:1in;z-index:251664384;visibility:visible;mso-wrap-style:square;mso-width-percent:941;mso-height-percent:92;mso-top-percent:818;mso-wrap-distance-left:9pt;mso-wrap-distance-top:0;mso-wrap-distance-right:9pt;mso-wrap-distance-bottom:0;mso-position-horizontal:center;mso-position-horizontal-relative:page;mso-position-vertical-relative:page;mso-width-percent:941;mso-height-percent:92;mso-top-percent:818;mso-width-relative:page;mso-height-relative:page;v-text-anchor:bottom" o:gfxdata="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" filled="f" stroked="f" strokeweight=".5pt">
                     <v:textbox inset="126pt,0,54pt,0">
                       <w:txbxContent>
                         <w:p>
@@ -560,20 +820,20 @@
                             <w:jc w:val="right"/>
                             <w:rPr>
                               <w:rFonts w:ascii="Times New Roman" w:hAnsi="Times New Roman" w:cs="Times New Roman"/>
-                              <w:sz w:val="28"/>
-                              <w:szCs w:val="28"/>
+                              <w:sz w:val="24"/>
+                              <w:szCs w:val="24"/>
                             </w:rPr>
                           </w:pPr>
                           <w:sdt>
                             <w:sdtPr>
                               <w:rPr>
                                 <w:rFonts w:ascii="Times New Roman" w:hAnsi="Times New Roman" w:cs="Times New Roman"/>
-                                <w:sz w:val="28"/>
-                                <w:szCs w:val="28"/>
+                                <w:sz w:val="24"/>
+                                <w:szCs w:val="24"/>
                               </w:rPr>
                               <w:alias w:val="Автор"/>
                               <w:tag w:val=""/>
-                              <w:id w:val="789243997"/>
+                              <w:id w:val="-1576268378"/>
                               <w:dataBinding w:prefixMappings="xmlns:ns0='http://purl.org/dc/elements/1.1/' xmlns:ns1='http://schemas.openxmlformats.org/package/2006/metadata/core-properties' " w:xpath="/ns1:coreProperties[1]/ns0:creator[1]" w:storeItemID="{6C3C8BC8-F283-45AE-878A-BAB7291924A1}"/>
                               <w:text/>
                             </w:sdtPr>
@@ -582,24 +842,24 @@
                               <w:r>
                                 <w:rPr>
                                   <w:rFonts w:ascii="Times New Roman" w:hAnsi="Times New Roman" w:cs="Times New Roman"/>
-                                  <w:sz w:val="28"/>
-                                  <w:szCs w:val="28"/>
+                                  <w:sz w:val="24"/>
+                                  <w:szCs w:val="24"/>
                                 </w:rPr>
                                 <w:t>А</w:t>
                               </w:r>
                               <w:r>
                                 <w:rPr>
                                   <w:rFonts w:ascii="Times New Roman" w:hAnsi="Times New Roman" w:cs="Times New Roman"/>
-                                  <w:sz w:val="28"/>
-                                  <w:szCs w:val="28"/>
+                                  <w:sz w:val="24"/>
+                                  <w:szCs w:val="24"/>
                                 </w:rPr>
                                 <w:t>втор: Ланцетов Я.А.</w:t>
                               </w:r>
                               <w:r>
                                 <w:rPr>
                                   <w:rFonts w:ascii="Times New Roman" w:hAnsi="Times New Roman" w:cs="Times New Roman"/>
-                                  <w:sz w:val="28"/>
-                                  <w:szCs w:val="28"/>
+                                  <w:sz w:val="24"/>
+                                  <w:szCs w:val="24"/>
                                 </w:rPr>
                                 <w:t xml:space="preserve"> 21ИСП</w:t>
                               </w:r>
@@ -608,8 +868,8 @@
                           <w:r>
                             <w:rPr>
                               <w:rFonts w:ascii="Times New Roman" w:hAnsi="Times New Roman" w:cs="Times New Roman"/>
-                              <w:sz w:val="28"/>
-                              <w:szCs w:val="28"/>
+                              <w:sz w:val="24"/>
+                              <w:szCs w:val="24"/>
                             </w:rPr>
                             <w:t xml:space="preserve"> </w:t>
                           </w:r>
@@ -620,23 +880,23 @@
                             <w:jc w:val="right"/>
                             <w:rPr>
                               <w:rFonts w:ascii="Times New Roman" w:hAnsi="Times New Roman" w:cs="Times New Roman"/>
-                              <w:sz w:val="28"/>
-                              <w:szCs w:val="28"/>
+                              <w:sz w:val="24"/>
+                              <w:szCs w:val="24"/>
                             </w:rPr>
                           </w:pPr>
                           <w:r>
                             <w:rPr>
                               <w:rFonts w:ascii="Times New Roman" w:hAnsi="Times New Roman" w:cs="Times New Roman"/>
-                              <w:sz w:val="28"/>
-                              <w:szCs w:val="28"/>
+                              <w:sz w:val="24"/>
+                              <w:szCs w:val="24"/>
                             </w:rPr>
                             <w:t>Преподаватель</w:t>
                           </w:r>
                           <w:r>
                             <w:rPr>
                               <w:rFonts w:ascii="Times New Roman" w:hAnsi="Times New Roman" w:cs="Times New Roman"/>
-                              <w:sz w:val="28"/>
-                              <w:szCs w:val="28"/>
+                              <w:sz w:val="24"/>
+                              <w:szCs w:val="24"/>
                               <w:lang w:val="en-US"/>
                             </w:rPr>
                             <w:t>:</w:t>
@@ -644,24 +904,24 @@
                           <w:r>
                             <w:rPr>
                               <w:rFonts w:ascii="Times New Roman" w:hAnsi="Times New Roman" w:cs="Times New Roman"/>
-                              <w:sz w:val="28"/>
-                              <w:szCs w:val="28"/>
+                              <w:sz w:val="24"/>
+                              <w:szCs w:val="24"/>
                             </w:rPr>
                             <w:t xml:space="preserve"> Рахманин С.В</w:t>
                           </w:r>
                           <w:r>
                             <w:rPr>
                               <w:rFonts w:ascii="Times New Roman" w:hAnsi="Times New Roman" w:cs="Times New Roman"/>
-                              <w:sz w:val="28"/>
-                              <w:szCs w:val="28"/>
+                              <w:sz w:val="24"/>
+                              <w:szCs w:val="24"/>
                             </w:rPr>
                             <w:t>.</w:t>
                           </w:r>
                           <w:r>
                             <w:rPr>
                               <w:rFonts w:ascii="Times New Roman" w:hAnsi="Times New Roman" w:cs="Times New Roman"/>
-                              <w:sz w:val="28"/>
-                              <w:szCs w:val="28"/>
+                              <w:sz w:val="24"/>
+                              <w:szCs w:val="24"/>
                             </w:rPr>
                             <w:t xml:space="preserve"> </w:t>
                           </w:r>
@@ -684,264 +944,18 @@
               </mc:Fallback>
             </mc:AlternateContent>
           </w:r>
-          <w:r>
-            <w:rPr>
-              <w:noProof/>
-              <w:lang w:eastAsia="ru-RU"/>
-            </w:rPr>
-            <mc:AlternateContent>
-              <mc:Choice Requires="wps">
-                <w:drawing>
-                  <wp:anchor distT="0" distB="0" distL="114300" distR="114300" simplePos="0" relativeHeight="251663360" behindDoc="0" locked="0" layoutInCell="1" allowOverlap="1" wp14:anchorId="5084A132" wp14:editId="0B28D90E">
-                    <wp:simplePos x="0" y="0"/>
-                    <wp:positionH relativeFrom="page">
-                      <wp:align>center</wp:align>
-                    </wp:positionH>
-                    <mc:AlternateContent>
-                      <mc:Choice Requires="wp14">
-                        <wp:positionV relativeFrom="page">
-                          <wp14:pctPosVOffset>30000</wp14:pctPosVOffset>
-                        </wp:positionV>
-                      </mc:Choice>
-                      <mc:Fallback>
-                        <wp:positionV relativeFrom="page">
-                          <wp:posOffset>3207385</wp:posOffset>
-                        </wp:positionV>
-                      </mc:Fallback>
-                    </mc:AlternateContent>
-                    <wp:extent cx="7315200" cy="3638550"/>
-                    <wp:effectExtent l="0" t="0" r="0" b="6350"/>
-                    <wp:wrapSquare wrapText="bothSides"/>
-                    <wp:docPr id="154" name="Текстовое поле 154"/>
-                    <wp:cNvGraphicFramePr/>
-                    <a:graphic xmlns:a="http://schemas.openxmlformats.org/drawingml/2006/main">
-                      <a:graphicData uri="http://schemas.microsoft.com/office/word/2010/wordprocessingShape">
-                        <wps:wsp>
-                          <wps:cNvSpPr txBox="1"/>
-                          <wps:spPr>
-                            <a:xfrm>
-                              <a:off x="0" y="0"/>
-                              <a:ext cx="7315200" cy="3638550"/>
-                            </a:xfrm>
-                            <a:prstGeom prst="rect">
-                              <a:avLst/>
-                            </a:prstGeom>
-                            <a:noFill/>
-                            <a:ln w="6350">
-                              <a:noFill/>
-                            </a:ln>
-                            <a:effectLst/>
-                          </wps:spPr>
-                          <wps:style>
-                            <a:lnRef idx="0">
-                              <a:schemeClr val="accent1"/>
-                            </a:lnRef>
-                            <a:fillRef idx="0">
-                              <a:schemeClr val="accent1"/>
-                            </a:fillRef>
-                            <a:effectRef idx="0">
-                              <a:schemeClr val="accent1"/>
-                            </a:effectRef>
-                            <a:fontRef idx="minor">
-                              <a:schemeClr val="dk1"/>
-                            </a:fontRef>
-                          </wps:style>
-                          <wps:txbx>
-                            <w:txbxContent>
-                              <w:p>
-                                <w:pPr>
-                                  <w:jc w:val="center"/>
-                                  <w:rPr>
-                                    <w:rFonts w:ascii="Times New Roman" w:hAnsi="Times New Roman" w:cs="Times New Roman"/>
-                                    <w:sz w:val="28"/>
-                                    <w:szCs w:val="28"/>
-                                  </w:rPr>
-                                </w:pPr>
-                                <w:sdt>
-                                  <w:sdtPr>
-                                    <w:rPr>
-                                      <w:rFonts w:ascii="Times New Roman" w:hAnsi="Times New Roman" w:cs="Times New Roman"/>
-                                      <w:caps/>
-                                      <w:sz w:val="28"/>
-                                      <w:szCs w:val="28"/>
-                                    </w:rPr>
-                                    <w:alias w:val="Название"/>
-                                    <w:tag w:val=""/>
-                                    <w:id w:val="630141079"/>
-                                    <w:dataBinding w:prefixMappings="xmlns:ns0='http://purl.org/dc/elements/1.1/' xmlns:ns1='http://schemas.openxmlformats.org/package/2006/metadata/core-properties' " w:xpath="/ns1:coreProperties[1]/ns0:title[1]" w:storeItemID="{6C3C8BC8-F283-45AE-878A-BAB7291924A1}"/>
-                                    <w:text w:multiLine="1"/>
-                                  </w:sdtPr>
-                                  <w:sdtEndPr>
-                                    <w:rPr>
-                                      <w:caps w:val="0"/>
-                                    </w:rPr>
-                                  </w:sdtEndPr>
-                                  <w:sdtContent>
-                                    <w:r>
-                                      <w:rPr>
-                                        <w:rFonts w:ascii="Times New Roman" w:hAnsi="Times New Roman" w:cs="Times New Roman"/>
-                                        <w:caps/>
-                                        <w:sz w:val="28"/>
-                                        <w:szCs w:val="28"/>
-                                      </w:rPr>
-                                      <w:t>Техническая документация</w:t>
-                                    </w:r>
-                                  </w:sdtContent>
-                                </w:sdt>
-                              </w:p>
-                              <w:sdt>
-                                <w:sdtPr>
-                                  <w:rPr>
-                                    <w:rFonts w:ascii="Times New Roman" w:hAnsi="Times New Roman" w:cs="Times New Roman"/>
-                                    <w:sz w:val="28"/>
-                                    <w:szCs w:val="28"/>
-                                  </w:rPr>
-                                  <w:alias w:val="Подзаголовок"/>
-                                  <w:tag w:val=""/>
-                                  <w:id w:val="1759551507"/>
-                                  <w:dataBinding w:prefixMappings="xmlns:ns0='http://purl.org/dc/elements/1.1/' xmlns:ns1='http://schemas.openxmlformats.org/package/2006/metadata/core-properties' " w:xpath="/ns1:coreProperties[1]/ns0:subject[1]" w:storeItemID="{6C3C8BC8-F283-45AE-878A-BAB7291924A1}"/>
-                                  <w:text/>
-                                </w:sdtPr>
-                                <w:sdtEndPr/>
-                                <w:sdtContent>
-                                  <w:p>
-                                    <w:pPr>
-                                      <w:jc w:val="center"/>
-                                      <w:rPr>
-                                        <w:rFonts w:ascii="Times New Roman" w:hAnsi="Times New Roman" w:cs="Times New Roman"/>
-                                        <w:smallCaps/>
-                                        <w:sz w:val="28"/>
-                                        <w:szCs w:val="28"/>
-                                      </w:rPr>
-                                    </w:pPr>
-                                    <w:r>
-                                      <w:rPr>
-                                        <w:rFonts w:ascii="Times New Roman" w:hAnsi="Times New Roman" w:cs="Times New Roman"/>
-                                        <w:sz w:val="28"/>
-                                        <w:szCs w:val="28"/>
-                                      </w:rPr>
-                                      <w:t>Система розыска GTA CRMP</w:t>
-                                    </w:r>
-                                  </w:p>
-                                </w:sdtContent>
-                              </w:sdt>
-                            </w:txbxContent>
-                          </wps:txbx>
-                          <wps:bodyPr rot="0" spcFirstLastPara="0" vertOverflow="overflow" horzOverflow="overflow" vert="horz" wrap="square" lIns="1600200" tIns="0" rIns="685800" bIns="0" numCol="1" spcCol="0" rtlCol="0" fromWordArt="0" anchor="b" anchorCtr="0" forceAA="0" compatLnSpc="1">
-                            <a:prstTxWarp prst="textNoShape">
-                              <a:avLst/>
-                            </a:prstTxWarp>
-                            <a:noAutofit/>
-                          </wps:bodyPr>
-                        </wps:wsp>
-                      </a:graphicData>
-                    </a:graphic>
-                    <wp14:sizeRelH relativeFrom="page">
-                      <wp14:pctWidth>94100</wp14:pctWidth>
-                    </wp14:sizeRelH>
-                    <wp14:sizeRelV relativeFrom="page">
-                      <wp14:pctHeight>36300</wp14:pctHeight>
-                    </wp14:sizeRelV>
-                  </wp:anchor>
-                </w:drawing>
-              </mc:Choice>
-              <mc:Fallback>
-                <w:pict>
-                  <v:shape w14:anchorId="5084A132" id="Текстовое поле 154" o:spid="_x0000_s1027" type="#_x0000_t202" style="position:absolute;margin-left:0;margin-top:0;width:8in;height:286.5pt;z-index:251663360;visibility:visible;mso-wrap-style:square;mso-width-percent:941;mso-height-percent:363;mso-top-percent:300;mso-wrap-distance-left:9pt;mso-wrap-distance-top:0;mso-wrap-distance-right:9pt;mso-wrap-distance-bottom:0;mso-position-horizontal:center;mso-position-horizontal-relative:page;mso-position-vertical-relative:page;mso-width-percent:941;mso-height-percent:363;mso-top-percent:300;mso-width-relative:page;mso-height-relative:page;v-text-anchor:bottom" o:gfxdata="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" filled="f" stroked="f" strokeweight=".5pt">
-                    <v:textbox inset="126pt,0,54pt,0">
-                      <w:txbxContent>
-                        <w:p>
-                          <w:pPr>
-                            <w:jc w:val="center"/>
-                            <w:rPr>
-                              <w:rFonts w:ascii="Times New Roman" w:hAnsi="Times New Roman" w:cs="Times New Roman"/>
-                              <w:sz w:val="28"/>
-                              <w:szCs w:val="28"/>
-                            </w:rPr>
-                          </w:pPr>
-                          <w:sdt>
-                            <w:sdtPr>
-                              <w:rPr>
-                                <w:rFonts w:ascii="Times New Roman" w:hAnsi="Times New Roman" w:cs="Times New Roman"/>
-                                <w:caps/>
-                                <w:sz w:val="28"/>
-                                <w:szCs w:val="28"/>
-                              </w:rPr>
-                              <w:alias w:val="Название"/>
-                              <w:tag w:val=""/>
-                              <w:id w:val="630141079"/>
-                              <w:dataBinding w:prefixMappings="xmlns:ns0='http://purl.org/dc/elements/1.1/' xmlns:ns1='http://schemas.openxmlformats.org/package/2006/metadata/core-properties' " w:xpath="/ns1:coreProperties[1]/ns0:title[1]" w:storeItemID="{6C3C8BC8-F283-45AE-878A-BAB7291924A1}"/>
-                              <w:text w:multiLine="1"/>
-                            </w:sdtPr>
-                            <w:sdtEndPr>
-                              <w:rPr>
-                                <w:caps w:val="0"/>
-                              </w:rPr>
-                            </w:sdtEndPr>
-                            <w:sdtContent>
-                              <w:r>
-                                <w:rPr>
-                                  <w:rFonts w:ascii="Times New Roman" w:hAnsi="Times New Roman" w:cs="Times New Roman"/>
-                                  <w:caps/>
-                                  <w:sz w:val="28"/>
-                                  <w:szCs w:val="28"/>
-                                </w:rPr>
-                                <w:t>Техническая документация</w:t>
-                              </w:r>
-                            </w:sdtContent>
-                          </w:sdt>
-                        </w:p>
-                        <w:sdt>
-                          <w:sdtPr>
-                            <w:rPr>
-                              <w:rFonts w:ascii="Times New Roman" w:hAnsi="Times New Roman" w:cs="Times New Roman"/>
-                              <w:sz w:val="28"/>
-                              <w:szCs w:val="28"/>
-                            </w:rPr>
-                            <w:alias w:val="Подзаголовок"/>
-                            <w:tag w:val=""/>
-                            <w:id w:val="1759551507"/>
-                            <w:dataBinding w:prefixMappings="xmlns:ns0='http://purl.org/dc/elements/1.1/' xmlns:ns1='http://schemas.openxmlformats.org/package/2006/metadata/core-properties' " w:xpath="/ns1:coreProperties[1]/ns0:subject[1]" w:storeItemID="{6C3C8BC8-F283-45AE-878A-BAB7291924A1}"/>
-                            <w:text/>
-                          </w:sdtPr>
-                          <w:sdtEndPr/>
-                          <w:sdtContent>
-                            <w:p>
-                              <w:pPr>
-                                <w:jc w:val="center"/>
-                                <w:rPr>
-                                  <w:rFonts w:ascii="Times New Roman" w:hAnsi="Times New Roman" w:cs="Times New Roman"/>
-                                  <w:smallCaps/>
-                                  <w:sz w:val="28"/>
-                                  <w:szCs w:val="28"/>
-                                </w:rPr>
-                              </w:pPr>
-                              <w:r>
-                                <w:rPr>
-                                  <w:rFonts w:ascii="Times New Roman" w:hAnsi="Times New Roman" w:cs="Times New Roman"/>
-                                  <w:sz w:val="28"/>
-                                  <w:szCs w:val="28"/>
-                                </w:rPr>
-                                <w:t>Система розыска GTA CRMP</w:t>
-                              </w:r>
-                            </w:p>
-                          </w:sdtContent>
-                        </w:sdt>
-                      </w:txbxContent>
-                    </v:textbox>
-                    <w10:wrap type="square" anchorx="page" anchory="page"/>
-                  </v:shape>
-                </w:pict>
-              </mc:Fallback>
-            </mc:AlternateContent>
-          </w:r>
         </w:p>
         <w:p>
           <w:pPr>
             <w:spacing w:line="360" w:lineRule="auto"/>
+            <w:ind w:firstLine="709"/>
+            <w:rPr>
+              <w:rFonts w:ascii="Times New Roman" w:hAnsi="Times New Roman" w:cs="Times New Roman"/>
+            </w:rPr>
           </w:pPr>
           <w:r>
             <w:rPr>
+              <w:rFonts w:ascii="Times New Roman" w:hAnsi="Times New Roman" w:cs="Times New Roman"/>
               <w:noProof/>
               <w:lang w:eastAsia="ru-RU"/>
             </w:rPr>
@@ -1031,6 +1045,9 @@
             </mc:AlternateContent>
           </w:r>
           <w:r>
+            <w:rPr>
+              <w:rFonts w:ascii="Times New Roman" w:hAnsi="Times New Roman" w:cs="Times New Roman"/>
+            </w:rPr>
             <w:br w:type="page"/>
           </w:r>
         </w:p>
@@ -1055,7 +1072,6 @@
       </w:sdtPr>
       <w:sdtEndPr>
         <w:rPr>
-          <w:rFonts w:asciiTheme="minorHAnsi" w:hAnsiTheme="minorHAnsi" w:cstheme="minorBidi"/>
           <w:b/>
           <w:bCs/>
         </w:rPr>
@@ -1064,6 +1080,7 @@
         <w:p>
           <w:pPr>
             <w:pStyle w:val="af2"/>
+            <w:ind w:firstLine="709"/>
             <w:jc w:val="center"/>
             <w:rPr>
               <w:rFonts w:ascii="Times New Roman" w:hAnsi="Times New Roman" w:cs="Times New Roman"/>
@@ -1090,23 +1107,31 @@
             <w:tabs>
               <w:tab w:val="right" w:leader="dot" w:pos="9345"/>
             </w:tabs>
+            <w:ind w:firstLine="709"/>
             <w:rPr>
-              <w:rFonts w:eastAsiaTheme="minorEastAsia"/>
+              <w:rFonts w:ascii="Times New Roman" w:eastAsiaTheme="minorEastAsia" w:hAnsi="Times New Roman" w:cs="Times New Roman"/>
               <w:noProof/>
               <w:kern w:val="0"/>
-              <w:sz w:val="22"/>
-              <w:szCs w:val="22"/>
               <w:lang w:eastAsia="ru-RU"/>
               <w14:ligatures w14:val="none"/>
             </w:rPr>
           </w:pPr>
           <w:r>
+            <w:rPr>
+              <w:rFonts w:ascii="Times New Roman" w:hAnsi="Times New Roman" w:cs="Times New Roman"/>
+            </w:rPr>
             <w:fldChar w:fldCharType="begin"/>
           </w:r>
           <w:r>
+            <w:rPr>
+              <w:rFonts w:ascii="Times New Roman" w:hAnsi="Times New Roman" w:cs="Times New Roman"/>
+            </w:rPr>
             <w:instrText xml:space="preserve"> TOC \o "1-3" \h \z \u </w:instrText>
           </w:r>
           <w:r>
+            <w:rPr>
+              <w:rFonts w:ascii="Times New Roman" w:hAnsi="Times New Roman" w:cs="Times New Roman"/>
+            </w:rPr>
             <w:fldChar w:fldCharType="separate"/>
           </w:r>
           <w:hyperlink w:anchor="_Toc229042661" w:history="1">
@@ -1115,11 +1140,31 @@
                 <w:rStyle w:val="af3"/>
                 <w:rFonts w:ascii="Times New Roman" w:hAnsi="Times New Roman" w:cs="Times New Roman"/>
                 <w:noProof/>
-              </w:rPr>
-              <w:t>1. Обоснование базового меню (что и для чего создавалось)</w:t>
+                <w:color w:val="auto"/>
+              </w:rPr>
+              <w:t>1. Обоснование баз</w:t>
             </w:r>
             <w:r>
               <w:rPr>
+                <w:rStyle w:val="af3"/>
+                <w:rFonts w:ascii="Times New Roman" w:hAnsi="Times New Roman" w:cs="Times New Roman"/>
+                <w:noProof/>
+                <w:color w:val="auto"/>
+              </w:rPr>
+              <w:t>о</w:t>
+            </w:r>
+            <w:r>
+              <w:rPr>
+                <w:rStyle w:val="af3"/>
+                <w:rFonts w:ascii="Times New Roman" w:hAnsi="Times New Roman" w:cs="Times New Roman"/>
+                <w:noProof/>
+                <w:color w:val="auto"/>
+              </w:rPr>
+              <w:t>вого меню (что и для чего создавалось)</w:t>
+            </w:r>
+            <w:r>
+              <w:rPr>
+                <w:rFonts w:ascii="Times New Roman" w:hAnsi="Times New Roman" w:cs="Times New Roman"/>
                 <w:noProof/>
                 <w:webHidden/>
               </w:rPr>
@@ -1127,6 +1172,7 @@
             </w:r>
             <w:r>
               <w:rPr>
+                <w:rFonts w:ascii="Times New Roman" w:hAnsi="Times New Roman" w:cs="Times New Roman"/>
                 <w:noProof/>
                 <w:webHidden/>
               </w:rPr>
@@ -1134,6 +1180,7 @@
             </w:r>
             <w:r>
               <w:rPr>
+                <w:rFonts w:ascii="Times New Roman" w:hAnsi="Times New Roman" w:cs="Times New Roman"/>
                 <w:noProof/>
                 <w:webHidden/>
               </w:rPr>
@@ -1141,12 +1188,14 @@
             </w:r>
             <w:r>
               <w:rPr>
+                <w:rFonts w:ascii="Times New Roman" w:hAnsi="Times New Roman" w:cs="Times New Roman"/>
                 <w:noProof/>
                 <w:webHidden/>
               </w:rPr>
             </w:r>
             <w:r>
               <w:rPr>
+                <w:rFonts w:ascii="Times New Roman" w:hAnsi="Times New Roman" w:cs="Times New Roman"/>
                 <w:noProof/>
                 <w:webHidden/>
               </w:rPr>
@@ -1154,6 +1203,7 @@
             </w:r>
             <w:r>
               <w:rPr>
+                <w:rFonts w:ascii="Times New Roman" w:hAnsi="Times New Roman" w:cs="Times New Roman"/>
                 <w:noProof/>
                 <w:webHidden/>
               </w:rPr>
@@ -1161,6 +1211,7 @@
             </w:r>
             <w:r>
               <w:rPr>
+                <w:rFonts w:ascii="Times New Roman" w:hAnsi="Times New Roman" w:cs="Times New Roman"/>
                 <w:noProof/>
                 <w:webHidden/>
               </w:rPr>
@@ -1174,12 +1225,11 @@
             <w:tabs>
               <w:tab w:val="right" w:leader="dot" w:pos="9345"/>
             </w:tabs>
+            <w:ind w:firstLine="709"/>
             <w:rPr>
-              <w:rFonts w:eastAsiaTheme="minorEastAsia"/>
+              <w:rFonts w:ascii="Times New Roman" w:eastAsiaTheme="minorEastAsia" w:hAnsi="Times New Roman" w:cs="Times New Roman"/>
               <w:noProof/>
               <w:kern w:val="0"/>
-              <w:sz w:val="22"/>
-              <w:szCs w:val="22"/>
               <w:lang w:eastAsia="ru-RU"/>
               <w14:ligatures w14:val="none"/>
             </w:rPr>
@@ -1190,11 +1240,13 @@
                 <w:rStyle w:val="af3"/>
                 <w:rFonts w:ascii="Times New Roman" w:hAnsi="Times New Roman" w:cs="Times New Roman"/>
                 <w:noProof/>
+                <w:color w:val="auto"/>
               </w:rPr>
               <w:t>2. Описание функций, возможностей схемы запуска процессов</w:t>
             </w:r>
             <w:r>
               <w:rPr>
+                <w:rFonts w:ascii="Times New Roman" w:hAnsi="Times New Roman" w:cs="Times New Roman"/>
                 <w:noProof/>
                 <w:webHidden/>
               </w:rPr>
@@ -1202,6 +1254,7 @@
             </w:r>
             <w:r>
               <w:rPr>
+                <w:rFonts w:ascii="Times New Roman" w:hAnsi="Times New Roman" w:cs="Times New Roman"/>
                 <w:noProof/>
                 <w:webHidden/>
               </w:rPr>
@@ -1209,6 +1262,7 @@
             </w:r>
             <w:r>
               <w:rPr>
+                <w:rFonts w:ascii="Times New Roman" w:hAnsi="Times New Roman" w:cs="Times New Roman"/>
                 <w:noProof/>
                 <w:webHidden/>
               </w:rPr>
@@ -1216,12 +1270,14 @@
             </w:r>
             <w:r>
               <w:rPr>
+                <w:rFonts w:ascii="Times New Roman" w:hAnsi="Times New Roman" w:cs="Times New Roman"/>
                 <w:noProof/>
                 <w:webHidden/>
               </w:rPr>
             </w:r>
             <w:r>
               <w:rPr>
+                <w:rFonts w:ascii="Times New Roman" w:hAnsi="Times New Roman" w:cs="Times New Roman"/>
                 <w:noProof/>
                 <w:webHidden/>
               </w:rPr>
@@ -1229,6 +1285,7 @@
             </w:r>
             <w:r>
               <w:rPr>
+                <w:rFonts w:ascii="Times New Roman" w:hAnsi="Times New Roman" w:cs="Times New Roman"/>
                 <w:noProof/>
                 <w:webHidden/>
               </w:rPr>
@@ -1236,6 +1293,7 @@
             </w:r>
             <w:r>
               <w:rPr>
+                <w:rFonts w:ascii="Times New Roman" w:hAnsi="Times New Roman" w:cs="Times New Roman"/>
                 <w:noProof/>
                 <w:webHidden/>
               </w:rPr>
@@ -1249,12 +1307,11 @@
             <w:tabs>
               <w:tab w:val="right" w:leader="dot" w:pos="9345"/>
             </w:tabs>
+            <w:ind w:firstLine="709"/>
             <w:rPr>
-              <w:rFonts w:eastAsiaTheme="minorEastAsia"/>
+              <w:rFonts w:ascii="Times New Roman" w:eastAsiaTheme="minorEastAsia" w:hAnsi="Times New Roman" w:cs="Times New Roman"/>
               <w:noProof/>
               <w:kern w:val="0"/>
-              <w:sz w:val="22"/>
-              <w:szCs w:val="22"/>
               <w:lang w:eastAsia="ru-RU"/>
               <w14:ligatures w14:val="none"/>
             </w:rPr>
@@ -1265,11 +1322,13 @@
                 <w:rStyle w:val="af3"/>
                 <w:rFonts w:ascii="Times New Roman" w:hAnsi="Times New Roman" w:cs="Times New Roman"/>
                 <w:noProof/>
+                <w:color w:val="auto"/>
               </w:rPr>
               <w:t>3. Разработка БД</w:t>
             </w:r>
             <w:r>
               <w:rPr>
+                <w:rFonts w:ascii="Times New Roman" w:hAnsi="Times New Roman" w:cs="Times New Roman"/>
                 <w:noProof/>
                 <w:webHidden/>
               </w:rPr>
@@ -1277,6 +1336,7 @@
             </w:r>
             <w:r>
               <w:rPr>
+                <w:rFonts w:ascii="Times New Roman" w:hAnsi="Times New Roman" w:cs="Times New Roman"/>
                 <w:noProof/>
                 <w:webHidden/>
               </w:rPr>
@@ -1284,6 +1344,7 @@
             </w:r>
             <w:r>
               <w:rPr>
+                <w:rFonts w:ascii="Times New Roman" w:hAnsi="Times New Roman" w:cs="Times New Roman"/>
                 <w:noProof/>
                 <w:webHidden/>
               </w:rPr>
@@ -1291,12 +1352,14 @@
             </w:r>
             <w:r>
               <w:rPr>
+                <w:rFonts w:ascii="Times New Roman" w:hAnsi="Times New Roman" w:cs="Times New Roman"/>
                 <w:noProof/>
                 <w:webHidden/>
               </w:rPr>
             </w:r>
             <w:r>
               <w:rPr>
+                <w:rFonts w:ascii="Times New Roman" w:hAnsi="Times New Roman" w:cs="Times New Roman"/>
                 <w:noProof/>
                 <w:webHidden/>
               </w:rPr>
@@ -1304,6 +1367,7 @@
             </w:r>
             <w:r>
               <w:rPr>
+                <w:rFonts w:ascii="Times New Roman" w:hAnsi="Times New Roman" w:cs="Times New Roman"/>
                 <w:noProof/>
                 <w:webHidden/>
               </w:rPr>
@@ -1311,6 +1375,7 @@
             </w:r>
             <w:r>
               <w:rPr>
+                <w:rFonts w:ascii="Times New Roman" w:hAnsi="Times New Roman" w:cs="Times New Roman"/>
                 <w:noProof/>
                 <w:webHidden/>
               </w:rPr>
@@ -1324,12 +1389,11 @@
             <w:tabs>
               <w:tab w:val="right" w:leader="dot" w:pos="9345"/>
             </w:tabs>
+            <w:ind w:firstLine="709"/>
             <w:rPr>
-              <w:rFonts w:eastAsiaTheme="minorEastAsia"/>
+              <w:rFonts w:ascii="Times New Roman" w:eastAsiaTheme="minorEastAsia" w:hAnsi="Times New Roman" w:cs="Times New Roman"/>
               <w:noProof/>
               <w:kern w:val="0"/>
-              <w:sz w:val="22"/>
-              <w:szCs w:val="22"/>
               <w:lang w:eastAsia="ru-RU"/>
               <w14:ligatures w14:val="none"/>
             </w:rPr>
@@ -1340,11 +1404,13 @@
                 <w:rStyle w:val="af3"/>
                 <w:rFonts w:ascii="Times New Roman" w:hAnsi="Times New Roman" w:cs="Times New Roman"/>
                 <w:noProof/>
+                <w:color w:val="auto"/>
               </w:rPr>
               <w:t>4. Параметры разработки</w:t>
             </w:r>
             <w:r>
               <w:rPr>
+                <w:rFonts w:ascii="Times New Roman" w:hAnsi="Times New Roman" w:cs="Times New Roman"/>
                 <w:noProof/>
                 <w:webHidden/>
               </w:rPr>
@@ -1352,6 +1418,7 @@
             </w:r>
             <w:r>
               <w:rPr>
+                <w:rFonts w:ascii="Times New Roman" w:hAnsi="Times New Roman" w:cs="Times New Roman"/>
                 <w:noProof/>
                 <w:webHidden/>
               </w:rPr>
@@ -1359,6 +1426,7 @@
             </w:r>
             <w:r>
               <w:rPr>
+                <w:rFonts w:ascii="Times New Roman" w:hAnsi="Times New Roman" w:cs="Times New Roman"/>
                 <w:noProof/>
                 <w:webHidden/>
               </w:rPr>
@@ -1366,12 +1434,14 @@
             </w:r>
             <w:r>
               <w:rPr>
+                <w:rFonts w:ascii="Times New Roman" w:hAnsi="Times New Roman" w:cs="Times New Roman"/>
                 <w:noProof/>
                 <w:webHidden/>
               </w:rPr>
             </w:r>
             <w:r>
               <w:rPr>
+                <w:rFonts w:ascii="Times New Roman" w:hAnsi="Times New Roman" w:cs="Times New Roman"/>
                 <w:noProof/>
                 <w:webHidden/>
               </w:rPr>
@@ -1379,6 +1449,7 @@
             </w:r>
             <w:r>
               <w:rPr>
+                <w:rFonts w:ascii="Times New Roman" w:hAnsi="Times New Roman" w:cs="Times New Roman"/>
                 <w:noProof/>
                 <w:webHidden/>
               </w:rPr>
@@ -1386,6 +1457,7 @@
             </w:r>
             <w:r>
               <w:rPr>
+                <w:rFonts w:ascii="Times New Roman" w:hAnsi="Times New Roman" w:cs="Times New Roman"/>
                 <w:noProof/>
                 <w:webHidden/>
               </w:rPr>
@@ -1399,12 +1471,11 @@
             <w:tabs>
               <w:tab w:val="right" w:leader="dot" w:pos="9345"/>
             </w:tabs>
+            <w:ind w:firstLine="709"/>
             <w:rPr>
-              <w:rFonts w:eastAsiaTheme="minorEastAsia"/>
+              <w:rFonts w:ascii="Times New Roman" w:eastAsiaTheme="minorEastAsia" w:hAnsi="Times New Roman" w:cs="Times New Roman"/>
               <w:noProof/>
               <w:kern w:val="0"/>
-              <w:sz w:val="22"/>
-              <w:szCs w:val="22"/>
               <w:lang w:eastAsia="ru-RU"/>
               <w14:ligatures w14:val="none"/>
             </w:rPr>
@@ -1415,11 +1486,13 @@
                 <w:rStyle w:val="af3"/>
                 <w:rFonts w:ascii="Times New Roman" w:hAnsi="Times New Roman" w:cs="Times New Roman"/>
                 <w:noProof/>
+                <w:color w:val="auto"/>
               </w:rPr>
               <w:t>5.Итоги разработки проекта</w:t>
             </w:r>
             <w:r>
               <w:rPr>
+                <w:rFonts w:ascii="Times New Roman" w:hAnsi="Times New Roman" w:cs="Times New Roman"/>
                 <w:noProof/>
                 <w:webHidden/>
               </w:rPr>
@@ -1427,6 +1500,7 @@
             </w:r>
             <w:r>
               <w:rPr>
+                <w:rFonts w:ascii="Times New Roman" w:hAnsi="Times New Roman" w:cs="Times New Roman"/>
                 <w:noProof/>
                 <w:webHidden/>
               </w:rPr>
@@ -1434,6 +1508,7 @@
             </w:r>
             <w:r>
               <w:rPr>
+                <w:rFonts w:ascii="Times New Roman" w:hAnsi="Times New Roman" w:cs="Times New Roman"/>
                 <w:noProof/>
                 <w:webHidden/>
               </w:rPr>
@@ -1441,12 +1516,14 @@
             </w:r>
             <w:r>
               <w:rPr>
+                <w:rFonts w:ascii="Times New Roman" w:hAnsi="Times New Roman" w:cs="Times New Roman"/>
                 <w:noProof/>
                 <w:webHidden/>
               </w:rPr>
             </w:r>
             <w:r>
               <w:rPr>
+                <w:rFonts w:ascii="Times New Roman" w:hAnsi="Times New Roman" w:cs="Times New Roman"/>
                 <w:noProof/>
                 <w:webHidden/>
               </w:rPr>
@@ -1454,6 +1531,7 @@
             </w:r>
             <w:r>
               <w:rPr>
+                <w:rFonts w:ascii="Times New Roman" w:hAnsi="Times New Roman" w:cs="Times New Roman"/>
                 <w:noProof/>
                 <w:webHidden/>
               </w:rPr>
@@ -1461,6 +1539,7 @@
             </w:r>
             <w:r>
               <w:rPr>
+                <w:rFonts w:ascii="Times New Roman" w:hAnsi="Times New Roman" w:cs="Times New Roman"/>
                 <w:noProof/>
                 <w:webHidden/>
               </w:rPr>
@@ -1469,8 +1548,15 @@
           </w:hyperlink>
         </w:p>
         <w:p>
+          <w:pPr>
+            <w:ind w:firstLine="709"/>
+            <w:rPr>
+              <w:rFonts w:ascii="Times New Roman" w:hAnsi="Times New Roman" w:cs="Times New Roman"/>
+            </w:rPr>
+          </w:pPr>
           <w:r>
             <w:rPr>
+              <w:rFonts w:ascii="Times New Roman" w:hAnsi="Times New Roman" w:cs="Times New Roman"/>
               <w:bCs/>
             </w:rPr>
             <w:fldChar w:fldCharType="end"/>
@@ -1483,6 +1569,7 @@
         <w:tabs>
           <w:tab w:val="left" w:pos="3813"/>
         </w:tabs>
+        <w:ind w:firstLine="709"/>
         <w:rPr>
           <w:rFonts w:ascii="Times New Roman" w:hAnsi="Times New Roman" w:cs="Times New Roman"/>
         </w:rPr>
@@ -1495,7 +1582,7 @@
           <w:ilvl w:val="0"/>
           <w:numId w:val="17"/>
         </w:numPr>
-        <w:jc w:val="center"/>
+        <w:ind w:firstLine="709"/>
         <w:rPr>
           <w:rFonts w:ascii="Times New Roman" w:hAnsi="Times New Roman" w:cs="Times New Roman"/>
           <w:b/>
@@ -1506,6 +1593,8 @@
       </w:pPr>
       <w:r>
         <w:rPr>
+          <w:rFonts w:ascii="Times New Roman" w:hAnsi="Times New Roman" w:cs="Times New Roman"/>
+          <w:color w:val="auto"/>
           <w:sz w:val="24"/>
           <w:szCs w:val="24"/>
         </w:rPr>
@@ -1525,43 +1614,69 @@
       </w:r>
       <w:bookmarkEnd w:id="0"/>
     </w:p>
-    <w:p/>
     <w:p>
       <w:pPr>
-        <w:rPr>
-          <w:rFonts w:ascii="Times New Roman" w:hAnsi="Times New Roman" w:cs="Times New Roman"/>
-        </w:rPr>
-      </w:pPr>
-      <w:r>
-        <w:rPr>
-          <w:rFonts w:ascii="Times New Roman" w:hAnsi="Times New Roman" w:cs="Times New Roman"/>
-        </w:rPr>
-        <w:t>Я создал сайт для того, чтобы глава фракции ФСБ мог вести свой учёт разыскиваемых преступников. Мой сайт упростит работу органам государственной власти (на любом из проектов GTA CRMP).</w:t>
-      </w:r>
+        <w:ind w:firstLine="709"/>
+        <w:rPr>
+          <w:rFonts w:ascii="Times New Roman" w:hAnsi="Times New Roman" w:cs="Times New Roman"/>
+        </w:rPr>
+      </w:pPr>
     </w:p>
     <w:p>
       <w:pPr>
-        <w:rPr>
-          <w:rFonts w:ascii="Times New Roman" w:hAnsi="Times New Roman" w:cs="Times New Roman"/>
-        </w:rPr>
-      </w:pPr>
-      <w:r>
-        <w:rPr>
-          <w:rFonts w:ascii="Times New Roman" w:hAnsi="Times New Roman" w:cs="Times New Roman"/>
-          <w:bCs/>
-        </w:rPr>
-        <w:t>Почему я выбрал именно эту тему проекта?</w:t>
-      </w:r>
-      <w:r>
-        <w:rPr>
-          <w:rFonts w:ascii="Times New Roman" w:hAnsi="Times New Roman" w:cs="Times New Roman"/>
-        </w:rPr>
-        <w:br/>
-        <w:t>Я начал замечать, как сотрудникам полиции (в GTA CRMP) тяжело следить за всеми нарушителями. Мой сайт может помочь им полноценно исполнять свою должность и работать более тактично по отношению к правилам игровых проектов.</w:t>
+        <w:ind w:firstLine="709"/>
+        <w:rPr>
+          <w:rFonts w:ascii="Times New Roman" w:hAnsi="Times New Roman" w:cs="Times New Roman"/>
+        </w:rPr>
+      </w:pPr>
+      <w:r>
+        <w:rPr>
+          <w:rFonts w:ascii="Times New Roman" w:hAnsi="Times New Roman" w:cs="Times New Roman"/>
+        </w:rPr>
+        <w:t>Я создал сайт для того, чтобы глава фракции ФСБ мог вести свой учёт разыскиваемых преступников. Мой сайт упростит работу органам государственной власти (на любом из проектов GTA CRMP).</w:t>
       </w:r>
     </w:p>
     <w:p>
       <w:pPr>
+        <w:ind w:firstLine="709"/>
+        <w:rPr>
+          <w:rFonts w:ascii="Times New Roman" w:hAnsi="Times New Roman" w:cs="Times New Roman"/>
+          <w:bCs/>
+        </w:rPr>
+      </w:pPr>
+      <w:r>
+        <w:rPr>
+          <w:rFonts w:ascii="Times New Roman" w:hAnsi="Times New Roman" w:cs="Times New Roman"/>
+          <w:bCs/>
+        </w:rPr>
+        <w:t xml:space="preserve">Почему я выбрал именно эту тему </w:t>
+      </w:r>
+      <w:proofErr w:type="gramStart"/>
+      <w:r>
+        <w:rPr>
+          <w:rFonts w:ascii="Times New Roman" w:hAnsi="Times New Roman" w:cs="Times New Roman"/>
+          <w:bCs/>
+        </w:rPr>
+        <w:t>проекта?</w:t>
+      </w:r>
+      <w:r>
+        <w:rPr>
+          <w:rFonts w:ascii="Times New Roman" w:hAnsi="Times New Roman" w:cs="Times New Roman"/>
+        </w:rPr>
+        <w:br/>
+        <w:t>Я</w:t>
+      </w:r>
+      <w:proofErr w:type="gramEnd"/>
+      <w:r>
+        <w:rPr>
+          <w:rFonts w:ascii="Times New Roman" w:hAnsi="Times New Roman" w:cs="Times New Roman"/>
+        </w:rPr>
+        <w:t xml:space="preserve"> начал замечать, как сотрудникам полиции (в GTA CRMP) тяжело следить за всеми нарушителями. Мой сайт может помочь им полноценно исполнять свою должность и работать более тактично по отношению к правилам игровых проектов.</w:t>
+      </w:r>
+    </w:p>
+    <w:p>
+      <w:pPr>
+        <w:ind w:firstLine="709"/>
         <w:rPr>
           <w:rFonts w:ascii="Times New Roman" w:hAnsi="Times New Roman" w:cs="Times New Roman"/>
         </w:rPr>
@@ -1580,6 +1695,7 @@
           <w:ilvl w:val="0"/>
           <w:numId w:val="9"/>
         </w:numPr>
+        <w:ind w:firstLine="709"/>
         <w:rPr>
           <w:rFonts w:ascii="Times New Roman" w:hAnsi="Times New Roman" w:cs="Times New Roman"/>
         </w:rPr>
@@ -1597,6 +1713,7 @@
           <w:ilvl w:val="0"/>
           <w:numId w:val="9"/>
         </w:numPr>
+        <w:ind w:firstLine="709"/>
         <w:rPr>
           <w:rFonts w:ascii="Times New Roman" w:hAnsi="Times New Roman" w:cs="Times New Roman"/>
         </w:rPr>
@@ -1614,6 +1731,7 @@
           <w:ilvl w:val="0"/>
           <w:numId w:val="9"/>
         </w:numPr>
+        <w:ind w:firstLine="709"/>
         <w:rPr>
           <w:rFonts w:ascii="Times New Roman" w:hAnsi="Times New Roman" w:cs="Times New Roman"/>
         </w:rPr>
@@ -1631,6 +1749,7 @@
           <w:ilvl w:val="0"/>
           <w:numId w:val="9"/>
         </w:numPr>
+        <w:ind w:firstLine="709"/>
         <w:rPr>
           <w:rFonts w:ascii="Times New Roman" w:hAnsi="Times New Roman" w:cs="Times New Roman"/>
         </w:rPr>
@@ -1644,6 +1763,61 @@
     </w:p>
     <w:p>
       <w:pPr>
+        <w:numPr>
+          <w:ilvl w:val="0"/>
+          <w:numId w:val="9"/>
+        </w:numPr>
+        <w:ind w:firstLine="709"/>
+        <w:rPr>
+          <w:rFonts w:ascii="Times New Roman" w:hAnsi="Times New Roman" w:cs="Times New Roman"/>
+        </w:rPr>
+      </w:pPr>
+      <w:r>
+        <w:rPr>
+          <w:rFonts w:ascii="Times New Roman" w:hAnsi="Times New Roman" w:cs="Times New Roman"/>
+        </w:rPr>
+        <w:t xml:space="preserve">Вы можете узнать </w:t>
+      </w:r>
+      <w:proofErr w:type="gramStart"/>
+      <w:r>
+        <w:rPr>
+          <w:rFonts w:ascii="Times New Roman" w:hAnsi="Times New Roman" w:cs="Times New Roman"/>
+        </w:rPr>
+        <w:t>все должности сотрудников</w:t>
+      </w:r>
+      <w:proofErr w:type="gramEnd"/>
+      <w:r>
+        <w:rPr>
+          <w:rFonts w:ascii="Times New Roman" w:hAnsi="Times New Roman" w:cs="Times New Roman"/>
+        </w:rPr>
+        <w:t xml:space="preserve"> полиции которые имеют доступ к сайту.</w:t>
+      </w:r>
+    </w:p>
+    <w:p>
+      <w:pPr>
+        <w:keepNext/>
+        <w:numPr>
+          <w:ilvl w:val="0"/>
+          <w:numId w:val="9"/>
+        </w:numPr>
+      </w:pPr>
+      <w:r>
+        <w:rPr>
+          <w:rFonts w:ascii="Times New Roman" w:hAnsi="Times New Roman" w:cs="Times New Roman"/>
+        </w:rPr>
+        <w:t>Можно редактировать данные персонажей которые расположены на сайте.</w:t>
+      </w:r>
+      <w:r>
+        <w:rPr>
+          <w:noProof/>
+          <w:lang w:eastAsia="ru-RU"/>
+        </w:rPr>
+        <w:t xml:space="preserve"> </w:t>
+      </w:r>
+    </w:p>
+    <w:p>
+      <w:pPr>
+        <w:ind w:firstLine="709"/>
         <w:rPr>
           <w:rFonts w:ascii="Times New Roman" w:hAnsi="Times New Roman" w:cs="Times New Roman"/>
         </w:rPr>
@@ -1660,6 +1834,7 @@
     <w:p>
       <w:pPr>
         <w:pStyle w:val="2"/>
+        <w:ind w:firstLine="709"/>
         <w:jc w:val="center"/>
         <w:rPr>
           <w:rFonts w:ascii="Times New Roman" w:hAnsi="Times New Roman" w:cs="Times New Roman"/>
@@ -1684,6 +1859,7 @@
     </w:p>
     <w:p>
       <w:pPr>
+        <w:ind w:firstLine="709"/>
         <w:jc w:val="center"/>
         <w:rPr>
           <w:rFonts w:ascii="Times New Roman" w:hAnsi="Times New Roman" w:cs="Times New Roman"/>
@@ -1710,6 +1886,7 @@
     </w:p>
     <w:p>
       <w:pPr>
+        <w:ind w:firstLine="709"/>
         <w:jc w:val="center"/>
         <w:rPr>
           <w:rFonts w:ascii="Times New Roman" w:hAnsi="Times New Roman" w:cs="Times New Roman"/>
@@ -1717,6 +1894,91 @@
           <w:bCs/>
         </w:rPr>
       </w:pPr>
+    </w:p>
+    <w:p>
+      <w:pPr>
+        <w:pStyle w:val="af4"/>
+        <w:keepNext/>
+        <w:jc w:val="center"/>
+        <w:rPr>
+          <w:rFonts w:ascii="Times New Roman" w:hAnsi="Times New Roman" w:cs="Times New Roman"/>
+          <w:i w:val="0"/>
+          <w:color w:val="auto"/>
+          <w:sz w:val="24"/>
+          <w:szCs w:val="24"/>
+        </w:rPr>
+      </w:pPr>
+      <w:r>
+        <w:rPr>
+          <w:rFonts w:ascii="Times New Roman" w:hAnsi="Times New Roman" w:cs="Times New Roman"/>
+          <w:i w:val="0"/>
+          <w:color w:val="auto"/>
+          <w:sz w:val="24"/>
+          <w:szCs w:val="24"/>
+        </w:rPr>
+        <w:t xml:space="preserve">Таблица </w:t>
+      </w:r>
+      <w:r>
+        <w:rPr>
+          <w:rFonts w:ascii="Times New Roman" w:hAnsi="Times New Roman" w:cs="Times New Roman"/>
+          <w:i w:val="0"/>
+          <w:color w:val="auto"/>
+          <w:sz w:val="24"/>
+          <w:szCs w:val="24"/>
+        </w:rPr>
+        <w:fldChar w:fldCharType="begin"/>
+      </w:r>
+      <w:r>
+        <w:rPr>
+          <w:rFonts w:ascii="Times New Roman" w:hAnsi="Times New Roman" w:cs="Times New Roman"/>
+          <w:i w:val="0"/>
+          <w:color w:val="auto"/>
+          <w:sz w:val="24"/>
+          <w:szCs w:val="24"/>
+        </w:rPr>
+        <w:instrText xml:space="preserve"> SEQ Таблица \* ARABIC </w:instrText>
+      </w:r>
+      <w:r>
+        <w:rPr>
+          <w:rFonts w:ascii="Times New Roman" w:hAnsi="Times New Roman" w:cs="Times New Roman"/>
+          <w:i w:val="0"/>
+          <w:color w:val="auto"/>
+          <w:sz w:val="24"/>
+          <w:szCs w:val="24"/>
+        </w:rPr>
+        <w:fldChar w:fldCharType="separate"/>
+      </w:r>
+      <w:r>
+        <w:rPr>
+          <w:rFonts w:ascii="Times New Roman" w:hAnsi="Times New Roman" w:cs="Times New Roman"/>
+          <w:i w:val="0"/>
+          <w:noProof/>
+          <w:color w:val="auto"/>
+          <w:sz w:val="24"/>
+          <w:szCs w:val="24"/>
+        </w:rPr>
+        <w:t>1</w:t>
+      </w:r>
+      <w:r>
+        <w:rPr>
+          <w:rFonts w:ascii="Times New Roman" w:hAnsi="Times New Roman" w:cs="Times New Roman"/>
+          <w:i w:val="0"/>
+          <w:color w:val="auto"/>
+          <w:sz w:val="24"/>
+          <w:szCs w:val="24"/>
+        </w:rPr>
+        <w:fldChar w:fldCharType="end"/>
+      </w:r>
+      <w:r>
+        <w:rPr>
+          <w:rFonts w:ascii="Times New Roman" w:hAnsi="Times New Roman" w:cs="Times New Roman"/>
+          <w:i w:val="0"/>
+          <w:color w:val="auto"/>
+          <w:sz w:val="24"/>
+          <w:szCs w:val="24"/>
+        </w:rPr>
+        <w:t xml:space="preserve"> Техническое устройство сайта</w:t>
+      </w:r>
     </w:p>
     <w:tbl>
       <w:tblPr>
@@ -1730,8 +1992,8 @@
         <w:tblLook w:val="04A0" w:firstRow="1" w:lastRow="0" w:firstColumn="1" w:lastColumn="0" w:noHBand="0" w:noVBand="1"/>
       </w:tblPr>
       <w:tblGrid>
-        <w:gridCol w:w="3077"/>
-        <w:gridCol w:w="8203"/>
+        <w:gridCol w:w="3748"/>
+        <w:gridCol w:w="7532"/>
       </w:tblGrid>
       <w:tr>
         <w:trPr>
@@ -1754,6 +2016,7 @@
           </w:tcPr>
           <w:p>
             <w:pPr>
+              <w:ind w:firstLine="709"/>
               <w:rPr>
                 <w:rFonts w:ascii="Times New Roman" w:hAnsi="Times New Roman" w:cs="Times New Roman"/>
               </w:rPr>
@@ -1783,6 +2046,7 @@
           </w:tcPr>
           <w:p>
             <w:pPr>
+              <w:ind w:firstLine="709"/>
               <w:rPr>
                 <w:rFonts w:ascii="Times New Roman" w:hAnsi="Times New Roman" w:cs="Times New Roman"/>
               </w:rPr>
@@ -1811,6 +2075,7 @@
           </w:tcPr>
           <w:p>
             <w:pPr>
+              <w:ind w:firstLine="709"/>
               <w:rPr>
                 <w:rFonts w:ascii="Times New Roman" w:hAnsi="Times New Roman" w:cs="Times New Roman"/>
               </w:rPr>
@@ -1837,6 +2102,7 @@
           </w:tcPr>
           <w:p>
             <w:pPr>
+              <w:ind w:firstLine="709"/>
               <w:rPr>
                 <w:rFonts w:ascii="Times New Roman" w:hAnsi="Times New Roman" w:cs="Times New Roman"/>
               </w:rPr>
@@ -1865,6 +2131,7 @@
           </w:tcPr>
           <w:p>
             <w:pPr>
+              <w:ind w:firstLine="709"/>
               <w:rPr>
                 <w:rFonts w:ascii="Times New Roman" w:hAnsi="Times New Roman" w:cs="Times New Roman"/>
               </w:rPr>
@@ -1891,6 +2158,7 @@
           </w:tcPr>
           <w:p>
             <w:pPr>
+              <w:ind w:firstLine="709"/>
               <w:rPr>
                 <w:rFonts w:ascii="Times New Roman" w:hAnsi="Times New Roman" w:cs="Times New Roman"/>
               </w:rPr>
@@ -1919,6 +2187,7 @@
           </w:tcPr>
           <w:p>
             <w:pPr>
+              <w:ind w:firstLine="709"/>
               <w:rPr>
                 <w:rFonts w:ascii="Times New Roman" w:hAnsi="Times New Roman" w:cs="Times New Roman"/>
               </w:rPr>
@@ -1945,6 +2214,7 @@
           </w:tcPr>
           <w:p>
             <w:pPr>
+              <w:ind w:firstLine="709"/>
               <w:rPr>
                 <w:rFonts w:ascii="Times New Roman" w:hAnsi="Times New Roman" w:cs="Times New Roman"/>
               </w:rPr>
@@ -1973,6 +2243,7 @@
           </w:tcPr>
           <w:p>
             <w:pPr>
+              <w:ind w:firstLine="709"/>
               <w:rPr>
                 <w:rFonts w:ascii="Times New Roman" w:hAnsi="Times New Roman" w:cs="Times New Roman"/>
               </w:rPr>
@@ -1981,6 +2252,7 @@
               <w:rPr>
                 <w:rFonts w:ascii="Times New Roman" w:hAnsi="Times New Roman" w:cs="Times New Roman"/>
               </w:rPr>
+              <w:lastRenderedPageBreak/>
               <w:t>4</w:t>
             </w:r>
           </w:p>
@@ -1999,6 +2271,7 @@
           </w:tcPr>
           <w:p>
             <w:pPr>
+              <w:ind w:firstLine="709"/>
               <w:rPr>
                 <w:rFonts w:ascii="Times New Roman" w:hAnsi="Times New Roman" w:cs="Times New Roman"/>
               </w:rPr>
@@ -2027,6 +2300,7 @@
           </w:tcPr>
           <w:p>
             <w:pPr>
+              <w:ind w:firstLine="709"/>
               <w:rPr>
                 <w:rFonts w:ascii="Times New Roman" w:hAnsi="Times New Roman" w:cs="Times New Roman"/>
               </w:rPr>
@@ -2053,6 +2327,7 @@
           </w:tcPr>
           <w:p>
             <w:pPr>
+              <w:ind w:firstLine="709"/>
               <w:rPr>
                 <w:rFonts w:ascii="Times New Roman" w:hAnsi="Times New Roman" w:cs="Times New Roman"/>
               </w:rPr>
@@ -2069,6 +2344,7 @@
     </w:tbl>
     <w:p>
       <w:pPr>
+        <w:ind w:firstLine="709"/>
         <w:rPr>
           <w:rFonts w:ascii="Times New Roman" w:hAnsi="Times New Roman" w:cs="Times New Roman"/>
           <w:bCs/>
@@ -2088,6 +2364,7 @@
           <w:ilvl w:val="0"/>
           <w:numId w:val="10"/>
         </w:numPr>
+        <w:ind w:firstLine="709"/>
         <w:rPr>
           <w:rFonts w:ascii="Times New Roman" w:hAnsi="Times New Roman" w:cs="Times New Roman"/>
         </w:rPr>
@@ -2105,15 +2382,15 @@
           <w:ilvl w:val="0"/>
           <w:numId w:val="10"/>
         </w:numPr>
-        <w:rPr>
-          <w:rFonts w:ascii="Times New Roman" w:hAnsi="Times New Roman" w:cs="Times New Roman"/>
-        </w:rPr>
-      </w:pPr>
-      <w:r>
-        <w:rPr>
-          <w:rFonts w:ascii="Times New Roman" w:hAnsi="Times New Roman" w:cs="Times New Roman"/>
-        </w:rPr>
-        <w:lastRenderedPageBreak/>
+        <w:ind w:firstLine="709"/>
+        <w:rPr>
+          <w:rFonts w:ascii="Times New Roman" w:hAnsi="Times New Roman" w:cs="Times New Roman"/>
+        </w:rPr>
+      </w:pPr>
+      <w:r>
+        <w:rPr>
+          <w:rFonts w:ascii="Times New Roman" w:hAnsi="Times New Roman" w:cs="Times New Roman"/>
+        </w:rPr>
         <w:t>Открывается страница с полями.</w:t>
       </w:r>
     </w:p>
@@ -2123,6 +2400,7 @@
           <w:ilvl w:val="0"/>
           <w:numId w:val="10"/>
         </w:numPr>
+        <w:ind w:firstLine="709"/>
         <w:rPr>
           <w:rFonts w:ascii="Times New Roman" w:hAnsi="Times New Roman" w:cs="Times New Roman"/>
         </w:rPr>
@@ -2153,6 +2431,7 @@
           <w:ilvl w:val="0"/>
           <w:numId w:val="10"/>
         </w:numPr>
+        <w:ind w:firstLine="709"/>
         <w:rPr>
           <w:rFonts w:ascii="Times New Roman" w:hAnsi="Times New Roman" w:cs="Times New Roman"/>
         </w:rPr>
@@ -2166,6 +2445,7 @@
     </w:p>
     <w:p>
       <w:pPr>
+        <w:ind w:firstLine="709"/>
         <w:rPr>
           <w:rFonts w:ascii="Times New Roman" w:hAnsi="Times New Roman" w:cs="Times New Roman"/>
           <w:bCs/>
@@ -2182,6 +2462,10 @@
     <w:p>
       <w:pPr>
         <w:keepNext/>
+        <w:ind w:firstLine="709"/>
+        <w:rPr>
+          <w:rFonts w:ascii="Times New Roman" w:hAnsi="Times New Roman" w:cs="Times New Roman"/>
+        </w:rPr>
       </w:pPr>
       <w:r>
         <w:rPr>
@@ -2192,378 +2476,6 @@
       <w:r>
         <w:rPr>
           <w:rFonts w:ascii="Times New Roman" w:hAnsi="Times New Roman" w:cs="Times New Roman"/>
-        </w:rPr>
-        <w:pict w14:anchorId="1F38C888">
-          <v:shapetype id="_x0000_t75" coordsize="21600,21600" o:spt="75" o:preferrelative="t" path="m@4@5l@4@11@9@11@9@5xe" filled="f" stroked="f">
-            <v:stroke joinstyle="miter"/>
-            <v:formulas>
-              <v:f eqn="if lineDrawn pixelLineWidth 0"/>
-              <v:f eqn="sum @0 1 0"/>
-              <v:f eqn="sum 0 0 @1"/>
-              <v:f eqn="prod @2 1 2"/>
-              <v:f eqn="prod @3 21600 pixelWidth"/>
-              <v:f eqn="prod @3 21600 pixelHeight"/>
-              <v:f eqn="sum @0 0 1"/>
-              <v:f eqn="prod @6 1 2"/>
-              <v:f eqn="prod @7 21600 pixelWidth"/>
-              <v:f eqn="sum @8 21600 0"/>
-              <v:f eqn="prod @7 21600 pixelHeight"/>
-              <v:f eqn="sum @10 21600 0"/>
-            </v:formulas>
-            <v:path o:extrusionok="f" gradientshapeok="t" o:connecttype="rect"/>
-            <o:lock v:ext="edit" aspectratio="t"/>
-          </v:shapetype>
-          <v:shape id="_x0000_i1026" type="#_x0000_t75" style="width:468pt;height:5in">
-            <v:imagedata r:id="rId9" o:title="diagram"/>
-          </v:shape>
-        </w:pict>
-      </w:r>
-    </w:p>
-    <w:p>
-      <w:pPr>
-        <w:pStyle w:val="af4"/>
-        <w:rPr>
-          <w:rFonts w:ascii="Times New Roman" w:hAnsi="Times New Roman" w:cs="Times New Roman"/>
-          <w:i w:val="0"/>
-          <w:color w:val="000000" w:themeColor="text1"/>
-          <w:sz w:val="24"/>
-          <w:szCs w:val="24"/>
-        </w:rPr>
-      </w:pPr>
-      <w:r>
-        <w:rPr>
-          <w:rFonts w:ascii="Times New Roman" w:hAnsi="Times New Roman" w:cs="Times New Roman"/>
-          <w:i w:val="0"/>
-          <w:color w:val="000000" w:themeColor="text1"/>
-          <w:sz w:val="24"/>
-          <w:szCs w:val="24"/>
-        </w:rPr>
-        <w:t xml:space="preserve">Рисунок </w:t>
-      </w:r>
-      <w:r>
-        <w:rPr>
-          <w:rFonts w:ascii="Times New Roman" w:hAnsi="Times New Roman" w:cs="Times New Roman"/>
-          <w:i w:val="0"/>
-          <w:color w:val="000000" w:themeColor="text1"/>
-          <w:sz w:val="24"/>
-          <w:szCs w:val="24"/>
-        </w:rPr>
-        <w:fldChar w:fldCharType="begin"/>
-      </w:r>
-      <w:r>
-        <w:rPr>
-          <w:rFonts w:ascii="Times New Roman" w:hAnsi="Times New Roman" w:cs="Times New Roman"/>
-          <w:i w:val="0"/>
-          <w:color w:val="000000" w:themeColor="text1"/>
-          <w:sz w:val="24"/>
-          <w:szCs w:val="24"/>
-        </w:rPr>
-        <w:instrText xml:space="preserve"> SEQ Рисунок \* ARABIC </w:instrText>
-      </w:r>
-      <w:r>
-        <w:rPr>
-          <w:rFonts w:ascii="Times New Roman" w:hAnsi="Times New Roman" w:cs="Times New Roman"/>
-          <w:i w:val="0"/>
-          <w:color w:val="000000" w:themeColor="text1"/>
-          <w:sz w:val="24"/>
-          <w:szCs w:val="24"/>
-        </w:rPr>
-        <w:fldChar w:fldCharType="separate"/>
-      </w:r>
-      <w:r>
-        <w:rPr>
-          <w:rFonts w:ascii="Times New Roman" w:hAnsi="Times New Roman" w:cs="Times New Roman"/>
-          <w:i w:val="0"/>
-          <w:noProof/>
-          <w:color w:val="000000" w:themeColor="text1"/>
-          <w:sz w:val="24"/>
-          <w:szCs w:val="24"/>
-        </w:rPr>
-        <w:t>1</w:t>
-      </w:r>
-      <w:r>
-        <w:rPr>
-          <w:rFonts w:ascii="Times New Roman" w:hAnsi="Times New Roman" w:cs="Times New Roman"/>
-          <w:i w:val="0"/>
-          <w:color w:val="000000" w:themeColor="text1"/>
-          <w:sz w:val="24"/>
-          <w:szCs w:val="24"/>
-        </w:rPr>
-        <w:fldChar w:fldCharType="end"/>
-      </w:r>
-      <w:r>
-        <w:rPr>
-          <w:rFonts w:ascii="Times New Roman" w:hAnsi="Times New Roman" w:cs="Times New Roman"/>
-          <w:i w:val="0"/>
-          <w:color w:val="000000" w:themeColor="text1"/>
-          <w:sz w:val="24"/>
-          <w:szCs w:val="24"/>
-        </w:rPr>
-        <w:t xml:space="preserve"> Схема этапов разработки</w:t>
-      </w:r>
-    </w:p>
-    <w:p>
-      <w:pPr>
-        <w:rPr>
-          <w:rFonts w:ascii="Times New Roman" w:hAnsi="Times New Roman" w:cs="Times New Roman"/>
-        </w:rPr>
-      </w:pPr>
-      <w:r>
-        <w:rPr>
-          <w:rFonts w:ascii="Times New Roman" w:hAnsi="Times New Roman" w:cs="Times New Roman"/>
-        </w:rPr>
-        <w:pict w14:anchorId="39E4742F">
-          <v:rect id="_x0000_i1027" style="width:0;height:.75pt" o:hralign="center" o:hrstd="t" o:hr="t" fillcolor="#a0a0a0" stroked="f"/>
-        </w:pict>
-      </w:r>
-    </w:p>
-    <w:p>
-      <w:pPr>
-        <w:pStyle w:val="2"/>
-        <w:jc w:val="center"/>
-        <w:rPr>
-          <w:rFonts w:ascii="Times New Roman" w:hAnsi="Times New Roman" w:cs="Times New Roman"/>
-          <w:b/>
-          <w:color w:val="auto"/>
-          <w:sz w:val="24"/>
-          <w:szCs w:val="24"/>
-        </w:rPr>
-      </w:pPr>
-      <w:bookmarkStart w:id="2" w:name="_Toc229042663"/>
-      <w:r>
-        <w:rPr>
-          <w:rFonts w:ascii="Times New Roman" w:hAnsi="Times New Roman" w:cs="Times New Roman"/>
-          <w:b/>
-          <w:color w:val="auto"/>
-          <w:sz w:val="24"/>
-          <w:szCs w:val="24"/>
-        </w:rPr>
-        <w:t>3. Разработка БД</w:t>
-      </w:r>
-      <w:bookmarkEnd w:id="2"/>
-    </w:p>
-    <w:p/>
-    <w:p>
-      <w:pPr>
-        <w:rPr>
-          <w:rFonts w:ascii="Times New Roman" w:hAnsi="Times New Roman" w:cs="Times New Roman"/>
-          <w:bCs/>
-        </w:rPr>
-      </w:pPr>
-      <w:r>
-        <w:rPr>
-          <w:rFonts w:ascii="Times New Roman" w:hAnsi="Times New Roman" w:cs="Times New Roman"/>
-          <w:bCs/>
-        </w:rPr>
-        <w:t>3.1 Описание пакета ОС на сервере / среде разработки</w:t>
-      </w:r>
-    </w:p>
-    <w:p>
-      <w:pPr>
-        <w:numPr>
-          <w:ilvl w:val="0"/>
-          <w:numId w:val="11"/>
-        </w:numPr>
-        <w:rPr>
-          <w:rFonts w:ascii="Times New Roman" w:hAnsi="Times New Roman" w:cs="Times New Roman"/>
-        </w:rPr>
-      </w:pPr>
-      <w:r>
-        <w:rPr>
-          <w:rFonts w:ascii="Times New Roman" w:hAnsi="Times New Roman" w:cs="Times New Roman"/>
-          <w:bCs/>
-        </w:rPr>
-        <w:t>Инструменты:</w:t>
-      </w:r>
-      <w:r>
-        <w:rPr>
-          <w:rFonts w:ascii="Times New Roman" w:hAnsi="Times New Roman" w:cs="Times New Roman"/>
-        </w:rPr>
-        <w:t> PHP, HTML, CSS</w:t>
-      </w:r>
-    </w:p>
-    <w:p>
-      <w:pPr>
-        <w:numPr>
-          <w:ilvl w:val="0"/>
-          <w:numId w:val="11"/>
-        </w:numPr>
-        <w:rPr>
-          <w:rFonts w:ascii="Times New Roman" w:hAnsi="Times New Roman" w:cs="Times New Roman"/>
-        </w:rPr>
-      </w:pPr>
-      <w:r>
-        <w:rPr>
-          <w:rFonts w:ascii="Times New Roman" w:hAnsi="Times New Roman" w:cs="Times New Roman"/>
-          <w:bCs/>
-        </w:rPr>
-        <w:t>База данных:</w:t>
-      </w:r>
-      <w:r>
-        <w:rPr>
-          <w:rFonts w:ascii="Times New Roman" w:hAnsi="Times New Roman" w:cs="Times New Roman"/>
-        </w:rPr>
-        <w:t> SQL PhpMyAdmin</w:t>
-      </w:r>
-    </w:p>
-    <w:p>
-      <w:pPr>
-        <w:numPr>
-          <w:ilvl w:val="0"/>
-          <w:numId w:val="11"/>
-        </w:numPr>
-        <w:rPr>
-          <w:rFonts w:ascii="Times New Roman" w:hAnsi="Times New Roman" w:cs="Times New Roman"/>
-        </w:rPr>
-      </w:pPr>
-      <w:r>
-        <w:rPr>
-          <w:rFonts w:ascii="Times New Roman" w:hAnsi="Times New Roman" w:cs="Times New Roman"/>
-          <w:bCs/>
-        </w:rPr>
-        <w:t>Среда:</w:t>
-      </w:r>
-      <w:r>
-        <w:rPr>
-          <w:rFonts w:ascii="Times New Roman" w:hAnsi="Times New Roman" w:cs="Times New Roman"/>
-        </w:rPr>
-        <w:t xml:space="preserve"> проект предназначен для игровых серверов </w:t>
-      </w:r>
-      <w:r>
-        <w:rPr>
-          <w:rFonts w:ascii="Times New Roman" w:hAnsi="Times New Roman" w:cs="Times New Roman"/>
-        </w:rPr>
-        <w:t>(GTA CRMP)</w:t>
-      </w:r>
-    </w:p>
-    <w:p>
-      <w:pPr>
-        <w:rPr>
-          <w:rFonts w:ascii="Times New Roman" w:hAnsi="Times New Roman" w:cs="Times New Roman"/>
-          <w:bCs/>
-        </w:rPr>
-      </w:pPr>
-      <w:r>
-        <w:rPr>
-          <w:rFonts w:ascii="Times New Roman" w:hAnsi="Times New Roman" w:cs="Times New Roman"/>
-          <w:bCs/>
-        </w:rPr>
-        <w:t>3.2 Схема с функциями (взаимодействие БД)</w:t>
-      </w:r>
-    </w:p>
-    <w:p>
-      <w:pPr>
-        <w:rPr>
-          <w:rFonts w:ascii="Times New Roman" w:hAnsi="Times New Roman" w:cs="Times New Roman"/>
-        </w:rPr>
-      </w:pPr>
-      <w:r>
-        <w:rPr>
-          <w:rFonts w:ascii="Times New Roman" w:hAnsi="Times New Roman" w:cs="Times New Roman"/>
-        </w:rPr>
-        <w:t>База данных называется </w:t>
-      </w:r>
-      <w:r>
-        <w:rPr>
-          <w:rFonts w:ascii="Times New Roman" w:hAnsi="Times New Roman" w:cs="Times New Roman"/>
-          <w:bCs/>
-        </w:rPr>
-        <w:t>«</w:t>
-      </w:r>
-      <w:r>
-        <w:rPr>
-          <w:rFonts w:ascii="Times New Roman" w:hAnsi="Times New Roman" w:cs="Times New Roman"/>
-          <w:bCs/>
-        </w:rPr>
-        <w:t>кунсткамера</w:t>
-      </w:r>
-      <w:r>
-        <w:rPr>
-          <w:rFonts w:ascii="Times New Roman" w:hAnsi="Times New Roman" w:cs="Times New Roman"/>
-          <w:bCs/>
-        </w:rPr>
-        <w:t>»</w:t>
-      </w:r>
-      <w:r>
-        <w:rPr>
-          <w:rFonts w:ascii="Times New Roman" w:hAnsi="Times New Roman" w:cs="Times New Roman"/>
-        </w:rPr>
-        <w:t>. В неё добавлено три таблицы:</w:t>
-      </w:r>
-    </w:p>
-    <w:p>
-      <w:pPr>
-        <w:numPr>
-          <w:ilvl w:val="0"/>
-          <w:numId w:val="12"/>
-        </w:numPr>
-        <w:rPr>
-          <w:rFonts w:ascii="Times New Roman" w:hAnsi="Times New Roman" w:cs="Times New Roman"/>
-        </w:rPr>
-      </w:pPr>
-      <w:r>
-        <w:rPr>
-          <w:rFonts w:ascii="Times New Roman" w:hAnsi="Times New Roman" w:cs="Times New Roman"/>
-        </w:rPr>
-        <w:lastRenderedPageBreak/>
-        <w:t>names</w:t>
-      </w:r>
-    </w:p>
-    <w:p>
-      <w:pPr>
-        <w:numPr>
-          <w:ilvl w:val="0"/>
-          <w:numId w:val="12"/>
-        </w:numPr>
-        <w:rPr>
-          <w:rFonts w:ascii="Times New Roman" w:hAnsi="Times New Roman" w:cs="Times New Roman"/>
-        </w:rPr>
-      </w:pPr>
-      <w:proofErr w:type="spellStart"/>
-      <w:r>
-        <w:rPr>
-          <w:rFonts w:ascii="Times New Roman" w:hAnsi="Times New Roman" w:cs="Times New Roman"/>
-        </w:rPr>
-        <w:t>dangers</w:t>
-      </w:r>
-      <w:proofErr w:type="spellEnd"/>
-    </w:p>
-    <w:p>
-      <w:pPr>
-        <w:numPr>
-          <w:ilvl w:val="0"/>
-          <w:numId w:val="12"/>
-        </w:numPr>
-        <w:rPr>
-          <w:rFonts w:ascii="Times New Roman" w:hAnsi="Times New Roman" w:cs="Times New Roman"/>
-        </w:rPr>
-      </w:pPr>
-      <w:r>
-        <w:rPr>
-          <w:rFonts w:ascii="Times New Roman" w:hAnsi="Times New Roman" w:cs="Times New Roman"/>
-          <w:lang w:val="en-US"/>
-        </w:rPr>
-        <w:t>positions</w:t>
-      </w:r>
-    </w:p>
-    <w:p>
-      <w:pPr>
-        <w:keepNext/>
-        <w:numPr>
-          <w:ilvl w:val="0"/>
-          <w:numId w:val="12"/>
-        </w:numPr>
-      </w:pPr>
-      <w:proofErr w:type="spellStart"/>
-      <w:r>
-        <w:rPr>
-          <w:rFonts w:ascii="Times New Roman" w:hAnsi="Times New Roman" w:cs="Times New Roman"/>
-        </w:rPr>
-        <w:t>skills</w:t>
-      </w:r>
-      <w:proofErr w:type="spellEnd"/>
-      <w:r>
-        <w:rPr>
           <w:noProof/>
           <w:lang w:eastAsia="ru-RU"/>
         </w:rPr>
@@ -2574,10 +2486,10 @@
           <w:rFonts w:ascii="Times New Roman" w:hAnsi="Times New Roman" w:cs="Times New Roman"/>
         </w:rPr>
         <w:drawing>
-          <wp:inline distT="0" distB="0" distL="0" distR="0" wp14:anchorId="5F8FEB4B" wp14:editId="3FA1CFBD">
-            <wp:extent cx="5940425" cy="1464310"/>
-            <wp:effectExtent l="0" t="0" r="3175" b="2540"/>
-            <wp:docPr id="1" name="Рисунок 1"/>
+          <wp:inline distT="0" distB="0" distL="0" distR="0" wp14:anchorId="6EFE1EA0" wp14:editId="0567002A">
+            <wp:extent cx="5940425" cy="4526280"/>
+            <wp:effectExtent l="0" t="0" r="3175" b="7620"/>
+            <wp:docPr id="5" name="Рисунок 5"/>
             <wp:cNvGraphicFramePr>
               <a:graphicFrameLocks xmlns:a="http://schemas.openxmlformats.org/drawingml/2006/main" noChangeAspect="1"/>
             </wp:cNvGraphicFramePr>
@@ -2589,7 +2501,7 @@
                     <pic:cNvPicPr/>
                   </pic:nvPicPr>
                   <pic:blipFill>
-                    <a:blip r:embed="rId10"/>
+                    <a:blip r:embed="rId9"/>
                     <a:stretch>
                       <a:fillRect/>
                     </a:stretch>
@@ -2597,7 +2509,7 @@
                   <pic:spPr>
                     <a:xfrm>
                       <a:off x="0" y="0"/>
-                      <a:ext cx="5940425" cy="1464310"/>
+                      <a:ext cx="5940425" cy="4526280"/>
                     </a:xfrm>
                     <a:prstGeom prst="rect">
                       <a:avLst/>
@@ -2609,12 +2521,12 @@
           </wp:inline>
         </w:drawing>
       </w:r>
-      <w:bookmarkStart w:id="3" w:name="_GoBack"/>
-      <w:bookmarkEnd w:id="3"/>
     </w:p>
     <w:p>
       <w:pPr>
         <w:pStyle w:val="af4"/>
+        <w:ind w:firstLine="709"/>
+        <w:jc w:val="center"/>
         <w:rPr>
           <w:rFonts w:ascii="Times New Roman" w:hAnsi="Times New Roman" w:cs="Times New Roman"/>
           <w:i w:val="0"/>
@@ -2691,23 +2603,304 @@
           <w:color w:val="auto"/>
           <w:sz w:val="24"/>
           <w:szCs w:val="24"/>
-          <w:lang w:val="en-US"/>
-        </w:rPr>
-        <w:t xml:space="preserve"> </w:t>
-      </w:r>
-      <w:r>
-        <w:rPr>
-          <w:rFonts w:ascii="Times New Roman" w:hAnsi="Times New Roman" w:cs="Times New Roman"/>
-          <w:i w:val="0"/>
+        </w:rPr>
+        <w:t xml:space="preserve"> Схема этапов разработки</w:t>
+      </w:r>
+    </w:p>
+    <w:p>
+      <w:pPr>
+        <w:ind w:firstLine="709"/>
+        <w:rPr>
+          <w:rFonts w:ascii="Times New Roman" w:hAnsi="Times New Roman" w:cs="Times New Roman"/>
+        </w:rPr>
+      </w:pPr>
+      <w:r>
+        <w:rPr>
+          <w:rFonts w:ascii="Times New Roman" w:hAnsi="Times New Roman" w:cs="Times New Roman"/>
+        </w:rPr>
+        <w:pict w14:anchorId="39E4742F">
+          <v:rect id="_x0000_i1026" style="width:0;height:.75pt" o:hralign="center" o:hrstd="t" o:hr="t" fillcolor="#a0a0a0" stroked="f"/>
+        </w:pict>
+      </w:r>
+    </w:p>
+    <w:p>
+      <w:pPr>
+        <w:pStyle w:val="2"/>
+        <w:ind w:firstLine="709"/>
+        <w:jc w:val="center"/>
+        <w:rPr>
+          <w:rFonts w:ascii="Times New Roman" w:hAnsi="Times New Roman" w:cs="Times New Roman"/>
+          <w:b/>
           <w:color w:val="auto"/>
           <w:sz w:val="24"/>
           <w:szCs w:val="24"/>
         </w:rPr>
-        <w:t>Структура</w:t>
-      </w:r>
+      </w:pPr>
+      <w:bookmarkStart w:id="2" w:name="_Toc229042663"/>
+      <w:r>
+        <w:rPr>
+          <w:rFonts w:ascii="Times New Roman" w:hAnsi="Times New Roman" w:cs="Times New Roman"/>
+          <w:b/>
+          <w:color w:val="auto"/>
+          <w:sz w:val="24"/>
+          <w:szCs w:val="24"/>
+        </w:rPr>
+        <w:lastRenderedPageBreak/>
+        <w:t>3. Разработка БД</w:t>
+      </w:r>
+      <w:bookmarkEnd w:id="2"/>
     </w:p>
     <w:p>
       <w:pPr>
+        <w:ind w:firstLine="709"/>
+        <w:rPr>
+          <w:rFonts w:ascii="Times New Roman" w:hAnsi="Times New Roman" w:cs="Times New Roman"/>
+        </w:rPr>
+      </w:pPr>
+    </w:p>
+    <w:p>
+      <w:pPr>
+        <w:ind w:firstLine="709"/>
+        <w:rPr>
+          <w:rFonts w:ascii="Times New Roman" w:hAnsi="Times New Roman" w:cs="Times New Roman"/>
+          <w:bCs/>
+        </w:rPr>
+      </w:pPr>
+      <w:r>
+        <w:rPr>
+          <w:rFonts w:ascii="Times New Roman" w:hAnsi="Times New Roman" w:cs="Times New Roman"/>
+          <w:bCs/>
+        </w:rPr>
+        <w:t xml:space="preserve">3.1 Описание пакета ОС на сервере </w:t>
+      </w:r>
+    </w:p>
+    <w:p>
+      <w:pPr>
+        <w:numPr>
+          <w:ilvl w:val="0"/>
+          <w:numId w:val="11"/>
+        </w:numPr>
+        <w:ind w:firstLine="709"/>
+        <w:rPr>
+          <w:rFonts w:ascii="Times New Roman" w:hAnsi="Times New Roman" w:cs="Times New Roman"/>
+        </w:rPr>
+      </w:pPr>
+      <w:r>
+        <w:rPr>
+          <w:rFonts w:ascii="Times New Roman" w:hAnsi="Times New Roman" w:cs="Times New Roman"/>
+          <w:bCs/>
+        </w:rPr>
+        <w:t>Инструменты:</w:t>
+      </w:r>
+      <w:r>
+        <w:rPr>
+          <w:rFonts w:ascii="Times New Roman" w:hAnsi="Times New Roman" w:cs="Times New Roman"/>
+        </w:rPr>
+        <w:t> PHP, HTML, CSS</w:t>
+      </w:r>
+    </w:p>
+    <w:p>
+      <w:pPr>
+        <w:numPr>
+          <w:ilvl w:val="0"/>
+          <w:numId w:val="11"/>
+        </w:numPr>
+        <w:ind w:firstLine="709"/>
+        <w:rPr>
+          <w:rFonts w:ascii="Times New Roman" w:hAnsi="Times New Roman" w:cs="Times New Roman"/>
+        </w:rPr>
+      </w:pPr>
+      <w:r>
+        <w:rPr>
+          <w:rFonts w:ascii="Times New Roman" w:hAnsi="Times New Roman" w:cs="Times New Roman"/>
+          <w:bCs/>
+        </w:rPr>
+        <w:t>База данных:</w:t>
+      </w:r>
+      <w:r>
+        <w:rPr>
+          <w:rFonts w:ascii="Times New Roman" w:hAnsi="Times New Roman" w:cs="Times New Roman"/>
+        </w:rPr>
+        <w:t> SQL PhpMyAdmin</w:t>
+      </w:r>
+    </w:p>
+    <w:p>
+      <w:pPr>
+        <w:numPr>
+          <w:ilvl w:val="0"/>
+          <w:numId w:val="11"/>
+        </w:numPr>
+        <w:ind w:firstLine="709"/>
+        <w:rPr>
+          <w:rFonts w:ascii="Times New Roman" w:hAnsi="Times New Roman" w:cs="Times New Roman"/>
+        </w:rPr>
+      </w:pPr>
+      <w:r>
+        <w:rPr>
+          <w:rFonts w:ascii="Times New Roman" w:hAnsi="Times New Roman" w:cs="Times New Roman"/>
+          <w:bCs/>
+        </w:rPr>
+        <w:t>Среда:</w:t>
+      </w:r>
+      <w:r>
+        <w:rPr>
+          <w:rFonts w:ascii="Times New Roman" w:hAnsi="Times New Roman" w:cs="Times New Roman"/>
+        </w:rPr>
+        <w:t xml:space="preserve"> проект предназначен для игровых серверов </w:t>
+      </w:r>
+      <w:r>
+        <w:rPr>
+          <w:rFonts w:ascii="Times New Roman" w:hAnsi="Times New Roman" w:cs="Times New Roman"/>
+        </w:rPr>
+        <w:t>(GTA CRMP)</w:t>
+      </w:r>
+    </w:p>
+    <w:p>
+      <w:pPr>
+        <w:ind w:firstLine="709"/>
+        <w:rPr>
+          <w:rFonts w:ascii="Times New Roman" w:hAnsi="Times New Roman" w:cs="Times New Roman"/>
+          <w:bCs/>
+        </w:rPr>
+      </w:pPr>
+      <w:r>
+        <w:rPr>
+          <w:rFonts w:ascii="Times New Roman" w:hAnsi="Times New Roman" w:cs="Times New Roman"/>
+          <w:bCs/>
+        </w:rPr>
+        <w:t>3.2 Схема с функциями (взаимодействие БД)</w:t>
+      </w:r>
+    </w:p>
+    <w:p>
+      <w:pPr>
+        <w:ind w:firstLine="709"/>
+        <w:rPr>
+          <w:rFonts w:ascii="Times New Roman" w:hAnsi="Times New Roman" w:cs="Times New Roman"/>
+        </w:rPr>
+      </w:pPr>
+      <w:r>
+        <w:rPr>
+          <w:rFonts w:ascii="Times New Roman" w:hAnsi="Times New Roman" w:cs="Times New Roman"/>
+        </w:rPr>
+        <w:t>База данных называется </w:t>
+      </w:r>
+      <w:r>
+        <w:rPr>
+          <w:rFonts w:ascii="Times New Roman" w:hAnsi="Times New Roman" w:cs="Times New Roman"/>
+          <w:bCs/>
+        </w:rPr>
+        <w:t>«</w:t>
+      </w:r>
+      <w:r>
+        <w:rPr>
+          <w:rFonts w:ascii="Times New Roman" w:hAnsi="Times New Roman" w:cs="Times New Roman"/>
+          <w:bCs/>
+        </w:rPr>
+        <w:t>кунсткамера</w:t>
+      </w:r>
+      <w:r>
+        <w:rPr>
+          <w:rFonts w:ascii="Times New Roman" w:hAnsi="Times New Roman" w:cs="Times New Roman"/>
+          <w:bCs/>
+        </w:rPr>
+        <w:t>»</w:t>
+      </w:r>
+      <w:r>
+        <w:rPr>
+          <w:rFonts w:ascii="Times New Roman" w:hAnsi="Times New Roman" w:cs="Times New Roman"/>
+        </w:rPr>
+        <w:t>. В неё добавлено три таблицы:</w:t>
+      </w:r>
+    </w:p>
+    <w:p>
+      <w:pPr>
+        <w:numPr>
+          <w:ilvl w:val="0"/>
+          <w:numId w:val="12"/>
+        </w:numPr>
+        <w:ind w:firstLine="709"/>
+        <w:rPr>
+          <w:rFonts w:ascii="Times New Roman" w:hAnsi="Times New Roman" w:cs="Times New Roman"/>
+        </w:rPr>
+      </w:pPr>
+      <w:r>
+        <w:rPr>
+          <w:rFonts w:ascii="Times New Roman" w:hAnsi="Times New Roman" w:cs="Times New Roman"/>
+        </w:rPr>
+        <w:t>names</w:t>
+      </w:r>
+    </w:p>
+    <w:p>
+      <w:pPr>
+        <w:numPr>
+          <w:ilvl w:val="0"/>
+          <w:numId w:val="12"/>
+        </w:numPr>
+        <w:ind w:firstLine="709"/>
+        <w:rPr>
+          <w:rFonts w:ascii="Times New Roman" w:hAnsi="Times New Roman" w:cs="Times New Roman"/>
+        </w:rPr>
+      </w:pPr>
+      <w:proofErr w:type="spellStart"/>
+      <w:r>
+        <w:rPr>
+          <w:rFonts w:ascii="Times New Roman" w:hAnsi="Times New Roman" w:cs="Times New Roman"/>
+        </w:rPr>
+        <w:t>dangers</w:t>
+      </w:r>
+      <w:proofErr w:type="spellEnd"/>
+    </w:p>
+    <w:p>
+      <w:pPr>
+        <w:numPr>
+          <w:ilvl w:val="0"/>
+          <w:numId w:val="12"/>
+        </w:numPr>
+        <w:ind w:firstLine="709"/>
+        <w:rPr>
+          <w:rFonts w:ascii="Times New Roman" w:hAnsi="Times New Roman" w:cs="Times New Roman"/>
+        </w:rPr>
+      </w:pPr>
+      <w:r>
+        <w:rPr>
+          <w:rFonts w:ascii="Times New Roman" w:hAnsi="Times New Roman" w:cs="Times New Roman"/>
+          <w:lang w:val="en-US"/>
+        </w:rPr>
+        <w:t>positions</w:t>
+      </w:r>
+    </w:p>
+    <w:p>
+      <w:pPr>
+        <w:keepNext/>
+        <w:numPr>
+          <w:ilvl w:val="0"/>
+          <w:numId w:val="12"/>
+        </w:numPr>
+        <w:ind w:firstLine="709"/>
+        <w:rPr>
+          <w:rFonts w:ascii="Times New Roman" w:hAnsi="Times New Roman" w:cs="Times New Roman"/>
+        </w:rPr>
+      </w:pPr>
+      <w:proofErr w:type="spellStart"/>
+      <w:r>
+        <w:rPr>
+          <w:rFonts w:ascii="Times New Roman" w:hAnsi="Times New Roman" w:cs="Times New Roman"/>
+        </w:rPr>
+        <w:t>skills</w:t>
+      </w:r>
+      <w:proofErr w:type="spellEnd"/>
+      <w:r>
+        <w:rPr>
+          <w:rFonts w:ascii="Times New Roman" w:hAnsi="Times New Roman" w:cs="Times New Roman"/>
+          <w:noProof/>
+          <w:lang w:eastAsia="ru-RU"/>
+        </w:rPr>
+        <w:t xml:space="preserve"> </w:t>
+      </w:r>
+    </w:p>
+    <w:p>
+      <w:pPr>
+        <w:ind w:firstLine="709"/>
         <w:jc w:val="center"/>
         <w:rPr>
           <w:rFonts w:ascii="Times New Roman" w:hAnsi="Times New Roman" w:cs="Times New Roman"/>
@@ -2728,6 +2921,7 @@
           <w:ilvl w:val="0"/>
           <w:numId w:val="13"/>
         </w:numPr>
+        <w:ind w:firstLine="709"/>
         <w:rPr>
           <w:rFonts w:ascii="Times New Roman" w:hAnsi="Times New Roman" w:cs="Times New Roman"/>
         </w:rPr>
@@ -2745,6 +2939,7 @@
           <w:ilvl w:val="0"/>
           <w:numId w:val="13"/>
         </w:numPr>
+        <w:ind w:firstLine="709"/>
         <w:rPr>
           <w:rFonts w:ascii="Times New Roman" w:hAnsi="Times New Roman" w:cs="Times New Roman"/>
         </w:rPr>
@@ -2762,24 +2957,48 @@
           <w:ilvl w:val="0"/>
           <w:numId w:val="13"/>
         </w:numPr>
-        <w:rPr>
-          <w:rFonts w:ascii="Times New Roman" w:hAnsi="Times New Roman" w:cs="Times New Roman"/>
-        </w:rPr>
-      </w:pPr>
-      <w:r>
-        <w:rPr>
-          <w:rFonts w:ascii="Times New Roman" w:hAnsi="Times New Roman" w:cs="Times New Roman"/>
-        </w:rPr>
-        <w:t>Это уровень опасности, связанный с таблицей dangers.</w:t>
+        <w:ind w:firstLine="709"/>
+        <w:rPr>
+          <w:rFonts w:ascii="Times New Roman" w:hAnsi="Times New Roman" w:cs="Times New Roman"/>
+        </w:rPr>
+      </w:pPr>
+      <w:r>
+        <w:rPr>
+          <w:rFonts w:ascii="Times New Roman" w:hAnsi="Times New Roman" w:cs="Times New Roman"/>
+        </w:rPr>
+        <w:t>Это уровень опасности, связанный с таблицей </w:t>
+      </w:r>
+      <w:proofErr w:type="spellStart"/>
+      <w:r>
+        <w:rPr>
+          <w:rFonts w:ascii="Times New Roman" w:hAnsi="Times New Roman" w:cs="Times New Roman"/>
+        </w:rPr>
+        <w:t>dangers</w:t>
+      </w:r>
+      <w:proofErr w:type="spellEnd"/>
+      <w:r>
+        <w:rPr>
+          <w:rFonts w:ascii="Times New Roman" w:hAnsi="Times New Roman" w:cs="Times New Roman"/>
+        </w:rPr>
+        <w:t>.</w:t>
+      </w:r>
+      <w:r>
+        <w:rPr>
+          <w:rFonts w:ascii="Times New Roman" w:hAnsi="Times New Roman" w:cs="Times New Roman"/>
+        </w:rPr>
+        <w:t xml:space="preserve"> </w:t>
       </w:r>
     </w:p>
     <w:p>
       <w:pPr>
-        <w:keepNext/>
         <w:numPr>
           <w:ilvl w:val="0"/>
           <w:numId w:val="13"/>
         </w:numPr>
+        <w:ind w:firstLine="709"/>
+        <w:rPr>
+          <w:rFonts w:ascii="Times New Roman" w:hAnsi="Times New Roman" w:cs="Times New Roman"/>
+        </w:rPr>
       </w:pPr>
       <w:r>
         <w:rPr>
@@ -2815,23 +3034,32 @@
         </w:rPr>
         <w:t>.</w:t>
       </w:r>
-      <w:r>
-        <w:rPr>
-          <w:noProof/>
-          <w:lang w:eastAsia="ru-RU"/>
-        </w:rPr>
-        <w:t xml:space="preserve"> </w:t>
-      </w:r>
-      <w:r>
-        <w:rPr>
-          <w:noProof/>
-          <w:lang w:eastAsia="ru-RU"/>
-        </w:rPr>
+    </w:p>
+    <w:p>
+      <w:pPr>
+        <w:keepNext/>
+        <w:rPr>
+          <w:rFonts w:ascii="Times New Roman" w:hAnsi="Times New Roman" w:cs="Times New Roman"/>
+        </w:rPr>
+      </w:pPr>
+      <w:r>
+        <w:rPr>
+          <w:rFonts w:ascii="Times New Roman" w:hAnsi="Times New Roman" w:cs="Times New Roman"/>
+        </w:rPr>
+        <w:lastRenderedPageBreak/>
         <w:drawing>
-          <wp:inline distT="0" distB="0" distL="0" distR="0" wp14:anchorId="41E464C5" wp14:editId="71FAB474">
-            <wp:extent cx="5287113" cy="3943900"/>
-            <wp:effectExtent l="0" t="0" r="8890" b="0"/>
-            <wp:docPr id="4" name="Рисунок 4"/>
+          <wp:anchor distT="0" distB="0" distL="114300" distR="114300" simplePos="0" relativeHeight="251667456" behindDoc="0" locked="0" layoutInCell="1" allowOverlap="1" wp14:anchorId="51697284" wp14:editId="47B8125B">
+            <wp:simplePos x="0" y="0"/>
+            <wp:positionH relativeFrom="margin">
+              <wp:align>left</wp:align>
+            </wp:positionH>
+            <wp:positionV relativeFrom="paragraph">
+              <wp:posOffset>0</wp:posOffset>
+            </wp:positionV>
+            <wp:extent cx="6076950" cy="4363720"/>
+            <wp:effectExtent l="0" t="0" r="0" b="0"/>
+            <wp:wrapSquare wrapText="bothSides"/>
+            <wp:docPr id="6" name="Рисунок 6"/>
             <wp:cNvGraphicFramePr>
               <a:graphicFrameLocks xmlns:a="http://schemas.openxmlformats.org/drawingml/2006/main" noChangeAspect="1"/>
             </wp:cNvGraphicFramePr>
@@ -2843,7 +3071,13 @@
                     <pic:cNvPicPr/>
                   </pic:nvPicPr>
                   <pic:blipFill>
-                    <a:blip r:embed="rId11"/>
+                    <a:blip r:embed="rId10">
+                      <a:extLst>
+                        <a:ext uri="{28A0092B-C50C-407E-A947-70E740481C1C}">
+                          <a14:useLocalDpi xmlns:a14="http://schemas.microsoft.com/office/drawing/2010/main" val="0"/>
+                        </a:ext>
+                      </a:extLst>
+                    </a:blip>
                     <a:stretch>
                       <a:fillRect/>
                     </a:stretch>
@@ -2851,7 +3085,7 @@
                   <pic:spPr>
                     <a:xfrm>
                       <a:off x="0" y="0"/>
-                      <a:ext cx="5287113" cy="3943900"/>
+                      <a:ext cx="6076950" cy="4363720"/>
                     </a:xfrm>
                     <a:prstGeom prst="rect">
                       <a:avLst/>
@@ -2860,17 +3094,22 @@
                 </pic:pic>
               </a:graphicData>
             </a:graphic>
-          </wp:inline>
+            <wp14:sizeRelH relativeFrom="margin">
+              <wp14:pctWidth>0</wp14:pctWidth>
+            </wp14:sizeRelH>
+          </wp:anchor>
         </w:drawing>
       </w:r>
     </w:p>
     <w:p>
       <w:pPr>
         <w:pStyle w:val="af4"/>
+        <w:ind w:firstLine="709"/>
+        <w:jc w:val="center"/>
         <w:rPr>
           <w:rFonts w:ascii="Times New Roman" w:hAnsi="Times New Roman" w:cs="Times New Roman"/>
           <w:i w:val="0"/>
-          <w:color w:val="000000" w:themeColor="text1"/>
+          <w:color w:val="auto"/>
           <w:sz w:val="24"/>
           <w:szCs w:val="24"/>
         </w:rPr>
@@ -2879,7 +3118,7 @@
         <w:rPr>
           <w:rFonts w:ascii="Times New Roman" w:hAnsi="Times New Roman" w:cs="Times New Roman"/>
           <w:i w:val="0"/>
-          <w:color w:val="000000" w:themeColor="text1"/>
+          <w:color w:val="auto"/>
           <w:sz w:val="24"/>
           <w:szCs w:val="24"/>
         </w:rPr>
@@ -2889,7 +3128,7 @@
         <w:rPr>
           <w:rFonts w:ascii="Times New Roman" w:hAnsi="Times New Roman" w:cs="Times New Roman"/>
           <w:i w:val="0"/>
-          <w:color w:val="000000" w:themeColor="text1"/>
+          <w:color w:val="auto"/>
           <w:sz w:val="24"/>
           <w:szCs w:val="24"/>
         </w:rPr>
@@ -2899,7 +3138,7 @@
         <w:rPr>
           <w:rFonts w:ascii="Times New Roman" w:hAnsi="Times New Roman" w:cs="Times New Roman"/>
           <w:i w:val="0"/>
-          <w:color w:val="000000" w:themeColor="text1"/>
+          <w:color w:val="auto"/>
           <w:sz w:val="24"/>
           <w:szCs w:val="24"/>
         </w:rPr>
@@ -2909,7 +3148,7 @@
         <w:rPr>
           <w:rFonts w:ascii="Times New Roman" w:hAnsi="Times New Roman" w:cs="Times New Roman"/>
           <w:i w:val="0"/>
-          <w:color w:val="000000" w:themeColor="text1"/>
+          <w:color w:val="auto"/>
           <w:sz w:val="24"/>
           <w:szCs w:val="24"/>
         </w:rPr>
@@ -2920,7 +3159,7 @@
           <w:rFonts w:ascii="Times New Roman" w:hAnsi="Times New Roman" w:cs="Times New Roman"/>
           <w:i w:val="0"/>
           <w:noProof/>
-          <w:color w:val="000000" w:themeColor="text1"/>
+          <w:color w:val="auto"/>
           <w:sz w:val="24"/>
           <w:szCs w:val="24"/>
         </w:rPr>
@@ -2930,7 +3169,7 @@
         <w:rPr>
           <w:rFonts w:ascii="Times New Roman" w:hAnsi="Times New Roman" w:cs="Times New Roman"/>
           <w:i w:val="0"/>
-          <w:color w:val="000000" w:themeColor="text1"/>
+          <w:color w:val="auto"/>
           <w:sz w:val="24"/>
           <w:szCs w:val="24"/>
         </w:rPr>
@@ -2940,7 +3179,7 @@
         <w:rPr>
           <w:rFonts w:ascii="Times New Roman" w:hAnsi="Times New Roman" w:cs="Times New Roman"/>
           <w:i w:val="0"/>
-          <w:color w:val="000000" w:themeColor="text1"/>
+          <w:color w:val="auto"/>
           <w:sz w:val="24"/>
           <w:szCs w:val="24"/>
         </w:rPr>
@@ -2949,17 +3188,96 @@
     </w:p>
     <w:p>
       <w:pPr>
+        <w:ind w:firstLine="709"/>
         <w:rPr>
           <w:rFonts w:ascii="Times New Roman" w:hAnsi="Times New Roman" w:cs="Times New Roman"/>
           <w:bCs/>
         </w:rPr>
       </w:pPr>
-      <w:r>
-        <w:rPr>
-          <w:rFonts w:ascii="Times New Roman" w:hAnsi="Times New Roman" w:cs="Times New Roman"/>
-          <w:bCs/>
-        </w:rPr>
-        <w:t xml:space="preserve">3.3 Описание таблиц  </w:t>
+    </w:p>
+    <w:p>
+      <w:pPr>
+        <w:pStyle w:val="af4"/>
+        <w:keepNext/>
+        <w:jc w:val="center"/>
+        <w:rPr>
+          <w:rFonts w:ascii="Times New Roman" w:hAnsi="Times New Roman" w:cs="Times New Roman"/>
+          <w:i w:val="0"/>
+          <w:color w:val="auto"/>
+          <w:sz w:val="24"/>
+          <w:szCs w:val="24"/>
+        </w:rPr>
+      </w:pPr>
+      <w:r>
+        <w:rPr>
+          <w:rFonts w:ascii="Times New Roman" w:hAnsi="Times New Roman" w:cs="Times New Roman"/>
+          <w:i w:val="0"/>
+          <w:color w:val="auto"/>
+          <w:sz w:val="24"/>
+          <w:szCs w:val="24"/>
+        </w:rPr>
+        <w:t xml:space="preserve">Таблица </w:t>
+      </w:r>
+      <w:r>
+        <w:rPr>
+          <w:rFonts w:ascii="Times New Roman" w:hAnsi="Times New Roman" w:cs="Times New Roman"/>
+          <w:i w:val="0"/>
+          <w:color w:val="auto"/>
+          <w:sz w:val="24"/>
+          <w:szCs w:val="24"/>
+        </w:rPr>
+        <w:fldChar w:fldCharType="begin"/>
+      </w:r>
+      <w:r>
+        <w:rPr>
+          <w:rFonts w:ascii="Times New Roman" w:hAnsi="Times New Roman" w:cs="Times New Roman"/>
+          <w:i w:val="0"/>
+          <w:color w:val="auto"/>
+          <w:sz w:val="24"/>
+          <w:szCs w:val="24"/>
+        </w:rPr>
+        <w:instrText xml:space="preserve"> SEQ Таблица \* ARABIC </w:instrText>
+      </w:r>
+      <w:r>
+        <w:rPr>
+          <w:rFonts w:ascii="Times New Roman" w:hAnsi="Times New Roman" w:cs="Times New Roman"/>
+          <w:i w:val="0"/>
+          <w:color w:val="auto"/>
+          <w:sz w:val="24"/>
+          <w:szCs w:val="24"/>
+        </w:rPr>
+        <w:fldChar w:fldCharType="separate"/>
+      </w:r>
+      <w:r>
+        <w:rPr>
+          <w:rFonts w:ascii="Times New Roman" w:hAnsi="Times New Roman" w:cs="Times New Roman"/>
+          <w:i w:val="0"/>
+          <w:noProof/>
+          <w:color w:val="auto"/>
+          <w:sz w:val="24"/>
+          <w:szCs w:val="24"/>
+        </w:rPr>
+        <w:t>2</w:t>
+      </w:r>
+      <w:r>
+        <w:rPr>
+          <w:rFonts w:ascii="Times New Roman" w:hAnsi="Times New Roman" w:cs="Times New Roman"/>
+          <w:i w:val="0"/>
+          <w:color w:val="auto"/>
+          <w:sz w:val="24"/>
+          <w:szCs w:val="24"/>
+        </w:rPr>
+        <w:fldChar w:fldCharType="end"/>
+      </w:r>
+      <w:r>
+        <w:rPr>
+          <w:rFonts w:ascii="Times New Roman" w:hAnsi="Times New Roman" w:cs="Times New Roman"/>
+          <w:i w:val="0"/>
+          <w:color w:val="auto"/>
+          <w:sz w:val="24"/>
+          <w:szCs w:val="24"/>
+        </w:rPr>
+        <w:t xml:space="preserve"> Описание таблиц</w:t>
       </w:r>
     </w:p>
     <w:tbl>
@@ -2974,8 +3292,8 @@
         <w:tblLook w:val="04A0" w:firstRow="1" w:lastRow="0" w:firstColumn="1" w:lastColumn="0" w:noHBand="0" w:noVBand="1"/>
       </w:tblPr>
       <w:tblGrid>
-        <w:gridCol w:w="1332"/>
-        <w:gridCol w:w="9948"/>
+        <w:gridCol w:w="1898"/>
+        <w:gridCol w:w="9382"/>
       </w:tblGrid>
       <w:tr>
         <w:trPr>
@@ -2998,6 +3316,7 @@
           </w:tcPr>
           <w:p>
             <w:pPr>
+              <w:ind w:firstLine="709"/>
               <w:rPr>
                 <w:rFonts w:ascii="Times New Roman" w:hAnsi="Times New Roman" w:cs="Times New Roman"/>
               </w:rPr>
@@ -3006,7 +3325,6 @@
               <w:rPr>
                 <w:rFonts w:ascii="Times New Roman" w:hAnsi="Times New Roman" w:cs="Times New Roman"/>
               </w:rPr>
-              <w:lastRenderedPageBreak/>
               <w:t>Таблица</w:t>
             </w:r>
           </w:p>
@@ -3028,6 +3346,7 @@
           </w:tcPr>
           <w:p>
             <w:pPr>
+              <w:ind w:firstLine="709"/>
               <w:rPr>
                 <w:rFonts w:ascii="Times New Roman" w:hAnsi="Times New Roman" w:cs="Times New Roman"/>
               </w:rPr>
@@ -3056,16 +3375,19 @@
           </w:tcPr>
           <w:p>
             <w:pPr>
+              <w:ind w:firstLine="709"/>
               <w:rPr>
                 <w:rFonts w:ascii="Times New Roman" w:hAnsi="Times New Roman" w:cs="Times New Roman"/>
               </w:rPr>
             </w:pPr>
+            <w:proofErr w:type="spellStart"/>
             <w:r>
               <w:rPr>
                 <w:rFonts w:ascii="Times New Roman" w:hAnsi="Times New Roman" w:cs="Times New Roman"/>
               </w:rPr>
               <w:t>names</w:t>
             </w:r>
+            <w:proofErr w:type="spellEnd"/>
           </w:p>
         </w:tc>
         <w:tc>
@@ -3082,6 +3404,7 @@
           </w:tcPr>
           <w:p>
             <w:pPr>
+              <w:ind w:firstLine="709"/>
               <w:rPr>
                 <w:rFonts w:ascii="Times New Roman" w:hAnsi="Times New Roman" w:cs="Times New Roman"/>
               </w:rPr>
@@ -3110,16 +3433,19 @@
           </w:tcPr>
           <w:p>
             <w:pPr>
+              <w:ind w:firstLine="709"/>
               <w:rPr>
                 <w:rFonts w:ascii="Times New Roman" w:hAnsi="Times New Roman" w:cs="Times New Roman"/>
               </w:rPr>
             </w:pPr>
+            <w:proofErr w:type="spellStart"/>
             <w:r>
               <w:rPr>
                 <w:rFonts w:ascii="Times New Roman" w:hAnsi="Times New Roman" w:cs="Times New Roman"/>
               </w:rPr>
               <w:t>dangers</w:t>
             </w:r>
+            <w:proofErr w:type="spellEnd"/>
           </w:p>
         </w:tc>
         <w:tc>
@@ -3136,6 +3462,7 @@
           </w:tcPr>
           <w:p>
             <w:pPr>
+              <w:ind w:firstLine="709"/>
               <w:rPr>
                 <w:rFonts w:ascii="Times New Roman" w:hAnsi="Times New Roman" w:cs="Times New Roman"/>
               </w:rPr>
@@ -3167,16 +3494,19 @@
           </w:tcPr>
           <w:p>
             <w:pPr>
+              <w:ind w:firstLine="709"/>
               <w:rPr>
                 <w:rFonts w:ascii="Times New Roman" w:hAnsi="Times New Roman" w:cs="Times New Roman"/>
               </w:rPr>
             </w:pPr>
+            <w:proofErr w:type="spellStart"/>
             <w:r>
               <w:rPr>
                 <w:rFonts w:ascii="Times New Roman" w:hAnsi="Times New Roman" w:cs="Times New Roman"/>
               </w:rPr>
               <w:t>skills</w:t>
             </w:r>
+            <w:proofErr w:type="spellEnd"/>
           </w:p>
         </w:tc>
         <w:tc>
@@ -3193,6 +3523,7 @@
           </w:tcPr>
           <w:p>
             <w:pPr>
+              <w:ind w:firstLine="709"/>
               <w:rPr>
                 <w:rFonts w:ascii="Times New Roman" w:hAnsi="Times New Roman" w:cs="Times New Roman"/>
               </w:rPr>
@@ -3208,7 +3539,7 @@
       </w:tr>
       <w:tr>
         <w:trPr>
-          <w:trHeight w:val="626"/>
+          <w:trHeight w:val="972"/>
         </w:trPr>
         <w:tc>
           <w:tcPr>
@@ -3223,6 +3554,7 @@
           </w:tcPr>
           <w:p>
             <w:pPr>
+              <w:ind w:firstLine="709"/>
               <w:rPr>
                 <w:rFonts w:ascii="Times New Roman" w:hAnsi="Times New Roman" w:cs="Times New Roman"/>
                 <w:lang w:val="en-US"/>
@@ -3250,6 +3582,7 @@
           </w:tcPr>
           <w:p>
             <w:pPr>
+              <w:ind w:firstLine="709"/>
               <w:rPr>
                 <w:rFonts w:ascii="Times New Roman" w:hAnsi="Times New Roman" w:cs="Times New Roman"/>
               </w:rPr>
@@ -3266,6 +3599,7 @@
     </w:tbl>
     <w:p>
       <w:pPr>
+        <w:ind w:firstLine="709"/>
         <w:rPr>
           <w:rFonts w:ascii="Times New Roman" w:hAnsi="Times New Roman" w:cs="Times New Roman"/>
         </w:rPr>
@@ -3275,13 +3609,14 @@
           <w:rFonts w:ascii="Times New Roman" w:hAnsi="Times New Roman" w:cs="Times New Roman"/>
         </w:rPr>
         <w:pict w14:anchorId="0C49F235">
-          <v:rect id="_x0000_i1028" style="width:0;height:.75pt" o:hralign="center" o:hrstd="t" o:hr="t" fillcolor="#a0a0a0" stroked="f"/>
+          <v:rect id="_x0000_i1027" style="width:0;height:.75pt" o:hralign="center" o:hrstd="t" o:hr="t" fillcolor="#a0a0a0" stroked="f"/>
         </w:pict>
       </w:r>
     </w:p>
     <w:p>
       <w:pPr>
         <w:pStyle w:val="2"/>
+        <w:ind w:firstLine="709"/>
         <w:jc w:val="center"/>
         <w:rPr>
           <w:rFonts w:ascii="Times New Roman" w:hAnsi="Times New Roman" w:cs="Times New Roman"/>
@@ -3301,7 +3636,7 @@
         </w:rPr>
         <w:t xml:space="preserve">4. </w:t>
       </w:r>
-      <w:bookmarkStart w:id="4" w:name="_Toc229042664"/>
+      <w:bookmarkStart w:id="3" w:name="_Toc229042664"/>
       <w:r>
         <w:rPr>
           <w:rFonts w:ascii="Times New Roman" w:hAnsi="Times New Roman" w:cs="Times New Roman"/>
@@ -3322,9 +3657,102 @@
         </w:rPr>
         <w:t xml:space="preserve"> разработки</w:t>
       </w:r>
-      <w:bookmarkEnd w:id="4"/>
+      <w:bookmarkEnd w:id="3"/>
     </w:p>
-    <w:p/>
+    <w:p>
+      <w:pPr>
+        <w:ind w:firstLine="709"/>
+        <w:rPr>
+          <w:rFonts w:ascii="Times New Roman" w:hAnsi="Times New Roman" w:cs="Times New Roman"/>
+        </w:rPr>
+      </w:pPr>
+    </w:p>
+    <w:p>
+      <w:pPr>
+        <w:pStyle w:val="af4"/>
+        <w:keepNext/>
+        <w:jc w:val="center"/>
+        <w:rPr>
+          <w:rFonts w:ascii="Times New Roman" w:hAnsi="Times New Roman" w:cs="Times New Roman"/>
+          <w:i w:val="0"/>
+          <w:color w:val="auto"/>
+          <w:sz w:val="24"/>
+          <w:szCs w:val="24"/>
+        </w:rPr>
+      </w:pPr>
+      <w:r>
+        <w:rPr>
+          <w:rFonts w:ascii="Times New Roman" w:hAnsi="Times New Roman" w:cs="Times New Roman"/>
+          <w:i w:val="0"/>
+          <w:color w:val="auto"/>
+          <w:sz w:val="24"/>
+          <w:szCs w:val="24"/>
+        </w:rPr>
+        <w:lastRenderedPageBreak/>
+        <w:t xml:space="preserve">Таблица </w:t>
+      </w:r>
+      <w:r>
+        <w:rPr>
+          <w:rFonts w:ascii="Times New Roman" w:hAnsi="Times New Roman" w:cs="Times New Roman"/>
+          <w:i w:val="0"/>
+          <w:color w:val="auto"/>
+          <w:sz w:val="24"/>
+          <w:szCs w:val="24"/>
+        </w:rPr>
+        <w:fldChar w:fldCharType="begin"/>
+      </w:r>
+      <w:r>
+        <w:rPr>
+          <w:rFonts w:ascii="Times New Roman" w:hAnsi="Times New Roman" w:cs="Times New Roman"/>
+          <w:i w:val="0"/>
+          <w:color w:val="auto"/>
+          <w:sz w:val="24"/>
+          <w:szCs w:val="24"/>
+        </w:rPr>
+        <w:instrText xml:space="preserve"> SEQ Таблица \* ARABIC </w:instrText>
+      </w:r>
+      <w:r>
+        <w:rPr>
+          <w:rFonts w:ascii="Times New Roman" w:hAnsi="Times New Roman" w:cs="Times New Roman"/>
+          <w:i w:val="0"/>
+          <w:color w:val="auto"/>
+          <w:sz w:val="24"/>
+          <w:szCs w:val="24"/>
+        </w:rPr>
+        <w:fldChar w:fldCharType="separate"/>
+      </w:r>
+      <w:r>
+        <w:rPr>
+          <w:rFonts w:ascii="Times New Roman" w:hAnsi="Times New Roman" w:cs="Times New Roman"/>
+          <w:i w:val="0"/>
+          <w:noProof/>
+          <w:color w:val="auto"/>
+          <w:sz w:val="24"/>
+          <w:szCs w:val="24"/>
+        </w:rPr>
+        <w:t>3</w:t>
+      </w:r>
+      <w:r>
+        <w:rPr>
+          <w:rFonts w:ascii="Times New Roman" w:hAnsi="Times New Roman" w:cs="Times New Roman"/>
+          <w:i w:val="0"/>
+          <w:color w:val="auto"/>
+          <w:sz w:val="24"/>
+          <w:szCs w:val="24"/>
+        </w:rPr>
+        <w:fldChar w:fldCharType="end"/>
+      </w:r>
+      <w:r>
+        <w:rPr>
+          <w:rFonts w:ascii="Times New Roman" w:hAnsi="Times New Roman" w:cs="Times New Roman"/>
+          <w:i w:val="0"/>
+          <w:color w:val="auto"/>
+          <w:sz w:val="24"/>
+          <w:szCs w:val="24"/>
+        </w:rPr>
+        <w:t xml:space="preserve"> Инструменты</w:t>
+      </w:r>
+    </w:p>
     <w:tbl>
       <w:tblPr>
         <w:tblW w:w="10206" w:type="dxa"/>
@@ -3361,6 +3789,7 @@
           </w:tcPr>
           <w:p>
             <w:pPr>
+              <w:ind w:firstLine="709"/>
               <w:rPr>
                 <w:rFonts w:ascii="Times New Roman" w:hAnsi="Times New Roman" w:cs="Times New Roman"/>
               </w:rPr>
@@ -3390,6 +3819,7 @@
           </w:tcPr>
           <w:p>
             <w:pPr>
+              <w:ind w:firstLine="709"/>
               <w:rPr>
                 <w:rFonts w:ascii="Times New Roman" w:hAnsi="Times New Roman" w:cs="Times New Roman"/>
               </w:rPr>
@@ -3418,6 +3848,7 @@
           </w:tcPr>
           <w:p>
             <w:pPr>
+              <w:ind w:firstLine="709"/>
               <w:rPr>
                 <w:rFonts w:ascii="Times New Roman" w:hAnsi="Times New Roman" w:cs="Times New Roman"/>
               </w:rPr>
@@ -3444,6 +3875,7 @@
           </w:tcPr>
           <w:p>
             <w:pPr>
+              <w:ind w:firstLine="709"/>
               <w:rPr>
                 <w:rFonts w:ascii="Times New Roman" w:hAnsi="Times New Roman" w:cs="Times New Roman"/>
               </w:rPr>
@@ -3472,6 +3904,7 @@
           </w:tcPr>
           <w:p>
             <w:pPr>
+              <w:ind w:firstLine="709"/>
               <w:rPr>
                 <w:rFonts w:ascii="Times New Roman" w:hAnsi="Times New Roman" w:cs="Times New Roman"/>
               </w:rPr>
@@ -3498,6 +3931,7 @@
           </w:tcPr>
           <w:p>
             <w:pPr>
+              <w:ind w:firstLine="709"/>
               <w:rPr>
                 <w:rFonts w:ascii="Times New Roman" w:hAnsi="Times New Roman" w:cs="Times New Roman"/>
               </w:rPr>
@@ -3526,6 +3960,7 @@
           </w:tcPr>
           <w:p>
             <w:pPr>
+              <w:ind w:firstLine="709"/>
               <w:rPr>
                 <w:rFonts w:ascii="Times New Roman" w:hAnsi="Times New Roman" w:cs="Times New Roman"/>
               </w:rPr>
@@ -3552,6 +3987,7 @@
           </w:tcPr>
           <w:p>
             <w:pPr>
+              <w:ind w:firstLine="709"/>
               <w:rPr>
                 <w:rFonts w:ascii="Times New Roman" w:hAnsi="Times New Roman" w:cs="Times New Roman"/>
               </w:rPr>
@@ -3580,6 +4016,7 @@
           </w:tcPr>
           <w:p>
             <w:pPr>
+              <w:ind w:firstLine="709"/>
               <w:rPr>
                 <w:rFonts w:ascii="Times New Roman" w:hAnsi="Times New Roman" w:cs="Times New Roman"/>
               </w:rPr>
@@ -3606,6 +4043,7 @@
           </w:tcPr>
           <w:p>
             <w:pPr>
+              <w:ind w:firstLine="709"/>
               <w:rPr>
                 <w:rFonts w:ascii="Times New Roman" w:hAnsi="Times New Roman" w:cs="Times New Roman"/>
               </w:rPr>
@@ -3634,6 +4072,7 @@
           </w:tcPr>
           <w:p>
             <w:pPr>
+              <w:ind w:firstLine="709"/>
               <w:rPr>
                 <w:rFonts w:ascii="Times New Roman" w:hAnsi="Times New Roman" w:cs="Times New Roman"/>
               </w:rPr>
@@ -3660,6 +4099,7 @@
           </w:tcPr>
           <w:p>
             <w:pPr>
+              <w:ind w:firstLine="709"/>
               <w:rPr>
                 <w:rFonts w:ascii="Times New Roman" w:hAnsi="Times New Roman" w:cs="Times New Roman"/>
               </w:rPr>
@@ -3688,6 +4128,7 @@
           </w:tcPr>
           <w:p>
             <w:pPr>
+              <w:ind w:firstLine="709"/>
               <w:rPr>
                 <w:rFonts w:ascii="Times New Roman" w:hAnsi="Times New Roman" w:cs="Times New Roman"/>
               </w:rPr>
@@ -3714,6 +4155,7 @@
           </w:tcPr>
           <w:p>
             <w:pPr>
+              <w:ind w:firstLine="709"/>
               <w:rPr>
                 <w:rFonts w:ascii="Times New Roman" w:hAnsi="Times New Roman" w:cs="Times New Roman"/>
               </w:rPr>
@@ -3722,7 +4164,13 @@
               <w:rPr>
                 <w:rFonts w:ascii="Times New Roman" w:hAnsi="Times New Roman" w:cs="Times New Roman"/>
               </w:rPr>
-              <w:t>Владелец сайта, обычный пользователь (просмотр)</w:t>
+              <w:t>Владелец сайта,</w:t>
+            </w:r>
+            <w:r>
+              <w:rPr>
+                <w:rFonts w:ascii="Times New Roman" w:hAnsi="Times New Roman" w:cs="Times New Roman"/>
+              </w:rPr>
+              <w:t xml:space="preserve"> обычный пользователь </w:t>
             </w:r>
           </w:p>
         </w:tc>
@@ -3742,6 +4190,7 @@
           </w:tcPr>
           <w:p>
             <w:pPr>
+              <w:ind w:firstLine="709"/>
               <w:rPr>
                 <w:rFonts w:ascii="Times New Roman" w:hAnsi="Times New Roman" w:cs="Times New Roman"/>
               </w:rPr>
@@ -3768,6 +4217,7 @@
           </w:tcPr>
           <w:p>
             <w:pPr>
+              <w:ind w:firstLine="709"/>
               <w:rPr>
                 <w:rFonts w:ascii="Times New Roman" w:hAnsi="Times New Roman" w:cs="Times New Roman"/>
               </w:rPr>
@@ -3777,6 +4227,60 @@
                 <w:rFonts w:ascii="Times New Roman" w:hAnsi="Times New Roman" w:cs="Times New Roman"/>
               </w:rPr>
               <w:t>Форма с обязательным заполнением всех полей</w:t>
+            </w:r>
+          </w:p>
+        </w:tc>
+      </w:tr>
+      <w:tr>
+        <w:tc>
+          <w:tcPr>
+            <w:tcW w:w="0" w:type="auto"/>
+            <w:tcMar>
+              <w:top w:w="150" w:type="dxa"/>
+              <w:left w:w="0" w:type="dxa"/>
+              <w:bottom w:w="150" w:type="dxa"/>
+              <w:right w:w="240" w:type="dxa"/>
+            </w:tcMar>
+            <w:vAlign w:val="center"/>
+          </w:tcPr>
+          <w:p>
+            <w:pPr>
+              <w:ind w:firstLine="709"/>
+              <w:rPr>
+                <w:rFonts w:ascii="Times New Roman" w:hAnsi="Times New Roman" w:cs="Times New Roman"/>
+              </w:rPr>
+            </w:pPr>
+            <w:r>
+              <w:rPr>
+                <w:rFonts w:ascii="Times New Roman" w:hAnsi="Times New Roman" w:cs="Times New Roman"/>
+              </w:rPr>
+              <w:t>Режим редактирования</w:t>
+            </w:r>
+          </w:p>
+        </w:tc>
+        <w:tc>
+          <w:tcPr>
+            <w:tcW w:w="6628" w:type="dxa"/>
+            <w:tcMar>
+              <w:top w:w="150" w:type="dxa"/>
+              <w:left w:w="240" w:type="dxa"/>
+              <w:bottom w:w="150" w:type="dxa"/>
+              <w:right w:w="0" w:type="dxa"/>
+            </w:tcMar>
+            <w:vAlign w:val="center"/>
+          </w:tcPr>
+          <w:p>
+            <w:pPr>
+              <w:ind w:firstLine="709"/>
+              <w:rPr>
+                <w:rFonts w:ascii="Times New Roman" w:hAnsi="Times New Roman" w:cs="Times New Roman"/>
+              </w:rPr>
+            </w:pPr>
+            <w:r>
+              <w:rPr>
+                <w:rFonts w:ascii="Times New Roman" w:hAnsi="Times New Roman" w:cs="Times New Roman"/>
+              </w:rPr>
+              <w:t>Форма с частичным исправлением</w:t>
             </w:r>
           </w:p>
         </w:tc>
@@ -3784,6 +4288,7 @@
     </w:tbl>
     <w:p>
       <w:pPr>
+        <w:ind w:firstLine="709"/>
         <w:rPr>
           <w:rFonts w:ascii="Times New Roman" w:hAnsi="Times New Roman" w:cs="Times New Roman"/>
         </w:rPr>
@@ -3793,27 +4298,13 @@
           <w:rFonts w:ascii="Times New Roman" w:hAnsi="Times New Roman" w:cs="Times New Roman"/>
         </w:rPr>
         <w:pict w14:anchorId="0BDDA3DD">
-          <v:rect id="_x0000_i1029" style="width:0;height:.75pt" o:hralign="center" o:hrstd="t" o:hr="t" fillcolor="#a0a0a0" stroked="f"/>
+          <v:rect id="_x0000_i1028" style="width:0;height:.75pt" o:hralign="center" o:hrstd="t" o:hr="t" fillcolor="#a0a0a0" stroked="f"/>
         </w:pict>
       </w:r>
     </w:p>
     <w:p>
       <w:pPr>
-        <w:rPr>
-          <w:rFonts w:ascii="Times New Roman" w:hAnsi="Times New Roman" w:cs="Times New Roman"/>
-          <w:bCs/>
-        </w:rPr>
-      </w:pPr>
-      <w:r>
-        <w:rPr>
-          <w:rFonts w:ascii="Times New Roman" w:hAnsi="Times New Roman" w:cs="Times New Roman"/>
-          <w:bCs/>
-        </w:rPr>
-        <w:t>Система байт (обобщение — системная архитектура / хранение данных)</w:t>
-      </w:r>
-    </w:p>
-    <w:p>
-      <w:pPr>
+        <w:ind w:firstLine="709"/>
         <w:rPr>
           <w:rFonts w:ascii="Times New Roman" w:hAnsi="Times New Roman" w:cs="Times New Roman"/>
         </w:rPr>
@@ -3844,6 +4335,7 @@
           <w:ilvl w:val="0"/>
           <w:numId w:val="14"/>
         </w:numPr>
+        <w:ind w:firstLine="709"/>
         <w:rPr>
           <w:rFonts w:ascii="Times New Roman" w:hAnsi="Times New Roman" w:cs="Times New Roman"/>
         </w:rPr>
@@ -3861,6 +4353,7 @@
           <w:ilvl w:val="0"/>
           <w:numId w:val="14"/>
         </w:numPr>
+        <w:ind w:firstLine="709"/>
         <w:rPr>
           <w:rFonts w:ascii="Times New Roman" w:hAnsi="Times New Roman" w:cs="Times New Roman"/>
         </w:rPr>
@@ -3878,6 +4371,7 @@
           <w:ilvl w:val="0"/>
           <w:numId w:val="14"/>
         </w:numPr>
+        <w:ind w:firstLine="709"/>
         <w:rPr>
           <w:rFonts w:ascii="Times New Roman" w:hAnsi="Times New Roman" w:cs="Times New Roman"/>
         </w:rPr>
@@ -3895,20 +4389,27 @@
           <w:ilvl w:val="0"/>
           <w:numId w:val="14"/>
         </w:numPr>
-        <w:rPr>
-          <w:rFonts w:ascii="Times New Roman" w:hAnsi="Times New Roman" w:cs="Times New Roman"/>
-        </w:rPr>
-      </w:pPr>
-      <w:r>
-        <w:rPr>
-          <w:rFonts w:ascii="Times New Roman" w:hAnsi="Times New Roman" w:cs="Times New Roman"/>
-        </w:rPr>
-        <w:lastRenderedPageBreak/>
-        <w:t>Добавление нового розыскного → вставка записи в таблицу names.</w:t>
+        <w:ind w:firstLine="709"/>
+        <w:rPr>
+          <w:rFonts w:ascii="Times New Roman" w:hAnsi="Times New Roman" w:cs="Times New Roman"/>
+        </w:rPr>
+      </w:pPr>
+      <w:r>
+        <w:rPr>
+          <w:rFonts w:ascii="Times New Roman" w:hAnsi="Times New Roman" w:cs="Times New Roman"/>
+        </w:rPr>
+        <w:t>Добавление нового персонажа</w:t>
+      </w:r>
+      <w:r>
+        <w:rPr>
+          <w:rFonts w:ascii="Times New Roman" w:hAnsi="Times New Roman" w:cs="Times New Roman"/>
+        </w:rPr>
+        <w:t xml:space="preserve"> → вставка записи в таблицу names.</w:t>
       </w:r>
     </w:p>
     <w:p>
       <w:pPr>
+        <w:ind w:firstLine="709"/>
         <w:rPr>
           <w:rFonts w:ascii="Times New Roman" w:hAnsi="Times New Roman" w:cs="Times New Roman"/>
           <w:iCs/>
@@ -3933,18 +4434,20 @@
     <w:p>
       <w:pPr>
         <w:keepNext/>
-      </w:pPr>
-      <w:r>
-        <w:rPr>
-          <w:rFonts w:ascii="Times New Roman" w:hAnsi="Times New Roman" w:cs="Times New Roman"/>
-          <w:noProof/>
-          <w:lang w:eastAsia="ru-RU"/>
+        <w:ind w:firstLine="709"/>
+        <w:rPr>
+          <w:rFonts w:ascii="Times New Roman" w:hAnsi="Times New Roman" w:cs="Times New Roman"/>
+        </w:rPr>
+      </w:pPr>
+      <w:r>
+        <w:rPr>
+          <w:rFonts w:ascii="Times New Roman" w:hAnsi="Times New Roman" w:cs="Times New Roman"/>
         </w:rPr>
         <w:drawing>
-          <wp:inline distT="0" distB="0" distL="0" distR="0" wp14:anchorId="4A8E860A" wp14:editId="58B90F1D">
-            <wp:extent cx="2753109" cy="1543265"/>
-            <wp:effectExtent l="0" t="0" r="9525" b="0"/>
-            <wp:docPr id="2" name="Рисунок 2"/>
+          <wp:inline distT="0" distB="0" distL="0" distR="0" wp14:anchorId="0A11C869" wp14:editId="6742228F">
+            <wp:extent cx="2705478" cy="1714739"/>
+            <wp:effectExtent l="0" t="0" r="0" b="0"/>
+            <wp:docPr id="3" name="Рисунок 3"/>
             <wp:cNvGraphicFramePr>
               <a:graphicFrameLocks xmlns:a="http://schemas.openxmlformats.org/drawingml/2006/main" noChangeAspect="1"/>
             </wp:cNvGraphicFramePr>
@@ -3956,7 +4459,7 @@
                     <pic:cNvPicPr/>
                   </pic:nvPicPr>
                   <pic:blipFill>
-                    <a:blip r:embed="rId12"/>
+                    <a:blip r:embed="rId11"/>
                     <a:stretch>
                       <a:fillRect/>
                     </a:stretch>
@@ -3964,7 +4467,7 @@
                   <pic:spPr>
                     <a:xfrm>
                       <a:off x="0" y="0"/>
-                      <a:ext cx="2753109" cy="1543265"/>
+                      <a:ext cx="2705478" cy="1714739"/>
                     </a:xfrm>
                     <a:prstGeom prst="rect">
                       <a:avLst/>
@@ -3980,6 +4483,7 @@
     <w:p>
       <w:pPr>
         <w:pStyle w:val="af4"/>
+        <w:ind w:firstLine="709"/>
         <w:rPr>
           <w:rFonts w:ascii="Times New Roman" w:hAnsi="Times New Roman" w:cs="Times New Roman"/>
           <w:i w:val="0"/>
@@ -4059,19 +4563,23 @@
         </w:rPr>
         <w:t xml:space="preserve"> Структура проекта</w:t>
       </w:r>
+      <w:bookmarkStart w:id="4" w:name="_GoBack"/>
+      <w:bookmarkEnd w:id="4"/>
     </w:p>
     <w:p>
       <w:pPr>
-        <w:rPr>
-          <w:rFonts w:ascii="Times New Roman" w:hAnsi="Times New Roman" w:cs="Times New Roman"/>
-        </w:rPr>
-      </w:pPr>
-      <w:r>
-        <w:rPr>
-          <w:rFonts w:ascii="Times New Roman" w:hAnsi="Times New Roman" w:cs="Times New Roman"/>
-        </w:rPr>
+        <w:ind w:firstLine="709"/>
+        <w:rPr>
+          <w:rFonts w:ascii="Times New Roman" w:hAnsi="Times New Roman" w:cs="Times New Roman"/>
+        </w:rPr>
+      </w:pPr>
+      <w:r>
+        <w:rPr>
+          <w:rFonts w:ascii="Times New Roman" w:hAnsi="Times New Roman" w:cs="Times New Roman"/>
+        </w:rPr>
+        <w:lastRenderedPageBreak/>
         <w:pict w14:anchorId="50E40923">
-          <v:rect id="_x0000_i1030" style="width:0;height:.75pt" o:hralign="center" o:hrstd="t" o:hr="t" fillcolor="#a0a0a0" stroked="f"/>
+          <v:rect id="_x0000_i1029" style="width:0;height:.75pt" o:hralign="center" o:hrstd="t" o:hr="t" fillcolor="#a0a0a0" stroked="f"/>
         </w:pict>
       </w:r>
     </w:p>
@@ -4082,6 +4590,7 @@
           <w:ilvl w:val="0"/>
           <w:numId w:val="10"/>
         </w:numPr>
+        <w:ind w:firstLine="709"/>
         <w:jc w:val="center"/>
         <w:rPr>
           <w:rFonts w:ascii="Times New Roman" w:hAnsi="Times New Roman" w:cs="Times New Roman"/>
@@ -4104,9 +4613,17 @@
       </w:r>
       <w:bookmarkEnd w:id="5"/>
     </w:p>
-    <w:p/>
     <w:p>
       <w:pPr>
+        <w:ind w:firstLine="709"/>
+        <w:rPr>
+          <w:rFonts w:ascii="Times New Roman" w:hAnsi="Times New Roman" w:cs="Times New Roman"/>
+        </w:rPr>
+      </w:pPr>
+    </w:p>
+    <w:p>
+      <w:pPr>
+        <w:ind w:firstLine="709"/>
         <w:rPr>
           <w:rFonts w:ascii="Times New Roman" w:hAnsi="Times New Roman" w:cs="Times New Roman"/>
         </w:rPr>
@@ -4124,6 +4641,7 @@
           <w:ilvl w:val="0"/>
           <w:numId w:val="15"/>
         </w:numPr>
+        <w:ind w:firstLine="709"/>
         <w:rPr>
           <w:rFonts w:ascii="Times New Roman" w:hAnsi="Times New Roman" w:cs="Times New Roman"/>
         </w:rPr>
@@ -4141,6 +4659,7 @@
           <w:ilvl w:val="0"/>
           <w:numId w:val="15"/>
         </w:numPr>
+        <w:ind w:firstLine="709"/>
         <w:rPr>
           <w:rFonts w:ascii="Times New Roman" w:hAnsi="Times New Roman" w:cs="Times New Roman"/>
         </w:rPr>
@@ -4171,19 +4690,51 @@
           <w:ilvl w:val="0"/>
           <w:numId w:val="15"/>
         </w:numPr>
-        <w:rPr>
-          <w:rFonts w:ascii="Times New Roman" w:hAnsi="Times New Roman" w:cs="Times New Roman"/>
-        </w:rPr>
-      </w:pPr>
-      <w:r>
-        <w:rPr>
-          <w:rFonts w:ascii="Times New Roman" w:hAnsi="Times New Roman" w:cs="Times New Roman"/>
-        </w:rPr>
-        <w:t>Самым трудным оказалось добавление персонажей — пришлось немало повозиться.</w:t>
+        <w:ind w:firstLine="709"/>
+        <w:rPr>
+          <w:rFonts w:ascii="Times New Roman" w:hAnsi="Times New Roman" w:cs="Times New Roman"/>
+        </w:rPr>
+      </w:pPr>
+      <w:r>
+        <w:rPr>
+          <w:rFonts w:ascii="Times New Roman" w:hAnsi="Times New Roman" w:cs="Times New Roman"/>
+        </w:rPr>
+        <w:t>Самым трудным оказалось добавление персонажей — пришлось немало повозиться</w:t>
+      </w:r>
+      <w:r>
+        <w:rPr>
+          <w:rFonts w:ascii="Times New Roman" w:hAnsi="Times New Roman" w:cs="Times New Roman"/>
+        </w:rPr>
+        <w:pict w14:anchorId="79BD9886">
+          <v:rect id="_x0000_i1030" style="width:0;height:.75pt" o:hralign="center" o:hrstd="t" o:hr="t" fillcolor="#a0a0a0" stroked="f"/>
+        </w:pict>
+      </w:r>
+      <w:r>
+        <w:rPr>
+          <w:rFonts w:ascii="Times New Roman" w:hAnsi="Times New Roman" w:cs="Times New Roman"/>
+        </w:rPr>
+        <w:t>.</w:t>
       </w:r>
     </w:p>
     <w:p>
       <w:pPr>
+        <w:ind w:left="1429"/>
+        <w:rPr>
+          <w:rFonts w:ascii="Times New Roman" w:hAnsi="Times New Roman" w:cs="Times New Roman"/>
+          <w:b/>
+        </w:rPr>
+      </w:pPr>
+      <w:r>
+        <w:rPr>
+          <w:rFonts w:ascii="Times New Roman" w:hAnsi="Times New Roman" w:cs="Times New Roman"/>
+          <w:b/>
+        </w:rPr>
+        <w:t>Идея дальнейшей разработки</w:t>
+      </w:r>
+    </w:p>
+    <w:p>
+      <w:pPr>
+        <w:ind w:firstLine="709"/>
         <w:rPr>
           <w:rFonts w:ascii="Times New Roman" w:hAnsi="Times New Roman" w:cs="Times New Roman"/>
         </w:rPr>
@@ -4208,6 +4759,7 @@
           <w:ilvl w:val="0"/>
           <w:numId w:val="16"/>
         </w:numPr>
+        <w:ind w:firstLine="709"/>
         <w:rPr>
           <w:rFonts w:ascii="Times New Roman" w:hAnsi="Times New Roman" w:cs="Times New Roman"/>
         </w:rPr>
@@ -4225,6 +4777,7 @@
           <w:ilvl w:val="0"/>
           <w:numId w:val="16"/>
         </w:numPr>
+        <w:ind w:firstLine="709"/>
         <w:rPr>
           <w:rFonts w:ascii="Times New Roman" w:hAnsi="Times New Roman" w:cs="Times New Roman"/>
         </w:rPr>
@@ -4234,14 +4787,25 @@
           <w:rFonts w:ascii="Times New Roman" w:hAnsi="Times New Roman" w:cs="Times New Roman"/>
         </w:rPr>
         <w:t>адаптировать функционал с дизайном.</w:t>
+      </w:r>
+      <w:r>
+        <w:rPr>
+          <w:rFonts w:ascii="Times New Roman" w:hAnsi="Times New Roman" w:cs="Times New Roman"/>
+        </w:rPr>
+        <w:t xml:space="preserve"> </w:t>
+      </w:r>
+      <w:r>
+        <w:rPr>
+          <w:rFonts w:ascii="Times New Roman" w:hAnsi="Times New Roman" w:cs="Times New Roman"/>
+        </w:rPr>
+        <w:pict w14:anchorId="57254180">
+          <v:rect id="_x0000_i1031" style="width:0;height:.75pt" o:hralign="center" o:hrstd="t" o:hr="t" fillcolor="#a0a0a0" stroked="f"/>
+        </w:pict>
       </w:r>
     </w:p>
     <w:p>
       <w:pPr>
-        <w:numPr>
-          <w:ilvl w:val="0"/>
-          <w:numId w:val="16"/>
-        </w:numPr>
+        <w:ind w:left="720"/>
         <w:rPr>
           <w:rFonts w:ascii="Times New Roman" w:hAnsi="Times New Roman" w:cs="Times New Roman"/>
         </w:rPr>
@@ -4252,20 +4816,47 @@
         </w:rPr>
         <w:t xml:space="preserve">Проект доступен на </w:t>
       </w:r>
-      <w:hyperlink r:id="rId13" w:history="1">
+      <w:hyperlink r:id="rId12" w:history="1">
         <w:r>
           <w:rPr>
             <w:rStyle w:val="af3"/>
             <w:rFonts w:ascii="Times New Roman" w:hAnsi="Times New Roman" w:cs="Times New Roman"/>
+            <w:color w:val="auto"/>
             <w:lang w:val="en-US"/>
           </w:rPr>
-          <w:t>GitHub</w:t>
+          <w:t>Git</w:t>
+        </w:r>
+        <w:r>
+          <w:rPr>
+            <w:rStyle w:val="af3"/>
+            <w:rFonts w:ascii="Times New Roman" w:hAnsi="Times New Roman" w:cs="Times New Roman"/>
+            <w:color w:val="auto"/>
+            <w:lang w:val="en-US"/>
+          </w:rPr>
+          <w:t>H</w:t>
+        </w:r>
+        <w:r>
+          <w:rPr>
+            <w:rStyle w:val="af3"/>
+            <w:rFonts w:ascii="Times New Roman" w:hAnsi="Times New Roman" w:cs="Times New Roman"/>
+            <w:color w:val="auto"/>
+            <w:lang w:val="en-US"/>
+          </w:rPr>
+          <w:t>ub</w:t>
         </w:r>
       </w:hyperlink>
     </w:p>
-    <w:p/>
+    <w:p>
+      <w:pPr>
+        <w:ind w:firstLine="709"/>
+        <w:rPr>
+          <w:rFonts w:ascii="Times New Roman" w:hAnsi="Times New Roman" w:cs="Times New Roman"/>
+        </w:rPr>
+      </w:pPr>
+    </w:p>
     <w:sectPr>
-      <w:footerReference w:type="default" r:id="rId14"/>
+      <w:footerReference w:type="default" r:id="rId13"/>
+      <w:footerReference w:type="first" r:id="rId14"/>
       <w:pgSz w:w="11906" w:h="16838"/>
       <w:pgMar w:top="1134" w:right="850" w:bottom="1134" w:left="1701" w:header="708" w:footer="708" w:gutter="0"/>
       <w:pgNumType w:start="0"/>
@@ -4312,6 +4903,26 @@
         <w:rFonts w:ascii="Times New Roman" w:hAnsi="Times New Roman" w:cs="Times New Roman"/>
       </w:rPr>
     </w:pPr>
+  </w:p>
+</w:ftr>
+</file>
+
+<file path=word/footer2.xml><?xml version="1.0" encoding="utf-8"?>
+<w:ftr xmlns:wpc="http://schemas.microsoft.com/office/word/2010/wordprocessingCanvas" xmlns:mc="http://schemas.openxmlformats.org/markup-compatibility/2006" xmlns:o="urn:schemas-microsoft-com:office:office" xmlns:r="http://schemas.openxmlformats.org/officeDocument/2006/relationships" xmlns:m="http://schemas.openxmlformats.org/officeDocument/2006/math" xmlns:v="urn:schemas-microsoft-com:vml" xmlns:wp14="http://schemas.microsoft.com/office/word/2010/wordprocessingDrawing" xmlns:wp="http://schemas.openxmlformats.org/drawingml/2006/wordprocessingDrawing" xmlns:w10="urn:schemas-microsoft-com:office:word" xmlns:w="http://schemas.openxmlformats.org/wordprocessingml/2006/main" xmlns:w14="http://schemas.microsoft.com/office/word/2010/wordml" xmlns:w15="http://schemas.microsoft.com/office/word/2012/wordml" xmlns:wpg="http://schemas.microsoft.com/office/word/2010/wordprocessingGroup" xmlns:wpi="http://schemas.microsoft.com/office/word/2010/wordprocessingInk" xmlns:wne="http://schemas.microsoft.com/office/word/2006/wordml" xmlns:wps="http://schemas.microsoft.com/office/word/2010/wordprocessingShape" mc:Ignorable="w14 w15 wp14">
+  <w:p>
+    <w:pPr>
+      <w:pStyle w:val="af0"/>
+      <w:jc w:val="center"/>
+      <w:rPr>
+        <w:rFonts w:ascii="Times New Roman" w:hAnsi="Times New Roman" w:cs="Times New Roman"/>
+      </w:rPr>
+    </w:pPr>
+    <w:r>
+      <w:rPr>
+        <w:rFonts w:ascii="Times New Roman" w:hAnsi="Times New Roman" w:cs="Times New Roman"/>
+      </w:rPr>
+      <w:t>Г. Астрахань 2026</w:t>
+    </w:r>
   </w:p>
 </w:ftr>
 </file>
@@ -8244,7 +8855,7 @@
 </file>
 
 <file path=customXml/itemProps2.xml><?xml version="1.0" encoding="utf-8"?>
-<ds:datastoreItem xmlns:ds="http://schemas.openxmlformats.org/officeDocument/2006/customXml" ds:itemID="{DEAE8518-3181-4469-8F38-5AC49ED44526}">
+<ds:datastoreItem xmlns:ds="http://schemas.openxmlformats.org/officeDocument/2006/customXml" ds:itemID="{B65AB287-D853-40EA-AEDD-7A97B0D23E9C}">
   <ds:schemaRefs>
     <ds:schemaRef ds:uri="http://schemas.openxmlformats.org/officeDocument/2006/bibliography"/>
   </ds:schemaRefs>

--- a/Проектная_Работа.docx
+++ b/Проектная_Работа.docx
@@ -1051,6 +1051,8 @@
             <w:br w:type="page"/>
           </w:r>
         </w:p>
+        <w:bookmarkStart w:id="0" w:name="_GoBack" w:displacedByCustomXml="next"/>
+        <w:bookmarkEnd w:id="0" w:displacedByCustomXml="next"/>
       </w:sdtContent>
     </w:sdt>
     <w:sdt>
@@ -1142,25 +1144,7 @@
                 <w:noProof/>
                 <w:color w:val="auto"/>
               </w:rPr>
-              <w:t>1. Обоснование баз</w:t>
-            </w:r>
-            <w:r>
-              <w:rPr>
-                <w:rStyle w:val="af3"/>
-                <w:rFonts w:ascii="Times New Roman" w:hAnsi="Times New Roman" w:cs="Times New Roman"/>
-                <w:noProof/>
-                <w:color w:val="auto"/>
-              </w:rPr>
-              <w:t>о</w:t>
-            </w:r>
-            <w:r>
-              <w:rPr>
-                <w:rStyle w:val="af3"/>
-                <w:rFonts w:ascii="Times New Roman" w:hAnsi="Times New Roman" w:cs="Times New Roman"/>
-                <w:noProof/>
-                <w:color w:val="auto"/>
-              </w:rPr>
-              <w:t>вого меню (что и для чего создавалось)</w:t>
+              <w:t>1. Обоснование базового меню (что и для чего создавалось)</w:t>
             </w:r>
             <w:r>
               <w:rPr>
@@ -1600,7 +1584,7 @@
         </w:rPr>
         <w:br w:type="page"/>
       </w:r>
-      <w:bookmarkStart w:id="0" w:name="_Toc229042661"/>
+      <w:bookmarkStart w:id="1" w:name="_Toc229042661"/>
       <w:r>
         <w:rPr>
           <w:rFonts w:ascii="Times New Roman" w:hAnsi="Times New Roman" w:cs="Times New Roman"/>
@@ -1612,7 +1596,7 @@
         <w:lastRenderedPageBreak/>
         <w:t>Обоснование базового меню (что и для чего создавалось)</w:t>
       </w:r>
-      <w:bookmarkEnd w:id="0"/>
+      <w:bookmarkEnd w:id="1"/>
     </w:p>
     <w:p>
       <w:pPr>
@@ -1844,7 +1828,7 @@
           <w:szCs w:val="24"/>
         </w:rPr>
       </w:pPr>
-      <w:bookmarkStart w:id="1" w:name="_Toc229042662"/>
+      <w:bookmarkStart w:id="2" w:name="_Toc229042662"/>
       <w:r>
         <w:rPr>
           <w:rFonts w:ascii="Times New Roman" w:hAnsi="Times New Roman" w:cs="Times New Roman"/>
@@ -1855,7 +1839,7 @@
         </w:rPr>
         <w:t>2. Описание функций, возможностей схемы запуска процессов</w:t>
       </w:r>
-      <w:bookmarkEnd w:id="1"/>
+      <w:bookmarkEnd w:id="2"/>
     </w:p>
     <w:p>
       <w:pPr>
@@ -2484,6 +2468,8 @@
       <w:r>
         <w:rPr>
           <w:rFonts w:ascii="Times New Roman" w:hAnsi="Times New Roman" w:cs="Times New Roman"/>
+          <w:noProof/>
+          <w:lang w:eastAsia="ru-RU"/>
         </w:rPr>
         <w:drawing>
           <wp:inline distT="0" distB="0" distL="0" distR="0" wp14:anchorId="6EFE1EA0" wp14:editId="0567002A">
@@ -2521,6 +2507,14 @@
           </wp:inline>
         </w:drawing>
       </w:r>
+      <w:r>
+        <w:rPr>
+          <w:rFonts w:ascii="Times New Roman" w:hAnsi="Times New Roman" w:cs="Times New Roman"/>
+          <w:noProof/>
+          <w:lang w:eastAsia="ru-RU"/>
+        </w:rPr>
+        <w:tab/>
+      </w:r>
     </w:p>
     <w:p>
       <w:pPr>
@@ -2636,7 +2630,7 @@
           <w:szCs w:val="24"/>
         </w:rPr>
       </w:pPr>
-      <w:bookmarkStart w:id="2" w:name="_Toc229042663"/>
+      <w:bookmarkStart w:id="3" w:name="_Toc229042663"/>
       <w:r>
         <w:rPr>
           <w:rFonts w:ascii="Times New Roman" w:hAnsi="Times New Roman" w:cs="Times New Roman"/>
@@ -2648,7 +2642,7 @@
         <w:lastRenderedPageBreak/>
         <w:t>3. Разработка БД</w:t>
       </w:r>
-      <w:bookmarkEnd w:id="2"/>
+      <w:bookmarkEnd w:id="3"/>
     </w:p>
     <w:p>
       <w:pPr>
@@ -3045,6 +3039,8 @@
       <w:r>
         <w:rPr>
           <w:rFonts w:ascii="Times New Roman" w:hAnsi="Times New Roman" w:cs="Times New Roman"/>
+          <w:noProof/>
+          <w:lang w:eastAsia="ru-RU"/>
         </w:rPr>
         <w:lastRenderedPageBreak/>
         <w:drawing>
@@ -3636,7 +3632,7 @@
         </w:rPr>
         <w:t xml:space="preserve">4. </w:t>
       </w:r>
-      <w:bookmarkStart w:id="3" w:name="_Toc229042664"/>
+      <w:bookmarkStart w:id="4" w:name="_Toc229042664"/>
       <w:r>
         <w:rPr>
           <w:rFonts w:ascii="Times New Roman" w:hAnsi="Times New Roman" w:cs="Times New Roman"/>
@@ -3657,7 +3653,7 @@
         </w:rPr>
         <w:t xml:space="preserve"> разработки</w:t>
       </w:r>
-      <w:bookmarkEnd w:id="3"/>
+      <w:bookmarkEnd w:id="4"/>
     </w:p>
     <w:p>
       <w:pPr>
@@ -4442,6 +4438,8 @@
       <w:r>
         <w:rPr>
           <w:rFonts w:ascii="Times New Roman" w:hAnsi="Times New Roman" w:cs="Times New Roman"/>
+          <w:noProof/>
+          <w:lang w:eastAsia="ru-RU"/>
         </w:rPr>
         <w:drawing>
           <wp:inline distT="0" distB="0" distL="0" distR="0" wp14:anchorId="0A11C869" wp14:editId="6742228F">
@@ -4563,8 +4561,6 @@
         </w:rPr>
         <w:t xml:space="preserve"> Структура проекта</w:t>
       </w:r>
-      <w:bookmarkStart w:id="4" w:name="_GoBack"/>
-      <w:bookmarkEnd w:id="4"/>
     </w:p>
     <w:p>
       <w:pPr>
@@ -4824,25 +4820,7 @@
             <w:color w:val="auto"/>
             <w:lang w:val="en-US"/>
           </w:rPr>
-          <w:t>Git</w:t>
-        </w:r>
-        <w:r>
-          <w:rPr>
-            <w:rStyle w:val="af3"/>
-            <w:rFonts w:ascii="Times New Roman" w:hAnsi="Times New Roman" w:cs="Times New Roman"/>
-            <w:color w:val="auto"/>
-            <w:lang w:val="en-US"/>
-          </w:rPr>
-          <w:t>H</w:t>
-        </w:r>
-        <w:r>
-          <w:rPr>
-            <w:rStyle w:val="af3"/>
-            <w:rFonts w:ascii="Times New Roman" w:hAnsi="Times New Roman" w:cs="Times New Roman"/>
-            <w:color w:val="auto"/>
-            <w:lang w:val="en-US"/>
-          </w:rPr>
-          <w:t>ub</w:t>
+          <w:t>GitHub</w:t>
         </w:r>
       </w:hyperlink>
     </w:p>
@@ -8855,7 +8833,7 @@
 </file>
 
 <file path=customXml/itemProps2.xml><?xml version="1.0" encoding="utf-8"?>
-<ds:datastoreItem xmlns:ds="http://schemas.openxmlformats.org/officeDocument/2006/customXml" ds:itemID="{B65AB287-D853-40EA-AEDD-7A97B0D23E9C}">
+<ds:datastoreItem xmlns:ds="http://schemas.openxmlformats.org/officeDocument/2006/customXml" ds:itemID="{B957496A-711D-46A6-9FC4-759BA57CA855}">
   <ds:schemaRefs>
     <ds:schemaRef ds:uri="http://schemas.openxmlformats.org/officeDocument/2006/bibliography"/>
   </ds:schemaRefs>
